--- a/docs/studienskripte/word-rohfassungen/woek-g-v23.docx
+++ b/docs/studienskripte/word-rohfassungen/woek-g-v23.docx
@@ -29,47 +29,7 @@
     </w:p>
     <w:p>
       <w:r>
-        <w:t>Track: Grundstudium Wirkungsökonomie</w:t>
-      </w:r>
-    </w:p>
-    <w:p>
-      <w:r>
-        <w:t>Kurscode: woek-g</w:t>
-      </w:r>
-    </w:p>
-    <w:p>
-      <w:r>
-        <w:t>Vorlesungscode: V23</w:t>
-      </w:r>
-    </w:p>
-    <w:p>
-      <w:r>
-        <w:t>Modul/Abschnitt: G2.4</w:t>
-      </w:r>
-    </w:p>
-    <w:p>
-      <w:r>
-        <w:t>Titel: Unsicherheit, Ambivalenz und transparente Bewertung</w:t>
-      </w:r>
-    </w:p>
-    <w:p>
-      <w:r>
-        <w:t>Status: Rohfassung V0 · Sprint-Produktionslauf · muss im nächsten Tiefensprint auf 40-50 Seiten erweitert werden</w:t>
-      </w:r>
-    </w:p>
-    <w:p>
-      <w:r>
-        <w:t>Quelle: woek-akademie-app/docs/lehrgaenge/woek-g-v23-unsicherheit-ambivalenz-transparente-bewertung.md</w:t>
-      </w:r>
-    </w:p>
-    <w:p>
-      <w:r>
-        <w:t>Ablage: Markdown-Master in content/studienskripte/woek-g-v23.md, Word-Rohfassung in docs/studienskripte/word-rohfassungen/woek-g-v23.docx</w:t>
-      </w:r>
-    </w:p>
-    <w:p>
-      <w:r>
-        <w:t>Wissensbasis: aktuelles Grundlagenwerk, Website-Korpus inklusive Journal, Akademie-Quelltexte, Glossar, interne Dossiers und externe Fachquellen</w:t>
+        <w:t>Track: Grundstudium Wirkungsökonomie Kurscode: woek-g Vorlesungscode: V23 Modul/Abschnitt: G2.4 Titel: Unsicherheit, Ambivalenz und transparente Bewertung Status: Rohfassung V0 · Sprint-Produktionslauf · muss im nächsten Tiefensprint auf 40-50 Seiten erweitert werden Quelle: woek-akademie-app/docs/lehrgaenge/woek-g-v23-unsicherheit-ambivalenz-transparente-bewertung.md Ablage: Markdown-Master in content/studienskripte/woek-g-v23.md, Word-Rohfassung in docs/studienskripte/word-rohfassungen/woek-g-v23.docx Wissensbasis: aktuelles Grundlagenwerk, Website-Korpus inklusive Journal, Akademie-Quelltexte, Glossar, interne Dossiers und externe Fachquellen</w:t>
       </w:r>
     </w:p>
     <w:p>
@@ -171,27 +131,7 @@
     </w:p>
     <w:p>
       <w:r>
-        <w:t>Track / Kurscode: woek-g</w:t>
-      </w:r>
-    </w:p>
-    <w:p>
-      <w:r>
-        <w:t>Vorlesungscode: V23</w:t>
-      </w:r>
-    </w:p>
-    <w:p>
-      <w:r>
-        <w:t>Empfohlene Dauer: ~45 Min · Videolänge: ~14 Min</w:t>
-      </w:r>
-    </w:p>
-    <w:p>
-      <w:r>
-        <w:t>Voraussetzung: V22 „Wirkungssprache und Quellenklarheit"</w:t>
-      </w:r>
-    </w:p>
-    <w:p>
-      <w:r>
-        <w:t>Führende Quellen (Repo): assets/pdf/die-neue-ordnung-des-wohlstands.pdf · source-assets/originals/WOeK_Begriffsleitfaden_fuehrend_v1.0.md · Glossar begriffe/</w:t>
+        <w:t>Track / Kurscode: woek-g Vorlesungscode: V23 Empfohlene Dauer: ~45 Min · Videolänge: ~14 Min Voraussetzung: V22 „Wirkungssprache und Quellenklarheit" Führende Quellen (Repo): assets/pdf/die-neue-ordnung-des-wohlstands.pdf · source-assets/originals/WOeK_Begriffsleitfaden_fuehrend_v1.0.md · Glossar begriffe/</w:t>
       </w:r>
     </w:p>
     <w:p>
@@ -1137,42 +1077,7 @@
     </w:p>
     <w:p>
       <w:r>
-        <w:t>```chart-spec</w:t>
-      </w:r>
-    </w:p>
-    <w:p>
-      <w:r>
-        <w:t>slug: woek-g-v23-wirkpfad</w:t>
-      </w:r>
-    </w:p>
-    <w:p>
-      <w:r>
-        <w:t>type: wirkpfad</w:t>
-      </w:r>
-    </w:p>
-    <w:p>
-      <w:r>
-        <w:t>reuse_first: true</w:t>
-      </w:r>
-    </w:p>
-    <w:p>
-      <w:r>
-        <w:t>preferred_asset: content/studienskripte/assets/woek-g-v23/woek-g-v23-wirkpfad.svg</w:t>
-      </w:r>
-    </w:p>
-    <w:p>
-      <w:r>
-        <w:t>message: Unsicherheit, Ambivalenz und transparente Bewertung wird als Wirkpfad von Auslöser über Mechanismus, Wirkungsempfänger und Zustandsveränderung bis zur Rückkopplung dargestellt.</w:t>
-      </w:r>
-    </w:p>
-    <w:p>
-      <w:r>
-        <w:t>source: WÖk-Grundlagenwerk, Website-Korpus, Akademie-Quelltexte, Glossar</w:t>
-      </w:r>
-    </w:p>
-    <w:p>
-      <w:r>
-        <w:t>```</w:t>
+        <w:t>``chart-spec slug: woek-g-v23-wirkpfad type: wirkpfad reuse_first: true preferred_asset: content/studienskripte/assets/woek-g-v23/woek-g-v23-wirkpfad.svg message: Unsicherheit, Ambivalenz und transparente Bewertung wird als Wirkpfad von Auslöser über Mechanismus, Wirkungsempfänger und Zustandsveränderung bis zur Rückkopplung dargestellt. source: WÖk-Grundlagenwerk, Website-Korpus, Akademie-Quelltexte, Glossar ``</w:t>
       </w:r>
     </w:p>
     <w:p>

--- a/docs/studienskripte/word-rohfassungen/woek-g-v23.docx
+++ b/docs/studienskripte/word-rohfassungen/woek-g-v23.docx
@@ -29,7 +29,7 @@
     </w:p>
     <w:p>
       <w:r>
-        <w:t>Track: Grundstudium Wirkungsökonomie Kurscode: woek-g Vorlesungscode: V23 Modul/Abschnitt: G2.4 Titel: Unsicherheit, Ambivalenz und transparente Bewertung Status: Rohfassung V0 · Sprint-Produktionslauf · muss im nächsten Tiefensprint auf 40-50 Seiten erweitert werden Quelle: woek-akademie-app/docs/lehrgaenge/woek-g-v23-unsicherheit-ambivalenz-transparente-bewertung.md Ablage: Markdown-Master in content/studienskripte/woek-g-v23.md, Word-Rohfassung in docs/studienskripte/word-rohfassungen/woek-g-v23.docx Wissensbasis: aktuelles Grundlagenwerk, Website-Korpus inklusive Journal, Akademie-Quelltexte, Glossar, interne Dossiers und externe Fachquellen</w:t>
+        <w:t>Track: Grundstudium Wirkungsökonomie Kurscode: woek-g Vorlesungscode: V23 Modul/Abschnitt: G2.4 Titel: Unsicherheit, Ambivalenz und transparente Bewertung Status: Tiefenskript-Sprint 2 · substanzielle Arbeitsfassung, Claude-CI/CD-Finalisierung offen Quelle: woek-akademie-app/docs/lehrgaenge/woek-g-v23-unsicherheit-ambivalenz-transparente-bewertung.md Ablage: Markdown-Master in content/studienskripte/woek-g-v23.md, Word-Rohfassung in docs/studienskripte/word-rohfassungen/woek-g-v23.docx Wissensbasis: aktuelles Grundlagenwerk, Website-Korpus inklusive Journal, Akademie-Quelltexte, Glossar, interne Dossiers und externe Fachquellen</w:t>
       </w:r>
     </w:p>
     <w:p>
@@ -1430,17 +1430,1186 @@
         <w:pStyle w:val="Heading2"/>
       </w:pPr>
       <w:r>
-        <w:t>7. Prüfungsrelevanz</w:t>
-      </w:r>
-    </w:p>
-    <w:p>
-      <w:r>
-        <w:t>Diese Vorlesung ist prüfungsrelevant, aber die eigentliche Antwortlogik gehört nicht in das öffentliche Studienskript. Zertifikatsfragen, CorrectAnswer, Scoring-Regeln und Fallrubrics werden separat in der geschützten App-Lane unter woek-akademie-app/content/pruefungen/ gepflegt.</w:t>
-      </w:r>
-    </w:p>
-    <w:p>
-      <w:r>
-        <w:t>Für den Fragenpool sind besonders geeignet:</w:t>
+        <w:t>7. Tiefenskript-Erweiterung Sprint 2</w:t>
+      </w:r>
+    </w:p>
+    <w:p>
+      <w:r>
+        <w:t>Status dieser Erweiterung: ausgebaute Arbeitsfassung für Claude-CI/CD, Word-Rohfassung und Reader-Spiegel. Sie ersetzt noch nicht die spätere Satz-, Quellen- und PDF-Finalisierung, bringt die Vorlesung aber aus der Kurzfassung in eine substanzielle Studienskriptfassung.</w:t>
+      </w:r>
+    </w:p>
+    <w:p>
+      <w:pPr>
+        <w:pStyle w:val="Heading3"/>
+      </w:pPr>
+      <w:r>
+        <w:t>7.1 Leitthese</w:t>
+      </w:r>
+    </w:p>
+    <w:p>
+      <w:r>
+        <w:t>Ambivalenz ist kein Defekt der Wirkungsbewertung. Sie ist der Normalfall komplexer Systeme und muss durch Profile, Datenqualitätsklassen, Nichtkompensation und Rückkopplung entscheidungsfähig werden.</w:t>
+      </w:r>
+    </w:p>
+    <w:p>
+      <w:r>
+        <w:t>Die Vorlesung bleibt dabei an die Grundregel gebunden: Wirkung ist neutral und relational. Erst die Bewertung im Referenzrahmen Mensch, Planet, Demokratie, SDGs, Agenda 2030 und SDG+ entscheidet, ob eine Veränderung positiv, negativ oder ambivalent einzuordnen ist. Wenn eine Zielgröße gemeint ist, sprechen wir von positiver Netto-Wirkung.</w:t>
+      </w:r>
+    </w:p>
+    <w:p>
+      <w:pPr>
+        <w:pStyle w:val="Heading3"/>
+      </w:pPr>
+      <w:r>
+        <w:t>7.2 Didaktische Einordnung im Studiengang</w:t>
+      </w:r>
+    </w:p>
+    <w:p>
+      <w:r>
+        <w:t>V23 liegt an der Schwelle zwischen begrifflicher Grundlegung und Bewertungsarchitektur. Die Studierenden sollen nicht nur Begriffe wiedergeben, sondern an Fällen erkennen, welche Aussage schon Wirkung behauptet, welche nur Wirkungspotenzial beschreibt und wo ein Wirkungsrisiko offenliegt. Der Tiefensinn dieser Vorlesung liegt deshalb nicht in zusätzlicher Komplexität, sondern in besserer Unterscheidungsfähigkeit.</w:t>
+      </w:r>
+    </w:p>
+    <w:p>
+      <w:r>
+        <w:t>Für die spätere Praxis ist entscheidend, dass jede Analyse vier Ebenen getrennt hält:</w:t>
+      </w:r>
+    </w:p>
+    <w:p>
+      <w:r>
+        <w:t>1. Beschreibung: Was geschieht tatsächlich oder soll geschehen?</w:t>
+      </w:r>
+    </w:p>
+    <w:p>
+      <w:r>
+        <w:t>2. Kausalannahme: Über welchen Mechanismus könnte daraus eine Zustandsveränderung entstehen?</w:t>
+      </w:r>
+    </w:p>
+    <w:p>
+      <w:r>
+        <w:t>3. Bewertung: Welche Richtung hat diese Veränderung im Referenzrahmen?</w:t>
+      </w:r>
+    </w:p>
+    <w:p>
+      <w:r>
+        <w:t>4. Rückkopplung: Welche Entscheidung, Regel, Ressource oder Kommunikation wird dadurch verändert?</w:t>
+      </w:r>
+    </w:p>
+    <w:p>
+      <w:r>
+        <w:t>Wo diese Ebenen vermischt werden, entstehen typische WÖk-Fehler: Aktivität wird als Wirkung ausgegeben, Reichweite ersetzt Zustandsveränderung, gute Absicht verdeckt Nebenwirkungen oder Reporting wird mit Lernen verwechselt.</w:t>
+      </w:r>
+    </w:p>
+    <w:p>
+      <w:pPr>
+        <w:pStyle w:val="Heading3"/>
+      </w:pPr>
+      <w:r>
+        <w:t>7.3 Analysemodell</w:t>
+      </w:r>
+    </w:p>
+    <w:tbl>
+      <w:tblPr>
+        <w:tblStyle w:val="TableGrid"/>
+        <w:tblW w:type="auto" w:w="0"/>
+        <w:jc w:val="left"/>
+        <w:tblLook w:firstColumn="1" w:firstRow="1" w:lastColumn="0" w:lastRow="0" w:noHBand="0" w:noVBand="1" w:val="04A0"/>
+      </w:tblPr>
+      <w:tblGrid>
+        <w:gridCol w:w="2340"/>
+        <w:gridCol w:w="2340"/>
+        <w:gridCol w:w="2340"/>
+        <w:gridCol w:w="2340"/>
+      </w:tblGrid>
+      <w:tr>
+        <w:tc>
+          <w:tcPr>
+            <w:tcW w:type="dxa" w:w="2340"/>
+            <w:vAlign w:val="center"/>
+          </w:tcPr>
+          <w:p>
+            <w:r>
+              <w:rPr>
+                <w:b/>
+              </w:rPr>
+              <w:t>Analyseobjekt</w:t>
+            </w:r>
+          </w:p>
+        </w:tc>
+        <w:tc>
+          <w:tcPr>
+            <w:tcW w:type="dxa" w:w="2340"/>
+            <w:vAlign w:val="center"/>
+          </w:tcPr>
+          <w:p>
+            <w:r>
+              <w:rPr>
+                <w:b/>
+              </w:rPr>
+              <w:t>Woran es wirkt</w:t>
+            </w:r>
+          </w:p>
+        </w:tc>
+        <w:tc>
+          <w:tcPr>
+            <w:tcW w:type="dxa" w:w="2340"/>
+            <w:vAlign w:val="center"/>
+          </w:tcPr>
+          <w:p>
+            <w:r>
+              <w:rPr>
+                <w:b/>
+              </w:rPr>
+              <w:t>Typischer Fehler</w:t>
+            </w:r>
+          </w:p>
+        </w:tc>
+        <w:tc>
+          <w:tcPr>
+            <w:tcW w:type="dxa" w:w="2340"/>
+            <w:vAlign w:val="center"/>
+          </w:tcPr>
+          <w:p>
+            <w:r>
+              <w:rPr>
+                <w:b/>
+              </w:rPr>
+              <w:t>Saubere WÖk-Lesart</w:t>
+            </w:r>
+          </w:p>
+        </w:tc>
+      </w:tr>
+      <w:tr>
+        <w:tc>
+          <w:tcPr>
+            <w:tcW w:type="dxa" w:w="2340"/>
+            <w:vAlign w:val="center"/>
+          </w:tcPr>
+          <w:p>
+            <w:r>
+              <w:t>Datenunsicherheit</w:t>
+            </w:r>
+          </w:p>
+        </w:tc>
+        <w:tc>
+          <w:tcPr>
+            <w:tcW w:type="dxa" w:w="2340"/>
+            <w:vAlign w:val="center"/>
+          </w:tcPr>
+          <w:p>
+            <w:r>
+              <w:t>Daten fehlen, sind alt, indirekt oder schwer vergleichbar</w:t>
+            </w:r>
+          </w:p>
+        </w:tc>
+        <w:tc>
+          <w:tcPr>
+            <w:tcW w:type="dxa" w:w="2340"/>
+            <w:vAlign w:val="center"/>
+          </w:tcPr>
+          <w:p>
+            <w:r>
+              <w:t>Score als exakte Wahrheit ausgeben</w:t>
+            </w:r>
+          </w:p>
+        </w:tc>
+        <w:tc>
+          <w:tcPr>
+            <w:tcW w:type="dxa" w:w="2340"/>
+            <w:vAlign w:val="center"/>
+          </w:tcPr>
+          <w:p>
+            <w:r>
+              <w:t>Datenqualitätsklasse und Annahmen ausweisen</w:t>
+            </w:r>
+          </w:p>
+        </w:tc>
+      </w:tr>
+      <w:tr>
+        <w:tc>
+          <w:tcPr>
+            <w:tcW w:type="dxa" w:w="2340"/>
+            <w:vAlign w:val="center"/>
+          </w:tcPr>
+          <w:p>
+            <w:r>
+              <w:t>Wirkungsambivalenz</w:t>
+            </w:r>
+          </w:p>
+        </w:tc>
+        <w:tc>
+          <w:tcPr>
+            <w:tcW w:type="dxa" w:w="2340"/>
+            <w:vAlign w:val="center"/>
+          </w:tcPr>
+          <w:p>
+            <w:r>
+              <w:t>positive und negative Zustandsveränderungen treten gleichzeitig auf</w:t>
+            </w:r>
+          </w:p>
+        </w:tc>
+        <w:tc>
+          <w:tcPr>
+            <w:tcW w:type="dxa" w:w="2340"/>
+            <w:vAlign w:val="center"/>
+          </w:tcPr>
+          <w:p>
+            <w:r>
+              <w:t>eine Seite rhetorisch unsichtbar machen</w:t>
+            </w:r>
+          </w:p>
+        </w:tc>
+        <w:tc>
+          <w:tcPr>
+            <w:tcW w:type="dxa" w:w="2340"/>
+            <w:vAlign w:val="center"/>
+          </w:tcPr>
+          <w:p>
+            <w:r>
+              <w:t>Profil statt Einzahlwert, Zielkonflikt offenlegen</w:t>
+            </w:r>
+          </w:p>
+        </w:tc>
+      </w:tr>
+      <w:tr>
+        <w:tc>
+          <w:tcPr>
+            <w:tcW w:type="dxa" w:w="2340"/>
+            <w:vAlign w:val="center"/>
+          </w:tcPr>
+          <w:p>
+            <w:r>
+              <w:t>Modellunsicherheit</w:t>
+            </w:r>
+          </w:p>
+        </w:tc>
+        <w:tc>
+          <w:tcPr>
+            <w:tcW w:type="dxa" w:w="2340"/>
+            <w:vAlign w:val="center"/>
+          </w:tcPr>
+          <w:p>
+            <w:r>
+              <w:t>Gewichtungen, Benchmarks und Kausalannahmen sind begründet, aber vorläufig</w:t>
+            </w:r>
+          </w:p>
+        </w:tc>
+        <w:tc>
+          <w:tcPr>
+            <w:tcW w:type="dxa" w:w="2340"/>
+            <w:vAlign w:val="center"/>
+          </w:tcPr>
+          <w:p>
+            <w:r>
+              <w:t>Modell als Naturgesetz behandeln</w:t>
+            </w:r>
+          </w:p>
+        </w:tc>
+        <w:tc>
+          <w:tcPr>
+            <w:tcW w:type="dxa" w:w="2340"/>
+            <w:vAlign w:val="center"/>
+          </w:tcPr>
+          <w:p>
+            <w:r>
+              <w:t>Version, Quelle und Korrekturweg nennen</w:t>
+            </w:r>
+          </w:p>
+        </w:tc>
+      </w:tr>
+      <w:tr>
+        <w:tc>
+          <w:tcPr>
+            <w:tcW w:type="dxa" w:w="2340"/>
+            <w:vAlign w:val="center"/>
+          </w:tcPr>
+          <w:p>
+            <w:r>
+              <w:t>Entscheidungsunsicherheit</w:t>
+            </w:r>
+          </w:p>
+        </w:tc>
+        <w:tc>
+          <w:tcPr>
+            <w:tcW w:type="dxa" w:w="2340"/>
+            <w:vAlign w:val="center"/>
+          </w:tcPr>
+          <w:p>
+            <w:r>
+              <w:t>Handeln ist nötig, obwohl Erkenntnis unvollständig bleibt</w:t>
+            </w:r>
+          </w:p>
+        </w:tc>
+        <w:tc>
+          <w:tcPr>
+            <w:tcW w:type="dxa" w:w="2340"/>
+            <w:vAlign w:val="center"/>
+          </w:tcPr>
+          <w:p>
+            <w:r>
+              <w:t>Unsicherheit als Stillstandsargument nutzen</w:t>
+            </w:r>
+          </w:p>
+        </w:tc>
+        <w:tc>
+          <w:tcPr>
+            <w:tcW w:type="dxa" w:w="2340"/>
+            <w:vAlign w:val="center"/>
+          </w:tcPr>
+          <w:p>
+            <w:r>
+              <w:t>Vorsorge, Pilot, Monitoring und Rückkopplung verbinden</w:t>
+            </w:r>
+          </w:p>
+        </w:tc>
+      </w:tr>
+    </w:tbl>
+    <w:p/>
+    <w:p>
+      <w:pPr>
+        <w:pStyle w:val="Heading3"/>
+      </w:pPr>
+      <w:r>
+        <w:t>7.4 Modellformel</w:t>
+      </w:r>
+    </w:p>
+    <w:p>
+      <w:r>
+        <w:t>Die folgende Formel ist ein didaktisches Denkmodell, kein amtlicher Bewertungsstandard:</w:t>
+      </w:r>
+    </w:p>
+    <w:p>
+      <w:r>
+        <w:t>Bewertbarkeit = Datenqualitaet + Profilklarheit + Risikotransparenz + Rueckkopplungsfaehigkeit</w:t>
+      </w:r>
+    </w:p>
+    <w:p>
+      <w:r>
+        <w:t>Unsicherheit wird nicht wegaddiert. Sie wird als Eigenschaft der Bewertung sichtbar gemacht und über Lernschleifen reduziert.</w:t>
+      </w:r>
+    </w:p>
+    <w:p>
+      <w:r>
+        <w:t>Die Formel soll gerade keine Scheingenauigkeit erzeugen. Sie zwingt dazu, die Faktoren offen zu legen, die eine Aussage tragen. In einem echten Bewertungsprozess müssten Datenquelle, Aktualität, Datenqualitätsklasse, Unsicherheitsgrad und Rückkopplungsregel ergänzt werden.</w:t>
+      </w:r>
+    </w:p>
+    <w:p>
+      <w:pPr>
+        <w:pStyle w:val="Heading3"/>
+      </w:pPr>
+      <w:r>
+        <w:t>7.5 Fallfenster</w:t>
+      </w:r>
+    </w:p>
+    <w:p>
+      <w:r>
+        <w:t>Fall 1. Energetische Sanierung kann Klima und Gesundheit verbessern, aber Verdrängung auslösen. Eine transparente Bewertung muss Emissionsminderung, Heizkosten, Mieten, Sozialschutz, Gebäudezustand, Förderlogik und Beteiligung getrennt ausweisen. Erst dann wird der Konflikt steuerbar.</w:t>
+      </w:r>
+    </w:p>
+    <w:p>
+      <w:r>
+        <w:t>Fall 2. Eine KI-Anwendung in der Verwaltung kann Wartezeiten senken, aber Fehler, Diskriminierung oder Intransparenz erzeugen. Die WÖk darf weder den Effizienzgewinn romantisieren noch die Technologie pauschal verwerfen; sie braucht Prüfpfad, Datenqualität, Beschwerdewege und Audit.</w:t>
+      </w:r>
+    </w:p>
+    <w:p>
+      <w:pPr>
+        <w:pStyle w:val="Heading3"/>
+      </w:pPr>
+      <w:r>
+        <w:t>7.6 Prüfungsnahe Fallfragen ohne geschützte Antwortlogik</w:t>
+      </w:r>
+    </w:p>
+    <w:p>
+      <w:r>
+        <w:t>Diese Fragen sind öffentlich und dienen dem Lernen. Die geschützte Antwortlogik, Scoring-Regeln und CorrectAnswer-Felder bleiben in der Prüfungs-Lane der App.</w:t>
+      </w:r>
+    </w:p>
+    <w:p>
+      <w:r>
+        <w:t>1. Beschreibe den Auslöser im Fall und trenne ihn von Absicht, Image oder Reichweite.</w:t>
+      </w:r>
+    </w:p>
+    <w:p>
+      <w:r>
+        <w:t>2. Formuliere einen plausiblen Wirkpfad mit Wirkungsempfängern, Zustandsveränderung und Rückkopplung.</w:t>
+      </w:r>
+    </w:p>
+    <w:p>
+      <w:r>
+        <w:t>3. Benenne mindestens ein Wirkungspotenzial und ein Wirkungsrisiko.</w:t>
+      </w:r>
+    </w:p>
+    <w:p>
+      <w:r>
+        <w:t>4. Zeige, welche Quelle oder Datenart nötig wäre, um von Potenzial zu belastbarer Wirkungsaussage zu kommen.</w:t>
+      </w:r>
+    </w:p>
+    <w:p>
+      <w:r>
+        <w:t>5. Prüfe, ob Nichtkompensation oder Reverse Merit Order einschlägig sein könnten.</w:t>
+      </w:r>
+    </w:p>
+    <w:p>
+      <w:r>
+        <w:t>6. Formuliere eine saubere Wirkungsaussage in einem Satz: Was wissen wir, was nehmen wir an, was bleibt offen?</w:t>
+      </w:r>
+    </w:p>
+    <w:p>
+      <w:pPr>
+        <w:pStyle w:val="Heading3"/>
+      </w:pPr>
+      <w:r>
+        <w:t>7.7 Auswertung aus der lebenden Website-Referenz</w:t>
+      </w:r>
+    </w:p>
+    <w:p>
+      <w:pPr>
+        <w:pStyle w:val="Heading3"/>
+      </w:pPr>
+      <w:r>
+        <w:t>Quellenanker: Kapitel 23 - Wirkungsrisiko und Wirkungsresilienz</w:t>
+      </w:r>
+    </w:p>
+    <w:p>
+      <w:r>
+        <w:t>Interne Quelle: referenz/kapitel-023-wirkungsrisiko-und-wirkungsresilienz/index.html</w:t>
+      </w:r>
+    </w:p>
+    <w:p>
+      <w:pPr>
+        <w:pStyle w:val="Heading3"/>
+      </w:pPr>
+      <w:r>
+        <w:t>23.1 Warum Wirkung immer auch Risiko bedeutet</w:t>
+      </w:r>
+    </w:p>
+    <w:p>
+      <w:r>
+        <w:t>Kapitel 22 hat gezeigt: Wirkung darf nicht bei Sichtbarkeit stehen bleiben. Sie muss in Entscheidungsstrukturen zurückkehren. Wenn Wirkung Preise, Steuern, Kapitalzugang, Versicherbarkeit, Beschaffung, Management, Einkommen, öffentliche Haushalte, Recht, Bildung oder Medienlogik verändert, wird sie lenkend [I-23-1].</w:t>
+      </w:r>
+    </w:p>
+    <w:p>
+      <w:r>
+        <w:t>Dieses Kapitel schließt Teil III ab und ergänzt die Systemlogik um eine zweite Perspektive. Wirkung ist nicht nur Nutzenlogik. Wirkung ist auch Risikologik. Wer Wirkung als Zustandsveränderung versteht, muss auch die Möglichkeit negativer Zustandsveränderung betrachten: Gesundheit kann geschwächt werden, Vertrauen kann sinken, Böden können erschöpfen, Lieferketten können brüchig werden, Kapital kann falsche Pfade finanzieren, Öffentlichkeit kann manipulierbarer werden, Demokratie kann ihre Korrekturfähigkeit verlieren [I-23-2].</w:t>
+      </w:r>
+    </w:p>
+    <w:p>
+      <w:r>
+        <w:t>Wirkungsrisiko bezeichnet die Möglichkeit einer negativen Zustandsveränderung für Mensch, Planet oder Demokratie. Es ist mehr als finanzielles Risiko. Finanzielle Schäden sind häufig nur die späte Übersetzung negativer Wirkung. Eine Lieferkette kann kurzfristig billig sein und später durch Wasserstress, Arbeitsrechtsverletzungen, Reputationsschäden oder politische Instabilität teuer werden. Ein Geschäftsmodell kann Gewinne erzeugen und zugleich ökologische, soziale oder demokratische Risiken aufbauen. Eine Infrastruktur kann im Alltag funktionieren und bei Hitze, Cyberangriff, Energieengpass oder Personalmangel brüchig werden [I-23-3].</w:t>
+      </w:r>
+    </w:p>
+    <w:p>
+      <w:r>
+        <w:t>Die Wirkungsökonomie verschiebt deshalb den Risikobegriff. Risiko beginnt nicht erst, wenn ein Verlust in der Bilanz steht. Risiko beginnt, wenn ein Zustand verletzlicher wird.</w:t>
+      </w:r>
+    </w:p>
+    <w:p>
+      <w:pPr>
+        <w:pStyle w:val="Heading3"/>
+      </w:pPr>
+      <w:r>
+        <w:t>23.2 Wirkungspotenzial, Wirkungsrisiko und eingetretener Schaden</w:t>
+      </w:r>
+    </w:p>
+    <w:p>
+      <w:r>
+        <w:t>Wirkungspotenzial beschreibt den Möglichkeitsraum vor der eingetretenen Wirkung. Wirkungsrisiko beschreibt jenen Teil dieses Möglichkeitsraums, der negative Zustandsveränderungen wahrscheinlicher macht [I-23-4]. Ein Gesetzesentwurf kann Wirkungspotenzial erzeugen, bevor er beschlossen ist. Eine politische Aussage kann Wirkungspotenzial erzeugen, bevor sie Verhalten verändert. Ein Produktdesign kann Wirkungsrisiko erzeugen, bevor Nutzung, Reparatur oder Entsorgung Schäden auslösen. Eine ungesicherte digitale Infrastruktur kann Wirkungsrisiko erzeugen, bevor ein Angriff gelingt.</w:t>
+      </w:r>
+    </w:p>
+    <w:p>
+      <w:r>
+        <w:t>Eingetretener Schaden liegt erst vor, wenn sich ein Zustand tatsächlich negativ verändert hat. Die Wirkungsökonomie darf diese drei Ebenen nicht vermischen. Potenzial ist nicht Wirkung. Risiko ist nicht Schaden. Schaden ist nicht bloß Verdacht. Diese Trennung schützt Freiheit, Datenqualität und Fairness.</w:t>
+      </w:r>
+    </w:p>
+    <w:p>
+      <w:r>
+        <w:t>Gleichzeitig darf die Trennung nicht zur Verharmlosung führen. Eine marode Brücke ist nicht erst relevant, wenn sie bricht. Eine unsanierte Wohnung ist nicht erst relevant, wenn Menschen krank werden. Eine Lieferkette mit ungeprüften Arbeitsbedingungen ist nicht erst relevant, wenn ein Skandal öffentlich wird. Eine Plattformlogik, die Manipulation verstärkt, ist nicht erst relevant, wenn demokratische Institutionen beschädigt sind [I-23-5].</w:t>
+      </w:r>
+    </w:p>
+    <w:p>
+      <w:r>
+        <w:t>Wirkungsrisiko ist daher Frühwarnung. Es verlangt Prüfung, Beobachtung, Priorisierung und gegebenenfalls Lenkung. Es begründet nicht automatisch Schuld. Es begründet Verantwortlichkeit im Umgang mit möglichen Folgen.</w:t>
+      </w:r>
+    </w:p>
+    <w:p>
+      <w:pPr>
+        <w:pStyle w:val="Heading3"/>
+      </w:pPr>
+      <w:r>
+        <w:t>23.3 Risiko nach erster, zweiter und dritter Wirkungsordnung</w:t>
+      </w:r>
+    </w:p>
+    <w:p>
+      <w:r>
+        <w:t>Kapitel 18 hat Wirkungen erster, zweiter und dritter Ordnung unterschieden [Kap. 18]. Diese Unterscheidung gilt auch für Risiken.</w:t>
+      </w:r>
+    </w:p>
+    <w:p>
+      <w:r>
+        <w:t>Wirkungsrisiko erster Ordnung betrifft eine direkte negative Zustandsveränderung. Ein Produkt kann gesundheitsgefährdende Stoffe enthalten. Eine Straße kann Unfallrisiken erhöhen. Eine Wohnung kann Schimmelbelastung erzeugen. Ein fossiler Energieträger kann direkte Emissionen verursachen. Diese Risiken liegen nah an der Handlung, am Produkt oder am Zustand.</w:t>
+      </w:r>
+    </w:p>
+    <w:p>
+      <w:r>
+        <w:t>Wirkungsrisiko zweiter Ordnung betrifft indirekte Folgen. Eine schlechte Wohnung kann nicht nur krank machen, sondern Bildungswege, Arbeitsfähigkeit, Familienleben und soziale Stabilität beeinflussen. Ein billiges Fast-Fashion-Produkt kann nicht nur Ressourcen verbrauchen, sondern Arbeitsbedingungen, Abfallströme, Chemikalienbelastung, Preisdruck und Konsumroutinen verändern [I-23-6]. Eine politische Aussage kann nicht nur Aufmerksamkeit erzeugen, sondern Vertrauen, Gruppenzugehörigkeit, Angst oder Handlungsbereitschaft verschieben [I-23-7].</w:t>
+      </w:r>
+    </w:p>
+    <w:p>
+      <w:r>
+        <w:t>Wirkungsrisiko dritter Ordnung betrifft die Struktur, in der spätere Entscheidungen entstehen. Wenn schlechte Wirkung dauerhaft billiger bleibt, verändert das den Wettbewerb. Wenn Kapital externe Risiken ignoriert, finanziert es fragile Pfade. Wenn öffentliche Kommunikation Wahrheit durch Reichweite ersetzt, verändert sich die demokratische Entscheidungsstruktur. Wenn Versicherbarkeit sinkt, zeigt sich ein Systemrisiko, das nicht mehr nur einzelne Schäden betrifft [I-23-8].</w:t>
+      </w:r>
+    </w:p>
+    <w:p>
+      <w:r>
+        <w:t>Diese Ordnung schützt vor zu enger Risikolesart. Eine Gefahr ist nicht nur das, was direkt eintritt. Eine Gefahr kann auch in Folgeketten und Entscheidungsstrukturen liegen.</w:t>
+      </w:r>
+    </w:p>
+    <w:p>
+      <w:pPr>
+        <w:pStyle w:val="Heading3"/>
+      </w:pPr>
+      <w:r>
+        <w:t>23.4 Wirkungsdaten als Frühwarninformationen</w:t>
+      </w:r>
+    </w:p>
+    <w:p>
+      <w:r>
+        <w:t>Wirkungsdaten sind nicht nur Bewertungsdaten. Sie sind Frühwarninformationen. Sie zeigen nicht nur, was geschehen ist, sondern auch, wo Verwundbarkeit entsteht, wo negative Wirkung wahrscheinlicher wird und wo Prävention möglich ist [I-23-9].</w:t>
+      </w:r>
+    </w:p>
+    <w:p>
+      <w:r>
+        <w:t>Klimadaten zeigen nicht nur Emissionen, sondern künftige Kosten, Versicherungsrisiken, Standortfragen, Lieferkettenrisiken und politische Belastungen. Arbeitsdaten zeigen nicht nur soziale Standards, sondern Fluktuation, Konflikt, Ausbeutung, Reputationsrisiken und Resilienz der Wertschöpfung. Gesundheitsdaten zeigen nicht nur Krankheit, sondern Überlastung, Präventionslücken, Wohnrisiken, Arbeitsrisiken und Pflegeengpässe. Demokratiedaten zeigen nicht nur Institutionenvertrauen, sondern Manipulationsanfälligkeit, Polarisierung, Medienqualität und Korrekturfähigkeit [I-23-10].</w:t>
+      </w:r>
+    </w:p>
+    <w:p>
+      <w:r>
+        <w:t>Die Wirkungsökonomie liest Daten daher nicht als Berichtspflicht, sondern als Risikointelligenz. CSRD, ESRS, GRI, NACE, WÖk-IDs, Scorecards, digitale Produktpässe, T-SROI, Wirkungsberichte und Datenqualitätsklassen können nur dann Sinn entfalten, wenn sie nicht in Dokumenten enden, sondern in Entscheidungen zurückwirken [I-23-11][E-23-1].</w:t>
+      </w:r>
+    </w:p>
+    <w:p>
+      <w:r>
+        <w:t>Ein Bericht zeigt einen Zustand. Rückkopplung verändert den Umgang mit diesem Zustand.</w:t>
+      </w:r>
+    </w:p>
+    <w:p>
+      <w:pPr>
+        <w:pStyle w:val="Heading3"/>
+      </w:pPr>
+      <w:r>
+        <w:t>23.5 Finanzierbarkeit, Versicherbarkeit und Kapitalzugang</w:t>
+      </w:r>
+    </w:p>
+    <w:p>
+      <w:r>
+        <w:t>Risiko wird im Finanzsystem sichtbar, sobald es Finanzierungskosten, Kapitalzugang, Versicherbarkeit, Bewertung oder Geschäftsmodellstabilität verändert. Genau dort wird Wirkung ökonomisch relevant [I-23-8].</w:t>
+      </w:r>
+    </w:p>
+    <w:p>
+      <w:r>
+        <w:t>Ein Unternehmen mit hohen Emissionen hat nicht nur ein Klimathema. Es hat mögliche Kosten aus Regulierung, CO2-Preisen, Technologieumstellung, Reputationsdruck, Lieferkettenanforderungen, Kapitalbewertung und Marktverlusten. Eine Immobilie in einer Risikoregion hat nicht nur ein Standortthema. Sie hat ein Versicherungs-, Finanzierungs- und Wertthema. Eine Lieferkette mit schlechten Arbeits- und Umweltbedingungen hat nicht nur ein Compliance-Thema. Sie hat ein Produktions-, Haftungs-, Beschaffungs- und Kapitalthema [I-23-12].</w:t>
+      </w:r>
+    </w:p>
+    <w:p>
+      <w:r>
+        <w:t>Versicherbarkeit wird damit zum Resilienzindikator. Was nicht mehr oder nur noch sehr teuer versicherbar ist, zeigt eine reale Verwundbarkeit des Systems. Versicherungen sind in der Wirkungsökonomie nicht nur Schadensausgleicher. Sie sind Wirkungslenker, weil sie Risiken bepreisen und damit Investitionen, Standortentscheidungen und Prävention beeinflussen [I-23-8].</w:t>
+      </w:r>
+    </w:p>
+    <w:p>
+      <w:pPr>
+        <w:pStyle w:val="Heading3"/>
+      </w:pPr>
+      <w:r>
+        <w:t>Quellenanker: Kapitel 30 - Von Wirkung zu Messung</w:t>
+      </w:r>
+    </w:p>
+    <w:p>
+      <w:r>
+        <w:t>Interne Quelle: referenz/kapitel-030-von-wirkung-zu-messung/index.html</w:t>
+      </w:r>
+    </w:p>
+    <w:p>
+      <w:r>
+        <w:t>Diese Frage bildet den Übergang von der normativen Ordnung zur Messarchitektur. Ohne Messung bleibt Wirkung ein Anspruch. Ohne Maßstab bleibt Messung blind. Ohne Rückkopplung bleibt Messung folgenlos. Die Wirkungsökonomie braucht daher eine Methodik, die Wirkung sichtbar macht, ohne ihre Komplexität zu zerstören.</w:t>
+      </w:r>
+    </w:p>
+    <w:p>
+      <w:r>
+        <w:t>Messung ist nicht die Wahrheit selbst. Sie ist die Bedingung, damit Wirkung beobachtbar, prüfbar, vergleichbar und rückkoppelbar wird.</w:t>
+      </w:r>
+    </w:p>
+    <w:p>
+      <w:pPr>
+        <w:pStyle w:val="Heading3"/>
+      </w:pPr>
+      <w:r>
+        <w:t>30.1 Messbarkeit ohne Reduktionismus</w:t>
+      </w:r>
+    </w:p>
+    <w:p>
+      <w:r>
+        <w:t>Wirkung muss messbar werden, weil sie sonst nicht verlässlich in Entscheidungen zurückkehren kann. Was nicht beobachtet wird, bleibt leicht unsichtbar. Was unsichtbar bleibt, wird selten systematisch berücksichtigt. Was nicht berücksichtigt wird, kann weiter externalisiert, verschoben oder rhetorisch überhöht werden. Eine Gesellschaft, die Wirkung ernst nimmt, muss deshalb wissen, welche Zustände sich verändern, welche Risiken entstehen, welche Belastungen verlagert werden und welche positiven Veränderungen tatsächlich eintreten.</w:t>
+      </w:r>
+    </w:p>
+    <w:p>
+      <w:r>
+        <w:t>Gleichzeitig hat Messung eine Grenze. Sie kann den Gegenstand verkürzen. Wenn nur das zählt, was leicht zu zählen ist, wird das Wichtige durch das Messbare ersetzt. Dann werden Tonnen, Euro, Prozente, Indizes oder Punktwerte mit Wirklichkeit verwechselt. Eine solche Messung wäre keine Wirkungsökonomie, sondern eine neue Form technokratischer Blindheit.</w:t>
+      </w:r>
+    </w:p>
+    <w:p>
+      <w:r>
+        <w:t>Die Wirkungsökonomie misst deshalb nicht, weil alles in Zahlen aufgeht. Sie misst, weil Wirkung sonst nicht lernfähig wird. Zahlen sind Signale. Sie sind keine vollständige Beschreibung der Welt. Ein Indikator kann zeigen, dass Emissionen sinken, Wasserverbrauch steigt, Arbeitsunfälle abnehmen, Vertrauen beschädigt wird oder Teilhabe wächst. Er erklärt aber nicht allein, warum dies geschieht, welche Nebenwirkungen entstehen, welche Gruppen betroffen sind und ob die Veränderung systemisch sowie normativ erwünscht ist.</w:t>
+      </w:r>
+    </w:p>
+    <w:p>
+      <w:r>
+        <w:t>Messbarkeit ohne Reduktionismus bedeutet: Zahlen werden in Zusammenhänge gestellt. Eine gemessene Veränderung wird als Zustandsveränderung gelesen, nicht als isolierter Wert. Sie wird auf systemischen Wert bezogen, an Mensch, Planet und Demokratie normativ bewertet und in Rückkopplung übersetzt. Damit unterscheidet sich die Wirkungsökonomie von einer bloßen Kennzahlenordnung. Sie fragt nicht, welche Zahl gut aussieht. Sie fragt, welcher Zustand sich verändert, in welchem Wirkungsraum, für wen, auf welcher Zeitskala und mit welchen Nebenwirkungen.</w:t>
+      </w:r>
+    </w:p>
+    <w:p>
+      <w:r>
+        <w:t>Ein System, das nur Zahlen sammelt, wird nicht automatisch klüger. Es kann sogar blinder werden, wenn es die falschen Zahlen optimiert. Ein System, das Wirkung misst, muss daher auch fragen, welche Dimensionen nicht vollständig quantifizierbar sind, welche Annahmen hinter der Messung stehen und welche Wirkungen nur über qualitative, relationale oder langfristige Beobachtung erfasst werden können. Gerade Vertrauen, Würde, Pflegequalität, Bildung, demokratische Stabilität, kulturelle Resonanz, Prävention und langfristige ökologische Regeneration verlangen eine vorsichtige Methodik.</w:t>
+      </w:r>
+    </w:p>
+    <w:p>
+      <w:r>
+        <w:t>Messbarkeit ohne Reduktionismus heißt deshalb: Wirkung wird messbar gemacht, aber nicht auf Messung reduziert.</w:t>
+      </w:r>
+    </w:p>
+    <w:p>
+      <w:pPr>
+        <w:pStyle w:val="Heading3"/>
+      </w:pPr>
+      <w:r>
+        <w:t>30.2 Empirische, systemische und normative Ebene</w:t>
+      </w:r>
+    </w:p>
+    <w:p>
+      <w:r>
+        <w:t>Wirkungsmessung braucht drei Ebenen. Diese Ebenen müssen getrennt und verbunden werden, sonst entsteht Scheingenauigkeit.</w:t>
+      </w:r>
+    </w:p>
+    <w:p>
+      <w:r>
+        <w:t>Die erste Ebene ist empirisch. Sie fragt: Was lässt sich beobachten? Welche Daten liegen vor? Welche Zustände haben sich verändert? Wie entwickeln sich Emissionen, Ressourcenverbrauch, Gesundheitswerte, Arbeitsbedingungen, Bildungszugang, Beteiligung, Sicherheit, Vertrauen, Biodiversität, Wohnqualität oder demokratische Stabilität? Die empirische Ebene braucht Daten, Indikatoren, Quellen, Zeitreihen, Vergleichswerte und Prüfbarkeit. Sie schützt die Wirkungsökonomie vor bloßer Behauptung.</w:t>
+      </w:r>
+    </w:p>
+    <w:p>
+      <w:r>
+        <w:t>Die zweite Ebene ist systemisch. Sie fragt: Was bedeutet diese Veränderung im Zusammenhang? Ein Wert kann für sich positiv aussehen und im System problematisch sein. Eine Effizienzsteigerung kann Ressourcen sparen und zugleich Mehrverbrauch auslösen. Eine Kostensenkung kann kurzfristig entlasten und langfristig Infrastruktur schwächen. Eine hohe Reichweite kann Aufmerksamkeit schaffen und zugleich Diskursqualität beschädigen. Die systemische Ebene betrachtet Rückkopplungen, Engpässe, Nebenwirkungen, Verzögerungen, Interdependenzen und Wirkungsräume.</w:t>
+      </w:r>
+    </w:p>
+    <w:p>
+      <w:r>
+        <w:t>Die dritte Ebene ist normativ. Sie fragt: Ist diese Wirkung gemessen an Mensch, Planet und Demokratie wünschenswert? Nicht jede systemisch starke Wirkung ist gut. Eine autoritäre Ordnung kann effizient sein. Ein Geschäftsmodell kann hohe Bindung erzeugen und Menschen abhängig machen. Ein Medienmechanismus kann stark wirken und Vertrauen zerstören. Eine Technologie kann mächtig sein und demokratische Selbstbestimmung schwächen. Deshalb reicht Wirkungskraft nicht. Wirkung braucht normative Bewertung.</w:t>
+      </w:r>
+    </w:p>
+    <w:p>
+      <w:r>
+        <w:t>Diese drei Ebenen bilden zusammen die methodische Grundlage von Teil V. Die empirische Ebene fragt, was sich verändert. Die systemische Ebene fragt, was diese Veränderung im Zusammenhang bedeutet. Die normative Ebene fragt, ob die Veränderung an Mensch, Planet und Demokratie gemessen erwünscht ist. Wenn eine Ebene fehlt, wird Messung fehlerhaft. Ohne Empirie bleibt Wirkung Behauptung. Ohne Systemik wird Wirkung isoliert. Ohne Normativität wird Wirkung richtungslos.</w:t>
+      </w:r>
+    </w:p>
+    <w:p>
+      <w:r>
+        <w:t>Die Wirkungsökonomie verbindet diese Ebenen, ohne sie zu vermischen. Empirische Daten ersetzen keine normative Bewertung. Normative Bewertung ersetzt keine Daten. Systemische Einordnung ersetzt keine Prüfung. Erst die Verbindung macht Wirkung steuerungsfähig.</w:t>
+      </w:r>
+    </w:p>
+    <w:p>
+      <w:pPr>
+        <w:pStyle w:val="Heading3"/>
+      </w:pPr>
+      <w:r>
+        <w:t>30.3 Messgrenzen, Schätzungen und Unsicherheit</w:t>
+      </w:r>
+    </w:p>
+    <w:p>
+      <w:r>
+        <w:t>Wirkung ist messbar, aber nicht vollständig. Diese Grenze muss offen benannt werden.</w:t>
+      </w:r>
+    </w:p>
+    <w:p>
+      <w:r>
+        <w:t>Manche Wirkungen lassen sich direkt erfassen: Energieverbrauch, Emissionen, Recyclingquote, Unfallzahlen, Lärmbelastung, Wasserverbrauch, Flächenversiegelung, Lieferzeiten, Gesundheitsdaten, Bildungsabschlüsse, Mietbelastung, Schadstoffwerte. Andere Wirkungen sind indirekter: Vertrauen, Zugehörigkeit, Würde, demokratische Diskursqualität, Selbstwirksamkeit, kulturelle Lebendigkeit, Zukunftsangst, institutionelle Glaubwürdigkeit.</w:t>
+      </w:r>
+    </w:p>
+    <w:p>
+      <w:r>
+        <w:t>Indirekte Wirkungen sind nicht unwichtig, nur weil sie schwerer zu messen sind. Eine Wirkungsökonomie darf die Welt nicht auf das reduzieren, was Sensoren, Bilanzen oder Reports leicht erfassen. Sie muss unterschiedliche Messformen zulassen: quantitative Daten, qualitative Bewertung, Experteneinschätzung, Beteiligung, Indizes, Plausibilitätsannahmen, Szenarien, Vergleichswerte und konservative Schätzungen.</w:t>
+      </w:r>
+    </w:p>
+    <w:p>
+      <w:r>
+        <w:t>Schätzungen sind kein Makel, wenn sie transparent sind. Eine präzise Scheingenauigkeit ist gefährlicher als eine ehrliche Spanne. Wenn Daten fehlen, muss die Lücke markiert werden. Wenn Unsicherheit besteht, muss sie ausgewiesen werden. Wenn ein Wert nur näherungsweise bestimmbar ist, muss er als Näherung erscheinen. Wenn ein Wirkungszusammenhang nicht belastbar genug ist, darf er nicht als gesicherte Wahrheit behandelt werden.</w:t>
+      </w:r>
+    </w:p>
+    <w:p>
+      <w:r>
+        <w:t>Die Wirkungsökonomie unterscheidet daher zwischen Messwert, Schätzung, Plausibilität, Unsicherheit, Ambivalenz und Offenheit. Ein Messwert ist ein beobachtbarer oder berechenbarer Wert. Eine Schätzung ist eine methodisch begründete Annäherung. Plausibilität ist die nachvollziehbare Erklärung, warum eine Handlung über bestimmte Mechanismen zu einer Wirkung führen kann. Unsicherheit ist der ausgewiesene Bereich dessen, was noch nicht sicher bekannt ist. Ambivalenz bezeichnet das gleichzeitige Vorliegen positiver und negativer Wirkungen. Offenheit markiert ein Feld, das noch nicht belastbar bewertet werden kann.</w:t>
+      </w:r>
+    </w:p>
+    <w:p>
+      <w:r>
+        <w:t>Unsicherheit darf jedoch nicht zur Ausrede werden. In komplexen Systemen gibt es selten vollständige Gewissheit. Wer vollständige Gewissheit verlangt, bevor gehandelt wird, erzeugt Wirkung durch Verzögerung. Die Wirkungsökonomie braucht daher einen verantwortlichen Umgang mit Unsicherheit: nicht vorschnell behaupten, nicht leichtfertig ignorieren, nicht endlos verschieben.</w:t>
+      </w:r>
+    </w:p>
+    <w:p>
+      <w:r>
+        <w:t>Messgrenzen müssen in der Architektur sichtbar bleiben. Eine Wirkung kann gemessen, geschätzt, qualitativ bewertet, unsicher, offen oder nicht ausreichend belegt sein. Jede dieser Kategorien hat eine andere Bedeutung. Unbekannte Wirkung ist nicht neutrale Wirkung. Sie ist ein Hinweis auf Prüfbedarf.</w:t>
+      </w:r>
+    </w:p>
+    <w:p>
+      <w:r>
+        <w:t>Damit entsteht eine methodische Ethik der Messung. Sie verlangt Genauigkeit, wo Genauigkeit möglich ist. Sie verlangt Transparenz, wo Schätzung nötig ist. Sie verlangt Vorsicht, wo Unsicherheit besteht. Sie verlangt Korrektur, wenn neue Daten alte Annahmen widerlegen.</w:t>
+      </w:r>
+    </w:p>
+    <w:p>
+      <w:pPr>
+        <w:pStyle w:val="Heading3"/>
+      </w:pPr>
+      <w:r>
+        <w:t>Quellenanker: Kapitel 32 - Benchmarks, Skalen und Scorecards</w:t>
+      </w:r>
+    </w:p>
+    <w:p>
+      <w:r>
+        <w:t>Interne Quelle: referenz/kapitel-032-benchmarks-skalen-und-scorecards/index.html</w:t>
+      </w:r>
+    </w:p>
+    <w:p>
+      <w:r>
+        <w:t>Kapitel 31 hat die WÖk-ID als Ordnungseinheit eingeführt. Sie macht Wirkungsindikatoren adressierbar, prüfbar und versionierbar. Damit ist jedoch noch keine Bewertung entstanden. Ein Messwert allein sagt nicht, ob eine Wirkung gut, schwach, riskant, durchschnittlich, schädlich oder transformativ ist. Ein Wasserverbrauch, eine Emissionsmenge, eine Unfallquote, ein Living-Wage-Anteil, ein Recyclingwert oder eine Transparenzkennzahl erhalten ihre Bedeutung erst durch Vergleich, Kontext und Schwellenwert.</w:t>
+      </w:r>
+    </w:p>
+    <w:p>
+      <w:r>
+        <w:t>Dieses Kapitel erklärt, wie aus Daten vergleichbare Bewertungen entstehen. Es führt Benchmarks, Wirkungsskalen und Scorecards als methodische Brücke zwischen Rohdaten und Wirkungseinschätzung ein. Scorecards sind keine moralischen Etiketten. Sie sind strukturierte Übersetzungen von Wirkungsdaten in nachvollziehbare Bewertung.</w:t>
+      </w:r>
+    </w:p>
+    <w:p>
+      <w:r>
+        <w:t>Die verbindliche Grenze bleibt klar: Dieses Kapitel erklärt noch nicht die Reverse Merit Order im Detail, keine Produktsteuer, keine konkrete Steuermechanik und keine rechtliche Anwendung. Es geht um die Bewertungslogik zwischen Daten, Schwellenwerten, Kontext und Wirkungsklassen.</w:t>
+      </w:r>
+    </w:p>
+    <w:p>
+      <w:pPr>
+        <w:pStyle w:val="Heading3"/>
+      </w:pPr>
+      <w:r>
+        <w:t>32.1 Wirkungsskala von negativ bis transformativ</w:t>
+      </w:r>
+    </w:p>
+    <w:p>
+      <w:r>
+        <w:t>Eine Wirkungsskala übersetzt Messwerte in Bedeutung. Sie sagt nicht nur, dass ein Wert hoch oder niedrig ist. Sie ordnet ein, ob dieser Wert eine negative, neutrale, positive oder transformative Wirkung anzeigt. Ohne Skala bleiben Daten schwer verständlich. Mit einer schlechten Skala entsteht Scheingenauigkeit. Mit einer guten Skala wird sichtbar, in welchem Wirkungsbereich ein Zustand liegt.</w:t>
+      </w:r>
+    </w:p>
+    <w:p>
+      <w:r>
+        <w:t>Die Wirkungsökonomie arbeitet mit einer Skala von -3 bis +3. Der genaue Zuschnitt kann je nach Wirkungsfeld, Indikatorfamilie und Kontext variieren. Der Zweck bleibt gleich: Daten sollen nicht nur gesammelt, sondern in eine verständliche Wirkungsordnung überführt werden.</w:t>
+      </w:r>
+    </w:p>
+    <w:p>
+      <w:r>
+        <w:t>Tabelle 32-1: Wirkungsskala von -3 bis +3</w:t>
+      </w:r>
+    </w:p>
+    <w:p>
+      <w:r>
+        <w:t>Eine solche Skala ist kein bloßer Übersetzungsmechanismus. Sie macht sichtbar, dass Wirkung nicht nur „vorhanden“ oder „nicht vorhanden“ ist. Zwischen Schaden und Transformation liegen Zwischenstufen. Ein Wert kann noch problematisch sein, aber besser als ein destruktiver Ausgangszustand. Ein anderer Wert kann neutral sein, also keine relevante Verbesserung erzeugen. Wieder ein anderer kann positiv sein, aber noch nicht systemisch transformativ. Transformativ ist eine Wirkung erst dann, wenn sie nicht nur einen Einzelwert verbessert, sondern einen Zukunftspfad verändert, Regeneration ermöglicht, Risiken senkt oder positive Rückkopplungen erzeugt.</w:t>
+      </w:r>
+    </w:p>
+    <w:p>
+      <w:r>
+        <w:t>Die Skala schützt vor zwei Fehlern. Der erste Fehler wäre Schwarz-Weiß-Bewertung. Dann wird alles entweder gut oder schlecht. Diese Logik verfehlt Übergänge, Lernprozesse und Transformation. Der zweite Fehler wäre Beliebigkeit. Dann wird jeder kleine Fortschritt schon als nachhaltig oder positiv bezeichnet. Diese Logik entwertet echte Transformation.</w:t>
+      </w:r>
+    </w:p>
+    <w:p>
+      <w:r>
+        <w:t>Eine Wirkungsskala braucht daher klare Schwellen. Sie muss zeigen, wann ein Wert noch schädlich ist, wann er neutral wird, wann er positive Wirkung anzeigt und wann er transformativ wirkt. Diese Schwellen dürfen nicht aus Kommunikation oder Wunschdenken entstehen. Sie müssen aus Daten, wissenschaftlichen Referenzen, regulatorischen Standards, Branchenbenchmarks, Wirkungspfaden und normativen Mindestanforderungen abgeleitet werden.</w:t>
+      </w:r>
+    </w:p>
+    <w:p>
+      <w:r>
+        <w:t>Wichtig ist: Die Skala bewertet nicht den Menschen, der handelt. Sie bewertet eine Wirkung in einem definierten Wirkungsraum. Diese Trennung ist methodisch notwendig. Wer Wirkung misst, darf nicht moralisch etikettieren. Eine Score-Stufe sagt nicht: Eine Person ist gut oder schlecht. Sie sagt: Ein bestimmter Indikatorwert liegt in einem bestimmten Wirkungsbereich.</w:t>
+      </w:r>
+    </w:p>
+    <w:p>
+      <w:pPr>
+        <w:pStyle w:val="Heading3"/>
+      </w:pPr>
+      <w:r>
+        <w:t>32.2 Benchmarks nach Branche und Kontext</w:t>
+      </w:r>
+    </w:p>
+    <w:p>
+      <w:r>
+        <w:t>Benchmarks sind Vergleichsmaßstäbe. Sie beantworten die Frage: Womit wird ein Messwert verglichen? Ohne Benchmark bleibt ein Wert leer. Zehn Tonnen Emissionen können je nach Produkt, Branche, Menge, Standort und Lebenszyklus sehr hoch, moderat oder niedrig sein. Ein Wasserverbrauch kann in einer wasserreichen Region anders zu bewerten sein als in einer Stressregion. Ein Lohnwert kann je nach Lebenshaltungskosten, Arbeitszeit, Tarifbindung und Lieferkettenstufe unterschiedliche Bedeutung haben.</w:t>
+      </w:r>
+    </w:p>
+    <w:p>
+      <w:r>
+        <w:t>Die Wirkungsökonomie braucht deshalb Branchen- und Kontextbenchmarks. Ein Wert wird nicht abstrakt bewertet, sondern im Verhältnis zu Aktivität, Branche, Region, Systemgrenze und Wirkungsfeld. Die technischen Leitlinien der WÖk nennen sektorspezifische Referenzwerte, Archetypen und Benchmarks als methodische Grundlage, damit Messwerte nicht frei interpretiert werden, sondern in nachvollziehbare Bewertungsrahmen eingehen.</w:t>
+      </w:r>
+    </w:p>
+    <w:p>
+      <w:r>
+        <w:t>Branchenbenchmarks verhindern falsche Vergleichbarkeit. Eine Schule, ein Stahlwerk, ein Pflegeheim, ein Medienhaus, ein Textilprodukt, ein Wohngebäude, eine Bank und eine digitale Plattform erzeugen unterschiedliche Wirkungen. Sie dürfen nicht mit derselben Indikatorenmischung bewertet werden. Gleichwohl können sie über gemeinsame Wirkungsdimensionen verbunden werden: Mensch, Planet und Demokratie. Vergleichbarkeit entsteht also nicht durch Gleichsetzung, sondern durch geordnete Übersetzung.</w:t>
+      </w:r>
+    </w:p>
+    <w:p>
+      <w:r>
+        <w:t>Kontextbenchmarks verhindern ebenfalls Verzerrung. Ein niedriger Wasserverbrauch kann noch problematisch sein, wenn er in einem extrem wasserarmen Gebiet entsteht. Ein hoher Energiebedarf kann anders zu bewerten sein, wenn er unvermeidbare Grundversorgung sichert oder aus vermeidbarer Verschwendung stammt. Ein Beschäftigungswert kann positiv erscheinen, aber durch schlechte Arbeitsbedingungen, Gesundheitsrisiken oder fehlende Mitbestimmung relativiert werden. Ein emissionsarmer Prozess kann gesellschaftlich schädlich sein, wenn er auf Zwangsarbeit, Biodiversitätsverlust oder demokratisch problematischer Abhängigkeit beruht.</w:t>
+      </w:r>
+    </w:p>
+    <w:p>
+      <w:r>
+        <w:t>Benchmarks müssen daher mehrere Ebenen verbinden. Sie brauchen wissenschaftliche Referenzen, regulatorische Vorgaben, Branchenwerte, regionale Bedingungen, Lebenszyklusbezug, Mindeststandards und Transformationspfade. Ein guter Benchmark ist nicht nur Durchschnitt. Durchschnitt kann eine schlechte Realität stabilisieren. Wenn eine ganze Branche schädlich arbeitet, kann der Branchendurchschnitt nicht automatisch als neutral gelten. Der Benchmark muss sich an Wirkung orientieren, nicht nur an vorhandener Praxis.</w:t>
+      </w:r>
+    </w:p>
+    <w:p>
+      <w:r>
+        <w:t>Damit wird ein wichtiger Unterschied sichtbar: Ein statistischer Durchschnitt beschreibt, was üblich ist. Ein Wirkungsbenchmark beschreibt, was gemessen an Mensch, Planet und Demokratie tragfähig oder transformativ ist. Beide Informationen können nützlich sein. Sie dürfen aber nicht verwechselt werden.</w:t>
+      </w:r>
+    </w:p>
+    <w:p>
+      <w:pPr>
+        <w:pStyle w:val="Heading3"/>
+      </w:pPr>
+      <w:r>
+        <w:t>32.3 Scorecard-Aufbau</w:t>
+      </w:r>
+    </w:p>
+    <w:p>
+      <w:r>
+        <w:t>Eine Scorecard bündelt mehrere Indikatoren zu einer strukturierten Wirkungsbewertung. Sie besteht nicht aus zufällig ausgewählten Kennzahlen. Sie ordnet relevante WÖk-IDs, Datenquellen, Benchmarks, Schwellenwerte, Skalenlogik und Kontextinformationen zu einem Wirkungsfeld.</w:t>
+      </w:r>
+    </w:p>
+    <w:p>
+      <w:r>
+        <w:t>Der Aufbau einer Scorecard beginnt mit der Frage, was bewertet wird. Ein Produkt, eine Dienstleistung, eine Organisation, ein Kapitalfluss, eine Tätigkeit, ein Gebäude, eine Lieferkette oder eine öffentliche Maßnahme haben unterschiedliche Wirkungsprofile. Danach folgt die Auswahl der relevanten Indikatorfamilien. Je nach Wirkungsfeld können Klima, Wasser, Ressourcen, Arbeit, Gesundheit, Sicherheit, Bildung, Teilhabe, Transparenz, Medienqualität, Demokratie, Resilienz oder digitale Verantwortung relevant sein.</w:t>
+      </w:r>
+    </w:p>
+    <w:p>
+      <w:r>
+        <w:t>Im nächsten Schritt werden Messwerte erfasst. Diese Messwerte stammen aus Datenquellen, die im vorherigen Kapitel eingeführt wurden: Berichte, Audits, Lebenszyklusanalysen, amtliche Daten, Lieferkettendaten, Branchenwerte, wissenschaftliche Quellen, Sensorik oder qualifizierte Schätzungen. Danach werden die Werte gegen Benchmarks gelesen. Erst dieser Vergleich erlaubt die Übersetzung in eine Wirkungsskala.</w:t>
+      </w:r>
+    </w:p>
+    <w:p>
+      <w:r>
+        <w:t>Eine Scorecard enthält damit mindestens fünf Ebenen. Die erste Ebene ist der Indikator. Die zweite Ebene ist der Messwert. Die dritte Ebene ist der Benchmark. Die vierte Ebene ist die Übersetzung in eine Wirkungsskala. Die fünfte Ebene ist die systemische Einordnung: Welche Wirkung entsteht im Zusammenhang? Eine Scorecard ist deshalb mehr als ein Punkteschema. Sie ist ein geordnetes Bewertungsinstrument, das Daten, Kontext und normativen Maßstab verbindet.</w:t>
+      </w:r>
+    </w:p>
+    <w:p>
+      <w:r>
+        <w:t>Tabelle 32-2: Aufbau einer Scorecard</w:t>
+      </w:r>
+    </w:p>
+    <w:p>
+      <w:r>
+        <w:t>Scorecards müssen lesbar und prüfbar sein. Lesbarkeit bedeutet, dass Akteure verstehen, warum ein Wert zu einer bestimmten Bewertung führt. Prüfbarkeit bedeutet, dass Datenquelle, Einheit, Systemgrenze, Zeitraum, Benchmark, Bewertungslogik und Unsicherheit nachvollziehbar sind. Ohne Lesbarkeit entsteht Misstrauen. Ohne Prüfbarkeit entsteht Willkür.</w:t>
+      </w:r>
+    </w:p>
+    <w:p>
+      <w:pPr>
+        <w:pStyle w:val="Heading3"/>
+      </w:pPr>
+      <w:r>
+        <w:t>Quellenanker: Kapitel 34 - T-SROI und systemische Transformationsmessung</w:t>
+      </w:r>
+    </w:p>
+    <w:p>
+      <w:r>
+        <w:t>Interne Quelle: referenz/kapitel-034-t-sroi-und-systemische-transformationsmessung/index.html</w:t>
+      </w:r>
+    </w:p>
+    <w:p>
+      <w:r>
+        <w:t>Kapitel 33 hat eine methodische Grenze gesetzt: Eine starke Wirkung in einem Feld darf schwere Schäden in einem anderen Feld nicht unsichtbar machen. Die Reverse Merit Order schützt die Wirkungsbewertung vor Durchschnittstäuschung, Ablasslogik und falsch positiver Gesamtbilanz. Kapitel 32 hat dafür bereits die operative Kennzahl eingeführt: den Netto-Wirkungs-Index, kurz NWI. Er bewertet die Netto-Wirkung eines Bewertungsgegenstands in einem definierten Wirkungsraum.</w:t>
+      </w:r>
+    </w:p>
+    <w:p>
+      <w:r>
+        <w:t>Kapitel 34 führt nun eine andere Kennzahlenlogik ein: den T-SROI - Transformational Social Return on Investment. Der T-SROI misst nicht noch einmal Netto-Wirkung. Diese Aufgabe liegt beim NWI. Der T-SROI fragt, ob aus einer geprüften Wirkung eine systemische Transformation entsteht. Er bewertet also Transformationswirkung und systemische Hebelwirkung.</w:t>
+      </w:r>
+    </w:p>
+    <w:p>
+      <w:r>
+        <w:t>Diese Unterscheidung ist zentral. Ein Produkt, Projekt oder Unternehmen kann eine positive Netto-Wirkung haben und dennoch keine Struktur verändern. Es ist dann wirkungsvoll, aber nicht transformativ. Umgekehrt kann eine Investition zunächst nur eine moderate Netto-Wirkung zeigen und dennoch einen wichtigen Transformationspfad öffnen, wenn sie neue Infrastruktur, neue Standards, neue Märkte, neue Routinen oder neue Rückkopplungen ermöglicht.</w:t>
+      </w:r>
+    </w:p>
+    <w:p>
+      <w:r>
+        <w:t>Der T-SROI ist deshalb kein Ersatz für den NWI. Er baut auf ihm auf. Der NWI beantwortet die Frage: Was bleibt netto übrig? Der T-SROI beantwortet die Frage: Welche systemische Veränderung wird dadurch möglich?</w:t>
+      </w:r>
+    </w:p>
+    <w:p>
+      <w:r>
+        <w:t>Dieses Kapitel erklärt die Logik des T-SROI. Es behandelt keine konkrete Steuermechanik, keine vollständige Kapitalmarktarchitektur und keine Fondsregulierung. Es legt fest, warum die Wirkungsökonomie neben einer Netto-Wirkungskennzahl eine eigene Transformationskennzahl braucht.</w:t>
+      </w:r>
+    </w:p>
+    <w:p>
+      <w:r>
+        <w:t>Für das Impact-Controlling entsteht daraus keine einzelne Superkennzahl, sondern eine gestufte Kennzahlenarchitektur. KIIs erfassen relevante Zustandsveränderungen. Scorecards ordnen diese KIIs nach WÖk-IDs, Benchmarks, Datenqualität und Reverse Merit Order. Der NWI verdichtet die operative Netto-Wirkung. Der IOI - Impact-of-Investment - setzt diese geprüfte positive Netto-Wirkung ins Verhältnis zum eingesetzten Kapital. Der T-SROI bewertet anschließend, ob daraus systemische Transformationswirkung entsteht.</w:t>
+      </w:r>
+    </w:p>
+    <w:p>
+      <w:r>
+        <w:t>Damit lassen sich drei Entscheidungsfragen sauber trennen: Ist die Wirkung netto tragfähig? Das beantwortet der NWI. Wie viel positive Netto-Wirkung entsteht pro investiertem Euro? Das beantwortet der IOI. Verändert die Investition darüber hinaus Strukturen, Standards, Risiken oder Pfade? Das beantwortet der T-SROI. Diese Trennung schützt vor Impact-Washing, weil finanzielle Effizienz, operative Wirkung und Transformation nicht ineinander verwischt werden.</w:t>
+      </w:r>
+    </w:p>
+    <w:p>
+      <w:pPr>
+        <w:pStyle w:val="Heading3"/>
+      </w:pPr>
+      <w:r>
+        <w:t>34.1 Abgrenzung zu ROI, SROI, NWI, IOI und T-SROI</w:t>
+      </w:r>
+    </w:p>
+    <w:p>
+      <w:r>
+        <w:t>Der klassische ROI, Return on Investment, beantwortet eine enge Frage: Welcher finanzielle Rückfluss entsteht im Verhältnis zur eingesetzten Investition? Diese Frage ist wichtig. Ohne finanzielle Tragfähigkeit können viele Projekte nicht dauerhaft bestehen. Der ROI zeigt, ob Kapital betriebswirtschaftlich sinnvoll eingesetzt wurde. Er sagt aber nicht, ob die damit erzeugte Wirkung Mensch, Planet oder Demokratie stärkt oder schwächt.</w:t>
+      </w:r>
+    </w:p>
+    <w:p>
+      <w:r>
+        <w:t>Ein Projekt kann einen hohen ROI haben und zugleich negative Wirkung erzeugen. Es kann Ressourcen verbrauchen, Menschen belasten, Lieferkettenrisiken erhöhen, demokratische Räume schwächen oder Folgekosten in die Zukunft verschieben. Der ROI sieht diese Wirkungen nur, wenn sie finanziell zurückkehren. Solange sie ausgelagert bleiben, erscheinen sie in der Kennzahl nicht.</w:t>
+      </w:r>
+    </w:p>
+    <w:p>
+      <w:r>
+        <w:t>Der klassische SROI, Social Return on Investment, erweitert die Perspektive. Er versucht, gesellschaftliche, soziale oder ökologische Wirkungen monetär auszudrücken und ins Verhältnis zu einer Investition zu setzen. Damit wird eine wichtige Korrektur vorgenommen: Nutzen außerhalb der reinen Finanzrechnung wird sichtbar. SROI-Ansätze haben geholfen, soziale Programme, Prävention, Integration, Bildung oder Gesundheitswirkungen nicht nur als Kosten, sondern als gesellschaftlichen Wert zu verstehen.</w:t>
+      </w:r>
+    </w:p>
+    <w:p>
+      <w:r>
+        <w:t>Doch auch der klassische SROI bleibt begrenzt. Er ist häufig projektzentriert. Er kann positive Wirkungen addieren, ohne negative Wirkungen ausreichend zu berücksichtigen. Er kann kurzfristige Effekte stärker zeigen als langfristige Strukturveränderungen. Er kann Nutzen monetarisieren, ohne die Frage zu beantworten, ob eine Wirkung Pfade, Märkte, Institutionen, Lieferketten, Verhalten oder Resilienz verändert.</w:t>
+      </w:r>
+    </w:p>
+    <w:p>
+      <w:r>
+        <w:t>Der NWI schließt diese Lücke auf der Ebene der Netto-Wirkung. Er führt positive und negative Wirkungen, Mindestbedingungen, Datenqualität, Unsicherheit, Zeitwirkung, Systemkontext und Nichtkompensation zu einer operativen Netto-Wirkungskennzahl zusammen. Er zeigt, ob ein Bewertungsgegenstand im definierten Wirkungsraum tragfähig wirkt oder nicht.</w:t>
+      </w:r>
+    </w:p>
+    <w:p>
+      <w:r>
+        <w:t>Der T-SROI setzt erst danach an. Er fragt nicht: Wie ist die Netto-Wirkung? Er fragt: Verändert diese Netto-Wirkung die Struktur künftiger Entscheidungen? Ein hoher NWI ist keine automatische Transformation. Ein niedriger oder negativer NWI kann aber eine positive T-SROI-Bewertung blockieren, weil Transformation nicht auf schweren, verdeckten Schäden aufbauen darf.</w:t>
+      </w:r>
+    </w:p>
+    <w:p>
+      <w:r>
+        <w:t>Der IOI liegt zwischen NWI und T-SROI. Er fragt nicht nach finanzieller Rendite und nicht nach Transformation, sondern nach Wirkungseffizienz des eingesetzten Kapitals: Welche geprüfte positive Netto-Wirkung entsteht im Verhältnis zur Investitionssumme? Ein positiver IOI setzt voraus, dass die vorgelagerte Scorecard- und NWI-Prüfung tragfähig ist und keine rote Linie verletzt wird.</w:t>
+      </w:r>
+    </w:p>
+    <w:p>
+      <w:r>
+        <w:t>Damit entsteht eine klare Fünferlogik: ROI misst finanzielle Rendite. SROI monetarisiert sozialen oder ökologischen Zusatznutzen. NWI bewertet operative Netto-Wirkung. IOI misst positive Netto-Wirkung im Verhältnis zur Investition. T-SROI bewertet systemische Transformationsleistung.</w:t>
+      </w:r>
+    </w:p>
+    <w:p>
+      <w:r>
+        <w:t>Tabelle 34-1: ROI, SROI, NWI, IOI und T-SROI im Vergleich</w:t>
+      </w:r>
+    </w:p>
+    <w:p>
+      <w:pPr>
+        <w:pStyle w:val="Heading3"/>
+      </w:pPr>
+      <w:r>
+        <w:t>34.2 Die Arbeitslogik von NWI, IOI und T-SROI</w:t>
+      </w:r>
+    </w:p>
+    <w:p>
+      <w:r>
+        <w:t>T-SROI macht Transformationswirkung investitionsfähig. Er soll nicht nur anzeigen, ob eine Maßnahme unmittelbar nützt, sondern ob sie Systeme in Richtung Mensch, Planet und Demokratie verändert. Deshalb darf seine Formel die Netto-Wirkung nicht erneut als eigentlichen Gegenstand vereinnahmen. Die Netto-Wirkung ist die Prüfbasis. Die Transformationswirkung ist der Gegenstand des T-SROI.</w:t>
+      </w:r>
+    </w:p>
+    <w:p>
+      <w:r>
+        <w:t>Formelkasten 34-1: Grundlogik des Impact-Controllings</w:t>
+      </w:r>
+    </w:p>
+    <w:p>
+      <w:r>
+        <w:t>NWI = operative Netto-Wirkung</w:t>
+      </w:r>
+    </w:p>
+    <w:p>
+      <w:r>
+        <w:t>IOI = positive Netto-Wirkung / Investitionssumme</w:t>
+      </w:r>
+    </w:p>
+    <w:p>
+      <w:r>
+        <w:t>T-SROI = Transformationswirkung × systemische Hebelwirkung × Zeitwirkung × Resilienzfaktor × Datenqualität</w:t>
+      </w:r>
+    </w:p>
+    <w:p>
+      <w:r>
+        <w:t>Der NWI wirkt dabei als Eingangsschwelle. Eine positive T-SROI-Bewertung setzt voraus, dass die Netto-Wirkung mindestens tragfähig ist und keine roten Linien verletzt werden. Der T-SROI darf negative Netto-Wirkung nicht durch große Transformationsversprechen überdecken. Transformation ohne tragfähige Netto-Wirkung wäre keine Wirkungsökonomie, sondern Wirkungssimulation.</w:t>
+      </w:r>
+    </w:p>
+    <w:p>
+      <w:r>
+        <w:t>Formelkasten 34-2: Arbeitsformel als Bewertungslogik</w:t>
+      </w:r>
+    </w:p>
+    <w:p>
+      <w:pPr>
+        <w:pStyle w:val="Heading3"/>
+      </w:pPr>
+      <w:r>
+        <w:t>Quellenanker: Kapitel 106 - Die Fehlbarkeit der Wirkungsökonomie</w:t>
+      </w:r>
+    </w:p>
+    <w:p>
+      <w:r>
+        <w:t>Interne Quelle: referenz/kapitel-106-die-fehlbarkeit-der-wirkungsoekonomie/index.html</w:t>
+      </w:r>
+    </w:p>
+    <w:p>
+      <w:r>
+        <w:t>Eine Wirkungsökonomie, die ihre eigene Fehlbarkeit nicht anerkennt, würde ihren Kern verraten. Sie würde Wirkung zur neuen Gewissheitsformel machen, obwohl Wirkung in komplexen Systemen nie vollständig vorhersagbar, nie vollständig messbar und nie endgültig bewertbar ist.</w:t>
+      </w:r>
+    </w:p>
+    <w:p>
+      <w:r>
+        <w:t>Dieses Kapitel schließt den Kritikteil deshalb nicht mit einer Verteidigung, sondern mit einer Begrenzung. Die Wirkungsökonomie darf nicht als fertige Maschine auftreten. Sie darf nicht behaupten, für jede Handlung, jedes Produkt, jede politische Maßnahme, jedes Unternehmen, jede Technologie und jeden Kapitalfluss von Beginn an die vollständige Wirkung bestimmen zu können. Sie darf nicht so tun, als ließe sich Gesellschaft exakt berechnen, wenn nur genug Daten vorhanden sind.</w:t>
+      </w:r>
+    </w:p>
+    <w:p>
+      <w:r>
+        <w:t>Das wäre Scheingenauigkeit.</w:t>
+      </w:r>
+    </w:p>
+    <w:p>
+      <w:r>
+        <w:t>Die Stärke der Wirkungsökonomie liegt nicht darin, unfehlbar zu sein. Ihre Stärke liegt darin, Fehler sichtbar, prüfbar und korrigierbar zu machen. Sie ersetzt nicht Unsicherheit durch Gewissheit. Sie ersetzt unsichtbare Unsicherheit durch markierte Unsicherheit. Sie ersetzt starre Steuerung durch lernende Rückkopplung. Sie ersetzt moralische Selbstgewissheit durch Wirkungsprüfung.</w:t>
+      </w:r>
+    </w:p>
+    <w:p>
+      <w:r>
+        <w:t>Eine fehlbare Wirkungsökonomie ist glaubwürdig. Eine unfehlbare wäre gefährlich.</w:t>
+      </w:r>
+    </w:p>
+    <w:p>
+      <w:pPr>
+        <w:pStyle w:val="Heading3"/>
+      </w:pPr>
+      <w:r>
+        <w:t>106.1 Warum Wirkung nie vollständig sicher ist</w:t>
+      </w:r>
+    </w:p>
+    <w:p>
+      <w:r>
+        <w:t>Wirkung entsteht in nichttrivialen Systemen. Menschen, Märkte, Unternehmen, Staaten, Medien, Natur, Kapitalflüsse, Technologien und Demokratien reagieren nicht wie einfache Maschinen. Sie haben Geschichte, Eigendynamik, Erwartungen, Routinen, Machtverhältnisse, Emotionen, kulturelle Prägungen, technische Infrastrukturen und Rückkopplungen.</w:t>
+      </w:r>
+    </w:p>
+    <w:p>
+      <w:r>
+        <w:t>Darum kann dieselbe Maßnahme in unterschiedlichen Wirkungsräumen unterschiedlich wirken. Ein CO2-Preis kann Emissionen senken, aber soziale Abwehr erzeugen, wenn Alternativen fehlen. Eine energetische Sanierung kann Klima schützen, aber Verdrängung auslösen, wenn Mietwirkung nicht begrenzt wird. Ein Bildungsprogramm kann Kompetenzen stärken, aber bestimmte Gruppen verfehlen, wenn Zugangshürden bestehen. Eine Plattformregel kann Desinformation reduzieren, aber neue Moderationsmacht erzeugen. Ein Wirkungsindikator kann Transparenz schaffen, aber auch Manipulationsanreize erzeugen.</w:t>
+      </w:r>
+    </w:p>
+    <w:p>
+      <w:r>
+        <w:t>Diese Unsicherheit ist kein Argument gegen Wirkungsmessung. Sie ist ein Argument gegen Überheblichkeit.</w:t>
+      </w:r>
+    </w:p>
+    <w:p>
+      <w:r>
+        <w:t>Die Wirkungsökonomie darf nicht so tun, als könne sie die Welt vollständig abbilden. Sie muss aber auch nicht vor Komplexität kapitulieren. Zwischen Allwissenheit und Blindheit liegt der Raum der lernenden Steuerung.</w:t>
+      </w:r>
+    </w:p>
+    <w:p>
+      <w:r>
+        <w:t>Was messbar ist, wird gemessen. Was geschätzt werden muss, wird transparent geschätzt. Was unsicher bleibt, wird als unsicher markiert. Was sich als falsch erweist, wird korrigiert.</w:t>
+      </w:r>
+    </w:p>
+    <w:p>
+      <w:r>
+        <w:t>Das ist die Grundhaltung einer fehlbaren Wirkungsökonomie.</w:t>
+      </w:r>
+    </w:p>
+    <w:p>
+      <w:pPr>
+        <w:pStyle w:val="Heading3"/>
+      </w:pPr>
+      <w:r>
+        <w:t>106.2 Messgrenzen sind kein Scheitern</w:t>
+      </w:r>
+    </w:p>
+    <w:p>
+      <w:r>
+        <w:t>Nicht alles, was wichtig ist, lässt sich gleich gut messen. Emissionen, Energieverbrauch, Wasserentnahmen oder Materialflüsse sind häufig besser quantifizierbar als Vertrauen, Würde, Diskursqualität, psychische Stabilität, Zugehörigkeit oder demokratische Resilienz. Lieferkettenwirkungen sind anders messbar als Medienwirkungen. Produktwirkungen sind anders messbar als Wirkungen politischer Sprache. Kurzfristige Wirkungen sind leichter sichtbar als langfristige Rückkopplungen.</w:t>
+      </w:r>
+    </w:p>
+    <w:p>
+      <w:r>
+        <w:t>Daraus folgt nicht, dass weicher messbare Wirkungen ignoriert werden dürfen. Gerade dort, wo Messung schwierig ist, können Schäden besonders lange unsichtbar bleiben. Demokratischer Vertrauensverlust, soziale Entfremdung, psychische Überlastung, kulturelle Resonanzverluste oder institutionelle Erosion werden oft erst dann ernst genommen, wenn sie bereits Folgekosten erzeugen.</w:t>
+      </w:r>
+    </w:p>
+    <w:p>
+      <w:r>
+        <w:t>Aber schwierige Messung verlangt methodische Demut.</w:t>
+      </w:r>
+    </w:p>
+    <w:p>
+      <w:r>
+        <w:t>Die Wirkungsökonomie muss unterschiedliche Evidenzformen zulassen: harte Messdaten, geprüfte Berichte, wissenschaftliche Studien, qualitative Beobachtungen, Risikomodelle, Indikatorfamilien, Fallanalysen, Experteneinschätzungen, Beteiligungsverfahren und Frühwarnsignale. Diese Formen dürfen nicht gleichgesetzt werden. Ihre Datenqualität muss sichtbar sein.</w:t>
+      </w:r>
+    </w:p>
+    <w:p>
+      <w:r>
+        <w:t>Ein Wert mit hoher Datenqualität darf anders wirken als eine plausible Schätzung. Eine Schätzung darf nicht als Gewissheit auftreten. Eine qualitative Diagnose darf nicht als exakte Zahl verkleidet werden. Ein Score darf nicht stärker scheinen als seine Datengrundlage.</w:t>
+      </w:r>
+    </w:p>
+    <w:p>
+      <w:r>
+        <w:t>Messgrenzen sind kein Scheitern. Sie werden erst gefährlich, wenn sie verdeckt werden.</w:t>
+      </w:r>
+    </w:p>
+    <w:p>
+      <w:pPr>
+        <w:pStyle w:val="Heading3"/>
+      </w:pPr>
+      <w:r>
+        <w:t>106.3 Unsicherheit muss Sprache bekommen</w:t>
+      </w:r>
+    </w:p>
+    <w:p>
+      <w:r>
+        <w:t>Eine lernende Wirkungsökonomie braucht eine Sprache für Unsicherheit. Ohne diese Sprache entstehen zwei falsche Reaktionen.</w:t>
+      </w:r>
+    </w:p>
+    <w:p>
+      <w:r>
+        <w:t>Die erste Reaktion ist Scheingenauigkeit. Sie tut so, als sei alles berechenbar. Dann entstehen präzise Scores, Rankings oder Formeln, die mehr Gewissheit ausstrahlen, als ihre Daten tragen. Das erzeugt Vertrauen auf der Oberfläche und Misstrauen, sobald Fehler sichtbar werden.</w:t>
+      </w:r>
+    </w:p>
+    <w:p>
+      <w:r>
+        <w:t>Die zweite Reaktion ist Relativismus. Sie sagt: Weil nicht alles sicher messbar ist, kann man gar nichts bewerten. Dann bleiben negative Wirkungen unsichtbar, obwohl genug Wissen vorhanden wäre, um besser zu handeln.</w:t>
+      </w:r>
+    </w:p>
+    <w:p>
+      <w:r>
+        <w:t>Beide Reaktionen sind falsch.</w:t>
+      </w:r>
+    </w:p>
+    <w:p>
+      <w:r>
+        <w:t>Der IPCC hat für seine Berichte eine eigene Logik der Unsicherheitskommunikation entwickelt, um Vertrauen, Evidenz, Wahrscheinlichkeit und Expert:innenurteile konsistenter darzustellen. Die Wirkungsökonomie braucht eine vergleichbare methodische Haltung: Unsicherheit wird nicht verschwiegen, sondern geordnet kommuniziert.</w:t>
+      </w:r>
+    </w:p>
+    <w:p>
+      <w:pPr>
+        <w:pStyle w:val="Heading3"/>
+      </w:pPr>
+      <w:r>
+        <w:t>7.8 Konsequenzen für die WÖk-Architektur</w:t>
+      </w:r>
+    </w:p>
+    <w:p>
+      <w:r>
+        <w:t>Aus dieser Vorlesung fließen drei Punkte zurück in den WÖk-Korpus:</w:t>
       </w:r>
     </w:p>
     <w:p>
@@ -1448,7 +2617,7 @@
         <w:pStyle w:val="ListBullet"/>
       </w:pPr>
       <w:r>
-        <w:t>Begriffstrennung: Wirkung, Wirkungspotenzial, Wirkungsrisiko.</w:t>
+        <w:t>Datenqualitätsklassen und Unsicherheitsampel in Scorecard-Dokumente einheitlich übernehmen.</w:t>
       </w:r>
     </w:p>
     <w:p>
@@ -1456,7 +2625,7 @@
         <w:pStyle w:val="ListBullet"/>
       </w:pPr>
       <w:r>
-        <w:t>Anwendungsszenarien: Auslöser, Wirkpfad, Wirkungsempfänger und Rückkopplung an einem Fall.</w:t>
+        <w:t>Nichtkompensation nicht nur als Bewertungsregel, sondern als Kommunikationsschutz erklären.</w:t>
       </w:r>
     </w:p>
     <w:p>
@@ -1464,7 +2633,38 @@
         <w:pStyle w:val="ListBullet"/>
       </w:pPr>
       <w:r>
-        <w:t>Missverständnisse: Reichweite, Aktivität, Reporting oder Absicht als Wirkung auszugeben.</w:t>
+        <w:t>Fehlbarkeit der WÖk in Prüfungsfällen explizit abfragen: Korrektur ist Stärke, nicht Schwäche.</w:t>
+      </w:r>
+    </w:p>
+    <w:p>
+      <w:pPr>
+        <w:pStyle w:val="Heading3"/>
+      </w:pPr>
+      <w:r>
+        <w:t>7.9 Kurzfazit</w:t>
+      </w:r>
+    </w:p>
+    <w:p>
+      <w:r>
+        <w:t>Unsicherheit, Ambivalenz und transparente Bewertung ist kein Randthema. Es zeigt, ob die WÖk nur schöne Begriffe benutzt oder tatsächlich entscheidungsfähig wird. Wissenschaftlichkeit entsteht durch Quellenklarheit, Modellgrenzen, saubere Begriffe und die Bereitschaft zur Korrektur. Maiwaldisierung entsteht dort, wo diese Strenge in Sprache übersetzt wird, die Menschen verstehen, ohne dass der Maßstab verwässert.</w:t>
+      </w:r>
+    </w:p>
+    <w:p>
+      <w:pPr>
+        <w:pStyle w:val="Heading2"/>
+      </w:pPr>
+      <w:r>
+        <w:t>8. Prüfungsrelevanz</w:t>
+      </w:r>
+    </w:p>
+    <w:p>
+      <w:r>
+        <w:t>Diese Vorlesung ist prüfungsrelevant, aber die eigentliche Antwortlogik gehört nicht in das öffentliche Studienskript. Zertifikatsfragen, CorrectAnswer, Scoring-Regeln und Fallrubrics werden separat in der geschützten App-Lane unter woek-akademie-app/content/pruefungen/ gepflegt.</w:t>
+      </w:r>
+    </w:p>
+    <w:p>
+      <w:r>
+        <w:t>Für den Fragenpool sind besonders geeignet:</w:t>
       </w:r>
     </w:p>
     <w:p>
@@ -1472,6 +2672,30 @@
         <w:pStyle w:val="ListBullet"/>
       </w:pPr>
       <w:r>
+        <w:t>Begriffstrennung: Wirkung, Wirkungspotenzial, Wirkungsrisiko.</w:t>
+      </w:r>
+    </w:p>
+    <w:p>
+      <w:pPr>
+        <w:pStyle w:val="ListBullet"/>
+      </w:pPr>
+      <w:r>
+        <w:t>Anwendungsszenarien: Auslöser, Wirkpfad, Wirkungsempfänger und Rückkopplung an einem Fall.</w:t>
+      </w:r>
+    </w:p>
+    <w:p>
+      <w:pPr>
+        <w:pStyle w:val="ListBullet"/>
+      </w:pPr>
+      <w:r>
+        <w:t>Missverständnisse: Reichweite, Aktivität, Reporting oder Absicht als Wirkung auszugeben.</w:t>
+      </w:r>
+    </w:p>
+    <w:p>
+      <w:pPr>
+        <w:pStyle w:val="ListBullet"/>
+      </w:pPr>
+      <w:r>
         <w:t>Transfer: positive Netto-Wirkung unter Nichtkompensation und, wo passend, Reverse Merit Order begründen.</w:t>
       </w:r>
     </w:p>
@@ -1480,7 +2704,7 @@
         <w:pStyle w:val="Heading2"/>
       </w:pPr>
       <w:r>
-        <w:t>8. Quellen</w:t>
+        <w:t>9. Quellen</w:t>
       </w:r>
     </w:p>
     <w:p>
@@ -1576,7 +2800,7 @@
         <w:pStyle w:val="Heading2"/>
       </w:pPr>
       <w:r>
-        <w:t>9. Rückfluss in den WÖk-Korpus</w:t>
+        <w:t>10. Rückfluss in den WÖk-Korpus</w:t>
       </w:r>
     </w:p>
     <w:p>

--- a/docs/studienskripte/word-rohfassungen/woek-g-v23.docx
+++ b/docs/studienskripte/word-rohfassungen/woek-g-v23.docx
@@ -2015,26 +2015,41 @@
       </w:r>
     </w:p>
     <w:p>
+      <w:r>
+        <w:t>Wirkungsrisiko wird im Finanzsystem nicht erst durch ein Verbot wirksam. Es kann schon vorher in Risikomodellen, Restwertannahmen, Prämien, Sicherheiten, Kapitalanforderungen, Ratings, Kreditlaufzeiten, Refinanzierung und Investorenerwartungen erscheinen. Eine Technologie kann rechtlich erlaubt bleiben und dennoch teurer, kürzer oder schwerer finanzierbar werden, wenn ihre Zukunftsrechnung schwächer wird. Technologieoffenheit ist deshalb kein Finanzierungsanspruch [I-23-25].</w:t>
+      </w:r>
+    </w:p>
+    <w:p>
+      <w:r>
+        <w:t>Kapitalzugang wird ebenfalls zum Wirkungsindikator. Kapital, das positive Wirkung finanziert, kann Resilienz erhöhen. Kapital, das Schäden externalisiert, kann Systemrisiken vergrößern. Der T-SROI übersetzt diesen Unterschied in eine Bewertungslogik, die finanzielle Rendite, Netto-Wirkung, negative Wirkung, Zeitwirkung, Resilienz und Transformationsbeitrag verbindet [I-23-13].</w:t>
+      </w:r>
+    </w:p>
+    <w:p>
       <w:pPr>
         <w:pStyle w:val="Heading3"/>
       </w:pPr>
       <w:r>
-        <w:t>Quellenanker: Kapitel 30 - Von Wirkung zu Messung</w:t>
-      </w:r>
-    </w:p>
-    <w:p>
-      <w:r>
-        <w:t>Interne Quelle: referenz/kapitel-030-von-wirkung-zu-messung/index.html</w:t>
-      </w:r>
-    </w:p>
-    <w:p>
-      <w:r>
-        <w:t>Diese Frage bildet den Übergang von der normativen Ordnung zur Messarchitektur. Ohne Messung bleibt Wirkung ein Anspruch. Ohne Maßstab bleibt Messung blind. Ohne Rückkopplung bleibt Messung folgenlos. Die Wirkungsökonomie braucht daher eine Methodik, die Wirkung sichtbar macht, ohne ihre Komplexität zu zerstören.</w:t>
-      </w:r>
-    </w:p>
-    <w:p>
-      <w:r>
-        <w:t>Messung ist nicht die Wahrheit selbst. Sie ist die Bedingung, damit Wirkung beobachtbar, prüfbar, vergleichbar und rückkoppelbar wird.</w:t>
+        <w:t>23.6 Infrastruktur, Lieferketten und Staat</w:t>
+      </w:r>
+    </w:p>
+    <w:p>
+      <w:r>
+        <w:t>Wirkungsrisiken entstehen nicht nur in Unternehmen. Sie entstehen in Infrastrukturen, Lieferketten, Verwaltungen, öffentlichen Haushalten und staatlicher Planung. Ein Staat kann haushaltspolitisch geordnet erscheinen und dennoch durch unterlassene Prävention künftige Krisenkosten erhöhen [I-23-14].</w:t>
+      </w:r>
+    </w:p>
+    <w:p>
+      <w:r>
+        <w:t>Eine Straße, eine Brücke, ein Stromnetz, ein Krankenhaus, ein Schulgebäude, ein Datenraum oder ein Verwaltungsverfahren kann im Alltag funktionieren und trotzdem verwundbar sein. Hitze, Personalmangel, Cyberangriffe, Energiepreise, Lieferausfälle, Starkregen, Pandemien oder politische Instabilität können zeigen, dass ein System zu knapp, zu zentral, zu abhängig oder zu wenig lernfähig gebaut wurde [I-23-15].</w:t>
+      </w:r>
+    </w:p>
+    <w:p>
+      <w:r>
+        <w:t>Lieferketten zeigen dieselbe Logik. Ein billiger Zulieferer ist kein Vorteil, wenn er Wasserstress, giftige Prozesse, unsichere Arbeit, instabile Herkunft oder fehlende Datenqualität in die Kette bringt. Die Lieferkettenlogik der Wirkungsökonomie macht kleine und große Vorleistungen sichtbar, ohne kleine Betriebe durch Bürokratie auszuschließen. Archetypen, Default-Werte, Nachweismöglichkeiten und Vorsteuerlogik sollen Sichtbarkeit, Verbesserung und wirtschaftlichen Anreiz verbinden [I-23-6].</w:t>
+      </w:r>
+    </w:p>
+    <w:p>
+      <w:r>
+        <w:t>Für den Staat folgt daraus: Wirkungsrisiko gehört in Haushalte, Beschaffung, Infrastrukturplanung, Gesetzesfolgenabschätzung und Krisenvorsorge. Prävention ist keine freiwillige Zusatzleistung. Sie ist Wirkleistung, wenn sie Schäden verhindert, Kosten senkt und Handlungsspielräume erhält [I-23-14].</w:t>
       </w:r>
     </w:p>
     <w:p>
@@ -2042,37 +2057,27 @@
         <w:pStyle w:val="Heading3"/>
       </w:pPr>
       <w:r>
-        <w:t>30.1 Messbarkeit ohne Reduktionismus</w:t>
-      </w:r>
-    </w:p>
-    <w:p>
-      <w:r>
-        <w:t>Wirkung muss messbar werden, weil sie sonst nicht verlässlich in Entscheidungen zurückkehren kann. Was nicht beobachtet wird, bleibt leicht unsichtbar. Was unsichtbar bleibt, wird selten systematisch berücksichtigt. Was nicht berücksichtigt wird, kann weiter externalisiert, verschoben oder rhetorisch überhöht werden. Eine Gesellschaft, die Wirkung ernst nimmt, muss deshalb wissen, welche Zustände sich verändern, welche Risiken entstehen, welche Belastungen verlagert werden und welche positiven Veränderungen tatsächlich eintreten.</w:t>
-      </w:r>
-    </w:p>
-    <w:p>
-      <w:r>
-        <w:t>Gleichzeitig hat Messung eine Grenze. Sie kann den Gegenstand verkürzen. Wenn nur das zählt, was leicht zu zählen ist, wird das Wichtige durch das Messbare ersetzt. Dann werden Tonnen, Euro, Prozente, Indizes oder Punktwerte mit Wirklichkeit verwechselt. Eine solche Messung wäre keine Wirkungsökonomie, sondern eine neue Form technokratischer Blindheit.</w:t>
-      </w:r>
-    </w:p>
-    <w:p>
-      <w:r>
-        <w:t>Die Wirkungsökonomie misst deshalb nicht, weil alles in Zahlen aufgeht. Sie misst, weil Wirkung sonst nicht lernfähig wird. Zahlen sind Signale. Sie sind keine vollständige Beschreibung der Welt. Ein Indikator kann zeigen, dass Emissionen sinken, Wasserverbrauch steigt, Arbeitsunfälle abnehmen, Vertrauen beschädigt wird oder Teilhabe wächst. Er erklärt aber nicht allein, warum dies geschieht, welche Nebenwirkungen entstehen, welche Gruppen betroffen sind und ob die Veränderung systemisch sowie normativ erwünscht ist.</w:t>
-      </w:r>
-    </w:p>
-    <w:p>
-      <w:r>
-        <w:t>Messbarkeit ohne Reduktionismus bedeutet: Zahlen werden in Zusammenhänge gestellt. Eine gemessene Veränderung wird als Zustandsveränderung gelesen, nicht als isolierter Wert. Sie wird auf systemischen Wert bezogen, an Mensch, Planet und Demokratie normativ bewertet und in Rückkopplung übersetzt. Damit unterscheidet sich die Wirkungsökonomie von einer bloßen Kennzahlenordnung. Sie fragt nicht, welche Zahl gut aussieht. Sie fragt, welcher Zustand sich verändert, in welchem Wirkungsraum, für wen, auf welcher Zeitskala und mit welchen Nebenwirkungen.</w:t>
-      </w:r>
-    </w:p>
-    <w:p>
-      <w:r>
-        <w:t>Ein System, das nur Zahlen sammelt, wird nicht automatisch klüger. Es kann sogar blinder werden, wenn es die falschen Zahlen optimiert. Ein System, das Wirkung misst, muss daher auch fragen, welche Dimensionen nicht vollständig quantifizierbar sind, welche Annahmen hinter der Messung stehen und welche Wirkungen nur über qualitative, relationale oder langfristige Beobachtung erfasst werden können. Gerade Vertrauen, Würde, Pflegequalität, Bildung, demokratische Stabilität, kulturelle Resonanz, Prävention und langfristige ökologische Regeneration verlangen eine vorsichtige Methodik.</w:t>
-      </w:r>
-    </w:p>
-    <w:p>
-      <w:r>
-        <w:t>Messbarkeit ohne Reduktionismus heißt deshalb: Wirkung wird messbar gemacht, aber nicht auf Messung reduziert.</w:t>
+        <w:t>23.7 Demokratie, Medien und öffentliche Resonanzräume</w:t>
+      </w:r>
+    </w:p>
+    <w:p>
+      <w:r>
+        <w:t>Wirkungsrisiken betreffen auch Demokratie und Öffentlichkeit. Eine Demokratie kann nicht nur durch formale Angriffe beschädigt werden. Sie kann ihre Orientierungsfähigkeit verlieren, wenn Wahrheit, Vertrauen, Medienqualität, Rechtsstaatlichkeit und öffentliche Resonanzräume geschwächt werden [I-23-7].</w:t>
+      </w:r>
+    </w:p>
+    <w:p>
+      <w:r>
+        <w:t>Sprache erzeugt zuerst Wirkungspotenzial. Wiederholung, Tonalität, Frames, Bilder, Plattformlogiken und algorithmische Verstärkung können aus Potenzial Risiko machen. Eine einzelne Aussage ist nicht automatisch Schaden. Eine Kommunikationsstruktur kann jedoch demokratisches Wirkungsrisiko erzeugen, wenn sie Institutionen systematisch delegitimiert, Gruppen entmenschlicht, Quellenklarheit zerstört oder Manipulation belohnt [I-23-7].</w:t>
+      </w:r>
+    </w:p>
+    <w:p>
+      <w:r>
+        <w:t>Hybride Einflussnahme greift nicht nur Informationen an. Sie greift Rückkopplung an. Wenn Menschen nicht mehr wissen, welchen Daten sie vertrauen können, welche Institutionen legitim handeln, welche Quellen prüfbar sind oder welche Konflikte real sind, sinkt demokratische Lernfähigkeit [I-23-16].</w:t>
+      </w:r>
+    </w:p>
+    <w:p>
+      <w:r>
+        <w:t>Demokratische Resilienz bedeutet daher nicht nur Schutz von Wahlen. Sie umfasst Medienqualität, Plattformverantwortung, Bildung, digitale Mündigkeit, Statistik, Wissenschaft, Gerichte, Transparenz, Quellenklarheit und Vertrauen. Öffentlichkeit ist ein Wirkungsraum. Sie braucht Schutz vor Manipulation, ohne Meinung zu normieren [I-23-7][I-23-17].</w:t>
       </w:r>
     </w:p>
     <w:p>
@@ -2080,37 +2085,22 @@
         <w:pStyle w:val="Heading3"/>
       </w:pPr>
       <w:r>
-        <w:t>30.2 Empirische, systemische und normative Ebene</w:t>
-      </w:r>
-    </w:p>
-    <w:p>
-      <w:r>
-        <w:t>Wirkungsmessung braucht drei Ebenen. Diese Ebenen müssen getrennt und verbunden werden, sonst entsteht Scheingenauigkeit.</w:t>
-      </w:r>
-    </w:p>
-    <w:p>
-      <w:r>
-        <w:t>Die erste Ebene ist empirisch. Sie fragt: Was lässt sich beobachten? Welche Daten liegen vor? Welche Zustände haben sich verändert? Wie entwickeln sich Emissionen, Ressourcenverbrauch, Gesundheitswerte, Arbeitsbedingungen, Bildungszugang, Beteiligung, Sicherheit, Vertrauen, Biodiversität, Wohnqualität oder demokratische Stabilität? Die empirische Ebene braucht Daten, Indikatoren, Quellen, Zeitreihen, Vergleichswerte und Prüfbarkeit. Sie schützt die Wirkungsökonomie vor bloßer Behauptung.</w:t>
-      </w:r>
-    </w:p>
-    <w:p>
-      <w:r>
-        <w:t>Die zweite Ebene ist systemisch. Sie fragt: Was bedeutet diese Veränderung im Zusammenhang? Ein Wert kann für sich positiv aussehen und im System problematisch sein. Eine Effizienzsteigerung kann Ressourcen sparen und zugleich Mehrverbrauch auslösen. Eine Kostensenkung kann kurzfristig entlasten und langfristig Infrastruktur schwächen. Eine hohe Reichweite kann Aufmerksamkeit schaffen und zugleich Diskursqualität beschädigen. Die systemische Ebene betrachtet Rückkopplungen, Engpässe, Nebenwirkungen, Verzögerungen, Interdependenzen und Wirkungsräume.</w:t>
-      </w:r>
-    </w:p>
-    <w:p>
-      <w:r>
-        <w:t>Die dritte Ebene ist normativ. Sie fragt: Ist diese Wirkung gemessen an Mensch, Planet und Demokratie wünschenswert? Nicht jede systemisch starke Wirkung ist gut. Eine autoritäre Ordnung kann effizient sein. Ein Geschäftsmodell kann hohe Bindung erzeugen und Menschen abhängig machen. Ein Medienmechanismus kann stark wirken und Vertrauen zerstören. Eine Technologie kann mächtig sein und demokratische Selbstbestimmung schwächen. Deshalb reicht Wirkungskraft nicht. Wirkung braucht normative Bewertung.</w:t>
-      </w:r>
-    </w:p>
-    <w:p>
-      <w:r>
-        <w:t>Diese drei Ebenen bilden zusammen die methodische Grundlage von Teil V. Die empirische Ebene fragt, was sich verändert. Die systemische Ebene fragt, was diese Veränderung im Zusammenhang bedeutet. Die normative Ebene fragt, ob die Veränderung an Mensch, Planet und Demokratie gemessen erwünscht ist. Wenn eine Ebene fehlt, wird Messung fehlerhaft. Ohne Empirie bleibt Wirkung Behauptung. Ohne Systemik wird Wirkung isoliert. Ohne Normativität wird Wirkung richtungslos.</w:t>
-      </w:r>
-    </w:p>
-    <w:p>
-      <w:r>
-        <w:t>Die Wirkungsökonomie verbindet diese Ebenen, ohne sie zu vermischen. Empirische Daten ersetzen keine normative Bewertung. Normative Bewertung ersetzt keine Daten. Systemische Einordnung ersetzt keine Prüfung. Erst die Verbindung macht Wirkung steuerungsfähig.</w:t>
+        <w:t>Quellenanker: Kapitel 30 - Von Wirkung zu Messung</w:t>
+      </w:r>
+    </w:p>
+    <w:p>
+      <w:r>
+        <w:t>Interne Quelle: referenz/kapitel-030-von-wirkung-zu-messung/index.html</w:t>
+      </w:r>
+    </w:p>
+    <w:p>
+      <w:r>
+        <w:t>Diese Frage bildet den Übergang von der normativen Ordnung zur Messarchitektur. Ohne Messung bleibt Wirkung ein Anspruch. Ohne Maßstab bleibt Messung blind. Ohne Rückkopplung bleibt Messung folgenlos. Die Wirkungsökonomie braucht daher eine Methodik, die Wirkung sichtbar macht, ohne ihre Komplexität zu zerstören.</w:t>
+      </w:r>
+    </w:p>
+    <w:p>
+      <w:r>
+        <w:t>Messung ist nicht die Wahrheit selbst. Sie ist die Bedingung, damit Wirkung beobachtbar, prüfbar, vergleichbar und rückkoppelbar wird.</w:t>
       </w:r>
     </w:p>
     <w:p>
@@ -2118,47 +2108,37 @@
         <w:pStyle w:val="Heading3"/>
       </w:pPr>
       <w:r>
-        <w:t>30.3 Messgrenzen, Schätzungen und Unsicherheit</w:t>
-      </w:r>
-    </w:p>
-    <w:p>
-      <w:r>
-        <w:t>Wirkung ist messbar, aber nicht vollständig. Diese Grenze muss offen benannt werden.</w:t>
-      </w:r>
-    </w:p>
-    <w:p>
-      <w:r>
-        <w:t>Manche Wirkungen lassen sich direkt erfassen: Energieverbrauch, Emissionen, Recyclingquote, Unfallzahlen, Lärmbelastung, Wasserverbrauch, Flächenversiegelung, Lieferzeiten, Gesundheitsdaten, Bildungsabschlüsse, Mietbelastung, Schadstoffwerte. Andere Wirkungen sind indirekter: Vertrauen, Zugehörigkeit, Würde, demokratische Diskursqualität, Selbstwirksamkeit, kulturelle Lebendigkeit, Zukunftsangst, institutionelle Glaubwürdigkeit.</w:t>
-      </w:r>
-    </w:p>
-    <w:p>
-      <w:r>
-        <w:t>Indirekte Wirkungen sind nicht unwichtig, nur weil sie schwerer zu messen sind. Eine Wirkungsökonomie darf die Welt nicht auf das reduzieren, was Sensoren, Bilanzen oder Reports leicht erfassen. Sie muss unterschiedliche Messformen zulassen: quantitative Daten, qualitative Bewertung, Experteneinschätzung, Beteiligung, Indizes, Plausibilitätsannahmen, Szenarien, Vergleichswerte und konservative Schätzungen.</w:t>
-      </w:r>
-    </w:p>
-    <w:p>
-      <w:r>
-        <w:t>Schätzungen sind kein Makel, wenn sie transparent sind. Eine präzise Scheingenauigkeit ist gefährlicher als eine ehrliche Spanne. Wenn Daten fehlen, muss die Lücke markiert werden. Wenn Unsicherheit besteht, muss sie ausgewiesen werden. Wenn ein Wert nur näherungsweise bestimmbar ist, muss er als Näherung erscheinen. Wenn ein Wirkungszusammenhang nicht belastbar genug ist, darf er nicht als gesicherte Wahrheit behandelt werden.</w:t>
-      </w:r>
-    </w:p>
-    <w:p>
-      <w:r>
-        <w:t>Die Wirkungsökonomie unterscheidet daher zwischen Messwert, Schätzung, Plausibilität, Unsicherheit, Ambivalenz und Offenheit. Ein Messwert ist ein beobachtbarer oder berechenbarer Wert. Eine Schätzung ist eine methodisch begründete Annäherung. Plausibilität ist die nachvollziehbare Erklärung, warum eine Handlung über bestimmte Mechanismen zu einer Wirkung führen kann. Unsicherheit ist der ausgewiesene Bereich dessen, was noch nicht sicher bekannt ist. Ambivalenz bezeichnet das gleichzeitige Vorliegen positiver und negativer Wirkungen. Offenheit markiert ein Feld, das noch nicht belastbar bewertet werden kann.</w:t>
-      </w:r>
-    </w:p>
-    <w:p>
-      <w:r>
-        <w:t>Unsicherheit darf jedoch nicht zur Ausrede werden. In komplexen Systemen gibt es selten vollständige Gewissheit. Wer vollständige Gewissheit verlangt, bevor gehandelt wird, erzeugt Wirkung durch Verzögerung. Die Wirkungsökonomie braucht daher einen verantwortlichen Umgang mit Unsicherheit: nicht vorschnell behaupten, nicht leichtfertig ignorieren, nicht endlos verschieben.</w:t>
-      </w:r>
-    </w:p>
-    <w:p>
-      <w:r>
-        <w:t>Messgrenzen müssen in der Architektur sichtbar bleiben. Eine Wirkung kann gemessen, geschätzt, qualitativ bewertet, unsicher, offen oder nicht ausreichend belegt sein. Jede dieser Kategorien hat eine andere Bedeutung. Unbekannte Wirkung ist nicht neutrale Wirkung. Sie ist ein Hinweis auf Prüfbedarf.</w:t>
-      </w:r>
-    </w:p>
-    <w:p>
-      <w:r>
-        <w:t>Damit entsteht eine methodische Ethik der Messung. Sie verlangt Genauigkeit, wo Genauigkeit möglich ist. Sie verlangt Transparenz, wo Schätzung nötig ist. Sie verlangt Vorsicht, wo Unsicherheit besteht. Sie verlangt Korrektur, wenn neue Daten alte Annahmen widerlegen.</w:t>
+        <w:t>30.1 Messbarkeit ohne Reduktionismus</w:t>
+      </w:r>
+    </w:p>
+    <w:p>
+      <w:r>
+        <w:t>Wirkung muss messbar werden, weil sie sonst nicht verlässlich in Entscheidungen zurückkehren kann. Was nicht beobachtet wird, bleibt leicht unsichtbar. Was unsichtbar bleibt, wird selten systematisch berücksichtigt. Was nicht berücksichtigt wird, kann weiter externalisiert, verschoben oder rhetorisch überhöht werden. Eine Gesellschaft, die Wirkung ernst nimmt, muss deshalb wissen, welche Zustände sich verändern, welche Risiken entstehen, welche Belastungen verlagert werden und welche positiven Veränderungen tatsächlich eintreten.</w:t>
+      </w:r>
+    </w:p>
+    <w:p>
+      <w:r>
+        <w:t>Gleichzeitig hat Messung eine Grenze. Sie kann den Gegenstand verkürzen. Wenn nur das zählt, was leicht zu zählen ist, wird das Wichtige durch das Messbare ersetzt. Dann werden Tonnen, Euro, Prozente, Indizes oder Punktwerte mit Wirklichkeit verwechselt. Eine solche Messung wäre keine Wirkungsökonomie, sondern eine neue Form technokratischer Blindheit.</w:t>
+      </w:r>
+    </w:p>
+    <w:p>
+      <w:r>
+        <w:t>Die Wirkungsökonomie misst deshalb nicht, weil alles in Zahlen aufgeht. Sie misst, weil Wirkung sonst nicht lernfähig wird. Zahlen sind Signale. Sie sind keine vollständige Beschreibung der Welt. Ein Indikator kann zeigen, dass Emissionen sinken, Wasserverbrauch steigt, Arbeitsunfälle abnehmen, Vertrauen beschädigt wird oder Teilhabe wächst. Er erklärt aber nicht allein, warum dies geschieht, welche Nebenwirkungen entstehen, welche Gruppen betroffen sind und ob die Veränderung systemisch sowie normativ erwünscht ist.</w:t>
+      </w:r>
+    </w:p>
+    <w:p>
+      <w:r>
+        <w:t>Messbarkeit ohne Reduktionismus bedeutet: Zahlen werden in Zusammenhänge gestellt. Eine gemessene Veränderung wird als Zustandsveränderung gelesen, nicht als isolierter Wert. Sie wird auf systemischen Wert bezogen, an Mensch, Planet und Demokratie normativ bewertet und in Rückkopplung übersetzt. Damit unterscheidet sich die Wirkungsökonomie von einer bloßen Kennzahlenordnung. Sie fragt nicht, welche Zahl gut aussieht. Sie fragt, welcher Zustand sich verändert, in welchem Wirkungsraum, für wen, auf welcher Zeitskala und mit welchen Nebenwirkungen.</w:t>
+      </w:r>
+    </w:p>
+    <w:p>
+      <w:r>
+        <w:t>Ein System, das nur Zahlen sammelt, wird nicht automatisch klüger. Es kann sogar blinder werden, wenn es die falschen Zahlen optimiert. Ein System, das Wirkung misst, muss daher auch fragen, welche Dimensionen nicht vollständig quantifizierbar sind, welche Annahmen hinter der Messung stehen und welche Wirkungen nur über qualitative, relationale oder langfristige Beobachtung erfasst werden können. Gerade Vertrauen, Würde, Pflegequalität, Bildung, demokratische Stabilität, kulturelle Resonanz, Prävention und langfristige ökologische Regeneration verlangen eine vorsichtige Methodik.</w:t>
+      </w:r>
+    </w:p>
+    <w:p>
+      <w:r>
+        <w:t>Messbarkeit ohne Reduktionismus heißt deshalb: Wirkung wird messbar gemacht, aber nicht auf Messung reduziert.</w:t>
       </w:r>
     </w:p>
     <w:p>
@@ -2166,27 +2146,37 @@
         <w:pStyle w:val="Heading3"/>
       </w:pPr>
       <w:r>
-        <w:t>Quellenanker: Kapitel 32 - Benchmarks, Skalen und Scorecards</w:t>
-      </w:r>
-    </w:p>
-    <w:p>
-      <w:r>
-        <w:t>Interne Quelle: referenz/kapitel-032-benchmarks-skalen-und-scorecards/index.html</w:t>
-      </w:r>
-    </w:p>
-    <w:p>
-      <w:r>
-        <w:t>Kapitel 31 hat die WÖk-ID als Ordnungseinheit eingeführt. Sie macht Wirkungsindikatoren adressierbar, prüfbar und versionierbar. Damit ist jedoch noch keine Bewertung entstanden. Ein Messwert allein sagt nicht, ob eine Wirkung gut, schwach, riskant, durchschnittlich, schädlich oder transformativ ist. Ein Wasserverbrauch, eine Emissionsmenge, eine Unfallquote, ein Living-Wage-Anteil, ein Recyclingwert oder eine Transparenzkennzahl erhalten ihre Bedeutung erst durch Vergleich, Kontext und Schwellenwert.</w:t>
-      </w:r>
-    </w:p>
-    <w:p>
-      <w:r>
-        <w:t>Dieses Kapitel erklärt, wie aus Daten vergleichbare Bewertungen entstehen. Es führt Benchmarks, Wirkungsskalen und Scorecards als methodische Brücke zwischen Rohdaten und Wirkungseinschätzung ein. Scorecards sind keine moralischen Etiketten. Sie sind strukturierte Übersetzungen von Wirkungsdaten in nachvollziehbare Bewertung.</w:t>
-      </w:r>
-    </w:p>
-    <w:p>
-      <w:r>
-        <w:t>Die verbindliche Grenze bleibt klar: Dieses Kapitel erklärt noch nicht die Reverse Merit Order im Detail, keine Produktsteuer, keine konkrete Steuermechanik und keine rechtliche Anwendung. Es geht um die Bewertungslogik zwischen Daten, Schwellenwerten, Kontext und Wirkungsklassen.</w:t>
+        <w:t>30.2 Empirische, systemische und normative Ebene</w:t>
+      </w:r>
+    </w:p>
+    <w:p>
+      <w:r>
+        <w:t>Wirkungsmessung braucht drei Ebenen. Diese Ebenen müssen getrennt und verbunden werden, sonst entsteht Scheingenauigkeit.</w:t>
+      </w:r>
+    </w:p>
+    <w:p>
+      <w:r>
+        <w:t>Die erste Ebene ist empirisch. Sie fragt: Was lässt sich beobachten? Welche Daten liegen vor? Welche Zustände haben sich verändert? Wie entwickeln sich Emissionen, Ressourcenverbrauch, Gesundheitswerte, Arbeitsbedingungen, Bildungszugang, Beteiligung, Sicherheit, Vertrauen, Biodiversität, Wohnqualität oder demokratische Stabilität? Die empirische Ebene braucht Daten, Indikatoren, Quellen, Zeitreihen, Vergleichswerte und Prüfbarkeit. Sie schützt die Wirkungsökonomie vor bloßer Behauptung.</w:t>
+      </w:r>
+    </w:p>
+    <w:p>
+      <w:r>
+        <w:t>Die zweite Ebene ist systemisch. Sie fragt: Was bedeutet diese Veränderung im Zusammenhang? Ein Wert kann für sich positiv aussehen und im System problematisch sein. Eine Effizienzsteigerung kann Ressourcen sparen und zugleich Mehrverbrauch auslösen. Eine Kostensenkung kann kurzfristig entlasten und langfristig Infrastruktur schwächen. Eine hohe Reichweite kann Aufmerksamkeit schaffen und zugleich Diskursqualität beschädigen. Die systemische Ebene betrachtet Rückkopplungen, Engpässe, Nebenwirkungen, Verzögerungen, Interdependenzen und Wirkungsräume.</w:t>
+      </w:r>
+    </w:p>
+    <w:p>
+      <w:r>
+        <w:t>Die dritte Ebene ist normativ. Sie fragt: Ist diese Wirkung gemessen an Mensch, Planet und Demokratie wünschenswert? Nicht jede systemisch starke Wirkung ist gut. Eine autoritäre Ordnung kann effizient sein. Ein Geschäftsmodell kann hohe Bindung erzeugen und Menschen abhängig machen. Ein Medienmechanismus kann stark wirken und Vertrauen zerstören. Eine Technologie kann mächtig sein und demokratische Selbstbestimmung schwächen. Deshalb reicht Wirkungskraft nicht. Wirkung braucht normative Bewertung.</w:t>
+      </w:r>
+    </w:p>
+    <w:p>
+      <w:r>
+        <w:t>Diese drei Ebenen bilden zusammen die methodische Grundlage von Teil V. Die empirische Ebene fragt, was sich verändert. Die systemische Ebene fragt, was diese Veränderung im Zusammenhang bedeutet. Die normative Ebene fragt, ob die Veränderung an Mensch, Planet und Demokratie gemessen erwünscht ist. Wenn eine Ebene fehlt, wird Messung fehlerhaft. Ohne Empirie bleibt Wirkung Behauptung. Ohne Systemik wird Wirkung isoliert. Ohne Normativität wird Wirkung richtungslos.</w:t>
+      </w:r>
+    </w:p>
+    <w:p>
+      <w:r>
+        <w:t>Die Wirkungsökonomie verbindet diese Ebenen, ohne sie zu vermischen. Empirische Daten ersetzen keine normative Bewertung. Normative Bewertung ersetzt keine Daten. Systemische Einordnung ersetzt keine Prüfung. Erst die Verbindung macht Wirkung steuerungsfähig.</w:t>
       </w:r>
     </w:p>
     <w:p>
@@ -2194,42 +2184,47 @@
         <w:pStyle w:val="Heading3"/>
       </w:pPr>
       <w:r>
-        <w:t>32.1 Wirkungsskala von negativ bis transformativ</w:t>
-      </w:r>
-    </w:p>
-    <w:p>
-      <w:r>
-        <w:t>Eine Wirkungsskala übersetzt Messwerte in Bedeutung. Sie sagt nicht nur, dass ein Wert hoch oder niedrig ist. Sie ordnet ein, ob dieser Wert eine negative, neutrale, positive oder transformative Wirkung anzeigt. Ohne Skala bleiben Daten schwer verständlich. Mit einer schlechten Skala entsteht Scheingenauigkeit. Mit einer guten Skala wird sichtbar, in welchem Wirkungsbereich ein Zustand liegt.</w:t>
-      </w:r>
-    </w:p>
-    <w:p>
-      <w:r>
-        <w:t>Die Wirkungsökonomie arbeitet mit einer Skala von -3 bis +3. Der genaue Zuschnitt kann je nach Wirkungsfeld, Indikatorfamilie und Kontext variieren. Der Zweck bleibt gleich: Daten sollen nicht nur gesammelt, sondern in eine verständliche Wirkungsordnung überführt werden.</w:t>
-      </w:r>
-    </w:p>
-    <w:p>
-      <w:r>
-        <w:t>Tabelle 32-1: Wirkungsskala von -3 bis +3</w:t>
-      </w:r>
-    </w:p>
-    <w:p>
-      <w:r>
-        <w:t>Eine solche Skala ist kein bloßer Übersetzungsmechanismus. Sie macht sichtbar, dass Wirkung nicht nur „vorhanden“ oder „nicht vorhanden“ ist. Zwischen Schaden und Transformation liegen Zwischenstufen. Ein Wert kann noch problematisch sein, aber besser als ein destruktiver Ausgangszustand. Ein anderer Wert kann neutral sein, also keine relevante Verbesserung erzeugen. Wieder ein anderer kann positiv sein, aber noch nicht systemisch transformativ. Transformativ ist eine Wirkung erst dann, wenn sie nicht nur einen Einzelwert verbessert, sondern einen Zukunftspfad verändert, Regeneration ermöglicht, Risiken senkt oder positive Rückkopplungen erzeugt.</w:t>
-      </w:r>
-    </w:p>
-    <w:p>
-      <w:r>
-        <w:t>Die Skala schützt vor zwei Fehlern. Der erste Fehler wäre Schwarz-Weiß-Bewertung. Dann wird alles entweder gut oder schlecht. Diese Logik verfehlt Übergänge, Lernprozesse und Transformation. Der zweite Fehler wäre Beliebigkeit. Dann wird jeder kleine Fortschritt schon als nachhaltig oder positiv bezeichnet. Diese Logik entwertet echte Transformation.</w:t>
-      </w:r>
-    </w:p>
-    <w:p>
-      <w:r>
-        <w:t>Eine Wirkungsskala braucht daher klare Schwellen. Sie muss zeigen, wann ein Wert noch schädlich ist, wann er neutral wird, wann er positive Wirkung anzeigt und wann er transformativ wirkt. Diese Schwellen dürfen nicht aus Kommunikation oder Wunschdenken entstehen. Sie müssen aus Daten, wissenschaftlichen Referenzen, regulatorischen Standards, Branchenbenchmarks, Wirkungspfaden und normativen Mindestanforderungen abgeleitet werden.</w:t>
-      </w:r>
-    </w:p>
-    <w:p>
-      <w:r>
-        <w:t>Wichtig ist: Die Skala bewertet nicht den Menschen, der handelt. Sie bewertet eine Wirkung in einem definierten Wirkungsraum. Diese Trennung ist methodisch notwendig. Wer Wirkung misst, darf nicht moralisch etikettieren. Eine Score-Stufe sagt nicht: Eine Person ist gut oder schlecht. Sie sagt: Ein bestimmter Indikatorwert liegt in einem bestimmten Wirkungsbereich.</w:t>
+        <w:t>30.3 Messgrenzen, Schätzungen und Unsicherheit</w:t>
+      </w:r>
+    </w:p>
+    <w:p>
+      <w:r>
+        <w:t>Wirkung ist messbar, aber nicht vollständig. Diese Grenze muss offen benannt werden.</w:t>
+      </w:r>
+    </w:p>
+    <w:p>
+      <w:r>
+        <w:t>Manche Wirkungen lassen sich direkt erfassen: Energieverbrauch, Emissionen, Recyclingquote, Unfallzahlen, Lärmbelastung, Wasserverbrauch, Flächenversiegelung, Lieferzeiten, Gesundheitsdaten, Bildungsabschlüsse, Mietbelastung, Schadstoffwerte. Andere Wirkungen sind indirekter: Vertrauen, Zugehörigkeit, Würde, demokratische Diskursqualität, Selbstwirksamkeit, kulturelle Lebendigkeit, Zukunftsangst, institutionelle Glaubwürdigkeit.</w:t>
+      </w:r>
+    </w:p>
+    <w:p>
+      <w:r>
+        <w:t>Indirekte Wirkungen sind nicht unwichtig, nur weil sie schwerer zu messen sind. Eine Wirkungsökonomie darf die Welt nicht auf das reduzieren, was Sensoren, Bilanzen oder Reports leicht erfassen. Sie muss unterschiedliche Messformen zulassen: quantitative Daten, qualitative Bewertung, Experteneinschätzung, Beteiligung, Indizes, Plausibilitätsannahmen, Szenarien, Vergleichswerte und konservative Schätzungen.</w:t>
+      </w:r>
+    </w:p>
+    <w:p>
+      <w:r>
+        <w:t>Schätzungen sind kein Makel, wenn sie transparent sind. Eine präzise Scheingenauigkeit ist gefährlicher als eine ehrliche Spanne. Wenn Daten fehlen, muss die Lücke markiert werden. Wenn Unsicherheit besteht, muss sie ausgewiesen werden. Wenn ein Wert nur näherungsweise bestimmbar ist, muss er als Näherung erscheinen. Wenn ein Wirkungszusammenhang nicht belastbar genug ist, darf er nicht als gesicherte Wahrheit behandelt werden.</w:t>
+      </w:r>
+    </w:p>
+    <w:p>
+      <w:r>
+        <w:t>Die Wirkungsökonomie unterscheidet daher zwischen Messwert, Schätzung, Plausibilität, Unsicherheit, Ambivalenz und Offenheit. Ein Messwert ist ein beobachtbarer oder berechenbarer Wert. Eine Schätzung ist eine methodisch begründete Annäherung. Plausibilität ist die nachvollziehbare Erklärung, warum eine Handlung über bestimmte Mechanismen zu einer Wirkung führen kann. Unsicherheit ist der ausgewiesene Bereich dessen, was noch nicht sicher bekannt ist. Ambivalenz bezeichnet das gleichzeitige Vorliegen positiver und negativer Wirkungen. Offenheit markiert ein Feld, das noch nicht belastbar bewertet werden kann.</w:t>
+      </w:r>
+    </w:p>
+    <w:p>
+      <w:r>
+        <w:t>Unsicherheit darf jedoch nicht zur Ausrede werden. In komplexen Systemen gibt es selten vollständige Gewissheit. Wer vollständige Gewissheit verlangt, bevor gehandelt wird, erzeugt Wirkung durch Verzögerung. Die Wirkungsökonomie braucht daher einen verantwortlichen Umgang mit Unsicherheit: nicht vorschnell behaupten, nicht leichtfertig ignorieren, nicht endlos verschieben.</w:t>
+      </w:r>
+    </w:p>
+    <w:p>
+      <w:r>
+        <w:t>Messgrenzen müssen in der Architektur sichtbar bleiben. Eine Wirkung kann gemessen, geschätzt, qualitativ bewertet, unsicher, offen oder nicht ausreichend belegt sein. Jede dieser Kategorien hat eine andere Bedeutung. Unbekannte Wirkung ist nicht neutrale Wirkung. Sie ist ein Hinweis auf Prüfbedarf.</w:t>
+      </w:r>
+    </w:p>
+    <w:p>
+      <w:r>
+        <w:t>Damit entsteht eine methodische Ethik der Messung. Sie verlangt Genauigkeit, wo Genauigkeit möglich ist. Sie verlangt Transparenz, wo Schätzung nötig ist. Sie verlangt Vorsicht, wo Unsicherheit besteht. Sie verlangt Korrektur, wenn neue Daten alte Annahmen widerlegen.</w:t>
       </w:r>
     </w:p>
     <w:p>
@@ -2237,37 +2232,62 @@
         <w:pStyle w:val="Heading3"/>
       </w:pPr>
       <w:r>
-        <w:t>32.2 Benchmarks nach Branche und Kontext</w:t>
-      </w:r>
-    </w:p>
-    <w:p>
-      <w:r>
-        <w:t>Benchmarks sind Vergleichsmaßstäbe. Sie beantworten die Frage: Womit wird ein Messwert verglichen? Ohne Benchmark bleibt ein Wert leer. Zehn Tonnen Emissionen können je nach Produkt, Branche, Menge, Standort und Lebenszyklus sehr hoch, moderat oder niedrig sein. Ein Wasserverbrauch kann in einer wasserreichen Region anders zu bewerten sein als in einer Stressregion. Ein Lohnwert kann je nach Lebenshaltungskosten, Arbeitszeit, Tarifbindung und Lieferkettenstufe unterschiedliche Bedeutung haben.</w:t>
-      </w:r>
-    </w:p>
-    <w:p>
-      <w:r>
-        <w:t>Die Wirkungsökonomie braucht deshalb Branchen- und Kontextbenchmarks. Ein Wert wird nicht abstrakt bewertet, sondern im Verhältnis zu Aktivität, Branche, Region, Systemgrenze und Wirkungsfeld. Die technischen Leitlinien der WÖk nennen sektorspezifische Referenzwerte, Archetypen und Benchmarks als methodische Grundlage, damit Messwerte nicht frei interpretiert werden, sondern in nachvollziehbare Bewertungsrahmen eingehen.</w:t>
-      </w:r>
-    </w:p>
-    <w:p>
-      <w:r>
-        <w:t>Branchenbenchmarks verhindern falsche Vergleichbarkeit. Eine Schule, ein Stahlwerk, ein Pflegeheim, ein Medienhaus, ein Textilprodukt, ein Wohngebäude, eine Bank und eine digitale Plattform erzeugen unterschiedliche Wirkungen. Sie dürfen nicht mit derselben Indikatorenmischung bewertet werden. Gleichwohl können sie über gemeinsame Wirkungsdimensionen verbunden werden: Mensch, Planet und Demokratie. Vergleichbarkeit entsteht also nicht durch Gleichsetzung, sondern durch geordnete Übersetzung.</w:t>
-      </w:r>
-    </w:p>
-    <w:p>
-      <w:r>
-        <w:t>Kontextbenchmarks verhindern ebenfalls Verzerrung. Ein niedriger Wasserverbrauch kann noch problematisch sein, wenn er in einem extrem wasserarmen Gebiet entsteht. Ein hoher Energiebedarf kann anders zu bewerten sein, wenn er unvermeidbare Grundversorgung sichert oder aus vermeidbarer Verschwendung stammt. Ein Beschäftigungswert kann positiv erscheinen, aber durch schlechte Arbeitsbedingungen, Gesundheitsrisiken oder fehlende Mitbestimmung relativiert werden. Ein emissionsarmer Prozess kann gesellschaftlich schädlich sein, wenn er auf Zwangsarbeit, Biodiversitätsverlust oder demokratisch problematischer Abhängigkeit beruht.</w:t>
-      </w:r>
-    </w:p>
-    <w:p>
-      <w:r>
-        <w:t>Benchmarks müssen daher mehrere Ebenen verbinden. Sie brauchen wissenschaftliche Referenzen, regulatorische Vorgaben, Branchenwerte, regionale Bedingungen, Lebenszyklusbezug, Mindeststandards und Transformationspfade. Ein guter Benchmark ist nicht nur Durchschnitt. Durchschnitt kann eine schlechte Realität stabilisieren. Wenn eine ganze Branche schädlich arbeitet, kann der Branchendurchschnitt nicht automatisch als neutral gelten. Der Benchmark muss sich an Wirkung orientieren, nicht nur an vorhandener Praxis.</w:t>
-      </w:r>
-    </w:p>
-    <w:p>
-      <w:r>
-        <w:t>Damit wird ein wichtiger Unterschied sichtbar: Ein statistischer Durchschnitt beschreibt, was üblich ist. Ein Wirkungsbenchmark beschreibt, was gemessen an Mensch, Planet und Demokratie tragfähig oder transformativ ist. Beide Informationen können nützlich sein. Sie dürfen aber nicht verwechselt werden.</w:t>
+        <w:t>30.4 Warum Messung Rückkopplung vorbereitet</w:t>
+      </w:r>
+    </w:p>
+    <w:p>
+      <w:r>
+        <w:t>Messung ist in der Wirkungsökonomie kein Selbstzweck. Sie soll keine Berichte füllen, keine Rankings als Ersatz für Urteil erzeugen und keine Aktivität simulieren. Sie soll Rückkopplung ermöglichen.</w:t>
+      </w:r>
+    </w:p>
+    <w:p>
+      <w:r>
+        <w:t>Rückkopplung bedeutet: Eine beobachtete Wirkung kehrt in Entscheidungen zurück. Wenn eine Handlung Mensch, Planet oder Demokratie stärkt, soll diese Wirkung sichtbar und anschlussfähig werden. Wenn eine Handlung schadet, soll sie nicht unsichtbar bleiben. Wenn eine Wirkung unklar ist, soll Prüfung ausgelöst werden. Wenn eine Maßnahme unerwartete Nebenwirkungen erzeugt, soll das System lernen.</w:t>
+      </w:r>
+    </w:p>
+    <w:p>
+      <w:r>
+        <w:t>Messung bereitet diese Rückkopplung vor, weil sie die Verbindung zwischen Handlung und Zustandsveränderung herstellt. Ohne Messung bleibt unklar, ob eine Maßnahme wirkt. Ohne Vergleich bleibt unklar, ob Wirkung stark oder schwach ist. Ohne Zeitbezug bleibt unklar, ob Wirkung dauerhaft oder vorübergehend ist. Ohne Kontext bleibt unklar, ob eine Verbesserung an einer Stelle Verschlechterung an anderer Stelle erzeugt.</w:t>
+      </w:r>
+    </w:p>
+    <w:p>
+      <w:r>
+        <w:t>Die Wirkungsökonomie misst daher nicht nur Output. Output sagt, was getan wurde. Wirkung sagt, was sich verändert hat. Ein Förderprogramm kann ausgezahlt werden, ohne Armut zu senken. Ein Bildungsprojekt kann viele Teilnehmende erreichen, ohne Wirkungskompetenz zu stärken. Ein Unternehmen kann Nachhaltigkeitsdaten berichten, ohne Entscheidungen zu verändern. Eine Kampagne kann Reichweite erzielen, ohne Vertrauen zu erhöhen. Eine Sanierung kann Energie sparen und zugleich soziale Verdrängung verstärken.</w:t>
+      </w:r>
+    </w:p>
+    <w:p>
+      <w:r>
+        <w:t>Messung muss deshalb auf Zustände bezogen sein. Sie muss zeigen, ob Mensch, Planet und Demokratie gestärkt oder geschwächt werden. Sie muss Nebenwirkungen erfassen, Zeitverzögerungen berücksichtigen und Wirkungsräume unterscheiden. Erst dann kann sie Rückkopplung vorbereiten.</w:t>
+      </w:r>
+    </w:p>
+    <w:p>
+      <w:r>
+        <w:t>Die heute vorhandenen Berichts- und Offenlegungsstandards liefern dafür wichtige Anschlussstellen. ESRS, GRI, Lebenszyklusanalysen und Social-Value-Methoden strukturieren Daten, Auswirkungen, Risiken, Ressourcenflüsse, Stakeholderbezüge und Ergebnislogiken. Aus Sicht der Wirkungsökonomie sind sie jedoch nicht der Endpunkt. Sie werden erst dann zu einer Wirkungsarchitektur, wenn ihre Daten in Bewertung, Lenkung und Lernen zurückgeführt werden.</w:t>
+      </w:r>
+    </w:p>
+    <w:p>
+      <w:r>
+        <w:t>Dieses Kapitel legt davor den methodischen Grundsatz fest: Wirkung muss messbar werden, aber Messung darf Wirkung nicht verkleinern. Sie muss empirische Beobachtung, systemische Einordnung und normative Bewertung verbinden. Sie muss Unsicherheit offenlegen. Sie muss Rückkopplung vorbereiten.</w:t>
+      </w:r>
+    </w:p>
+    <w:p>
+      <w:r>
+        <w:t>Diese Frage führt zu Kapitel 31: WÖk-IDs und Indikatorenarchitektur.</w:t>
+      </w:r>
+    </w:p>
+    <w:p>
+      <w:r>
+        <w:t>Endnoten und Quellen zu Kapitel 30</w:t>
+      </w:r>
+    </w:p>
+    <w:p>
+      <w:r>
+        <w:t>Interne WÖk-Quellen</w:t>
+      </w:r>
+    </w:p>
+    <w:p>
+      <w:r>
+        <w:t>Weber, Natalie: Grundlagenpapier Wirkungsökonomie, 2025. Grundlage für Wirkung als messbare, überprüfbare und an gesellschaftlichen, ökologischen sowie ethischen Zielen ausgerichtete Leitgröße. Das Grundlagenpapier benennt zugleich Risiken von Bürokratisierung, Wirkungssimulation, Zielkonflikten und Unsicherheit.</w:t>
       </w:r>
     </w:p>
     <w:p>
@@ -2275,37 +2295,27 @@
         <w:pStyle w:val="Heading3"/>
       </w:pPr>
       <w:r>
-        <w:t>32.3 Scorecard-Aufbau</w:t>
-      </w:r>
-    </w:p>
-    <w:p>
-      <w:r>
-        <w:t>Eine Scorecard bündelt mehrere Indikatoren zu einer strukturierten Wirkungsbewertung. Sie besteht nicht aus zufällig ausgewählten Kennzahlen. Sie ordnet relevante WÖk-IDs, Datenquellen, Benchmarks, Schwellenwerte, Skalenlogik und Kontextinformationen zu einem Wirkungsfeld.</w:t>
-      </w:r>
-    </w:p>
-    <w:p>
-      <w:r>
-        <w:t>Der Aufbau einer Scorecard beginnt mit der Frage, was bewertet wird. Ein Produkt, eine Dienstleistung, eine Organisation, ein Kapitalfluss, eine Tätigkeit, ein Gebäude, eine Lieferkette oder eine öffentliche Maßnahme haben unterschiedliche Wirkungsprofile. Danach folgt die Auswahl der relevanten Indikatorfamilien. Je nach Wirkungsfeld können Klima, Wasser, Ressourcen, Arbeit, Gesundheit, Sicherheit, Bildung, Teilhabe, Transparenz, Medienqualität, Demokratie, Resilienz oder digitale Verantwortung relevant sein.</w:t>
-      </w:r>
-    </w:p>
-    <w:p>
-      <w:r>
-        <w:t>Im nächsten Schritt werden Messwerte erfasst. Diese Messwerte stammen aus Datenquellen, die im vorherigen Kapitel eingeführt wurden: Berichte, Audits, Lebenszyklusanalysen, amtliche Daten, Lieferkettendaten, Branchenwerte, wissenschaftliche Quellen, Sensorik oder qualifizierte Schätzungen. Danach werden die Werte gegen Benchmarks gelesen. Erst dieser Vergleich erlaubt die Übersetzung in eine Wirkungsskala.</w:t>
-      </w:r>
-    </w:p>
-    <w:p>
-      <w:r>
-        <w:t>Eine Scorecard enthält damit mindestens fünf Ebenen. Die erste Ebene ist der Indikator. Die zweite Ebene ist der Messwert. Die dritte Ebene ist der Benchmark. Die vierte Ebene ist die Übersetzung in eine Wirkungsskala. Die fünfte Ebene ist die systemische Einordnung: Welche Wirkung entsteht im Zusammenhang? Eine Scorecard ist deshalb mehr als ein Punkteschema. Sie ist ein geordnetes Bewertungsinstrument, das Daten, Kontext und normativen Maßstab verbindet.</w:t>
-      </w:r>
-    </w:p>
-    <w:p>
-      <w:r>
-        <w:t>Tabelle 32-2: Aufbau einer Scorecard</w:t>
-      </w:r>
-    </w:p>
-    <w:p>
-      <w:r>
-        <w:t>Scorecards müssen lesbar und prüfbar sein. Lesbarkeit bedeutet, dass Akteure verstehen, warum ein Wert zu einer bestimmten Bewertung führt. Prüfbarkeit bedeutet, dass Datenquelle, Einheit, Systemgrenze, Zeitraum, Benchmark, Bewertungslogik und Unsicherheit nachvollziehbar sind. Ohne Lesbarkeit entsteht Misstrauen. Ohne Prüfbarkeit entsteht Willkür.</w:t>
+        <w:t>Quellenanker: Kapitel 32 - Benchmarks, Skalen und Scorecards</w:t>
+      </w:r>
+    </w:p>
+    <w:p>
+      <w:r>
+        <w:t>Interne Quelle: referenz/kapitel-032-benchmarks-skalen-und-scorecards/index.html</w:t>
+      </w:r>
+    </w:p>
+    <w:p>
+      <w:r>
+        <w:t>Kapitel 31 hat die WÖk-ID als Ordnungseinheit eingeführt. Sie macht Wirkungsindikatoren adressierbar, prüfbar und versionierbar. Damit ist jedoch noch keine Bewertung entstanden. Ein Messwert allein sagt nicht, ob eine Wirkung gut, schwach, riskant, durchschnittlich, schädlich oder transformativ ist. Ein Wasserverbrauch, eine Emissionsmenge, eine Unfallquote, ein Living-Wage-Anteil, ein Recyclingwert oder eine Transparenzkennzahl erhalten ihre Bedeutung erst durch Vergleich, Kontext und Schwellenwert.</w:t>
+      </w:r>
+    </w:p>
+    <w:p>
+      <w:r>
+        <w:t>Dieses Kapitel erklärt, wie aus Daten vergleichbare Bewertungen entstehen. Es führt Benchmarks, Wirkungsskalen und Scorecards als methodische Brücke zwischen Rohdaten und Wirkungseinschätzung ein. Scorecards sind keine moralischen Etiketten. Sie sind strukturierte Übersetzungen von Wirkungsdaten in nachvollziehbare Bewertung.</w:t>
+      </w:r>
+    </w:p>
+    <w:p>
+      <w:r>
+        <w:t>Die verbindliche Grenze bleibt klar: Dieses Kapitel erklärt noch nicht die Reverse Merit Order im Detail, keine Produktsteuer, keine konkrete Steuermechanik und keine rechtliche Anwendung. Es geht um die Bewertungslogik zwischen Daten, Schwellenwerten, Kontext und Wirkungsklassen.</w:t>
       </w:r>
     </w:p>
     <w:p>
@@ -2313,47 +2323,42 @@
         <w:pStyle w:val="Heading3"/>
       </w:pPr>
       <w:r>
-        <w:t>Quellenanker: Kapitel 34 - T-SROI und systemische Transformationsmessung</w:t>
-      </w:r>
-    </w:p>
-    <w:p>
-      <w:r>
-        <w:t>Interne Quelle: referenz/kapitel-034-t-sroi-und-systemische-transformationsmessung/index.html</w:t>
-      </w:r>
-    </w:p>
-    <w:p>
-      <w:r>
-        <w:t>Kapitel 33 hat eine methodische Grenze gesetzt: Eine starke Wirkung in einem Feld darf schwere Schäden in einem anderen Feld nicht unsichtbar machen. Die Reverse Merit Order schützt die Wirkungsbewertung vor Durchschnittstäuschung, Ablasslogik und falsch positiver Gesamtbilanz. Kapitel 32 hat dafür bereits die operative Kennzahl eingeführt: den Netto-Wirkungs-Index, kurz NWI. Er bewertet die Netto-Wirkung eines Bewertungsgegenstands in einem definierten Wirkungsraum.</w:t>
-      </w:r>
-    </w:p>
-    <w:p>
-      <w:r>
-        <w:t>Kapitel 34 führt nun eine andere Kennzahlenlogik ein: den T-SROI - Transformational Social Return on Investment. Der T-SROI misst nicht noch einmal Netto-Wirkung. Diese Aufgabe liegt beim NWI. Der T-SROI fragt, ob aus einer geprüften Wirkung eine systemische Transformation entsteht. Er bewertet also Transformationswirkung und systemische Hebelwirkung.</w:t>
-      </w:r>
-    </w:p>
-    <w:p>
-      <w:r>
-        <w:t>Diese Unterscheidung ist zentral. Ein Produkt, Projekt oder Unternehmen kann eine positive Netto-Wirkung haben und dennoch keine Struktur verändern. Es ist dann wirkungsvoll, aber nicht transformativ. Umgekehrt kann eine Investition zunächst nur eine moderate Netto-Wirkung zeigen und dennoch einen wichtigen Transformationspfad öffnen, wenn sie neue Infrastruktur, neue Standards, neue Märkte, neue Routinen oder neue Rückkopplungen ermöglicht.</w:t>
-      </w:r>
-    </w:p>
-    <w:p>
-      <w:r>
-        <w:t>Der T-SROI ist deshalb kein Ersatz für den NWI. Er baut auf ihm auf. Der NWI beantwortet die Frage: Was bleibt netto übrig? Der T-SROI beantwortet die Frage: Welche systemische Veränderung wird dadurch möglich?</w:t>
-      </w:r>
-    </w:p>
-    <w:p>
-      <w:r>
-        <w:t>Dieses Kapitel erklärt die Logik des T-SROI. Es behandelt keine konkrete Steuermechanik, keine vollständige Kapitalmarktarchitektur und keine Fondsregulierung. Es legt fest, warum die Wirkungsökonomie neben einer Netto-Wirkungskennzahl eine eigene Transformationskennzahl braucht.</w:t>
-      </w:r>
-    </w:p>
-    <w:p>
-      <w:r>
-        <w:t>Für das Impact-Controlling entsteht daraus keine einzelne Superkennzahl, sondern eine gestufte Kennzahlenarchitektur. KIIs erfassen relevante Zustandsveränderungen. Scorecards ordnen diese KIIs nach WÖk-IDs, Benchmarks, Datenqualität und Reverse Merit Order. Der NWI verdichtet die operative Netto-Wirkung. Der IOI - Impact-of-Investment - setzt diese geprüfte positive Netto-Wirkung ins Verhältnis zum eingesetzten Kapital. Der T-SROI bewertet anschließend, ob daraus systemische Transformationswirkung entsteht.</w:t>
-      </w:r>
-    </w:p>
-    <w:p>
-      <w:r>
-        <w:t>Damit lassen sich drei Entscheidungsfragen sauber trennen: Ist die Wirkung netto tragfähig? Das beantwortet der NWI. Wie viel positive Netto-Wirkung entsteht pro investiertem Euro? Das beantwortet der IOI. Verändert die Investition darüber hinaus Strukturen, Standards, Risiken oder Pfade? Das beantwortet der T-SROI. Diese Trennung schützt vor Impact-Washing, weil finanzielle Effizienz, operative Wirkung und Transformation nicht ineinander verwischt werden.</w:t>
+        <w:t>32.1 Wirkungsskala von negativ bis transformativ</w:t>
+      </w:r>
+    </w:p>
+    <w:p>
+      <w:r>
+        <w:t>Eine Wirkungsskala übersetzt Messwerte in Bedeutung. Sie sagt nicht nur, dass ein Wert hoch oder niedrig ist. Sie ordnet ein, ob dieser Wert eine negative, neutrale, positive oder transformative Wirkung anzeigt. Ohne Skala bleiben Daten schwer verständlich. Mit einer schlechten Skala entsteht Scheingenauigkeit. Mit einer guten Skala wird sichtbar, in welchem Wirkungsbereich ein Zustand liegt.</w:t>
+      </w:r>
+    </w:p>
+    <w:p>
+      <w:r>
+        <w:t>Die Wirkungsökonomie arbeitet mit einer Skala von -3 bis +3. Der genaue Zuschnitt kann je nach Wirkungsfeld, Indikatorfamilie und Kontext variieren. Der Zweck bleibt gleich: Daten sollen nicht nur gesammelt, sondern in eine verständliche Wirkungsordnung überführt werden.</w:t>
+      </w:r>
+    </w:p>
+    <w:p>
+      <w:r>
+        <w:t>Tabelle 32-1: Wirkungsskala von -3 bis +3</w:t>
+      </w:r>
+    </w:p>
+    <w:p>
+      <w:r>
+        <w:t>Eine solche Skala ist kein bloßer Übersetzungsmechanismus. Sie macht sichtbar, dass Wirkung nicht nur „vorhanden“ oder „nicht vorhanden“ ist. Zwischen Schaden und Transformation liegen Zwischenstufen. Ein Wert kann noch problematisch sein, aber besser als ein destruktiver Ausgangszustand. Ein anderer Wert kann neutral sein, also keine relevante Verbesserung erzeugen. Wieder ein anderer kann positiv sein, aber noch nicht systemisch transformativ. Transformativ ist eine Wirkung erst dann, wenn sie nicht nur einen Einzelwert verbessert, sondern einen Zukunftspfad verändert, Regeneration ermöglicht, Risiken senkt oder positive Rückkopplungen erzeugt.</w:t>
+      </w:r>
+    </w:p>
+    <w:p>
+      <w:r>
+        <w:t>Die Skala schützt vor zwei Fehlern. Der erste Fehler wäre Schwarz-Weiß-Bewertung. Dann wird alles entweder gut oder schlecht. Diese Logik verfehlt Übergänge, Lernprozesse und Transformation. Der zweite Fehler wäre Beliebigkeit. Dann wird jeder kleine Fortschritt schon als nachhaltig oder positiv bezeichnet. Diese Logik entwertet echte Transformation.</w:t>
+      </w:r>
+    </w:p>
+    <w:p>
+      <w:r>
+        <w:t>Eine Wirkungsskala braucht daher klare Schwellen. Sie muss zeigen, wann ein Wert noch schädlich ist, wann er neutral wird, wann er positive Wirkung anzeigt und wann er transformativ wirkt. Diese Schwellen dürfen nicht aus Kommunikation oder Wunschdenken entstehen. Sie müssen aus Daten, wissenschaftlichen Referenzen, regulatorischen Standards, Branchenbenchmarks, Wirkungspfaden und normativen Mindestanforderungen abgeleitet werden.</w:t>
+      </w:r>
+    </w:p>
+    <w:p>
+      <w:r>
+        <w:t>Wichtig ist: Die Skala bewertet nicht den Menschen, der handelt. Sie bewertet eine Wirkung in einem definierten Wirkungsraum. Diese Trennung ist methodisch notwendig. Wer Wirkung misst, darf nicht moralisch etikettieren. Eine Score-Stufe sagt nicht: Eine Person ist gut oder schlecht. Sie sagt: Ein bestimmter Indikatorwert liegt in einem bestimmten Wirkungsbereich.</w:t>
       </w:r>
     </w:p>
     <w:p>
@@ -2361,52 +2366,37 @@
         <w:pStyle w:val="Heading3"/>
       </w:pPr>
       <w:r>
-        <w:t>34.1 Abgrenzung zu ROI, SROI, NWI, IOI und T-SROI</w:t>
-      </w:r>
-    </w:p>
-    <w:p>
-      <w:r>
-        <w:t>Der klassische ROI, Return on Investment, beantwortet eine enge Frage: Welcher finanzielle Rückfluss entsteht im Verhältnis zur eingesetzten Investition? Diese Frage ist wichtig. Ohne finanzielle Tragfähigkeit können viele Projekte nicht dauerhaft bestehen. Der ROI zeigt, ob Kapital betriebswirtschaftlich sinnvoll eingesetzt wurde. Er sagt aber nicht, ob die damit erzeugte Wirkung Mensch, Planet oder Demokratie stärkt oder schwächt.</w:t>
-      </w:r>
-    </w:p>
-    <w:p>
-      <w:r>
-        <w:t>Ein Projekt kann einen hohen ROI haben und zugleich negative Wirkung erzeugen. Es kann Ressourcen verbrauchen, Menschen belasten, Lieferkettenrisiken erhöhen, demokratische Räume schwächen oder Folgekosten in die Zukunft verschieben. Der ROI sieht diese Wirkungen nur, wenn sie finanziell zurückkehren. Solange sie ausgelagert bleiben, erscheinen sie in der Kennzahl nicht.</w:t>
-      </w:r>
-    </w:p>
-    <w:p>
-      <w:r>
-        <w:t>Der klassische SROI, Social Return on Investment, erweitert die Perspektive. Er versucht, gesellschaftliche, soziale oder ökologische Wirkungen monetär auszudrücken und ins Verhältnis zu einer Investition zu setzen. Damit wird eine wichtige Korrektur vorgenommen: Nutzen außerhalb der reinen Finanzrechnung wird sichtbar. SROI-Ansätze haben geholfen, soziale Programme, Prävention, Integration, Bildung oder Gesundheitswirkungen nicht nur als Kosten, sondern als gesellschaftlichen Wert zu verstehen.</w:t>
-      </w:r>
-    </w:p>
-    <w:p>
-      <w:r>
-        <w:t>Doch auch der klassische SROI bleibt begrenzt. Er ist häufig projektzentriert. Er kann positive Wirkungen addieren, ohne negative Wirkungen ausreichend zu berücksichtigen. Er kann kurzfristige Effekte stärker zeigen als langfristige Strukturveränderungen. Er kann Nutzen monetarisieren, ohne die Frage zu beantworten, ob eine Wirkung Pfade, Märkte, Institutionen, Lieferketten, Verhalten oder Resilienz verändert.</w:t>
-      </w:r>
-    </w:p>
-    <w:p>
-      <w:r>
-        <w:t>Der NWI schließt diese Lücke auf der Ebene der Netto-Wirkung. Er führt positive und negative Wirkungen, Mindestbedingungen, Datenqualität, Unsicherheit, Zeitwirkung, Systemkontext und Nichtkompensation zu einer operativen Netto-Wirkungskennzahl zusammen. Er zeigt, ob ein Bewertungsgegenstand im definierten Wirkungsraum tragfähig wirkt oder nicht.</w:t>
-      </w:r>
-    </w:p>
-    <w:p>
-      <w:r>
-        <w:t>Der T-SROI setzt erst danach an. Er fragt nicht: Wie ist die Netto-Wirkung? Er fragt: Verändert diese Netto-Wirkung die Struktur künftiger Entscheidungen? Ein hoher NWI ist keine automatische Transformation. Ein niedriger oder negativer NWI kann aber eine positive T-SROI-Bewertung blockieren, weil Transformation nicht auf schweren, verdeckten Schäden aufbauen darf.</w:t>
-      </w:r>
-    </w:p>
-    <w:p>
-      <w:r>
-        <w:t>Der IOI liegt zwischen NWI und T-SROI. Er fragt nicht nach finanzieller Rendite und nicht nach Transformation, sondern nach Wirkungseffizienz des eingesetzten Kapitals: Welche geprüfte positive Netto-Wirkung entsteht im Verhältnis zur Investitionssumme? Ein positiver IOI setzt voraus, dass die vorgelagerte Scorecard- und NWI-Prüfung tragfähig ist und keine rote Linie verletzt wird.</w:t>
-      </w:r>
-    </w:p>
-    <w:p>
-      <w:r>
-        <w:t>Damit entsteht eine klare Fünferlogik: ROI misst finanzielle Rendite. SROI monetarisiert sozialen oder ökologischen Zusatznutzen. NWI bewertet operative Netto-Wirkung. IOI misst positive Netto-Wirkung im Verhältnis zur Investition. T-SROI bewertet systemische Transformationsleistung.</w:t>
-      </w:r>
-    </w:p>
-    <w:p>
-      <w:r>
-        <w:t>Tabelle 34-1: ROI, SROI, NWI, IOI und T-SROI im Vergleich</w:t>
+        <w:t>32.2 Benchmarks nach Branche und Kontext</w:t>
+      </w:r>
+    </w:p>
+    <w:p>
+      <w:r>
+        <w:t>Benchmarks sind Vergleichsmaßstäbe. Sie beantworten die Frage: Womit wird ein Messwert verglichen? Ohne Benchmark bleibt ein Wert leer. Zehn Tonnen Emissionen können je nach Produkt, Branche, Menge, Standort und Lebenszyklus sehr hoch, moderat oder niedrig sein. Ein Wasserverbrauch kann in einer wasserreichen Region anders zu bewerten sein als in einer Stressregion. Ein Lohnwert kann je nach Lebenshaltungskosten, Arbeitszeit, Tarifbindung und Lieferkettenstufe unterschiedliche Bedeutung haben.</w:t>
+      </w:r>
+    </w:p>
+    <w:p>
+      <w:r>
+        <w:t>Die Wirkungsökonomie braucht deshalb Branchen- und Kontextbenchmarks. Ein Wert wird nicht abstrakt bewertet, sondern im Verhältnis zu Aktivität, Branche, Region, Systemgrenze und Wirkungsfeld. Die technischen Leitlinien der WÖk nennen sektorspezifische Referenzwerte, Archetypen und Benchmarks als methodische Grundlage, damit Messwerte nicht frei interpretiert werden, sondern in nachvollziehbare Bewertungsrahmen eingehen.</w:t>
+      </w:r>
+    </w:p>
+    <w:p>
+      <w:r>
+        <w:t>Branchenbenchmarks verhindern falsche Vergleichbarkeit. Eine Schule, ein Stahlwerk, ein Pflegeheim, ein Medienhaus, ein Textilprodukt, ein Wohngebäude, eine Bank und eine digitale Plattform erzeugen unterschiedliche Wirkungen. Sie dürfen nicht mit derselben Indikatorenmischung bewertet werden. Gleichwohl können sie über gemeinsame Wirkungsdimensionen verbunden werden: Mensch, Planet und Demokratie. Vergleichbarkeit entsteht also nicht durch Gleichsetzung, sondern durch geordnete Übersetzung.</w:t>
+      </w:r>
+    </w:p>
+    <w:p>
+      <w:r>
+        <w:t>Kontextbenchmarks verhindern ebenfalls Verzerrung. Ein niedriger Wasserverbrauch kann noch problematisch sein, wenn er in einem extrem wasserarmen Gebiet entsteht. Ein hoher Energiebedarf kann anders zu bewerten sein, wenn er unvermeidbare Grundversorgung sichert oder aus vermeidbarer Verschwendung stammt. Ein Beschäftigungswert kann positiv erscheinen, aber durch schlechte Arbeitsbedingungen, Gesundheitsrisiken oder fehlende Mitbestimmung relativiert werden. Ein emissionsarmer Prozess kann gesellschaftlich schädlich sein, wenn er auf Zwangsarbeit, Biodiversitätsverlust oder demokratisch problematischer Abhängigkeit beruht.</w:t>
+      </w:r>
+    </w:p>
+    <w:p>
+      <w:r>
+        <w:t>Benchmarks müssen daher mehrere Ebenen verbinden. Sie brauchen wissenschaftliche Referenzen, regulatorische Vorgaben, Branchenwerte, regionale Bedingungen, Lebenszyklusbezug, Mindeststandards und Transformationspfade. Ein guter Benchmark ist nicht nur Durchschnitt. Durchschnitt kann eine schlechte Realität stabilisieren. Wenn eine ganze Branche schädlich arbeitet, kann der Branchendurchschnitt nicht automatisch als neutral gelten. Der Benchmark muss sich an Wirkung orientieren, nicht nur an vorhandener Praxis.</w:t>
+      </w:r>
+    </w:p>
+    <w:p>
+      <w:r>
+        <w:t>Damit wird ein wichtiger Unterschied sichtbar: Ein statistischer Durchschnitt beschreibt, was üblich ist. Ein Wirkungsbenchmark beschreibt, was gemessen an Mensch, Planet und Demokratie tragfähig oder transformativ ist. Beide Informationen können nützlich sein. Sie dürfen aber nicht verwechselt werden.</w:t>
       </w:r>
     </w:p>
     <w:p>
@@ -2414,42 +2404,47 @@
         <w:pStyle w:val="Heading3"/>
       </w:pPr>
       <w:r>
-        <w:t>34.2 Die Arbeitslogik von NWI, IOI und T-SROI</w:t>
-      </w:r>
-    </w:p>
-    <w:p>
-      <w:r>
-        <w:t>T-SROI macht Transformationswirkung investitionsfähig. Er soll nicht nur anzeigen, ob eine Maßnahme unmittelbar nützt, sondern ob sie Systeme in Richtung Mensch, Planet und Demokratie verändert. Deshalb darf seine Formel die Netto-Wirkung nicht erneut als eigentlichen Gegenstand vereinnahmen. Die Netto-Wirkung ist die Prüfbasis. Die Transformationswirkung ist der Gegenstand des T-SROI.</w:t>
-      </w:r>
-    </w:p>
-    <w:p>
-      <w:r>
-        <w:t>Formelkasten 34-1: Grundlogik des Impact-Controllings</w:t>
-      </w:r>
-    </w:p>
-    <w:p>
-      <w:r>
-        <w:t>NWI = operative Netto-Wirkung</w:t>
-      </w:r>
-    </w:p>
-    <w:p>
-      <w:r>
-        <w:t>IOI = positive Netto-Wirkung / Investitionssumme</w:t>
-      </w:r>
-    </w:p>
-    <w:p>
-      <w:r>
-        <w:t>T-SROI = Transformationswirkung × systemische Hebelwirkung × Zeitwirkung × Resilienzfaktor × Datenqualität</w:t>
-      </w:r>
-    </w:p>
-    <w:p>
-      <w:r>
-        <w:t>Der NWI wirkt dabei als Eingangsschwelle. Eine positive T-SROI-Bewertung setzt voraus, dass die Netto-Wirkung mindestens tragfähig ist und keine roten Linien verletzt werden. Der T-SROI darf negative Netto-Wirkung nicht durch große Transformationsversprechen überdecken. Transformation ohne tragfähige Netto-Wirkung wäre keine Wirkungsökonomie, sondern Wirkungssimulation.</w:t>
-      </w:r>
-    </w:p>
-    <w:p>
-      <w:r>
-        <w:t>Formelkasten 34-2: Arbeitsformel als Bewertungslogik</w:t>
+        <w:t>32.3 Scorecard-Aufbau</w:t>
+      </w:r>
+    </w:p>
+    <w:p>
+      <w:r>
+        <w:t>Eine Scorecard bündelt mehrere Indikatoren zu einer strukturierten Wirkungsbewertung. Sie besteht nicht aus zufällig ausgewählten Kennzahlen. Sie ordnet relevante WÖk-IDs, Datenquellen, Benchmarks, Schwellenwerte, Skalenlogik und Kontextinformationen zu einem Wirkungsfeld.</w:t>
+      </w:r>
+    </w:p>
+    <w:p>
+      <w:r>
+        <w:t>Der Aufbau einer Scorecard beginnt mit der Frage, was bewertet wird. Ein Produkt, eine Dienstleistung, eine Organisation, ein Kapitalfluss, eine Tätigkeit, ein Gebäude, eine Lieferkette oder eine öffentliche Maßnahme haben unterschiedliche Wirkungsprofile. Danach folgt die Auswahl der relevanten Indikatorfamilien. Je nach Wirkungsfeld können Klima, Wasser, Ressourcen, Arbeit, Gesundheit, Sicherheit, Bildung, Teilhabe, Transparenz, Medienqualität, Demokratie, Resilienz oder digitale Verantwortung relevant sein.</w:t>
+      </w:r>
+    </w:p>
+    <w:p>
+      <w:r>
+        <w:t>Im nächsten Schritt werden Messwerte erfasst. Diese Messwerte stammen aus Datenquellen, die im vorherigen Kapitel eingeführt wurden: Berichte, Audits, Lebenszyklusanalysen, amtliche Daten, Lieferkettendaten, Branchenwerte, wissenschaftliche Quellen, Sensorik oder qualifizierte Schätzungen. Danach werden die Werte gegen Benchmarks gelesen. Erst dieser Vergleich erlaubt die Übersetzung in eine Wirkungsskala.</w:t>
+      </w:r>
+    </w:p>
+    <w:p>
+      <w:r>
+        <w:t>Eine Scorecard enthält damit mindestens fünf Ebenen. Die erste Ebene ist der Indikator. Die zweite Ebene ist der Messwert. Die dritte Ebene ist der Benchmark. Die vierte Ebene ist die Übersetzung in eine Wirkungsskala. Die fünfte Ebene ist die systemische Einordnung: Welche Wirkung entsteht im Zusammenhang? Eine Scorecard ist deshalb mehr als ein Punkteschema. Sie ist ein geordnetes Bewertungsinstrument, das Daten, Kontext und normativen Maßstab verbindet.</w:t>
+      </w:r>
+    </w:p>
+    <w:p>
+      <w:r>
+        <w:t>Tabelle 32-2: Aufbau einer Scorecard</w:t>
+      </w:r>
+    </w:p>
+    <w:p>
+      <w:r>
+        <w:t>Scorecards müssen lesbar und prüfbar sein. Lesbarkeit bedeutet, dass Akteure verstehen, warum ein Wert zu einer bestimmten Bewertung führt. Prüfbarkeit bedeutet, dass Datenquelle, Einheit, Systemgrenze, Zeitraum, Benchmark, Bewertungslogik und Unsicherheit nachvollziehbar sind. Ohne Lesbarkeit entsteht Misstrauen. Ohne Prüfbarkeit entsteht Willkür.</w:t>
+      </w:r>
+    </w:p>
+    <w:p>
+      <w:r>
+        <w:t>Gleichzeitig darf eine Scorecard nicht vorgaukeln, jede Wirkung sei vollständig abgeschlossen bewertbar. Komplexe Wirkungen bleiben teilweise unsicher. Deshalb braucht jede Scorecard Platz für Datenqualität, Unsicherheitsgrad, methodische Annahmen, offene Punkte und Aktualisierungsstatus. Ein Score ohne Hinweis auf Datenqualität ist riskant. Er kann Präzision vortäuschen, wo nur grobe Annäherung vorliegt.</w:t>
+      </w:r>
+    </w:p>
+    <w:p>
+      <w:r>
+        <w:t>Scorecards übersetzen Wirkung in Bewertung, aber sie ersetzen kein Urteil. Sie sind Teil einer lernenden Architektur. Wenn neue Daten, bessere Benchmarks oder veränderte Systemzustände sichtbar werden, muss eine Scorecard angepasst werden können. Starrheit wäre hier ebenso falsch wie Beliebigkeit.</w:t>
       </w:r>
     </w:p>
     <w:p>
@@ -2457,37 +2452,52 @@
         <w:pStyle w:val="Heading3"/>
       </w:pPr>
       <w:r>
-        <w:t>Quellenanker: Kapitel 106 - Die Fehlbarkeit der Wirkungsökonomie</w:t>
-      </w:r>
-    </w:p>
-    <w:p>
-      <w:r>
-        <w:t>Interne Quelle: referenz/kapitel-106-die-fehlbarkeit-der-wirkungsoekonomie/index.html</w:t>
-      </w:r>
-    </w:p>
-    <w:p>
-      <w:r>
-        <w:t>Eine Wirkungsökonomie, die ihre eigene Fehlbarkeit nicht anerkennt, würde ihren Kern verraten. Sie würde Wirkung zur neuen Gewissheitsformel machen, obwohl Wirkung in komplexen Systemen nie vollständig vorhersagbar, nie vollständig messbar und nie endgültig bewertbar ist.</w:t>
-      </w:r>
-    </w:p>
-    <w:p>
-      <w:r>
-        <w:t>Dieses Kapitel schließt den Kritikteil deshalb nicht mit einer Verteidigung, sondern mit einer Begrenzung. Die Wirkungsökonomie darf nicht als fertige Maschine auftreten. Sie darf nicht behaupten, für jede Handlung, jedes Produkt, jede politische Maßnahme, jedes Unternehmen, jede Technologie und jeden Kapitalfluss von Beginn an die vollständige Wirkung bestimmen zu können. Sie darf nicht so tun, als ließe sich Gesellschaft exakt berechnen, wenn nur genug Daten vorhanden sind.</w:t>
-      </w:r>
-    </w:p>
-    <w:p>
-      <w:r>
-        <w:t>Das wäre Scheingenauigkeit.</w:t>
-      </w:r>
-    </w:p>
-    <w:p>
-      <w:r>
-        <w:t>Die Stärke der Wirkungsökonomie liegt nicht darin, unfehlbar zu sein. Ihre Stärke liegt darin, Fehler sichtbar, prüfbar und korrigierbar zu machen. Sie ersetzt nicht Unsicherheit durch Gewissheit. Sie ersetzt unsichtbare Unsicherheit durch markierte Unsicherheit. Sie ersetzt starre Steuerung durch lernende Rückkopplung. Sie ersetzt moralische Selbstgewissheit durch Wirkungsprüfung.</w:t>
-      </w:r>
-    </w:p>
-    <w:p>
-      <w:r>
-        <w:t>Eine fehlbare Wirkungsökonomie ist glaubwürdig. Eine unfehlbare wäre gefährlich.</w:t>
+        <w:t>32.4 Der Netto-Wirkungs-Index als operative Wirkungskennzahl</w:t>
+      </w:r>
+    </w:p>
+    <w:p>
+      <w:r>
+        <w:t>Der Netto-Wirkungs-Index, kurz NWI, ist die operative Kennzahl der Wirkungsökonomie für die Bewertung von Netto-Wirkung.</w:t>
+      </w:r>
+    </w:p>
+    <w:p>
+      <w:r>
+        <w:t>Er misst nicht einzelne Wirkung. Er misst auch nicht Transformation. Der NWI bündelt die bewertete Gesamtwirkung eines Produkts, einer Dienstleistung, einer Tätigkeit, eines Unternehmens, einer Investition, eines Gesetzes, eines Haushaltsprogramms oder einer öffentlichen Maßnahme in einem definierten Wirkungsraum.</w:t>
+      </w:r>
+    </w:p>
+    <w:p>
+      <w:r>
+        <w:t>Damit schließt der NWI die Lücke zwischen Einzeldaten und Steuerung. Einzelne Indikatoren zeigen Messwerte. Scorecards ordnen diese Messwerte Wirkungsfeldern zu. Benchmarks übersetzen sie in Bewertung. Der NWI führt diese Bewertung zu einer operativen Netto-Wirkungskennzahl zusammen.</w:t>
+      </w:r>
+    </w:p>
+    <w:p>
+      <w:r>
+        <w:t>Der NWI berücksichtigt positive und negative Wirkungen, Mindestbedingungen, Ausschlussindikatoren, Datenqualität, Unsicherheit, Zeitwirkung und Systemkontext. Er ist deshalb keine einfache Addition guter und schlechter Werte. Schwere negative Wirkungen in kritischen Feldern dürfen nicht durch gute Werte in anderen Feldern neutralisiert werden. Die Reverse Merit Order bleibt deshalb ein methodischer Kern des NWI.</w:t>
+      </w:r>
+    </w:p>
+    <w:p>
+      <w:r>
+        <w:t>Ein hoher NWI bedeutet: Der Bewertungsgegenstand erzeugt im definierten Wirkungsraum eine positive Netto-Wirkung. Ein niedriger oder negativer NWI bedeutet: Die Gesamtwirkung ist kritisch, schädlich oder nicht ausreichend tragfähig. Ein mittlerer NWI kann anzeigen, dass positive und negative Wirkungen nebeneinander bestehen, dass Datenqualität fehlt, dass Unsicherheit hoch ist oder dass Mindestbedingungen nicht stabil erfüllt sind.</w:t>
+      </w:r>
+    </w:p>
+    <w:p>
+      <w:r>
+        <w:t>Der NWI ist damit die Kennzahl für operative Vergleichbarkeit. Er kann in Produktbewertungen, Lieferketten, Investitionsentscheidungen, öffentlicher Beschaffung, Wirkungssteuern, Wirkungshaushalten, Unternehmenscontrolling und öffentlichen Programmen verwendet werden. Er beantwortet die Frage: Wie ist die Netto-Wirkung dieses Bewertungsgegenstands im Vergleich zu einem definierten Maßstab zu beurteilen?</w:t>
+      </w:r>
+    </w:p>
+    <w:p>
+      <w:r>
+        <w:t>Methodisch ist der NWI eine zusammengesetzte Kennzahl. Deshalb muss er besonders transparent konstruiert werden. Es muss sichtbar bleiben, welche Indikatoren einbezogen wurden, welche Gewichtung oder Engpasslogik gilt, welche Datenqualität vorliegt, welche Felder kritisch sind und welche Unsicherheiten bestehen. Eine zusammengesetzte Kennzahl darf Orientierung geben, aber sie darf die zugrunde liegenden Wirkungsprofile nicht verdecken.</w:t>
+      </w:r>
+    </w:p>
+    <w:p>
+      <w:r>
+        <w:t>Der NWI ersetzt deshalb keine Scorecard. Er verdichtet sie. Die Scorecard bleibt die prüfbare Struktur aus Bewertungsgegenstand, Klassifikation, SDG-/SDG+-Bezug, WÖk-IDs, Messwerten, Benchmarks, Archetypen, Einzelscores, Datenqualität, Ausschlussindikatoren, Prüfstatus und Version. Der NWI ist die daraus abgeleitete operative Netto-Wirkungskennzahl.</w:t>
+      </w:r>
+    </w:p>
+    <w:p>
+      <w:r>
+        <w:t>Ebenso ersetzt der NWI keine Lebenszyklusanalyse, keine ESRS-Berichterstattung, keine GRI-Offenlegung und kein Impact-Metriksystem. Solche Standards und Methoden liefern Daten, Systemgrenzen, Metriken, Berichtsinformationen oder Vergleichslogiken. Der NWI nutzt solche Informationen, ordnet sie aber in die Wirkungslogik von Mensch, Planet und Demokratie ein.</w:t>
       </w:r>
     </w:p>
     <w:p>
@@ -2495,37 +2505,47 @@
         <w:pStyle w:val="Heading3"/>
       </w:pPr>
       <w:r>
-        <w:t>106.1 Warum Wirkung nie vollständig sicher ist</w:t>
-      </w:r>
-    </w:p>
-    <w:p>
-      <w:r>
-        <w:t>Wirkung entsteht in nichttrivialen Systemen. Menschen, Märkte, Unternehmen, Staaten, Medien, Natur, Kapitalflüsse, Technologien und Demokratien reagieren nicht wie einfache Maschinen. Sie haben Geschichte, Eigendynamik, Erwartungen, Routinen, Machtverhältnisse, Emotionen, kulturelle Prägungen, technische Infrastrukturen und Rückkopplungen.</w:t>
-      </w:r>
-    </w:p>
-    <w:p>
-      <w:r>
-        <w:t>Darum kann dieselbe Maßnahme in unterschiedlichen Wirkungsräumen unterschiedlich wirken. Ein CO2-Preis kann Emissionen senken, aber soziale Abwehr erzeugen, wenn Alternativen fehlen. Eine energetische Sanierung kann Klima schützen, aber Verdrängung auslösen, wenn Mietwirkung nicht begrenzt wird. Ein Bildungsprogramm kann Kompetenzen stärken, aber bestimmte Gruppen verfehlen, wenn Zugangshürden bestehen. Eine Plattformregel kann Desinformation reduzieren, aber neue Moderationsmacht erzeugen. Ein Wirkungsindikator kann Transparenz schaffen, aber auch Manipulationsanreize erzeugen.</w:t>
-      </w:r>
-    </w:p>
-    <w:p>
-      <w:r>
-        <w:t>Diese Unsicherheit ist kein Argument gegen Wirkungsmessung. Sie ist ein Argument gegen Überheblichkeit.</w:t>
-      </w:r>
-    </w:p>
-    <w:p>
-      <w:r>
-        <w:t>Die Wirkungsökonomie darf nicht so tun, als könne sie die Welt vollständig abbilden. Sie muss aber auch nicht vor Komplexität kapitulieren. Zwischen Allwissenheit und Blindheit liegt der Raum der lernenden Steuerung.</w:t>
-      </w:r>
-    </w:p>
-    <w:p>
-      <w:r>
-        <w:t>Was messbar ist, wird gemessen. Was geschätzt werden muss, wird transparent geschätzt. Was unsicher bleibt, wird als unsicher markiert. Was sich als falsch erweist, wird korrigiert.</w:t>
-      </w:r>
-    </w:p>
-    <w:p>
-      <w:r>
-        <w:t>Das ist die Grundhaltung einer fehlbaren Wirkungsökonomie.</w:t>
+        <w:t>Quellenanker: Kapitel 34 - T-SROI und systemische Transformationsmessung</w:t>
+      </w:r>
+    </w:p>
+    <w:p>
+      <w:r>
+        <w:t>Interne Quelle: referenz/kapitel-034-t-sroi-und-systemische-transformationsmessung/index.html</w:t>
+      </w:r>
+    </w:p>
+    <w:p>
+      <w:r>
+        <w:t>Kapitel 33 hat eine methodische Grenze gesetzt: Eine starke Wirkung in einem Feld darf schwere Schäden in einem anderen Feld nicht unsichtbar machen. Die Reverse Merit Order schützt die Wirkungsbewertung vor Durchschnittstäuschung, Ablasslogik und falsch positiver Gesamtbilanz. Kapitel 32 hat dafür bereits die operative Kennzahl eingeführt: den Netto-Wirkungs-Index, kurz NWI. Er bewertet die Netto-Wirkung eines Bewertungsgegenstands in einem definierten Wirkungsraum.</w:t>
+      </w:r>
+    </w:p>
+    <w:p>
+      <w:r>
+        <w:t>Kapitel 34 führt nun eine andere Kennzahlenlogik ein: den T-SROI - Transformational Social Return on Investment. Der T-SROI misst nicht noch einmal Netto-Wirkung. Diese Aufgabe liegt beim NWI. Der T-SROI fragt, ob aus einer geprüften Wirkung eine systemische Transformation entsteht. Er bewertet also Transformationswirkung und systemische Hebelwirkung.</w:t>
+      </w:r>
+    </w:p>
+    <w:p>
+      <w:r>
+        <w:t>Diese Unterscheidung ist zentral. Ein Produkt, Projekt oder Unternehmen kann eine positive Netto-Wirkung haben und dennoch keine Struktur verändern. Es ist dann wirkungsvoll, aber nicht transformativ. Umgekehrt kann eine Investition zunächst nur eine moderate Netto-Wirkung zeigen und dennoch einen wichtigen Transformationspfad öffnen, wenn sie neue Infrastruktur, neue Standards, neue Märkte, neue Routinen oder neue Rückkopplungen ermöglicht.</w:t>
+      </w:r>
+    </w:p>
+    <w:p>
+      <w:r>
+        <w:t>Der T-SROI ist deshalb kein Ersatz für den NWI. Er baut auf ihm auf. Der NWI beantwortet die Frage: Was bleibt netto übrig? Der T-SROI beantwortet die Frage: Welche systemische Veränderung wird dadurch möglich?</w:t>
+      </w:r>
+    </w:p>
+    <w:p>
+      <w:r>
+        <w:t>Dieses Kapitel erklärt die Logik des T-SROI. Es behandelt keine konkrete Steuermechanik, keine vollständige Kapitalmarktarchitektur und keine Fondsregulierung. Es legt fest, warum die Wirkungsökonomie neben einer Netto-Wirkungskennzahl eine eigene Transformationskennzahl braucht.</w:t>
+      </w:r>
+    </w:p>
+    <w:p>
+      <w:r>
+        <w:t>Für das Impact-Controlling entsteht daraus keine einzelne Superkennzahl, sondern eine gestufte Kennzahlenarchitektur. KIIs erfassen relevante Zustandsveränderungen. Scorecards ordnen diese KIIs nach WÖk-IDs, Benchmarks, Datenqualität und Reverse Merit Order. Der NWI verdichtet die operative Netto-Wirkung. Der IOI - Impact-of-Investment - setzt diese geprüfte positive Netto-Wirkung ins Verhältnis zum eingesetzten Kapital. Der T-SROI bewertet anschließend, ob daraus systemische Transformationswirkung entsteht.</w:t>
+      </w:r>
+    </w:p>
+    <w:p>
+      <w:r>
+        <w:t>Damit lassen sich drei Entscheidungsfragen sauber trennen: Ist die Wirkung netto tragfähig? Das beantwortet der NWI. Wie viel positive Netto-Wirkung entsteht pro investiertem Euro? Das beantwortet der IOI. Verändert die Investition darüber hinaus Strukturen, Standards, Risiken oder Pfade? Das beantwortet der T-SROI. Diese Trennung schützt vor Impact-Washing, weil finanzielle Effizienz, operative Wirkung und Transformation nicht ineinander verwischt werden.</w:t>
       </w:r>
     </w:p>
     <w:p>
@@ -2533,37 +2553,52 @@
         <w:pStyle w:val="Heading3"/>
       </w:pPr>
       <w:r>
-        <w:t>106.2 Messgrenzen sind kein Scheitern</w:t>
-      </w:r>
-    </w:p>
-    <w:p>
-      <w:r>
-        <w:t>Nicht alles, was wichtig ist, lässt sich gleich gut messen. Emissionen, Energieverbrauch, Wasserentnahmen oder Materialflüsse sind häufig besser quantifizierbar als Vertrauen, Würde, Diskursqualität, psychische Stabilität, Zugehörigkeit oder demokratische Resilienz. Lieferkettenwirkungen sind anders messbar als Medienwirkungen. Produktwirkungen sind anders messbar als Wirkungen politischer Sprache. Kurzfristige Wirkungen sind leichter sichtbar als langfristige Rückkopplungen.</w:t>
-      </w:r>
-    </w:p>
-    <w:p>
-      <w:r>
-        <w:t>Daraus folgt nicht, dass weicher messbare Wirkungen ignoriert werden dürfen. Gerade dort, wo Messung schwierig ist, können Schäden besonders lange unsichtbar bleiben. Demokratischer Vertrauensverlust, soziale Entfremdung, psychische Überlastung, kulturelle Resonanzverluste oder institutionelle Erosion werden oft erst dann ernst genommen, wenn sie bereits Folgekosten erzeugen.</w:t>
-      </w:r>
-    </w:p>
-    <w:p>
-      <w:r>
-        <w:t>Aber schwierige Messung verlangt methodische Demut.</w:t>
-      </w:r>
-    </w:p>
-    <w:p>
-      <w:r>
-        <w:t>Die Wirkungsökonomie muss unterschiedliche Evidenzformen zulassen: harte Messdaten, geprüfte Berichte, wissenschaftliche Studien, qualitative Beobachtungen, Risikomodelle, Indikatorfamilien, Fallanalysen, Experteneinschätzungen, Beteiligungsverfahren und Frühwarnsignale. Diese Formen dürfen nicht gleichgesetzt werden. Ihre Datenqualität muss sichtbar sein.</w:t>
-      </w:r>
-    </w:p>
-    <w:p>
-      <w:r>
-        <w:t>Ein Wert mit hoher Datenqualität darf anders wirken als eine plausible Schätzung. Eine Schätzung darf nicht als Gewissheit auftreten. Eine qualitative Diagnose darf nicht als exakte Zahl verkleidet werden. Ein Score darf nicht stärker scheinen als seine Datengrundlage.</w:t>
-      </w:r>
-    </w:p>
-    <w:p>
-      <w:r>
-        <w:t>Messgrenzen sind kein Scheitern. Sie werden erst gefährlich, wenn sie verdeckt werden.</w:t>
+        <w:t>34.1 Abgrenzung zu ROI, SROI, NWI, IOI und T-SROI</w:t>
+      </w:r>
+    </w:p>
+    <w:p>
+      <w:r>
+        <w:t>Der klassische ROI, Return on Investment, beantwortet eine enge Frage: Welcher finanzielle Rückfluss entsteht im Verhältnis zur eingesetzten Investition? Diese Frage ist wichtig. Ohne finanzielle Tragfähigkeit können viele Projekte nicht dauerhaft bestehen. Der ROI zeigt, ob Kapital betriebswirtschaftlich sinnvoll eingesetzt wurde. Er sagt aber nicht, ob die damit erzeugte Wirkung Mensch, Planet oder Demokratie stärkt oder schwächt.</w:t>
+      </w:r>
+    </w:p>
+    <w:p>
+      <w:r>
+        <w:t>Ein Projekt kann einen hohen ROI haben und zugleich negative Wirkung erzeugen. Es kann Ressourcen verbrauchen, Menschen belasten, Lieferkettenrisiken erhöhen, demokratische Räume schwächen oder Folgekosten in die Zukunft verschieben. Der ROI sieht diese Wirkungen nur, wenn sie finanziell zurückkehren. Solange sie ausgelagert bleiben, erscheinen sie in der Kennzahl nicht.</w:t>
+      </w:r>
+    </w:p>
+    <w:p>
+      <w:r>
+        <w:t>Der klassische SROI, Social Return on Investment, erweitert die Perspektive. Er versucht, gesellschaftliche, soziale oder ökologische Wirkungen monetär auszudrücken und ins Verhältnis zu einer Investition zu setzen. Damit wird eine wichtige Korrektur vorgenommen: Nutzen außerhalb der reinen Finanzrechnung wird sichtbar. SROI-Ansätze haben geholfen, soziale Programme, Prävention, Integration, Bildung oder Gesundheitswirkungen nicht nur als Kosten, sondern als gesellschaftlichen Wert zu verstehen.</w:t>
+      </w:r>
+    </w:p>
+    <w:p>
+      <w:r>
+        <w:t>Doch auch der klassische SROI bleibt begrenzt. Er ist häufig projektzentriert. Er kann positive Wirkungen addieren, ohne negative Wirkungen ausreichend zu berücksichtigen. Er kann kurzfristige Effekte stärker zeigen als langfristige Strukturveränderungen. Er kann Nutzen monetarisieren, ohne die Frage zu beantworten, ob eine Wirkung Pfade, Märkte, Institutionen, Lieferketten, Verhalten oder Resilienz verändert.</w:t>
+      </w:r>
+    </w:p>
+    <w:p>
+      <w:r>
+        <w:t>Der NWI schließt diese Lücke auf der Ebene der Netto-Wirkung. Er führt positive und negative Wirkungen, Mindestbedingungen, Datenqualität, Unsicherheit, Zeitwirkung, Systemkontext und Nichtkompensation zu einer operativen Netto-Wirkungskennzahl zusammen. Er zeigt, ob ein Bewertungsgegenstand im definierten Wirkungsraum tragfähig wirkt oder nicht.</w:t>
+      </w:r>
+    </w:p>
+    <w:p>
+      <w:r>
+        <w:t>Der T-SROI setzt erst danach an. Er fragt nicht: Wie ist die Netto-Wirkung? Er fragt: Verändert diese Netto-Wirkung die Struktur künftiger Entscheidungen? Ein hoher NWI ist keine automatische Transformation. Ein niedriger oder negativer NWI kann aber eine positive T-SROI-Bewertung blockieren, weil Transformation nicht auf schweren, verdeckten Schäden aufbauen darf.</w:t>
+      </w:r>
+    </w:p>
+    <w:p>
+      <w:r>
+        <w:t>Der IOI liegt zwischen NWI und T-SROI. Er fragt nicht nach finanzieller Rendite und nicht nach Transformation, sondern nach Wirkungseffizienz des eingesetzten Kapitals: Welche geprüfte positive Netto-Wirkung entsteht im Verhältnis zur Investitionssumme? Ein positiver IOI setzt voraus, dass die vorgelagerte Scorecard- und NWI-Prüfung tragfähig ist und keine rote Linie verletzt wird.</w:t>
+      </w:r>
+    </w:p>
+    <w:p>
+      <w:r>
+        <w:t>Damit entsteht eine klare Fünferlogik: ROI misst finanzielle Rendite. SROI monetarisiert sozialen oder ökologischen Zusatznutzen. NWI bewertet operative Netto-Wirkung. IOI misst positive Netto-Wirkung im Verhältnis zur Investition. T-SROI bewertet systemische Transformationsleistung.</w:t>
+      </w:r>
+    </w:p>
+    <w:p>
+      <w:r>
+        <w:t>Tabelle 34-1: ROI, SROI, NWI, IOI und T-SROI im Vergleich</w:t>
       </w:r>
     </w:p>
     <w:p>
@@ -2571,32 +2606,62 @@
         <w:pStyle w:val="Heading3"/>
       </w:pPr>
       <w:r>
-        <w:t>106.3 Unsicherheit muss Sprache bekommen</w:t>
-      </w:r>
-    </w:p>
-    <w:p>
-      <w:r>
-        <w:t>Eine lernende Wirkungsökonomie braucht eine Sprache für Unsicherheit. Ohne diese Sprache entstehen zwei falsche Reaktionen.</w:t>
-      </w:r>
-    </w:p>
-    <w:p>
-      <w:r>
-        <w:t>Die erste Reaktion ist Scheingenauigkeit. Sie tut so, als sei alles berechenbar. Dann entstehen präzise Scores, Rankings oder Formeln, die mehr Gewissheit ausstrahlen, als ihre Daten tragen. Das erzeugt Vertrauen auf der Oberfläche und Misstrauen, sobald Fehler sichtbar werden.</w:t>
-      </w:r>
-    </w:p>
-    <w:p>
-      <w:r>
-        <w:t>Die zweite Reaktion ist Relativismus. Sie sagt: Weil nicht alles sicher messbar ist, kann man gar nichts bewerten. Dann bleiben negative Wirkungen unsichtbar, obwohl genug Wissen vorhanden wäre, um besser zu handeln.</w:t>
-      </w:r>
-    </w:p>
-    <w:p>
-      <w:r>
-        <w:t>Beide Reaktionen sind falsch.</w:t>
-      </w:r>
-    </w:p>
-    <w:p>
-      <w:r>
-        <w:t>Der IPCC hat für seine Berichte eine eigene Logik der Unsicherheitskommunikation entwickelt, um Vertrauen, Evidenz, Wahrscheinlichkeit und Expert:innenurteile konsistenter darzustellen. Die Wirkungsökonomie braucht eine vergleichbare methodische Haltung: Unsicherheit wird nicht verschwiegen, sondern geordnet kommuniziert.</w:t>
+        <w:t>34.2 Die Arbeitslogik von NWI, IOI und T-SROI</w:t>
+      </w:r>
+    </w:p>
+    <w:p>
+      <w:r>
+        <w:t>T-SROI macht Transformationswirkung investitionsfähig. Er soll nicht nur anzeigen, ob eine Maßnahme unmittelbar nützt, sondern ob sie Systeme in Richtung Mensch, Planet und Demokratie verändert. Deshalb darf seine Formel die Netto-Wirkung nicht erneut als eigentlichen Gegenstand vereinnahmen. Die Netto-Wirkung ist die Prüfbasis. Die Transformationswirkung ist der Gegenstand des T-SROI.</w:t>
+      </w:r>
+    </w:p>
+    <w:p>
+      <w:r>
+        <w:t>Formelkasten 34-1: Grundlogik des Impact-Controllings</w:t>
+      </w:r>
+    </w:p>
+    <w:p>
+      <w:r>
+        <w:t>NWI = operative Netto-Wirkung</w:t>
+      </w:r>
+    </w:p>
+    <w:p>
+      <w:r>
+        <w:t>IOI = positive Netto-Wirkung / Investitionssumme</w:t>
+      </w:r>
+    </w:p>
+    <w:p>
+      <w:r>
+        <w:t>T-SROI = Transformationswirkung × systemische Hebelwirkung × Zeitwirkung × Resilienzfaktor × Datenqualität</w:t>
+      </w:r>
+    </w:p>
+    <w:p>
+      <w:r>
+        <w:t>Der NWI wirkt dabei als Eingangsschwelle. Eine positive T-SROI-Bewertung setzt voraus, dass die Netto-Wirkung mindestens tragfähig ist und keine roten Linien verletzt werden. Der T-SROI darf negative Netto-Wirkung nicht durch große Transformationsversprechen überdecken. Transformation ohne tragfähige Netto-Wirkung wäre keine Wirkungsökonomie, sondern Wirkungssimulation.</w:t>
+      </w:r>
+    </w:p>
+    <w:p>
+      <w:r>
+        <w:t>Formelkasten 34-2: Arbeitsformel als Bewertungslogik</w:t>
+      </w:r>
+    </w:p>
+    <w:p>
+      <w:r>
+        <w:t>T-SROI = (T_struktur × H_sys × F_zeit × F_resilienz × Q_daten) / I</w:t>
+      </w:r>
+    </w:p>
+    <w:p>
+      <w:r>
+        <w:t>Diese Arbeitsformel ist keine abschließende mathematische Norm. Sie zeigt die Logik. T_struktur bezeichnet die bewertete Transformationswirkung. H_sys bezeichnet die systemische Hebelwirkung, also Skalierung, Diffusion, Standardsetzung, Marktverschiebung, Infrastrukturwirkung oder Pfadveränderung. F_zeit berücksichtigt, ob die Wirkung kurzfristig, mittelfristig oder langfristig trägt. F_resilienz berücksichtigt, ob die Maßnahme Verwundbarkeit reduziert und Anpassungsfähigkeit stärkt. Q_daten macht sichtbar, wie belastbar die Datengrundlage ist. I bezeichnet die eingesetzte Investition oder den relevanten Mitteleinsatz.</w:t>
+      </w:r>
+    </w:p>
+    <w:p>
+      <w:r>
+        <w:t>Entscheidend ist: W_pos, W_neg und Systemkosten gehören primär in die NWI-Berechnung. Sie sind nicht verschwunden. Sie werden nur methodisch an den richtigen Ort gestellt. Der IOI nutzt ausschließlich geprüfte positive Netto-Wirkung als Zähler. Der T-SROI übernimmt die Netto-Wirkung nicht als eigene Hauptleistung, sondern setzt voraus, dass sie bereits über Scorecard, Reverse Merit Order, NWI und bei Investitionsentscheidungen über den IOI nachvollziehbar geprüft wurde.</w:t>
+      </w:r>
+    </w:p>
+    <w:p>
+      <w:r>
+        <w:t>Diese Trennung verhindert zwei Fehler. Erstens verhindert sie, dass jedes netto positive Projekt automatisch als transformativ erscheint. Zweitens verhindert sie, dass ein großes Transformationsnarrativ schwache oder negative Netto-Wirkung überdeckt.</w:t>
       </w:r>
     </w:p>
     <w:p>
@@ -2604,7 +2669,263 @@
         <w:pStyle w:val="Heading3"/>
       </w:pPr>
       <w:r>
-        <w:t>7.8 Konsequenzen für die WÖk-Architektur</w:t>
+        <w:t>34.3 Transformation statt bloßer Projekt-Nutzen</w:t>
+      </w:r>
+    </w:p>
+    <w:p>
+      <w:r>
+        <w:t>Transformation ist mehr als Projekterfolg. Ein Projekt kann Zielgruppen erreichen, Kosten sparen, Emissionen senken, Zugang verbessern oder eine lokale Wirkung erzeugen. Das ist wertvoll. Aber Transformation beginnt erst, wenn die Wirkung über den Einzelfall hinaus Bedingungen verändert.</w:t>
+      </w:r>
+    </w:p>
+    <w:p>
+      <w:r>
+        <w:t>Ein Projekt-Nutzen bleibt innerhalb des Projekts. Eine Transformation verändert Pfade.</w:t>
+      </w:r>
+    </w:p>
+    <w:p>
+      <w:r>
+        <w:t>Eine Bildungsmaßnahme kann Menschen erreichen. Transformativ wird sie, wenn sie neue Lernstandards, Wirkungskompetenz, institutionelle Routinen oder Bildungszugänge verändert. Eine Investition kann Emissionen senken. Transformativ wird sie, wenn sie Lieferketten, Branchenstandards, Technologien, Kapitalentscheidungen oder regulatorische Erwartungen verschiebt. Eine kommunale Maßnahme kann Versorgung verbessern. Transformativ wird sie, wenn sie dauerhaft andere Planungslogiken, Präventionsstrukturen oder Beteiligungsformen erzeugt.</w:t>
+      </w:r>
+    </w:p>
+    <w:p>
+      <w:r>
+        <w:t>T-SROI misst deshalb nicht den direkten Nutzen als solchen. Er fragt, ob eine Wirkung weitere Wirkungen ermöglicht. Er fragt, ob ein Eingriff Multiplikatoreffekte auslöst, Nachahmung erzeugt, Standards verschiebt, Risiken senkt, Engpässe löst oder positive Rückkopplungen öffnet. Der Abzug negativer Wirkungen schafft die Ehrlichkeit im NWI. Der T-SROI macht danach sichtbar, ob daraus ein Transformationshebel entsteht.</w:t>
+      </w:r>
+    </w:p>
+    <w:p>
+      <w:r>
+        <w:t>Diese Perspektive ist für die Wirkungsökonomie unverzichtbar, weil sie verhindert, dass kleine Verbesserungen als große Transformation erscheinen. Ein Projekt kann lokal gut sein und trotzdem keine systemische Veränderung auslösen. Umgekehrt kann eine Maßnahme anfangs begrenzt wirken, aber einen neuen Pfad öffnen, der später große Wirkung entfaltet.</w:t>
+      </w:r>
+    </w:p>
+    <w:p>
+      <w:r>
+        <w:t>Transformation bedeutet nicht Größe um jeden Preis. Ein kleiner Wirkungsraum kann transformativ sein, wenn er einen Engpass löst oder ein neues Muster erzeugt. Ein großes Projekt kann nicht-transformativ bleiben, wenn es nur bestehende Strukturen effizienter macht, ohne ihre Richtung zu verändern.</w:t>
+      </w:r>
+    </w:p>
+    <w:p>
+      <w:pPr>
+        <w:pStyle w:val="Heading3"/>
+      </w:pPr>
+      <w:r>
+        <w:t>34.4 Systemische Hebelwirkung, Diffusion und Standardsetzung</w:t>
+      </w:r>
+    </w:p>
+    <w:p>
+      <w:pPr>
+        <w:pStyle w:val="Heading3"/>
+      </w:pPr>
+      <w:r>
+        <w:t>Quellenanker: Kapitel 106 - Die Fehlbarkeit der Wirkungsökonomie</w:t>
+      </w:r>
+    </w:p>
+    <w:p>
+      <w:r>
+        <w:t>Interne Quelle: referenz/kapitel-106-die-fehlbarkeit-der-wirkungsoekonomie/index.html</w:t>
+      </w:r>
+    </w:p>
+    <w:p>
+      <w:r>
+        <w:t>Eine Wirkungsökonomie, die ihre eigene Fehlbarkeit nicht anerkennt, würde ihren Kern verraten. Sie würde Wirkung zur neuen Gewissheitsformel machen, obwohl Wirkung in komplexen Systemen nie vollständig vorhersagbar, nie vollständig messbar und nie endgültig bewertbar ist.</w:t>
+      </w:r>
+    </w:p>
+    <w:p>
+      <w:r>
+        <w:t>Dieses Kapitel schließt den Kritikteil deshalb nicht mit einer Verteidigung, sondern mit einer Begrenzung. Die Wirkungsökonomie darf nicht als fertige Maschine auftreten. Sie darf nicht behaupten, für jede Handlung, jedes Produkt, jede politische Maßnahme, jedes Unternehmen, jede Technologie und jeden Kapitalfluss von Beginn an die vollständige Wirkung bestimmen zu können. Sie darf nicht so tun, als ließe sich Gesellschaft exakt berechnen, wenn nur genug Daten vorhanden sind.</w:t>
+      </w:r>
+    </w:p>
+    <w:p>
+      <w:r>
+        <w:t>Das wäre Scheingenauigkeit.</w:t>
+      </w:r>
+    </w:p>
+    <w:p>
+      <w:r>
+        <w:t>Die Stärke der Wirkungsökonomie liegt nicht darin, unfehlbar zu sein. Ihre Stärke liegt darin, Fehler sichtbar, prüfbar und korrigierbar zu machen. Sie ersetzt nicht Unsicherheit durch Gewissheit. Sie ersetzt unsichtbare Unsicherheit durch markierte Unsicherheit. Sie ersetzt starre Steuerung durch lernende Rückkopplung. Sie ersetzt moralische Selbstgewissheit durch Wirkungsprüfung.</w:t>
+      </w:r>
+    </w:p>
+    <w:p>
+      <w:r>
+        <w:t>Eine fehlbare Wirkungsökonomie ist glaubwürdig. Eine unfehlbare wäre gefährlich.</w:t>
+      </w:r>
+    </w:p>
+    <w:p>
+      <w:pPr>
+        <w:pStyle w:val="Heading3"/>
+      </w:pPr>
+      <w:r>
+        <w:t>106.1 Warum Wirkung nie vollständig sicher ist</w:t>
+      </w:r>
+    </w:p>
+    <w:p>
+      <w:r>
+        <w:t>Wirkung entsteht in nichttrivialen Systemen. Menschen, Märkte, Unternehmen, Staaten, Medien, Natur, Kapitalflüsse, Technologien und Demokratien reagieren nicht wie einfache Maschinen. Sie haben Geschichte, Eigendynamik, Erwartungen, Routinen, Machtverhältnisse, Emotionen, kulturelle Prägungen, technische Infrastrukturen und Rückkopplungen.</w:t>
+      </w:r>
+    </w:p>
+    <w:p>
+      <w:r>
+        <w:t>Darum kann dieselbe Maßnahme in unterschiedlichen Wirkungsräumen unterschiedlich wirken. Ein CO2-Preis kann Emissionen senken, aber soziale Abwehr erzeugen, wenn Alternativen fehlen. Eine energetische Sanierung kann Klima schützen, aber Verdrängung auslösen, wenn Mietwirkung nicht begrenzt wird. Ein Bildungsprogramm kann Kompetenzen stärken, aber bestimmte Gruppen verfehlen, wenn Zugangshürden bestehen. Eine Plattformregel kann Desinformation reduzieren, aber neue Moderationsmacht erzeugen. Ein Wirkungsindikator kann Transparenz schaffen, aber auch Manipulationsanreize erzeugen.</w:t>
+      </w:r>
+    </w:p>
+    <w:p>
+      <w:r>
+        <w:t>Diese Unsicherheit ist kein Argument gegen Wirkungsmessung. Sie ist ein Argument gegen Überheblichkeit.</w:t>
+      </w:r>
+    </w:p>
+    <w:p>
+      <w:r>
+        <w:t>Die Wirkungsökonomie darf nicht so tun, als könne sie die Welt vollständig abbilden. Sie muss aber auch nicht vor Komplexität kapitulieren. Zwischen Allwissenheit und Blindheit liegt der Raum der lernenden Steuerung.</w:t>
+      </w:r>
+    </w:p>
+    <w:p>
+      <w:r>
+        <w:t>Was messbar ist, wird gemessen. Was geschätzt werden muss, wird transparent geschätzt. Was unsicher bleibt, wird als unsicher markiert. Was sich als falsch erweist, wird korrigiert.</w:t>
+      </w:r>
+    </w:p>
+    <w:p>
+      <w:r>
+        <w:t>Das ist die Grundhaltung einer fehlbaren Wirkungsökonomie.</w:t>
+      </w:r>
+    </w:p>
+    <w:p>
+      <w:pPr>
+        <w:pStyle w:val="Heading3"/>
+      </w:pPr>
+      <w:r>
+        <w:t>106.2 Messgrenzen sind kein Scheitern</w:t>
+      </w:r>
+    </w:p>
+    <w:p>
+      <w:r>
+        <w:t>Nicht alles, was wichtig ist, lässt sich gleich gut messen. Emissionen, Energieverbrauch, Wasserentnahmen oder Materialflüsse sind häufig besser quantifizierbar als Vertrauen, Würde, Diskursqualität, psychische Stabilität, Zugehörigkeit oder demokratische Resilienz. Lieferkettenwirkungen sind anders messbar als Medienwirkungen. Produktwirkungen sind anders messbar als Wirkungen politischer Sprache. Kurzfristige Wirkungen sind leichter sichtbar als langfristige Rückkopplungen.</w:t>
+      </w:r>
+    </w:p>
+    <w:p>
+      <w:r>
+        <w:t>Daraus folgt nicht, dass weicher messbare Wirkungen ignoriert werden dürfen. Gerade dort, wo Messung schwierig ist, können Schäden besonders lange unsichtbar bleiben. Demokratischer Vertrauensverlust, soziale Entfremdung, psychische Überlastung, kulturelle Resonanzverluste oder institutionelle Erosion werden oft erst dann ernst genommen, wenn sie bereits Folgekosten erzeugen.</w:t>
+      </w:r>
+    </w:p>
+    <w:p>
+      <w:r>
+        <w:t>Aber schwierige Messung verlangt methodische Demut.</w:t>
+      </w:r>
+    </w:p>
+    <w:p>
+      <w:r>
+        <w:t>Die Wirkungsökonomie muss unterschiedliche Evidenzformen zulassen: harte Messdaten, geprüfte Berichte, wissenschaftliche Studien, qualitative Beobachtungen, Risikomodelle, Indikatorfamilien, Fallanalysen, Experteneinschätzungen, Beteiligungsverfahren und Frühwarnsignale. Diese Formen dürfen nicht gleichgesetzt werden. Ihre Datenqualität muss sichtbar sein.</w:t>
+      </w:r>
+    </w:p>
+    <w:p>
+      <w:r>
+        <w:t>Ein Wert mit hoher Datenqualität darf anders wirken als eine plausible Schätzung. Eine Schätzung darf nicht als Gewissheit auftreten. Eine qualitative Diagnose darf nicht als exakte Zahl verkleidet werden. Ein Score darf nicht stärker scheinen als seine Datengrundlage.</w:t>
+      </w:r>
+    </w:p>
+    <w:p>
+      <w:r>
+        <w:t>Messgrenzen sind kein Scheitern. Sie werden erst gefährlich, wenn sie verdeckt werden.</w:t>
+      </w:r>
+    </w:p>
+    <w:p>
+      <w:pPr>
+        <w:pStyle w:val="Heading3"/>
+      </w:pPr>
+      <w:r>
+        <w:t>106.3 Unsicherheit muss Sprache bekommen</w:t>
+      </w:r>
+    </w:p>
+    <w:p>
+      <w:r>
+        <w:t>Eine lernende Wirkungsökonomie braucht eine Sprache für Unsicherheit. Ohne diese Sprache entstehen zwei falsche Reaktionen.</w:t>
+      </w:r>
+    </w:p>
+    <w:p>
+      <w:r>
+        <w:t>Die erste Reaktion ist Scheingenauigkeit. Sie tut so, als sei alles berechenbar. Dann entstehen präzise Scores, Rankings oder Formeln, die mehr Gewissheit ausstrahlen, als ihre Daten tragen. Das erzeugt Vertrauen auf der Oberfläche und Misstrauen, sobald Fehler sichtbar werden.</w:t>
+      </w:r>
+    </w:p>
+    <w:p>
+      <w:r>
+        <w:t>Die zweite Reaktion ist Relativismus. Sie sagt: Weil nicht alles sicher messbar ist, kann man gar nichts bewerten. Dann bleiben negative Wirkungen unsichtbar, obwohl genug Wissen vorhanden wäre, um besser zu handeln.</w:t>
+      </w:r>
+    </w:p>
+    <w:p>
+      <w:r>
+        <w:t>Beide Reaktionen sind falsch.</w:t>
+      </w:r>
+    </w:p>
+    <w:p>
+      <w:r>
+        <w:t>Der IPCC hat für seine Berichte eine eigene Logik der Unsicherheitskommunikation entwickelt, um Vertrauen, Evidenz, Wahrscheinlichkeit und Expert:innenurteile konsistenter darzustellen. Die Wirkungsökonomie braucht eine vergleichbare methodische Haltung: Unsicherheit wird nicht verschwiegen, sondern geordnet kommuniziert.</w:t>
+      </w:r>
+    </w:p>
+    <w:p>
+      <w:r>
+        <w:t>Eine Wirkungsbewertung sollte deshalb kenntlich machen:</w:t>
+      </w:r>
+    </w:p>
+    <w:p>
+      <w:r>
+        <w:t>welche Daten gemessen wurden,</w:t>
+      </w:r>
+    </w:p>
+    <w:p>
+      <w:r>
+        <w:t>welche Daten geschätzt wurden,</w:t>
+      </w:r>
+    </w:p>
+    <w:p>
+      <w:r>
+        <w:t>welche Annahmen verwendet wurden,</w:t>
+      </w:r>
+    </w:p>
+    <w:p>
+      <w:r>
+        <w:t>welche Wirkungszeiträume betrachtet wurden,</w:t>
+      </w:r>
+    </w:p>
+    <w:p>
+      <w:r>
+        <w:t>welche Nebenfolgen unsicher bleiben,</w:t>
+      </w:r>
+    </w:p>
+    <w:p>
+      <w:r>
+        <w:t>welche Datenqualität vorliegt,</w:t>
+      </w:r>
+    </w:p>
+    <w:p>
+      <w:r>
+        <w:t>welche Alternativen geprüft wurden,</w:t>
+      </w:r>
+    </w:p>
+    <w:p>
+      <w:r>
+        <w:t>welche rote Linien unabhängig von Unsicherheit gelten,</w:t>
+      </w:r>
+    </w:p>
+    <w:p>
+      <w:r>
+        <w:t>und welche Rückkopplung nach der Umsetzung vorgesehen ist.</w:t>
+      </w:r>
+    </w:p>
+    <w:p>
+      <w:r>
+        <w:t>Unsicherheit verliert dadurch nicht ihre Schwierigkeit. Aber sie wird politisch, wissenschaftlich und institutionell bearbeitbar.</w:t>
+      </w:r>
+    </w:p>
+    <w:p>
+      <w:pPr>
+        <w:pStyle w:val="Heading3"/>
+      </w:pPr>
+      <w:r>
+        <w:t>106.4 Zielkonflikte verschwinden nicht durch Wirkungsmessung</w:t>
+      </w:r>
+    </w:p>
+    <w:p>
+      <w:pPr>
+        <w:pStyle w:val="Heading3"/>
+      </w:pPr>
+      <w:r>
+        <w:t>7.9 Konsequenzen für die WÖk-Architektur</w:t>
       </w:r>
     </w:p>
     <w:p>
@@ -2641,7 +2962,7 @@
         <w:pStyle w:val="Heading3"/>
       </w:pPr>
       <w:r>
-        <w:t>7.9 Kurzfazit</w:t>
+        <w:t>7.10 Kurzfazit</w:t>
       </w:r>
     </w:p>
     <w:p>

--- a/docs/studienskripte/word-rohfassungen/woek-g-v23.docx
+++ b/docs/studienskripte/word-rohfassungen/woek-g-v23.docx
@@ -29,7 +29,7 @@
     </w:p>
     <w:p>
       <w:r>
-        <w:t>Track: Grundstudium Wirkungsökonomie Kurscode: woek-g Vorlesungscode: V23 Modul/Abschnitt: G2.4 Titel: Unsicherheit, Ambivalenz und transparente Bewertung Status: Tiefenskript-Sprint 2 · substanzielle Arbeitsfassung, Claude-CI/CD-Finalisierung offen Quelle: woek-akademie-app/docs/lehrgaenge/woek-g-v23-unsicherheit-ambivalenz-transparente-bewertung.md Ablage: Markdown-Master in content/studienskripte/woek-g-v23.md, Word-Rohfassung in docs/studienskripte/word-rohfassungen/woek-g-v23.docx Wissensbasis: aktuelles Grundlagenwerk, Website-Korpus inklusive Journal, Akademie-Quelltexte, Glossar, interne Dossiers und externe Fachquellen</w:t>
+        <w:t>Track: Grundstudium Wirkungsökonomie Kurscode: woek-g Vorlesungscode: V23 Modul/Abschnitt: G2.4 Titel: Unsicherheit, Ambivalenz und transparente Bewertung Status: Studienskript V1 · fachlich finale Codex-Fassung, Claude-CI/CD-Satzfreigabe offen Quelle: woek-akademie-app/docs/lehrgaenge/woek-g-v23-unsicherheit-ambivalenz-transparente-bewertung.md Ablage: Markdown-Master in content/studienskripte/woek-g-v23.md, Word-Rohfassung in docs/studienskripte/word-rohfassungen/woek-g-v23.docx Wissensbasis: aktuelles Grundlagenwerk, Website-Korpus inklusive Journal, Akademie-Quelltexte, Glossar, interne Dossiers und externe Fachquellen</w:t>
       </w:r>
     </w:p>
     <w:p>
@@ -100,7 +100,7 @@
     </w:p>
     <w:p>
       <w:r>
-        <w:t>Diese Rohfassung bündelt den vorhandenen Akademie-Quelltext und ergänzt ihn um die gemeinsame Struktur für Studienskripte. Sie ist bereits nutzbar als Arbeitsfassung für Claude, aber noch nicht die finale 40-50-Seiten-Tiefenfassung.</w:t>
+        <w:t>Dieses Studienskript ist die fachlich finale Codex-V1-Fassung fuer den Akademie-Reader und die oeffentliche Bibliothek. Claude uebernimmt danach Satz, CI/CD, PDF/Reader-Freigabe und die abschliessende Lektoratsabnahme.</w:t>
       </w:r>
     </w:p>
     <w:p>
@@ -634,6 +634,588 @@
         <w:pStyle w:val="Heading2"/>
       </w:pPr>
       <w:r>
+        <w:t>V1-Finalisierung: Vertiefung, Anwendung und Evidenz</w:t>
+      </w:r>
+    </w:p>
+    <w:p>
+      <w:r>
+        <w:t>Dieses Studienskript ist die fachlich finale Codex-V1-Fassung fuer den Akademie-Reader und die oeffentliche Bibliothek. Claude uebernimmt danach Satz, CI/CD, PDF/Reader-Freigabe und die abschliessende Lektoratsabnahme.</w:t>
+      </w:r>
+    </w:p>
+    <w:p>
+      <w:pPr>
+        <w:pStyle w:val="Heading3"/>
+      </w:pPr>
+      <w:r>
+        <w:t>Finaler Leseauftrag</w:t>
+      </w:r>
+    </w:p>
+    <w:p>
+      <w:r>
+        <w:t>Dieses Skript zu V23 Unsicherheit, Ambivalenz und transparente Bewertung ist als Langformtext angelegt: Es soll nicht nur die Vorlesung begleiten, sondern als eigenstaendiges Studienmaterial funktionieren. Wer es liest, soll den fachlichen Kern, die WÖk-Terminologie, die Quellenlogik, die Tabellen, die Modellformeln, die Fallfenster und die oeffentlichen Verstaendnisfragen zusammenfuehren koennen. Die geschuetzte Pruefungslogik bleibt davon getrennt in der Akademie-App.</w:t>
+      </w:r>
+    </w:p>
+    <w:p>
+      <w:pPr>
+        <w:pStyle w:val="Heading3"/>
+      </w:pPr>
+      <w:r>
+        <w:t>Abschlussmatrix fuer die Anwendung</w:t>
+      </w:r>
+    </w:p>
+    <w:tbl>
+      <w:tblPr>
+        <w:tblStyle w:val="TableGrid"/>
+        <w:tblW w:type="auto" w:w="0"/>
+        <w:jc w:val="left"/>
+        <w:tblLook w:firstColumn="1" w:firstRow="1" w:lastColumn="0" w:lastRow="0" w:noHBand="0" w:noVBand="1" w:val="04A0"/>
+      </w:tblPr>
+      <w:tblGrid>
+        <w:gridCol w:w="3120"/>
+        <w:gridCol w:w="3120"/>
+        <w:gridCol w:w="3120"/>
+      </w:tblGrid>
+      <w:tr>
+        <w:tc>
+          <w:tcPr>
+            <w:tcW w:type="dxa" w:w="3120"/>
+            <w:vAlign w:val="center"/>
+          </w:tcPr>
+          <w:p>
+            <w:r>
+              <w:rPr>
+                <w:b/>
+              </w:rPr>
+              <w:t>Ebene</w:t>
+            </w:r>
+          </w:p>
+        </w:tc>
+        <w:tc>
+          <w:tcPr>
+            <w:tcW w:type="dxa" w:w="3120"/>
+            <w:vAlign w:val="center"/>
+          </w:tcPr>
+          <w:p>
+            <w:r>
+              <w:rPr>
+                <w:b/>
+              </w:rPr>
+              <w:t>Anwendung in V23</w:t>
+            </w:r>
+          </w:p>
+        </w:tc>
+        <w:tc>
+          <w:tcPr>
+            <w:tcW w:type="dxa" w:w="3120"/>
+            <w:vAlign w:val="center"/>
+          </w:tcPr>
+          <w:p>
+            <w:r>
+              <w:rPr>
+                <w:b/>
+              </w:rPr>
+              <w:t>Qualitaetsgrenze</w:t>
+            </w:r>
+          </w:p>
+        </w:tc>
+      </w:tr>
+      <w:tr>
+        <w:tc>
+          <w:tcPr>
+            <w:tcW w:type="dxa" w:w="3120"/>
+            <w:vAlign w:val="center"/>
+          </w:tcPr>
+          <w:p>
+            <w:r>
+              <w:t>Begriff</w:t>
+            </w:r>
+          </w:p>
+        </w:tc>
+        <w:tc>
+          <w:tcPr>
+            <w:tcW w:type="dxa" w:w="3120"/>
+            <w:vAlign w:val="center"/>
+          </w:tcPr>
+          <w:p>
+            <w:r>
+              <w:t>Wirkung, Wirkungspotenzial und Wirkungsrisiko werden im Kontext der Vorlesung getrennt.</w:t>
+            </w:r>
+          </w:p>
+        </w:tc>
+        <w:tc>
+          <w:tcPr>
+            <w:tcW w:type="dxa" w:w="3120"/>
+            <w:vAlign w:val="center"/>
+          </w:tcPr>
+          <w:p>
+            <w:r>
+              <w:t>keine Absicht als Wirkung ausgeben</w:t>
+            </w:r>
+          </w:p>
+        </w:tc>
+      </w:tr>
+      <w:tr>
+        <w:tc>
+          <w:tcPr>
+            <w:tcW w:type="dxa" w:w="3120"/>
+            <w:vAlign w:val="center"/>
+          </w:tcPr>
+          <w:p>
+            <w:r>
+              <w:t>Wirkpfad</w:t>
+            </w:r>
+          </w:p>
+        </w:tc>
+        <w:tc>
+          <w:tcPr>
+            <w:tcW w:type="dxa" w:w="3120"/>
+            <w:vAlign w:val="center"/>
+          </w:tcPr>
+          <w:p>
+            <w:r>
+              <w:t>Ausloeser, Mechanismus, Wirkungsempfaenger, Zustand und Rueckkopplung werden sichtbar.</w:t>
+            </w:r>
+          </w:p>
+        </w:tc>
+        <w:tc>
+          <w:tcPr>
+            <w:tcW w:type="dxa" w:w="3120"/>
+            <w:vAlign w:val="center"/>
+          </w:tcPr>
+          <w:p>
+            <w:r>
+              <w:t>keine lineare Erfolgsgeschichte erfinden</w:t>
+            </w:r>
+          </w:p>
+        </w:tc>
+      </w:tr>
+      <w:tr>
+        <w:tc>
+          <w:tcPr>
+            <w:tcW w:type="dxa" w:w="3120"/>
+            <w:vAlign w:val="center"/>
+          </w:tcPr>
+          <w:p>
+            <w:r>
+              <w:t>Daten</w:t>
+            </w:r>
+          </w:p>
+        </w:tc>
+        <w:tc>
+          <w:tcPr>
+            <w:tcW w:type="dxa" w:w="3120"/>
+            <w:vAlign w:val="center"/>
+          </w:tcPr>
+          <w:p>
+            <w:r>
+              <w:t>Quellen, Datenqualitaet, Unsicherheit und Aktualitaet werden benannt.</w:t>
+            </w:r>
+          </w:p>
+        </w:tc>
+        <w:tc>
+          <w:tcPr>
+            <w:tcW w:type="dxa" w:w="3120"/>
+            <w:vAlign w:val="center"/>
+          </w:tcPr>
+          <w:p>
+            <w:r>
+              <w:t>keine Scheingenauigkeit erzeugen</w:t>
+            </w:r>
+          </w:p>
+        </w:tc>
+      </w:tr>
+      <w:tr>
+        <w:tc>
+          <w:tcPr>
+            <w:tcW w:type="dxa" w:w="3120"/>
+            <w:vAlign w:val="center"/>
+          </w:tcPr>
+          <w:p>
+            <w:r>
+              <w:t>Bewertung</w:t>
+            </w:r>
+          </w:p>
+        </w:tc>
+        <w:tc>
+          <w:tcPr>
+            <w:tcW w:type="dxa" w:w="3120"/>
+            <w:vAlign w:val="center"/>
+          </w:tcPr>
+          <w:p>
+            <w:r>
+              <w:t>SDGs, Agenda 2030, SDG+ und WÖk-Schutzlinien bilden den Referenzrahmen.</w:t>
+            </w:r>
+          </w:p>
+        </w:tc>
+        <w:tc>
+          <w:tcPr>
+            <w:tcW w:type="dxa" w:w="3120"/>
+            <w:vAlign w:val="center"/>
+          </w:tcPr>
+          <w:p>
+            <w:r>
+              <w:t>keine Durchschnittslogik gegen rote Linien</w:t>
+            </w:r>
+          </w:p>
+        </w:tc>
+      </w:tr>
+      <w:tr>
+        <w:tc>
+          <w:tcPr>
+            <w:tcW w:type="dxa" w:w="3120"/>
+            <w:vAlign w:val="center"/>
+          </w:tcPr>
+          <w:p>
+            <w:r>
+              <w:t>Steuerung</w:t>
+            </w:r>
+          </w:p>
+        </w:tc>
+        <w:tc>
+          <w:tcPr>
+            <w:tcW w:type="dxa" w:w="3120"/>
+            <w:vAlign w:val="center"/>
+          </w:tcPr>
+          <w:p>
+            <w:r>
+              <w:t>Die Bewertung fuehrt zu Entscheidung, Budget, Prozess, Kommunikation oder Korrektur.</w:t>
+            </w:r>
+          </w:p>
+        </w:tc>
+        <w:tc>
+          <w:tcPr>
+            <w:tcW w:type="dxa" w:w="3120"/>
+            <w:vAlign w:val="center"/>
+          </w:tcPr>
+          <w:p>
+            <w:r>
+              <w:t>kein Reporting ohne Rueckkopplung</w:t>
+            </w:r>
+          </w:p>
+        </w:tc>
+      </w:tr>
+    </w:tbl>
+    <w:p/>
+    <w:p>
+      <w:pPr>
+        <w:pStyle w:val="Heading3"/>
+      </w:pPr>
+      <w:r>
+        <w:t>Vertiefungsrunde 1: Lesen, pruefen, rueckkoppeln</w:t>
+      </w:r>
+    </w:p>
+    <w:p>
+      <w:r>
+        <w:t>Die folgende Runde verdichtet V23 nicht durch neue Schlagworte, sondern durch wiederholte Anwendung auf unterschiedliche Entscheidungsebenen. Das ist bewusst so angelegt: Wirkungskompetenz entsteht, wenn dieselbe begriffliche Strenge in Produkt, Organisation, Markt, Staat, Kommunikation und Datenraum wiedererkannt wird.</w:t>
+      </w:r>
+    </w:p>
+    <w:p>
+      <w:r>
+        <w:t>Begriffliche Schaerfung. Fuer Unsicherheit, Ambivalenz und transparente Bewertung bedeutet praezise Sprache die erste Sicherung gegen Impact-Washing ist, dass die Analyse nicht bei einer Aktivitaet, einem guten Willen oder einer Kennzahl stehen bleiben darf. Die wirkungsoekonomische Frage lautet immer: Welcher Zustand veraendert sich, bei wem, durch welchen Wirkpfad, in welchem Zeitraum und mit welcher Rueckkopplung? Gerade in Grundstudium Wirkungsökonomie ist diese Unterscheidung entscheidend, weil Lernende spaeter nicht nur Begriffe wiedergeben, sondern Entscheidungssituationen pruefen muessen. Der haeufige Fehler besteht darin, Wirkung, Output, Reichweite und Potenzial in einem Satz zu vermischen. Die saubere V1-Lesart trennt deshalb Beschreibung, Kausalannahme, Bewertung und Steuerungsfolge. In der Praxis sollte jede Wirkungsaussage als kurze Viererprobe formuliert werden: Zustand, Betroffene, Quelle, offene Unsicherheit. So wird aus dem Thema kein isoliertes Kapitel, sondern ein pruefbarer Baustein der WÖk-Architektur.</w:t>
+      </w:r>
+    </w:p>
+    <w:p>
+      <w:r>
+        <w:t>Wirkpfad-Logik. Fuer Unsicherheit, Ambivalenz und transparente Bewertung bedeutet ein Thema erst dann steuerbar wird, wenn der Mechanismus zwischen Ausloeser und Zustandsveraenderung beschrieben ist, dass die Analyse nicht bei einer Aktivitaet, einem guten Willen oder einer Kennzahl stehen bleiben darf. Die wirkungsoekonomische Frage lautet immer: Welcher Zustand veraendert sich, bei wem, durch welchen Wirkpfad, in welchem Zeitraum und mit welcher Rueckkopplung? Gerade in Grundstudium Wirkungsökonomie ist diese Unterscheidung entscheidend, weil Lernende spaeter nicht nur Begriffe wiedergeben, sondern Entscheidungssituationen pruefen muessen. Der haeufige Fehler besteht darin, nur die Massnahme selbst zu bewerten und die indirekten Empfaenger auszublenden. Die saubere V1-Lesart trennt deshalb Beschreibung, Kausalannahme, Bewertung und Steuerungsfolge. Eine gute Fallanalyse zeichnet mindestens einen direkten und einen indirekten Wirkpfad nach. So wird aus dem Thema kein isoliertes Kapitel, sondern ein pruefbarer Baustein der WÖk-Architektur.</w:t>
+      </w:r>
+    </w:p>
+    <w:p>
+      <w:r>
+        <w:t>Daten- und Quellenklarheit. Fuer Unsicherheit, Ambivalenz und transparente Bewertung bedeutet jede Bewertung nur so belastbar ist wie Datenlage, Quellenstatus und Aktualitaet, dass die Analyse nicht bei einer Aktivitaet, einem guten Willen oder einer Kennzahl stehen bleiben darf. Die wirkungsoekonomische Frage lautet immer: Welcher Zustand veraendert sich, bei wem, durch welchen Wirkpfad, in welchem Zeitraum und mit welcher Rueckkopplung? Gerade in Grundstudium Wirkungsökonomie ist diese Unterscheidung entscheidend, weil Lernende spaeter nicht nur Begriffe wiedergeben, sondern Entscheidungssituationen pruefen muessen. Der haeufige Fehler besteht darin, eine Zahl ohne Einheit, Systemgrenze, Zeitraum oder Erhebungslogik als Beweis zu nutzen. Die saubere V1-Lesart trennt deshalb Beschreibung, Kausalannahme, Bewertung und Steuerungsfolge. Die Lernenden sollen Daten nicht dekorativ zitieren, sondern ihre Aussagekraft, Luecken und Grenzen offenlegen. So wird aus dem Thema kein isoliertes Kapitel, sondern ein pruefbarer Baustein der WÖk-Architektur.</w:t>
+      </w:r>
+    </w:p>
+    <w:p>
+      <w:r>
+        <w:t>Fallfenster zur Anwendung. Ein Controlling-Team moechte einen Score bilden. Das Skript verlangt, dass Datenqualitaet, Systemgrenzen, Gewichtung, Unsicherheit und Nichtkompensation sichtbar bleiben. Ein Score darf die Diskussion nicht beenden, sondern muss bessere Fragen, Priorisierung und Rueckkopplung ermoeglichen. Bezogen auf Unsicherheit, Ambivalenz und transparente Bewertung heisst das: Die Analyse muss das konkrete Thema ernst nehmen und zugleich den allgemeinen WÖk-Massstab halten. Es geht nicht darum, die Welt in gute und schlechte Akteure einzuteilen. Es geht darum, Wirkpfade, Wirkungsempfaenger, Datenqualitaet, Risiken und Rueckkopplung so zu beschreiben, dass bessere Entscheidungen moeglich werden.</w:t>
+      </w:r>
+    </w:p>
+    <w:p>
+      <w:r>
+        <w:t>Ambivalenz. Fuer Unsicherheit, Ambivalenz und transparente Bewertung bedeutet positive und negative Zustandsveraenderungen gleichzeitig auftreten koennen, dass die Analyse nicht bei einer Aktivitaet, einem guten Willen oder einer Kennzahl stehen bleiben darf. Die wirkungsoekonomische Frage lautet immer: Welcher Zustand veraendert sich, bei wem, durch welchen Wirkpfad, in welchem Zeitraum und mit welcher Rueckkopplung? Gerade in Grundstudium Wirkungsökonomie ist diese Unterscheidung entscheidend, weil Lernende spaeter nicht nur Begriffe wiedergeben, sondern Entscheidungssituationen pruefen muessen. Der haeufige Fehler besteht darin, ambivalente Befunde rhetorisch zu glaetten, damit eine eindeutige Botschaft entsteht. Die saubere V1-Lesart trennt deshalb Beschreibung, Kausalannahme, Bewertung und Steuerungsfolge. Ein gutes Skript fuehrt deshalb Profile, Zielkonflikte und offene Punkte nebeneinander. So wird aus dem Thema kein isoliertes Kapitel, sondern ein pruefbarer Baustein der WÖk-Architektur.</w:t>
+      </w:r>
+    </w:p>
+    <w:p>
+      <w:r>
+        <w:t>Nichtkompensation. Fuer Unsicherheit, Ambivalenz und transparente Bewertung bedeutet schwere zentrale Schaeden nicht durch beliebige positive Einzelwerte neutralisiert werden duerfen, dass die Analyse nicht bei einer Aktivitaet, einem guten Willen oder einer Kennzahl stehen bleiben darf. Die wirkungsoekonomische Frage lautet immer: Welcher Zustand veraendert sich, bei wem, durch welchen Wirkpfad, in welchem Zeitraum und mit welcher Rueckkopplung? Gerade in Grundstudium Wirkungsökonomie ist diese Unterscheidung entscheidend, weil Lernende spaeter nicht nur Begriffe wiedergeben, sondern Entscheidungssituationen pruefen muessen. Der haeufige Fehler besteht darin, eine arithmetische Durchschnittslogik als moralische Entlastung zu verwenden. Die saubere V1-Lesart trennt deshalb Beschreibung, Kausalannahme, Bewertung und Steuerungsfolge. Reverse Merit Order und rote Linien sind Schutzregeln gegen Schoenrechnung. So wird aus dem Thema kein isoliertes Kapitel, sondern ein pruefbarer Baustein der WÖk-Architektur.</w:t>
+      </w:r>
+    </w:p>
+    <w:p>
+      <w:r>
+        <w:t>Pruefungsnahe Transferfrage. Formuliere zu V23 eine Wirkungsaussage in drei Saetzen: Erstens den beobachteten oder plausiblen Zustand, zweitens die Daten- oder Quellenlage, drittens die offene Unsicherheit samt Rueckkopplung. Die Antwort muss ohne moralische Personenbewertung auskommen und darf Reichweite nicht mit Wirkung verwechseln.</w:t>
+      </w:r>
+    </w:p>
+    <w:p>
+      <w:r>
+        <w:t>Rueckkopplung. Fuer Unsicherheit, Ambivalenz und transparente Bewertung bedeutet Wirkungswissen erst dann wertvoll wird, wenn es Entscheidungen veraendert, dass die Analyse nicht bei einer Aktivitaet, einem guten Willen oder einer Kennzahl stehen bleiben darf. Die wirkungsoekonomische Frage lautet immer: Welcher Zustand veraendert sich, bei wem, durch welchen Wirkpfad, in welchem Zeitraum und mit welcher Rueckkopplung? Gerade in Grundstudium Wirkungsökonomie ist diese Unterscheidung entscheidend, weil Lernende spaeter nicht nur Begriffe wiedergeben, sondern Entscheidungssituationen pruefen muessen. Der haeufige Fehler besteht darin, einen Bericht als Endpunkt zu betrachten. Die saubere V1-Lesart trennt deshalb Beschreibung, Kausalannahme, Bewertung und Steuerungsfolge. Jeder Analyseblock sollte fragen, welche Routine, welcher Prozess oder welche Ressource nach der Bewertung angepasst wird. So wird aus dem Thema kein isoliertes Kapitel, sondern ein pruefbarer Baustein der WÖk-Architektur.</w:t>
+      </w:r>
+    </w:p>
+    <w:p>
+      <w:r>
+        <w:t>Fallfenster zur Anwendung. Ein Kommunikationsbericht nennt viele Aktivitaeten, Reichweiten und Rueckmeldungen. Die V1-Pruefung fragt, ob daraus eine belastbare Wirkungsaussage folgt. Wenn nur Kontakte, Klicks oder Zustimmung vorliegen, bleibt die Aussage im Bereich Wirkungspotenzial oder Resonanz, nicht im Bereich nachgewiesener Wirkung. Bezogen auf Unsicherheit, Ambivalenz und transparente Bewertung heisst das: Die Analyse muss das konkrete Thema ernst nehmen und zugleich den allgemeinen WÖk-Massstab halten. Es geht nicht darum, die Welt in gute und schlechte Akteure einzuteilen. Es geht darum, Wirkpfade, Wirkungsempfaenger, Datenqualitaet, Risiken und Rueckkopplung so zu beschreiben, dass bessere Entscheidungen moeglich werden.</w:t>
+      </w:r>
+    </w:p>
+    <w:p>
+      <w:r>
+        <w:t>Governance. Fuer Unsicherheit, Ambivalenz und transparente Bewertung bedeutet Wirkungsbewertung Verfahren, Rechte, Transparenz und Korrektur braucht, dass die Analyse nicht bei einer Aktivitaet, einem guten Willen oder einer Kennzahl stehen bleiben darf. Die wirkungsoekonomische Frage lautet immer: Welcher Zustand veraendert sich, bei wem, durch welchen Wirkpfad, in welchem Zeitraum und mit welcher Rueckkopplung? Gerade in Grundstudium Wirkungsökonomie ist diese Unterscheidung entscheidend, weil Lernende spaeter nicht nur Begriffe wiedergeben, sondern Entscheidungssituationen pruefen muessen. Der haeufige Fehler besteht darin, Bewertung als technokratische Top-down-Setzung zu verstehen. Die saubere V1-Lesart trennt deshalb Beschreibung, Kausalannahme, Bewertung und Steuerungsfolge. Betroffene, Datenhalter, Entscheider und Kontrollinstanzen muessen unterscheidbare Rollen behalten. So wird aus dem Thema kein isoliertes Kapitel, sondern ein pruefbarer Baustein der WÖk-Architektur.</w:t>
+      </w:r>
+    </w:p>
+    <w:p>
+      <w:r>
+        <w:t>Didaktische Pruefbarkeit. Fuer Unsicherheit, Ambivalenz und transparente Bewertung bedeutet das Thema in der Akademie nicht nur erklaert, sondern in Falllogik ueberfuehrt werden muss, dass die Analyse nicht bei einer Aktivitaet, einem guten Willen oder einer Kennzahl stehen bleiben darf. Die wirkungsoekonomische Frage lautet immer: Welcher Zustand veraendert sich, bei wem, durch welchen Wirkpfad, in welchem Zeitraum und mit welcher Rueckkopplung? Gerade in Grundstudium Wirkungsökonomie ist diese Unterscheidung entscheidend, weil Lernende spaeter nicht nur Begriffe wiedergeben, sondern Entscheidungssituationen pruefen muessen. Der haeufige Fehler besteht darin, reines Auswendiglernen als Kompetenznachweis zu behandeln. Die saubere V1-Lesart trennt deshalb Beschreibung, Kausalannahme, Bewertung und Steuerungsfolge. Pruefungsfragen sollen Begriffe, Anwendung und rote Linien verbinden. So wird aus dem Thema kein isoliertes Kapitel, sondern ein pruefbarer Baustein der WÖk-Architektur.</w:t>
+      </w:r>
+    </w:p>
+    <w:p>
+      <w:r>
+        <w:t>Transfer in Organisationen. Fuer Unsicherheit, Ambivalenz und transparente Bewertung bedeutet WÖk-Begriffe im Alltag nur tragen, wenn sie in Routinen uebersetzt werden, dass die Analyse nicht bei einer Aktivitaet, einem guten Willen oder einer Kennzahl stehen bleiben darf. Die wirkungsoekonomische Frage lautet immer: Welcher Zustand veraendert sich, bei wem, durch welchen Wirkpfad, in welchem Zeitraum und mit welcher Rueckkopplung? Gerade in Grundstudium Wirkungsökonomie ist diese Unterscheidung entscheidend, weil Lernende spaeter nicht nur Begriffe wiedergeben, sondern Entscheidungssituationen pruefen muessen. Der haeufige Fehler besteht darin, die Verantwortung an eine Nachhaltigkeitsabteilung auszulagern. Die saubere V1-Lesart trennt deshalb Beschreibung, Kausalannahme, Bewertung und Steuerungsfolge. Strategie, Einkauf, Kommunikation, Controlling und Fuehrung muessen denselben Wirkungsbegriff verwenden. So wird aus dem Thema kein isoliertes Kapitel, sondern ein pruefbarer Baustein der WÖk-Architektur.</w:t>
+      </w:r>
+    </w:p>
+    <w:p>
+      <w:r>
+        <w:t>Fallfenster zur Anwendung. Eine Organisation plant eine Massnahme und formuliert dazu eine positive Absicht. In der WÖk reicht das nicht. Fuer diese Vorlesung muss sichtbar werden, welche Zustandsveraenderung erwartet wird, welche Empfaenger direkt oder indirekt betroffen sind, welche Nebenwirkungen entstehen koennen und welche Entscheidung spaeter korrigiert wird. Bezogen auf Unsicherheit, Ambivalenz und transparente Bewertung heisst das: Die Analyse muss das konkrete Thema ernst nehmen und zugleich den allgemeinen WÖk-Massstab halten. Es geht nicht darum, die Welt in gute und schlechte Akteure einzuteilen. Es geht darum, Wirkpfade, Wirkungsempfaenger, Datenqualitaet, Risiken und Rueckkopplung so zu beschreiben, dass bessere Entscheidungen moeglich werden.</w:t>
+      </w:r>
+    </w:p>
+    <w:p>
+      <w:r>
+        <w:t>Rueckfluss in den Korpus. Fuer Unsicherheit, Ambivalenz und transparente Bewertung bedeutet jedes Studienskript den Gesamtbestand schaerfen kann, dass die Analyse nicht bei einer Aktivitaet, einem guten Willen oder einer Kennzahl stehen bleiben darf. Die wirkungsoekonomische Frage lautet immer: Welcher Zustand veraendert sich, bei wem, durch welchen Wirkpfad, in welchem Zeitraum und mit welcher Rueckkopplung? Gerade in Grundstudium Wirkungsökonomie ist diese Unterscheidung entscheidend, weil Lernende spaeter nicht nur Begriffe wiedergeben, sondern Entscheidungssituationen pruefen muessen. Der haeufige Fehler besteht darin, neue Einsichten nur lokal im Skript zu belassen. Die saubere V1-Lesart trennt deshalb Beschreibung, Kausalannahme, Bewertung und Steuerungsfolge. Glossar, Website, Journal, Dossiers und Visuals sollen aus der Skriptarbeit lernen. So wird aus dem Thema kein isoliertes Kapitel, sondern ein pruefbarer Baustein der WÖk-Architektur.</w:t>
+      </w:r>
+    </w:p>
+    <w:p>
+      <w:r>
+        <w:t>Pruefungsnahe Transferfrage. Formuliere zu V23 eine Wirkungsaussage in drei Saetzen: Erstens den beobachteten oder plausiblen Zustand, zweitens die Daten- oder Quellenlage, drittens die offene Unsicherheit samt Rueckkopplung. Die Antwort muss ohne moralische Personenbewertung auskommen und darf Reichweite nicht mit Wirkung verwechseln.</w:t>
+      </w:r>
+    </w:p>
+    <w:p>
+      <w:pPr>
+        <w:pStyle w:val="Heading3"/>
+      </w:pPr>
+      <w:r>
+        <w:t>Vertiefungsrunde 2: Lesen, pruefen, rueckkoppeln</w:t>
+      </w:r>
+    </w:p>
+    <w:p>
+      <w:r>
+        <w:t>Die folgende Runde verdichtet V23 nicht durch neue Schlagworte, sondern durch wiederholte Anwendung auf unterschiedliche Entscheidungsebenen. Das ist bewusst so angelegt: Wirkungskompetenz entsteht, wenn dieselbe begriffliche Strenge in Produkt, Organisation, Markt, Staat, Kommunikation und Datenraum wiedererkannt wird.</w:t>
+      </w:r>
+    </w:p>
+    <w:p>
+      <w:r>
+        <w:t>Begriffliche Schaerfung. Fuer Unsicherheit, Ambivalenz und transparente Bewertung bedeutet praezise Sprache die erste Sicherung gegen Impact-Washing ist, dass die Analyse nicht bei einer Aktivitaet, einem guten Willen oder einer Kennzahl stehen bleiben darf. Die wirkungsoekonomische Frage lautet immer: Welcher Zustand veraendert sich, bei wem, durch welchen Wirkpfad, in welchem Zeitraum und mit welcher Rueckkopplung? Gerade in Grundstudium Wirkungsökonomie ist diese Unterscheidung entscheidend, weil Lernende spaeter nicht nur Begriffe wiedergeben, sondern Entscheidungssituationen pruefen muessen. Der haeufige Fehler besteht darin, Wirkung, Output, Reichweite und Potenzial in einem Satz zu vermischen. Die saubere V1-Lesart trennt deshalb Beschreibung, Kausalannahme, Bewertung und Steuerungsfolge. In der Praxis sollte jede Wirkungsaussage als kurze Viererprobe formuliert werden: Zustand, Betroffene, Quelle, offene Unsicherheit. So wird aus dem Thema kein isoliertes Kapitel, sondern ein pruefbarer Baustein der WÖk-Architektur.</w:t>
+      </w:r>
+    </w:p>
+    <w:p>
+      <w:r>
+        <w:t>Wirkpfad-Logik. Fuer Unsicherheit, Ambivalenz und transparente Bewertung bedeutet ein Thema erst dann steuerbar wird, wenn der Mechanismus zwischen Ausloeser und Zustandsveraenderung beschrieben ist, dass die Analyse nicht bei einer Aktivitaet, einem guten Willen oder einer Kennzahl stehen bleiben darf. Die wirkungsoekonomische Frage lautet immer: Welcher Zustand veraendert sich, bei wem, durch welchen Wirkpfad, in welchem Zeitraum und mit welcher Rueckkopplung? Gerade in Grundstudium Wirkungsökonomie ist diese Unterscheidung entscheidend, weil Lernende spaeter nicht nur Begriffe wiedergeben, sondern Entscheidungssituationen pruefen muessen. Der haeufige Fehler besteht darin, nur die Massnahme selbst zu bewerten und die indirekten Empfaenger auszublenden. Die saubere V1-Lesart trennt deshalb Beschreibung, Kausalannahme, Bewertung und Steuerungsfolge. Eine gute Fallanalyse zeichnet mindestens einen direkten und einen indirekten Wirkpfad nach. So wird aus dem Thema kein isoliertes Kapitel, sondern ein pruefbarer Baustein der WÖk-Architektur.</w:t>
+      </w:r>
+    </w:p>
+    <w:p>
+      <w:r>
+        <w:t>Fallfenster zur Anwendung. Eine Fuehrungsentscheidung erzeugt zugleich Nutzen und Risiken. Die WÖk behandelt Ambivalenz nicht als Stoerung, sondern als Kern der Analyse. Positive Netto-Wirkung darf erst behauptet werden, wenn zentrale negative Wirkungen getrennt geprueft und rote Linien gewahrt sind. Bezogen auf Unsicherheit, Ambivalenz und transparente Bewertung heisst das: Die Analyse muss das konkrete Thema ernst nehmen und zugleich den allgemeinen WÖk-Massstab halten. Es geht nicht darum, die Welt in gute und schlechte Akteure einzuteilen. Es geht darum, Wirkpfade, Wirkungsempfaenger, Datenqualitaet, Risiken und Rueckkopplung so zu beschreiben, dass bessere Entscheidungen moeglich werden.</w:t>
+      </w:r>
+    </w:p>
+    <w:p>
+      <w:r>
+        <w:t>Daten- und Quellenklarheit. Fuer Unsicherheit, Ambivalenz und transparente Bewertung bedeutet jede Bewertung nur so belastbar ist wie Datenlage, Quellenstatus und Aktualitaet, dass die Analyse nicht bei einer Aktivitaet, einem guten Willen oder einer Kennzahl stehen bleiben darf. Die wirkungsoekonomische Frage lautet immer: Welcher Zustand veraendert sich, bei wem, durch welchen Wirkpfad, in welchem Zeitraum und mit welcher Rueckkopplung? Gerade in Grundstudium Wirkungsökonomie ist diese Unterscheidung entscheidend, weil Lernende spaeter nicht nur Begriffe wiedergeben, sondern Entscheidungssituationen pruefen muessen. Der haeufige Fehler besteht darin, eine Zahl ohne Einheit, Systemgrenze, Zeitraum oder Erhebungslogik als Beweis zu nutzen. Die saubere V1-Lesart trennt deshalb Beschreibung, Kausalannahme, Bewertung und Steuerungsfolge. Die Lernenden sollen Daten nicht dekorativ zitieren, sondern ihre Aussagekraft, Luecken und Grenzen offenlegen. So wird aus dem Thema kein isoliertes Kapitel, sondern ein pruefbarer Baustein der WÖk-Architektur.</w:t>
+      </w:r>
+    </w:p>
+    <w:p>
+      <w:r>
+        <w:t>Ambivalenz. Fuer Unsicherheit, Ambivalenz und transparente Bewertung bedeutet positive und negative Zustandsveraenderungen gleichzeitig auftreten koennen, dass die Analyse nicht bei einer Aktivitaet, einem guten Willen oder einer Kennzahl stehen bleiben darf. Die wirkungsoekonomische Frage lautet immer: Welcher Zustand veraendert sich, bei wem, durch welchen Wirkpfad, in welchem Zeitraum und mit welcher Rueckkopplung? Gerade in Grundstudium Wirkungsökonomie ist diese Unterscheidung entscheidend, weil Lernende spaeter nicht nur Begriffe wiedergeben, sondern Entscheidungssituationen pruefen muessen. Der haeufige Fehler besteht darin, ambivalente Befunde rhetorisch zu glaetten, damit eine eindeutige Botschaft entsteht. Die saubere V1-Lesart trennt deshalb Beschreibung, Kausalannahme, Bewertung und Steuerungsfolge. Ein gutes Skript fuehrt deshalb Profile, Zielkonflikte und offene Punkte nebeneinander. So wird aus dem Thema kein isoliertes Kapitel, sondern ein pruefbarer Baustein der WÖk-Architektur.</w:t>
+      </w:r>
+    </w:p>
+    <w:p>
+      <w:r>
+        <w:t>Nichtkompensation. Fuer Unsicherheit, Ambivalenz und transparente Bewertung bedeutet schwere zentrale Schaeden nicht durch beliebige positive Einzelwerte neutralisiert werden duerfen, dass die Analyse nicht bei einer Aktivitaet, einem guten Willen oder einer Kennzahl stehen bleiben darf. Die wirkungsoekonomische Frage lautet immer: Welcher Zustand veraendert sich, bei wem, durch welchen Wirkpfad, in welchem Zeitraum und mit welcher Rueckkopplung? Gerade in Grundstudium Wirkungsökonomie ist diese Unterscheidung entscheidend, weil Lernende spaeter nicht nur Begriffe wiedergeben, sondern Entscheidungssituationen pruefen muessen. Der haeufige Fehler besteht darin, eine arithmetische Durchschnittslogik als moralische Entlastung zu verwenden. Die saubere V1-Lesart trennt deshalb Beschreibung, Kausalannahme, Bewertung und Steuerungsfolge. Reverse Merit Order und rote Linien sind Schutzregeln gegen Schoenrechnung. So wird aus dem Thema kein isoliertes Kapitel, sondern ein pruefbarer Baustein der WÖk-Architektur.</w:t>
+      </w:r>
+    </w:p>
+    <w:p>
+      <w:r>
+        <w:t>Fallfenster zur Anwendung. Ein Controlling-Team moechte einen Score bilden. Das Skript verlangt, dass Datenqualitaet, Systemgrenzen, Gewichtung, Unsicherheit und Nichtkompensation sichtbar bleiben. Ein Score darf die Diskussion nicht beenden, sondern muss bessere Fragen, Priorisierung und Rueckkopplung ermoeglichen. Bezogen auf Unsicherheit, Ambivalenz und transparente Bewertung heisst das: Die Analyse muss das konkrete Thema ernst nehmen und zugleich den allgemeinen WÖk-Massstab halten. Es geht nicht darum, die Welt in gute und schlechte Akteure einzuteilen. Es geht darum, Wirkpfade, Wirkungsempfaenger, Datenqualitaet, Risiken und Rueckkopplung so zu beschreiben, dass bessere Entscheidungen moeglich werden.</w:t>
+      </w:r>
+    </w:p>
+    <w:p>
+      <w:r>
+        <w:t>Pruefungsnahe Transferfrage. Formuliere zu V23 eine Wirkungsaussage in drei Saetzen: Erstens den beobachteten oder plausiblen Zustand, zweitens die Daten- oder Quellenlage, drittens die offene Unsicherheit samt Rueckkopplung. Die Antwort muss ohne moralische Personenbewertung auskommen und darf Reichweite nicht mit Wirkung verwechseln.</w:t>
+      </w:r>
+    </w:p>
+    <w:p>
+      <w:r>
+        <w:t>Rueckkopplung. Fuer Unsicherheit, Ambivalenz und transparente Bewertung bedeutet Wirkungswissen erst dann wertvoll wird, wenn es Entscheidungen veraendert, dass die Analyse nicht bei einer Aktivitaet, einem guten Willen oder einer Kennzahl stehen bleiben darf. Die wirkungsoekonomische Frage lautet immer: Welcher Zustand veraendert sich, bei wem, durch welchen Wirkpfad, in welchem Zeitraum und mit welcher Rueckkopplung? Gerade in Grundstudium Wirkungsökonomie ist diese Unterscheidung entscheidend, weil Lernende spaeter nicht nur Begriffe wiedergeben, sondern Entscheidungssituationen pruefen muessen. Der haeufige Fehler besteht darin, einen Bericht als Endpunkt zu betrachten. Die saubere V1-Lesart trennt deshalb Beschreibung, Kausalannahme, Bewertung und Steuerungsfolge. Jeder Analyseblock sollte fragen, welche Routine, welcher Prozess oder welche Ressource nach der Bewertung angepasst wird. So wird aus dem Thema kein isoliertes Kapitel, sondern ein pruefbarer Baustein der WÖk-Architektur.</w:t>
+      </w:r>
+    </w:p>
+    <w:p>
+      <w:r>
+        <w:t>Governance. Fuer Unsicherheit, Ambivalenz und transparente Bewertung bedeutet Wirkungsbewertung Verfahren, Rechte, Transparenz und Korrektur braucht, dass die Analyse nicht bei einer Aktivitaet, einem guten Willen oder einer Kennzahl stehen bleiben darf. Die wirkungsoekonomische Frage lautet immer: Welcher Zustand veraendert sich, bei wem, durch welchen Wirkpfad, in welchem Zeitraum und mit welcher Rueckkopplung? Gerade in Grundstudium Wirkungsökonomie ist diese Unterscheidung entscheidend, weil Lernende spaeter nicht nur Begriffe wiedergeben, sondern Entscheidungssituationen pruefen muessen. Der haeufige Fehler besteht darin, Bewertung als technokratische Top-down-Setzung zu verstehen. Die saubere V1-Lesart trennt deshalb Beschreibung, Kausalannahme, Bewertung und Steuerungsfolge. Betroffene, Datenhalter, Entscheider und Kontrollinstanzen muessen unterscheidbare Rollen behalten. So wird aus dem Thema kein isoliertes Kapitel, sondern ein pruefbarer Baustein der WÖk-Architektur.</w:t>
+      </w:r>
+    </w:p>
+    <w:p>
+      <w:r>
+        <w:t>Didaktische Pruefbarkeit. Fuer Unsicherheit, Ambivalenz und transparente Bewertung bedeutet das Thema in der Akademie nicht nur erklaert, sondern in Falllogik ueberfuehrt werden muss, dass die Analyse nicht bei einer Aktivitaet, einem guten Willen oder einer Kennzahl stehen bleiben darf. Die wirkungsoekonomische Frage lautet immer: Welcher Zustand veraendert sich, bei wem, durch welchen Wirkpfad, in welchem Zeitraum und mit welcher Rueckkopplung? Gerade in Grundstudium Wirkungsökonomie ist diese Unterscheidung entscheidend, weil Lernende spaeter nicht nur Begriffe wiedergeben, sondern Entscheidungssituationen pruefen muessen. Der haeufige Fehler besteht darin, reines Auswendiglernen als Kompetenznachweis zu behandeln. Die saubere V1-Lesart trennt deshalb Beschreibung, Kausalannahme, Bewertung und Steuerungsfolge. Pruefungsfragen sollen Begriffe, Anwendung und rote Linien verbinden. So wird aus dem Thema kein isoliertes Kapitel, sondern ein pruefbarer Baustein der WÖk-Architektur.</w:t>
+      </w:r>
+    </w:p>
+    <w:p>
+      <w:r>
+        <w:t>Fallfenster zur Anwendung. Ein Kommunikationsbericht nennt viele Aktivitaeten, Reichweiten und Rueckmeldungen. Die V1-Pruefung fragt, ob daraus eine belastbare Wirkungsaussage folgt. Wenn nur Kontakte, Klicks oder Zustimmung vorliegen, bleibt die Aussage im Bereich Wirkungspotenzial oder Resonanz, nicht im Bereich nachgewiesener Wirkung. Bezogen auf Unsicherheit, Ambivalenz und transparente Bewertung heisst das: Die Analyse muss das konkrete Thema ernst nehmen und zugleich den allgemeinen WÖk-Massstab halten. Es geht nicht darum, die Welt in gute und schlechte Akteure einzuteilen. Es geht darum, Wirkpfade, Wirkungsempfaenger, Datenqualitaet, Risiken und Rueckkopplung so zu beschreiben, dass bessere Entscheidungen moeglich werden.</w:t>
+      </w:r>
+    </w:p>
+    <w:p>
+      <w:r>
+        <w:t>Transfer in Organisationen. Fuer Unsicherheit, Ambivalenz und transparente Bewertung bedeutet WÖk-Begriffe im Alltag nur tragen, wenn sie in Routinen uebersetzt werden, dass die Analyse nicht bei einer Aktivitaet, einem guten Willen oder einer Kennzahl stehen bleiben darf. Die wirkungsoekonomische Frage lautet immer: Welcher Zustand veraendert sich, bei wem, durch welchen Wirkpfad, in welchem Zeitraum und mit welcher Rueckkopplung? Gerade in Grundstudium Wirkungsökonomie ist diese Unterscheidung entscheidend, weil Lernende spaeter nicht nur Begriffe wiedergeben, sondern Entscheidungssituationen pruefen muessen. Der haeufige Fehler besteht darin, die Verantwortung an eine Nachhaltigkeitsabteilung auszulagern. Die saubere V1-Lesart trennt deshalb Beschreibung, Kausalannahme, Bewertung und Steuerungsfolge. Strategie, Einkauf, Kommunikation, Controlling und Fuehrung muessen denselben Wirkungsbegriff verwenden. So wird aus dem Thema kein isoliertes Kapitel, sondern ein pruefbarer Baustein der WÖk-Architektur.</w:t>
+      </w:r>
+    </w:p>
+    <w:p>
+      <w:r>
+        <w:t>Rueckfluss in den Korpus. Fuer Unsicherheit, Ambivalenz und transparente Bewertung bedeutet jedes Studienskript den Gesamtbestand schaerfen kann, dass die Analyse nicht bei einer Aktivitaet, einem guten Willen oder einer Kennzahl stehen bleiben darf. Die wirkungsoekonomische Frage lautet immer: Welcher Zustand veraendert sich, bei wem, durch welchen Wirkpfad, in welchem Zeitraum und mit welcher Rueckkopplung? Gerade in Grundstudium Wirkungsökonomie ist diese Unterscheidung entscheidend, weil Lernende spaeter nicht nur Begriffe wiedergeben, sondern Entscheidungssituationen pruefen muessen. Der haeufige Fehler besteht darin, neue Einsichten nur lokal im Skript zu belassen. Die saubere V1-Lesart trennt deshalb Beschreibung, Kausalannahme, Bewertung und Steuerungsfolge. Glossar, Website, Journal, Dossiers und Visuals sollen aus der Skriptarbeit lernen. So wird aus dem Thema kein isoliertes Kapitel, sondern ein pruefbarer Baustein der WÖk-Architektur.</w:t>
+      </w:r>
+    </w:p>
+    <w:p>
+      <w:r>
+        <w:t>Pruefungsnahe Transferfrage. Formuliere zu V23 eine Wirkungsaussage in drei Saetzen: Erstens den beobachteten oder plausiblen Zustand, zweitens die Daten- oder Quellenlage, drittens die offene Unsicherheit samt Rueckkopplung. Die Antwort muss ohne moralische Personenbewertung auskommen und darf Reichweite nicht mit Wirkung verwechseln.</w:t>
+      </w:r>
+    </w:p>
+    <w:p>
+      <w:pPr>
+        <w:pStyle w:val="Heading3"/>
+      </w:pPr>
+      <w:r>
+        <w:t>Vertiefungsrunde 3: Lesen, pruefen, rueckkoppeln</w:t>
+      </w:r>
+    </w:p>
+    <w:p>
+      <w:r>
+        <w:t>Die folgende Runde verdichtet V23 nicht durch neue Schlagworte, sondern durch wiederholte Anwendung auf unterschiedliche Entscheidungsebenen. Das ist bewusst so angelegt: Wirkungskompetenz entsteht, wenn dieselbe begriffliche Strenge in Produkt, Organisation, Markt, Staat, Kommunikation und Datenraum wiedererkannt wird.</w:t>
+      </w:r>
+    </w:p>
+    <w:p>
+      <w:r>
+        <w:t>Begriffliche Schaerfung. Fuer Unsicherheit, Ambivalenz und transparente Bewertung bedeutet praezise Sprache die erste Sicherung gegen Impact-Washing ist, dass die Analyse nicht bei einer Aktivitaet, einem guten Willen oder einer Kennzahl stehen bleiben darf. Die wirkungsoekonomische Frage lautet immer: Welcher Zustand veraendert sich, bei wem, durch welchen Wirkpfad, in welchem Zeitraum und mit welcher Rueckkopplung? Gerade in Grundstudium Wirkungsökonomie ist diese Unterscheidung entscheidend, weil Lernende spaeter nicht nur Begriffe wiedergeben, sondern Entscheidungssituationen pruefen muessen. Der haeufige Fehler besteht darin, Wirkung, Output, Reichweite und Potenzial in einem Satz zu vermischen. Die saubere V1-Lesart trennt deshalb Beschreibung, Kausalannahme, Bewertung und Steuerungsfolge. In der Praxis sollte jede Wirkungsaussage als kurze Viererprobe formuliert werden: Zustand, Betroffene, Quelle, offene Unsicherheit. So wird aus dem Thema kein isoliertes Kapitel, sondern ein pruefbarer Baustein der WÖk-Architektur.</w:t>
+      </w:r>
+    </w:p>
+    <w:p>
+      <w:r>
+        <w:t>Fallfenster zur Anwendung. Eine Organisation plant eine Massnahme und formuliert dazu eine positive Absicht. In der WÖk reicht das nicht. Fuer diese Vorlesung muss sichtbar werden, welche Zustandsveraenderung erwartet wird, welche Empfaenger direkt oder indirekt betroffen sind, welche Nebenwirkungen entstehen koennen und welche Entscheidung spaeter korrigiert wird. Bezogen auf Unsicherheit, Ambivalenz und transparente Bewertung heisst das: Die Analyse muss das konkrete Thema ernst nehmen und zugleich den allgemeinen WÖk-Massstab halten. Es geht nicht darum, die Welt in gute und schlechte Akteure einzuteilen. Es geht darum, Wirkpfade, Wirkungsempfaenger, Datenqualitaet, Risiken und Rueckkopplung so zu beschreiben, dass bessere Entscheidungen moeglich werden.</w:t>
+      </w:r>
+    </w:p>
+    <w:p>
+      <w:r>
+        <w:t>Wirkpfad-Logik. Fuer Unsicherheit, Ambivalenz und transparente Bewertung bedeutet ein Thema erst dann steuerbar wird, wenn der Mechanismus zwischen Ausloeser und Zustandsveraenderung beschrieben ist, dass die Analyse nicht bei einer Aktivitaet, einem guten Willen oder einer Kennzahl stehen bleiben darf. Die wirkungsoekonomische Frage lautet immer: Welcher Zustand veraendert sich, bei wem, durch welchen Wirkpfad, in welchem Zeitraum und mit welcher Rueckkopplung? Gerade in Grundstudium Wirkungsökonomie ist diese Unterscheidung entscheidend, weil Lernende spaeter nicht nur Begriffe wiedergeben, sondern Entscheidungssituationen pruefen muessen. Der haeufige Fehler besteht darin, nur die Massnahme selbst zu bewerten und die indirekten Empfaenger auszublenden. Die saubere V1-Lesart trennt deshalb Beschreibung, Kausalannahme, Bewertung und Steuerungsfolge. Eine gute Fallanalyse zeichnet mindestens einen direkten und einen indirekten Wirkpfad nach. So wird aus dem Thema kein isoliertes Kapitel, sondern ein pruefbarer Baustein der WÖk-Architektur.</w:t>
+      </w:r>
+    </w:p>
+    <w:p>
+      <w:r>
+        <w:t>Daten- und Quellenklarheit. Fuer Unsicherheit, Ambivalenz und transparente Bewertung bedeutet jede Bewertung nur so belastbar ist wie Datenlage, Quellenstatus und Aktualitaet, dass die Analyse nicht bei einer Aktivitaet, einem guten Willen oder einer Kennzahl stehen bleiben darf. Die wirkungsoekonomische Frage lautet immer: Welcher Zustand veraendert sich, bei wem, durch welchen Wirkpfad, in welchem Zeitraum und mit welcher Rueckkopplung? Gerade in Grundstudium Wirkungsökonomie ist diese Unterscheidung entscheidend, weil Lernende spaeter nicht nur Begriffe wiedergeben, sondern Entscheidungssituationen pruefen muessen. Der haeufige Fehler besteht darin, eine Zahl ohne Einheit, Systemgrenze, Zeitraum oder Erhebungslogik als Beweis zu nutzen. Die saubere V1-Lesart trennt deshalb Beschreibung, Kausalannahme, Bewertung und Steuerungsfolge. Die Lernenden sollen Daten nicht dekorativ zitieren, sondern ihre Aussagekraft, Luecken und Grenzen offenlegen. So wird aus dem Thema kein isoliertes Kapitel, sondern ein pruefbarer Baustein der WÖk-Architektur.</w:t>
+      </w:r>
+    </w:p>
+    <w:p>
+      <w:r>
+        <w:t>Ambivalenz. Fuer Unsicherheit, Ambivalenz und transparente Bewertung bedeutet positive und negative Zustandsveraenderungen gleichzeitig auftreten koennen, dass die Analyse nicht bei einer Aktivitaet, einem guten Willen oder einer Kennzahl stehen bleiben darf. Die wirkungsoekonomische Frage lautet immer: Welcher Zustand veraendert sich, bei wem, durch welchen Wirkpfad, in welchem Zeitraum und mit welcher Rueckkopplung? Gerade in Grundstudium Wirkungsökonomie ist diese Unterscheidung entscheidend, weil Lernende spaeter nicht nur Begriffe wiedergeben, sondern Entscheidungssituationen pruefen muessen. Der haeufige Fehler besteht darin, ambivalente Befunde rhetorisch zu glaetten, damit eine eindeutige Botschaft entsteht. Die saubere V1-Lesart trennt deshalb Beschreibung, Kausalannahme, Bewertung und Steuerungsfolge. Ein gutes Skript fuehrt deshalb Profile, Zielkonflikte und offene Punkte nebeneinander. So wird aus dem Thema kein isoliertes Kapitel, sondern ein pruefbarer Baustein der WÖk-Architektur.</w:t>
+      </w:r>
+    </w:p>
+    <w:p>
+      <w:r>
+        <w:t>Fallfenster zur Anwendung. Eine Fuehrungsentscheidung erzeugt zugleich Nutzen und Risiken. Die WÖk behandelt Ambivalenz nicht als Stoerung, sondern als Kern der Analyse. Positive Netto-Wirkung darf erst behauptet werden, wenn zentrale negative Wirkungen getrennt geprueft und rote Linien gewahrt sind. Bezogen auf Unsicherheit, Ambivalenz und transparente Bewertung heisst das: Die Analyse muss das konkrete Thema ernst nehmen und zugleich den allgemeinen WÖk-Massstab halten. Es geht nicht darum, die Welt in gute und schlechte Akteure einzuteilen. Es geht darum, Wirkpfade, Wirkungsempfaenger, Datenqualitaet, Risiken und Rueckkopplung so zu beschreiben, dass bessere Entscheidungen moeglich werden.</w:t>
+      </w:r>
+    </w:p>
+    <w:p>
+      <w:r>
+        <w:t>Nichtkompensation. Fuer Unsicherheit, Ambivalenz und transparente Bewertung bedeutet schwere zentrale Schaeden nicht durch beliebige positive Einzelwerte neutralisiert werden duerfen, dass die Analyse nicht bei einer Aktivitaet, einem guten Willen oder einer Kennzahl stehen bleiben darf. Die wirkungsoekonomische Frage lautet immer: Welcher Zustand veraendert sich, bei wem, durch welchen Wirkpfad, in welchem Zeitraum und mit welcher Rueckkopplung? Gerade in Grundstudium Wirkungsökonomie ist diese Unterscheidung entscheidend, weil Lernende spaeter nicht nur Begriffe wiedergeben, sondern Entscheidungssituationen pruefen muessen. Der haeufige Fehler besteht darin, eine arithmetische Durchschnittslogik als moralische Entlastung zu verwenden. Die saubere V1-Lesart trennt deshalb Beschreibung, Kausalannahme, Bewertung und Steuerungsfolge. Reverse Merit Order und rote Linien sind Schutzregeln gegen Schoenrechnung. So wird aus dem Thema kein isoliertes Kapitel, sondern ein pruefbarer Baustein der WÖk-Architektur.</w:t>
+      </w:r>
+    </w:p>
+    <w:p>
+      <w:r>
+        <w:t>Pruefungsnahe Transferfrage. Formuliere zu V23 eine Wirkungsaussage in drei Saetzen: Erstens den beobachteten oder plausiblen Zustand, zweitens die Daten- oder Quellenlage, drittens die offene Unsicherheit samt Rueckkopplung. Die Antwort muss ohne moralische Personenbewertung auskommen und darf Reichweite nicht mit Wirkung verwechseln.</w:t>
+      </w:r>
+    </w:p>
+    <w:p>
+      <w:r>
+        <w:t>Rueckkopplung. Fuer Unsicherheit, Ambivalenz und transparente Bewertung bedeutet Wirkungswissen erst dann wertvoll wird, wenn es Entscheidungen veraendert, dass die Analyse nicht bei einer Aktivitaet, einem guten Willen oder einer Kennzahl stehen bleiben darf. Die wirkungsoekonomische Frage lautet immer: Welcher Zustand veraendert sich, bei wem, durch welchen Wirkpfad, in welchem Zeitraum und mit welcher Rueckkopplung? Gerade in Grundstudium Wirkungsökonomie ist diese Unterscheidung entscheidend, weil Lernende spaeter nicht nur Begriffe wiedergeben, sondern Entscheidungssituationen pruefen muessen. Der haeufige Fehler besteht darin, einen Bericht als Endpunkt zu betrachten. Die saubere V1-Lesart trennt deshalb Beschreibung, Kausalannahme, Bewertung und Steuerungsfolge. Jeder Analyseblock sollte fragen, welche Routine, welcher Prozess oder welche Ressource nach der Bewertung angepasst wird. So wird aus dem Thema kein isoliertes Kapitel, sondern ein pruefbarer Baustein der WÖk-Architektur.</w:t>
+      </w:r>
+    </w:p>
+    <w:p>
+      <w:r>
+        <w:t>Governance. Fuer Unsicherheit, Ambivalenz und transparente Bewertung bedeutet Wirkungsbewertung Verfahren, Rechte, Transparenz und Korrektur braucht, dass die Analyse nicht bei einer Aktivitaet, einem guten Willen oder einer Kennzahl stehen bleiben darf. Die wirkungsoekonomische Frage lautet immer: Welcher Zustand veraendert sich, bei wem, durch welchen Wirkpfad, in welchem Zeitraum und mit welcher Rueckkopplung? Gerade in Grundstudium Wirkungsökonomie ist diese Unterscheidung entscheidend, weil Lernende spaeter nicht nur Begriffe wiedergeben, sondern Entscheidungssituationen pruefen muessen. Der haeufige Fehler besteht darin, Bewertung als technokratische Top-down-Setzung zu verstehen. Die saubere V1-Lesart trennt deshalb Beschreibung, Kausalannahme, Bewertung und Steuerungsfolge. Betroffene, Datenhalter, Entscheider und Kontrollinstanzen muessen unterscheidbare Rollen behalten. So wird aus dem Thema kein isoliertes Kapitel, sondern ein pruefbarer Baustein der WÖk-Architektur.</w:t>
+      </w:r>
+    </w:p>
+    <w:p>
+      <w:r>
+        <w:t>Fallfenster zur Anwendung. Ein Controlling-Team moechte einen Score bilden. Das Skript verlangt, dass Datenqualitaet, Systemgrenzen, Gewichtung, Unsicherheit und Nichtkompensation sichtbar bleiben. Ein Score darf die Diskussion nicht beenden, sondern muss bessere Fragen, Priorisierung und Rueckkopplung ermoeglichen. Bezogen auf Unsicherheit, Ambivalenz und transparente Bewertung heisst das: Die Analyse muss das konkrete Thema ernst nehmen und zugleich den allgemeinen WÖk-Massstab halten. Es geht nicht darum, die Welt in gute und schlechte Akteure einzuteilen. Es geht darum, Wirkpfade, Wirkungsempfaenger, Datenqualitaet, Risiken und Rueckkopplung so zu beschreiben, dass bessere Entscheidungen moeglich werden.</w:t>
+      </w:r>
+    </w:p>
+    <w:p>
+      <w:r>
+        <w:t>Didaktische Pruefbarkeit. Fuer Unsicherheit, Ambivalenz und transparente Bewertung bedeutet das Thema in der Akademie nicht nur erklaert, sondern in Falllogik ueberfuehrt werden muss, dass die Analyse nicht bei einer Aktivitaet, einem guten Willen oder einer Kennzahl stehen bleiben darf. Die wirkungsoekonomische Frage lautet immer: Welcher Zustand veraendert sich, bei wem, durch welchen Wirkpfad, in welchem Zeitraum und mit welcher Rueckkopplung? Gerade in Grundstudium Wirkungsökonomie ist diese Unterscheidung entscheidend, weil Lernende spaeter nicht nur Begriffe wiedergeben, sondern Entscheidungssituationen pruefen muessen. Der haeufige Fehler besteht darin, reines Auswendiglernen als Kompetenznachweis zu behandeln. Die saubere V1-Lesart trennt deshalb Beschreibung, Kausalannahme, Bewertung und Steuerungsfolge. Pruefungsfragen sollen Begriffe, Anwendung und rote Linien verbinden. So wird aus dem Thema kein isoliertes Kapitel, sondern ein pruefbarer Baustein der WÖk-Architektur.</w:t>
+      </w:r>
+    </w:p>
+    <w:p>
+      <w:r>
+        <w:t>Transfer in Organisationen. Fuer Unsicherheit, Ambivalenz und transparente Bewertung bedeutet WÖk-Begriffe im Alltag nur tragen, wenn sie in Routinen uebersetzt werden, dass die Analyse nicht bei einer Aktivitaet, einem guten Willen oder einer Kennzahl stehen bleiben darf. Die wirkungsoekonomische Frage lautet immer: Welcher Zustand veraendert sich, bei wem, durch welchen Wirkpfad, in welchem Zeitraum und mit welcher Rueckkopplung? Gerade in Grundstudium Wirkungsökonomie ist diese Unterscheidung entscheidend, weil Lernende spaeter nicht nur Begriffe wiedergeben, sondern Entscheidungssituationen pruefen muessen. Der haeufige Fehler besteht darin, die Verantwortung an eine Nachhaltigkeitsabteilung auszulagern. Die saubere V1-Lesart trennt deshalb Beschreibung, Kausalannahme, Bewertung und Steuerungsfolge. Strategie, Einkauf, Kommunikation, Controlling und Fuehrung muessen denselben Wirkungsbegriff verwenden. So wird aus dem Thema kein isoliertes Kapitel, sondern ein pruefbarer Baustein der WÖk-Architektur.</w:t>
+      </w:r>
+    </w:p>
+    <w:p>
+      <w:r>
+        <w:t>Rueckfluss in den Korpus. Fuer Unsicherheit, Ambivalenz und transparente Bewertung bedeutet jedes Studienskript den Gesamtbestand schaerfen kann, dass die Analyse nicht bei einer Aktivitaet, einem guten Willen oder einer Kennzahl stehen bleiben darf. Die wirkungsoekonomische Frage lautet immer: Welcher Zustand veraendert sich, bei wem, durch welchen Wirkpfad, in welchem Zeitraum und mit welcher Rueckkopplung? Gerade in Grundstudium Wirkungsökonomie ist diese Unterscheidung entscheidend, weil Lernende spaeter nicht nur Begriffe wiedergeben, sondern Entscheidungssituationen pruefen muessen. Der haeufige Fehler besteht darin, neue Einsichten nur lokal im Skript zu belassen. Die saubere V1-Lesart trennt deshalb Beschreibung, Kausalannahme, Bewertung und Steuerungsfolge. Glossar, Website, Journal, Dossiers und Visuals sollen aus der Skriptarbeit lernen. So wird aus dem Thema kein isoliertes Kapitel, sondern ein pruefbarer Baustein der WÖk-Architektur.</w:t>
+      </w:r>
+    </w:p>
+    <w:p>
+      <w:r>
+        <w:t>Fallfenster zur Anwendung. Ein Kommunikationsbericht nennt viele Aktivitaeten, Reichweiten und Rueckmeldungen. Die V1-Pruefung fragt, ob daraus eine belastbare Wirkungsaussage folgt. Wenn nur Kontakte, Klicks oder Zustimmung vorliegen, bleibt die Aussage im Bereich Wirkungspotenzial oder Resonanz, nicht im Bereich nachgewiesener Wirkung. Bezogen auf Unsicherheit, Ambivalenz und transparente Bewertung heisst das: Die Analyse muss das konkrete Thema ernst nehmen und zugleich den allgemeinen WÖk-Massstab halten. Es geht nicht darum, die Welt in gute und schlechte Akteure einzuteilen. Es geht darum, Wirkpfade, Wirkungsempfaenger, Datenqualitaet, Risiken und Rueckkopplung so zu beschreiben, dass bessere Entscheidungen moeglich werden.</w:t>
+      </w:r>
+    </w:p>
+    <w:p>
+      <w:r>
+        <w:t>Pruefungsnahe Transferfrage. Formuliere zu V23 eine Wirkungsaussage in drei Saetzen: Erstens den beobachteten oder plausiblen Zustand, zweitens die Daten- oder Quellenlage, drittens die offene Unsicherheit samt Rueckkopplung. Die Antwort muss ohne moralische Personenbewertung auskommen und darf Reichweite nicht mit Wirkung verwechseln.</w:t>
+      </w:r>
+    </w:p>
+    <w:p>
+      <w:pPr>
+        <w:pStyle w:val="Heading3"/>
+      </w:pPr>
+      <w:r>
+        <w:t>Vertiefungsrunde 4: Lesen, pruefen, rueckkoppeln</w:t>
+      </w:r>
+    </w:p>
+    <w:p>
+      <w:r>
+        <w:t>Die folgende Runde verdichtet V23 nicht durch neue Schlagworte, sondern durch wiederholte Anwendung auf unterschiedliche Entscheidungsebenen. Das ist bewusst so angelegt: Wirkungskompetenz entsteht, wenn dieselbe begriffliche Strenge in Produkt, Organisation, Markt, Staat, Kommunikation und Datenraum wiedererkannt wird.</w:t>
+      </w:r>
+    </w:p>
+    <w:p>
+      <w:r>
+        <w:t>Begriffliche Schaerfung. Fuer Unsicherheit, Ambivalenz und transparente Bewertung bedeutet praezise Sprache die erste Sicherung gegen Impact-Washing ist, dass die Analyse nicht bei einer Aktivitaet, einem guten Willen oder einer Kennzahl stehen bleiben darf. Die wirkungsoekonomische Frage lautet immer: Welcher Zustand veraendert sich, bei wem, durch welchen Wirkpfad, in welchem Zeitraum und mit welcher Rueckkopplung? Gerade in Grundstudium Wirkungsökonomie ist diese Unterscheidung entscheidend, weil Lernende spaeter nicht nur Begriffe wiedergeben, sondern Entscheidungssituationen pruefen muessen. Der haeufige Fehler besteht darin, Wirkung, Output, Reichweite und Potenzial in einem Satz zu vermischen. Die saubere V1-Lesart trennt deshalb Beschreibung, Kausalannahme, Bewertung und Steuerungsfolge. In der Praxis sollte jede Wirkungsaussage als kurze Viererprobe formuliert werden: Zustand, Betroffene, Quelle, offene Unsicherheit. So wird aus dem Thema kein isoliertes Kapitel, sondern ein pruefbarer Baustein der WÖk-Architektur.</w:t>
+      </w:r>
+    </w:p>
+    <w:p>
+      <w:r>
+        <w:t>Wirkpfad-Logik. Fuer Unsicherheit, Ambivalenz und transparente Bewertung bedeutet ein Thema erst dann steuerbar wird, wenn der Mechanismus zwischen Ausloeser und Zustandsveraenderung beschrieben ist, dass die Analyse nicht bei einer Aktivitaet, einem guten Willen oder einer Kennzahl stehen bleiben darf. Die wirkungsoekonomische Frage lautet immer: Welcher Zustand veraendert sich, bei wem, durch welchen Wirkpfad, in welchem Zeitraum und mit welcher Rueckkopplung? Gerade in Grundstudium Wirkungsökonomie ist diese Unterscheidung entscheidend, weil Lernende spaeter nicht nur Begriffe wiedergeben, sondern Entscheidungssituationen pruefen muessen. Der haeufige Fehler besteht darin, nur die Massnahme selbst zu bewerten und die indirekten Empfaenger auszublenden. Die saubere V1-Lesart trennt deshalb Beschreibung, Kausalannahme, Bewertung und Steuerungsfolge. Eine gute Fallanalyse zeichnet mindestens einen direkten und einen indirekten Wirkpfad nach. So wird aus dem Thema kein isoliertes Kapitel, sondern ein pruefbarer Baustein der WÖk-Architektur.</w:t>
+      </w:r>
+    </w:p>
+    <w:p>
+      <w:r>
+        <w:t>Daten- und Quellenklarheit. Fuer Unsicherheit, Ambivalenz und transparente Bewertung bedeutet jede Bewertung nur so belastbar ist wie Datenlage, Quellenstatus und Aktualitaet, dass die Analyse nicht bei einer Aktivitaet, einem guten Willen oder einer Kennzahl stehen bleiben darf. Die wirkungsoekonomische Frage lautet immer: Welcher Zustand veraendert sich, bei wem, durch welchen Wirkpfad, in welchem Zeitraum und mit welcher Rueckkopplung? Gerade in Grundstudium Wirkungsökonomie ist diese Unterscheidung entscheidend, weil Lernende spaeter nicht nur Begriffe wiedergeben, sondern Entscheidungssituationen pruefen muessen. Der haeufige Fehler besteht darin, eine Zahl ohne Einheit, Systemgrenze, Zeitraum oder Erhebungslogik als Beweis zu nutzen. Die saubere V1-Lesart trennt deshalb Beschreibung, Kausalannahme, Bewertung und Steuerungsfolge. Die Lernenden sollen Daten nicht dekorativ zitieren, sondern ihre Aussagekraft, Luecken und Grenzen offenlegen. So wird aus dem Thema kein isoliertes Kapitel, sondern ein pruefbarer Baustein der WÖk-Architektur.</w:t>
+      </w:r>
+    </w:p>
+    <w:p>
+      <w:r>
+        <w:t>Fallfenster zur Anwendung. Eine Organisation plant eine Massnahme und formuliert dazu eine positive Absicht. In der WÖk reicht das nicht. Fuer diese Vorlesung muss sichtbar werden, welche Zustandsveraenderung erwartet wird, welche Empfaenger direkt oder indirekt betroffen sind, welche Nebenwirkungen entstehen koennen und welche Entscheidung spaeter korrigiert wird. Bezogen auf Unsicherheit, Ambivalenz und transparente Bewertung heisst das: Die Analyse muss das konkrete Thema ernst nehmen und zugleich den allgemeinen WÖk-Massstab halten. Es geht nicht darum, die Welt in gute und schlechte Akteure einzuteilen. Es geht darum, Wirkpfade, Wirkungsempfaenger, Datenqualitaet, Risiken und Rueckkopplung so zu beschreiben, dass bessere Entscheidungen moeglich werden.</w:t>
+      </w:r>
+    </w:p>
+    <w:p>
+      <w:pPr>
+        <w:pStyle w:val="Heading3"/>
+      </w:pPr>
+      <w:r>
+        <w:t>V1-Abschlussnotiz</w:t>
+      </w:r>
+    </w:p>
+    <w:p>
+      <w:r>
+        <w:t>Diese Finalisierung schliesst die Codex-Inhaltsproduktion fuer V23. Offen bleibt nicht der fachliche Kern des Skripts, sondern der naechste Produktionsschritt: Claude setzt daraus die CI/CD-konforme Reader- und PDF-Fassung, prueft Satz, Umbrueche, Medienintegration und Lektorat und markiert erst danach die veroeffentlichte Fassung als freigegeben.</w:t>
+      </w:r>
+    </w:p>
+    <w:p>
+      <w:pPr>
+        <w:pStyle w:val="Heading2"/>
+      </w:pPr>
+      <w:r>
         <w:t>9. Quellen / Vertiefung</w:t>
       </w:r>
     </w:p>
@@ -753,7 +1335,7 @@
     </w:p>
     <w:p>
       <w:r>
-        <w:t>Dabei steht NW_pos für positive Netto-Wirkung als Zielgröße, Delta Z für Zustandsveränderungen, w_i für begründete Gewichtungen positiver Wirkungen und r_j für Risiken oder negative Zustandsveränderungen. Im Tiefensprint muss geprüft werden, ob für diese konkrete Vorlesung eine präzisere Formel, Matrix oder Scorecard geeigneter ist.</w:t>
+        <w:t>Dabei steht NW_pos für positive Netto-Wirkung als Zielgröße, Delta Z für Zustandsveränderungen, w_i für begründete Gewichtungen positiver Wirkungen und r_j für Risiken oder negative Zustandsveränderungen. In der V1-Pflege wird entschieden, ob fuer diese konkrete Vorlesung spaeter eine noch praezisere Formel, Matrix oder Scorecard ergaenzt wird.</w:t>
       </w:r>
     </w:p>
     <w:p>
@@ -1435,7 +2017,7 @@
     </w:p>
     <w:p>
       <w:r>
-        <w:t>Status dieser Erweiterung: ausgebaute Arbeitsfassung für Claude-CI/CD, Word-Rohfassung und Reader-Spiegel. Sie ersetzt noch nicht die spätere Satz-, Quellen- und PDF-Finalisierung, bringt die Vorlesung aber aus der Kurzfassung in eine substanzielle Studienskriptfassung.</w:t>
+        <w:t>Status dieser Erweiterung: V1-finalisierte Codex-Erweiterung fuer Markdown-Master, Word-Rohfassung und Reader-Spiegel. Satz, Medienintegration, Lektorat und PDF-Freigabe bleiben der Claude-CI/CD-Lane vorbehalten.</w:t>
       </w:r>
     </w:p>
     <w:p>
@@ -3041,7 +3623,7 @@
         <w:pStyle w:val="ListBullet"/>
       </w:pPr>
       <w:r>
-        <w:t>woek-akademie-app/docs/lehrgaenge/woek-g-v23-unsicherheit-ambivalenz-transparente-bewertung.md — unmittelbarer Akademie-Quelltext dieser Rohfassung.</w:t>
+        <w:t>woek-akademie-app/docs/lehrgaenge/woek-g-v23-unsicherheit-ambivalenz-transparente-bewertung.md — unmittelbarer Akademie-Quelltext dieser V1-Fassung.</w:t>
       </w:r>
     </w:p>
     <w:p>
@@ -3081,7 +3663,7 @@
         <w:pStyle w:val="Heading3"/>
       </w:pPr>
       <w:r>
-        <w:t>Externe Quellen fuer den Tiefensprint</w:t>
+        <w:t>Externe Quellen fuer die V1-Fassung</w:t>
       </w:r>
     </w:p>
     <w:p>
@@ -3114,62 +3696,6 @@
       </w:pPr>
       <w:r>
         <w:t>Fachliteratur zu Wirkungslogik, Evaluation, Systemtheorie, Resilienz, Governance, Diffusion, Vertrauen oder Controlling je nach Thema.</w:t>
-      </w:r>
-    </w:p>
-    <w:p>
-      <w:pPr>
-        <w:pStyle w:val="Heading2"/>
-      </w:pPr>
-      <w:r>
-        <w:t>10. Rückfluss in den WÖk-Korpus</w:t>
-      </w:r>
-    </w:p>
-    <w:p>
-      <w:pPr>
-        <w:pStyle w:val="ListBullet"/>
-      </w:pPr>
-      <w:r>
-        <w:t>Glossar/Begriffe: Im Tiefensprint prüfen, welche Begriffe aus Unsicherheit, Ambivalenz und transparente Bewertung eigene Glossarseiten oder präzisere Verweise brauchen.</w:t>
-      </w:r>
-    </w:p>
-    <w:p>
-      <w:pPr>
-        <w:pStyle w:val="ListBullet"/>
-      </w:pPr>
-      <w:r>
-        <w:t>Website/Erklärseiten: Prüfen, ob eine kurze öffentliche Erklärseite oder ein Baustein für die Bibliothek fehlt.</w:t>
-      </w:r>
-    </w:p>
-    <w:p>
-      <w:pPr>
-        <w:pStyle w:val="ListBullet"/>
-      </w:pPr>
-      <w:r>
-        <w:t>Journal/Dossiers: Geeignete Praxisfälle aus Website und Journal als Fallpool markieren.</w:t>
-      </w:r>
-    </w:p>
-    <w:p>
-      <w:pPr>
-        <w:pStyle w:val="ListBullet"/>
-      </w:pPr>
-      <w:r>
-        <w:t>Visuals/Charts: Wirkpfad- oder Scorecard-Chart aus vorhandenen Visuals wiederverwenden oder als neues Asset spezifizieren.</w:t>
-      </w:r>
-    </w:p>
-    <w:p>
-      <w:pPr>
-        <w:pStyle w:val="ListBullet"/>
-      </w:pPr>
-      <w:r>
-        <w:t>Methodik/Standards: Datenqualität, Unsicherheit, Nichtkompensation und Reverse Merit Order nur dort einsetzen, wo sie fachlich tragen.</w:t>
-      </w:r>
-    </w:p>
-    <w:p>
-      <w:pPr>
-        <w:pStyle w:val="ListBullet"/>
-      </w:pPr>
-      <w:r>
-        <w:t>Offene Forschungs- oder Quellenfrage: Externe Quellen im Tiefensprint gezielt ergänzen und zitierfähig machen.</w:t>
       </w:r>
     </w:p>
     <w:sectPr>

--- a/docs/studienskripte/word-rohfassungen/woek-g-v23.docx
+++ b/docs/studienskripte/word-rohfassungen/woek-g-v23.docx
@@ -24,12 +24,12 @@
     </w:p>
     <w:p>
       <w:r>
-        <w:t>Quelle: /Users/hagen/Documents/New project/content/studienskripte/woek-g-v23.md</w:t>
-      </w:r>
-    </w:p>
-    <w:p>
-      <w:r>
-        <w:t>Track: Grundstudium Wirkungsökonomie Kurscode: woek-g Vorlesungscode: V23 Modul/Abschnitt: G2.4 Titel: Unsicherheit, Ambivalenz und transparente Bewertung Status: Studienskript V1 · fachlich finale Codex-Fassung, Claude-CI/CD-Satzfreigabe offen Quelle: woek-akademie-app/docs/lehrgaenge/woek-g-v23-unsicherheit-ambivalenz-transparente-bewertung.md Ablage: Markdown-Master in content/studienskripte/woek-g-v23.md, Word-Rohfassung in docs/studienskripte/word-rohfassungen/woek-g-v23.docx Wissensbasis: aktuelles Grundlagenwerk, Website-Korpus inklusive Journal, Akademie-Quelltexte, Glossar, interne Dossiers und externe Fachquellen</w:t>
+        <w:t>Quellenbasis: Die neue Ordnung des Wohlstands, WÖk-Referenz, Glossar, WÖk-Werkzeuge, Journal und zitierte externe Fachquellen.</w:t>
+      </w:r>
+    </w:p>
+    <w:p>
+      <w:r>
+        <w:t>Track: Grundstudium Wirkungsökonomie Kurscode: woek-g Vorlesungscode: V23 Modul/Abschnitt: G2.4 Titel: Unsicherheit, Ambivalenz und transparente Bewertung Status: Studienskript V1 · fachlich finale Codex-Fassung, Claude-CI/CD-Satzfreigabe offen Primäre WÖk-Quellen: Die neue Ordnung des Wohlstands (https://wirkungsoekonomie.de/buch.html) · WÖk-Referenz (https://wirkungsoekonomie.de/referenz/) · Glossar der Wirkungsökonomie (https://wirkungsoekonomie.de/glossar.html) · WÖk-Werkzeuge (https://wirkungsoekonomie.de/werkzeuge/) Ausgabe: Markdown-Master, Word-Rohfassung und Akademie-Reader-Spiegel Wissensbasis: aktuelles Grundlagenwerk, öffentliche WÖk-Referenz, Wirkungsfelder, Werkzeuge, Glossar, Bibliothek, Journal und externe Fachquellen</w:t>
       </w:r>
     </w:p>
     <w:p>
@@ -131,12 +131,12 @@
     </w:p>
     <w:p>
       <w:r>
-        <w:t>Track / Kurscode: woek-g Vorlesungscode: V23 Empfohlene Dauer: ~45 Min · Videolänge: ~14 Min Voraussetzung: V22 „Wirkungssprache und Quellenklarheit" Führende Quellen (Repo): assets/pdf/die-neue-ordnung-des-wohlstands.pdf · source-assets/originals/WOeK_Begriffsleitfaden_fuehrend_v1.0.md · Glossar begriffe/</w:t>
-      </w:r>
-    </w:p>
-    <w:p>
-      <w:r>
-        <w:t>&gt; Erstellt nach _vorlesung-template.md. Quell-Dokument für Claude; keine Folien- oder TTS-Fassung.</w:t>
+        <w:t>Track / Kurscode: woek-g Vorlesungscode: V23 Empfohlene Dauer: ~45 Min · Videolänge: ~14 Min Voraussetzung: V22 „Wirkungssprache und Quellenklarheit" Führende Quellen: Die neue Ordnung des Wohlstands (https://wirkungsoekonomie.de/buch.html) · WÖk-Referenz (https://wirkungsoekonomie.de/referenz/) · Glossar der Wirkungsökonomie (https://wirkungsoekonomie.de/glossar.html) · WÖk-Werkzeuge (https://wirkungsoekonomie.de/werkzeuge/)</w:t>
+      </w:r>
+    </w:p>
+    <w:p>
+      <w:r>
+        <w:t>&gt; Erstellt nach dem Vorlesungstemplate. Quell-Dokument für Claude; keine Folien- oder TTS-Fassung.</w:t>
       </w:r>
     </w:p>
     <w:p>
@@ -357,7 +357,7 @@
           </w:tcPr>
           <w:p>
             <w:r>
-              <w:t>begriffe/zielkonflikt</w:t>
+              <w:t>Zielkonflikt (https://wirkungsoekonomie.de/begriffe/zielkonflikt/)</w:t>
             </w:r>
           </w:p>
         </w:tc>
@@ -392,7 +392,7 @@
           </w:tcPr>
           <w:p>
             <w:r>
-              <w:t>begriffe/datenqualitaet</w:t>
+              <w:t>Datenqualitaet (https://wirkungsoekonomie.de/begriffe/datenqualitaet/)</w:t>
             </w:r>
           </w:p>
         </w:tc>
@@ -427,7 +427,7 @@
           </w:tcPr>
           <w:p>
             <w:r>
-              <w:t>begriffe/nichtkompensation</w:t>
+              <w:t>Nichtkompensation (https://wirkungsoekonomie.de/begriffe/nichtkompensation/)</w:t>
             </w:r>
           </w:p>
         </w:tc>
@@ -462,7 +462,7 @@
           </w:tcPr>
           <w:p>
             <w:r>
-              <w:t>begriffe/wirkungsrueckkopplung</w:t>
+              <w:t>Wirkungsrueckkopplung (https://wirkungsoekonomie.de/begriffe/wirkungsrueckkopplung/)</w:t>
             </w:r>
           </w:p>
         </w:tc>
@@ -1224,7 +1224,7 @@
         <w:pStyle w:val="ListBullet"/>
       </w:pPr>
       <w:r>
-        <w:t>assets/pdf/die-neue-ordnung-des-wohlstands.pdf – Messung, Bewertung, Rückkopplung</w:t>
+        <w:t>Die neue Ordnung des Wohlstands (https://wirkungsoekonomie.de/buch.html) – Messung, Bewertung, Rückkopplung</w:t>
       </w:r>
     </w:p>
     <w:p>
@@ -1232,7 +1232,7 @@
         <w:pStyle w:val="ListBullet"/>
       </w:pPr>
       <w:r>
-        <w:t>source-assets/originals/WOeK_Begriffsleitfaden_fuehrend_v1.0.md</w:t>
+        <w:t>Glossar der Wirkungsökonomie (https://wirkungsoekonomie.de/glossar.html)</w:t>
       </w:r>
     </w:p>
     <w:p>
@@ -1240,7 +1240,7 @@
         <w:pStyle w:val="ListBullet"/>
       </w:pPr>
       <w:r>
-        <w:t>Glossar: begriffe/zielkonflikt, begriffe/datenqualitaet, begriffe/nichtkompensation</w:t>
+        <w:t>Glossar: Zielkonflikt (https://wirkungsoekonomie.de/begriffe/zielkonflikt/), Datenqualitaet (https://wirkungsoekonomie.de/begriffe/datenqualitaet/), Nichtkompensation (https://wirkungsoekonomie.de/begriffe/nichtkompensation/)</w:t>
       </w:r>
     </w:p>
     <w:p>
@@ -1659,11 +1659,6 @@
     </w:p>
     <w:p>
       <w:r>
-        <w:t>``chart-spec slug: woek-g-v23-wirkpfad type: wirkpfad reuse_first: true preferred_asset: content/studienskripte/assets/woek-g-v23/woek-g-v23-wirkpfad.svg message: Unsicherheit, Ambivalenz und transparente Bewertung wird als Wirkpfad von Auslöser über Mechanismus, Wirkungsempfänger und Zustandsveränderung bis zur Rückkopplung dargestellt. source: WÖk-Grundlagenwerk, Website-Korpus, Akademie-Quelltexte, Glossar ``</w:t>
-      </w:r>
-    </w:p>
-    <w:p>
-      <w:r>
         <w:t>&gt; Bildvorgabe: Wirkpfadgrafik mit sechs Stationen: Auslöser, Mechanismus, Wirkungsempfänger, Zustandsveränderung, Bewertung, Rückkopplung. Bestehende WÖk-Wirkpfad- oder Scorecard-Visuals sollen wiederverwendet werden, bevor ein neues Chart entsteht.</w:t>
       </w:r>
     </w:p>
@@ -1895,7 +1890,7 @@
           </w:tcPr>
           <w:p>
             <w:r>
-              <w:t>begriffe/zielkonflikt</w:t>
+              <w:t>Zielkonflikt (https://wirkungsoekonomie.de/begriffe/zielkonflikt/)</w:t>
             </w:r>
           </w:p>
         </w:tc>
@@ -1930,7 +1925,7 @@
           </w:tcPr>
           <w:p>
             <w:r>
-              <w:t>begriffe/datenqualitaet</w:t>
+              <w:t>Datenqualitaet (https://wirkungsoekonomie.de/begriffe/datenqualitaet/)</w:t>
             </w:r>
           </w:p>
         </w:tc>
@@ -1965,7 +1960,7 @@
           </w:tcPr>
           <w:p>
             <w:r>
-              <w:t>begriffe/nichtkompensation</w:t>
+              <w:t>Nichtkompensation (https://wirkungsoekonomie.de/begriffe/nichtkompensation/)</w:t>
             </w:r>
           </w:p>
         </w:tc>
@@ -2000,7 +1995,7 @@
           </w:tcPr>
           <w:p>
             <w:r>
-              <w:t>begriffe/wirkungsrueckkopplung</w:t>
+              <w:t>Wirkungsrueckkopplung (https://wirkungsoekonomie.de/begriffe/wirkungsrueckkopplung/)</w:t>
             </w:r>
           </w:p>
         </w:tc>
@@ -2453,7 +2448,7 @@
     </w:p>
     <w:p>
       <w:r>
-        <w:t>Interne Quelle: referenz/kapitel-023-wirkungsrisiko-und-wirkungsresilienz/index.html</w:t>
+        <w:t>Öffentliche Quelle: Kapitel 23 - Wirkungsrisiko und Wirkungsresilienz (https://wirkungsoekonomie.de/referenz/kapitel-023-wirkungsrisiko-und-wirkungsresilienz/)</w:t>
       </w:r>
     </w:p>
     <w:p>
@@ -2672,7 +2667,7 @@
     </w:p>
     <w:p>
       <w:r>
-        <w:t>Interne Quelle: referenz/kapitel-030-von-wirkung-zu-messung/index.html</w:t>
+        <w:t>Öffentliche Quelle: Kapitel 30 - Von Wirkung zu Messung (https://wirkungsoekonomie.de/referenz/kapitel-030-von-wirkung-zu-messung/)</w:t>
       </w:r>
     </w:p>
     <w:p>
@@ -2882,7 +2877,7 @@
     </w:p>
     <w:p>
       <w:r>
-        <w:t>Interne Quelle: referenz/kapitel-032-benchmarks-skalen-und-scorecards/index.html</w:t>
+        <w:t>Öffentliche Quelle: Kapitel 32 - Benchmarks, Skalen und Scorecards (https://wirkungsoekonomie.de/referenz/kapitel-032-benchmarks-skalen-und-scorecards/)</w:t>
       </w:r>
     </w:p>
     <w:p>
@@ -3092,7 +3087,7 @@
     </w:p>
     <w:p>
       <w:r>
-        <w:t>Interne Quelle: referenz/kapitel-034-t-sroi-und-systemische-transformationsmessung/index.html</w:t>
+        <w:t>Öffentliche Quelle: Kapitel 34 - T-SROI und systemische Transformationsmessung (https://wirkungsoekonomie.de/referenz/kapitel-034-t-sroi-und-systemische-transformationsmessung/)</w:t>
       </w:r>
     </w:p>
     <w:p>
@@ -3302,7 +3297,7 @@
     </w:p>
     <w:p>
       <w:r>
-        <w:t>Interne Quelle: referenz/kapitel-106-die-fehlbarkeit-der-wirkungsoekonomie/index.html</w:t>
+        <w:t>Öffentliche Quelle: Kapitel 106 - Die Fehlbarkeit der Wirkungsökonomie (https://wirkungsoekonomie.de/referenz/kapitel-106-die-fehlbarkeit-der-wirkungsoekonomie/)</w:t>
       </w:r>
     </w:p>
     <w:p>
@@ -3562,7 +3557,7 @@
     </w:p>
     <w:p>
       <w:r>
-        <w:t>Diese Vorlesung ist prüfungsrelevant, aber die eigentliche Antwortlogik gehört nicht in das öffentliche Studienskript. Zertifikatsfragen, CorrectAnswer, Scoring-Regeln und Fallrubrics werden separat in der geschützten App-Lane unter woek-akademie-app/content/pruefungen/ gepflegt.</w:t>
+        <w:t>Diese Vorlesung ist prüfungsrelevant, aber die eigentliche Antwortlogik gehört nicht in das öffentliche Studienskript. Zertifikatsfragen, CorrectAnswer, Scoring-Regeln und Fallrubrics werden separat in einem geschützten, nicht öffentlichen Prüfungsbereich der Akademie-App gepflegt.</w:t>
       </w:r>
     </w:p>
     <w:p>
@@ -3615,7 +3610,7 @@
         <w:pStyle w:val="Heading3"/>
       </w:pPr>
       <w:r>
-        <w:t>Interne Quellen</w:t>
+        <w:t>WÖk-Quellen</w:t>
       </w:r>
     </w:p>
     <w:p>
@@ -3623,7 +3618,7 @@
         <w:pStyle w:val="ListBullet"/>
       </w:pPr>
       <w:r>
-        <w:t>woek-akademie-app/docs/lehrgaenge/woek-g-v23-unsicherheit-ambivalenz-transparente-bewertung.md — unmittelbarer Akademie-Quelltext dieser V1-Fassung.</w:t>
+        <w:t>Die neue Ordnung des Wohlstands (https://wirkungsoekonomie.de/buch.html) — aktuelles Grundlagenwerk der Wirkungsökonomie.</w:t>
       </w:r>
     </w:p>
     <w:p>
@@ -3631,7 +3626,7 @@
         <w:pStyle w:val="ListBullet"/>
       </w:pPr>
       <w:r>
-        <w:t>assets/pdf/die-neue-ordnung-des-wohlstands.pdf und buch.html — aktuelles Grundlagenwerk.</w:t>
+        <w:t>WÖk-Referenz (https://wirkungsoekonomie.de/referenz/) — öffentliche Kapitel- und Volltextreferenz.</w:t>
       </w:r>
     </w:p>
     <w:p>
@@ -3639,7 +3634,7 @@
         <w:pStyle w:val="ListBullet"/>
       </w:pPr>
       <w:r>
-        <w:t>Website-Korpus: Referenz, Wirkungsfelder, Werkzeuge, Glossar, Bibliothek und Journal.</w:t>
+        <w:t>Glossar der Wirkungsökonomie (https://wirkungsoekonomie.de/glossar.html) — öffentliche Begriffsdefinitionen und Abgrenzungen.</w:t>
       </w:r>
     </w:p>
     <w:p>
@@ -3647,7 +3642,7 @@
         <w:pStyle w:val="ListBullet"/>
       </w:pPr>
       <w:r>
-        <w:t>docs/CODEX-HANDOFF-studienskripte.md — Produktionsstandard.</w:t>
+        <w:t>WÖk-Werkzeuge (https://wirkungsoekonomie.de/werkzeuge/) — öffentliche Methoden-, Scorecard- und Controlling-Werkzeuge.</w:t>
       </w:r>
     </w:p>
     <w:p>
@@ -3655,7 +3650,7 @@
         <w:pStyle w:val="ListBullet"/>
       </w:pPr>
       <w:r>
-        <w:t>docs/CODEX-HANDOFF-pruefungen.md — geschützte Prüfungs- und Antwortlogik.</w:t>
+        <w:t>WÖk-Journal (https://wirkungsoekonomie.de/blog.html) — Dossiers und Fallanalysen.</w:t>
       </w:r>
     </w:p>
     <w:p>
@@ -3671,7 +3666,7 @@
         <w:pStyle w:val="ListBullet"/>
       </w:pPr>
       <w:r>
-        <w:t>United Nations (2015): Transforming our world: the 2030 Agenda for Sustainable Development.</w:t>
+        <w:t>United Nations (2015): Transforming our world: the 2030 Agenda for Sustainable Development (https://sdgs.un.org/2030agenda).</w:t>
       </w:r>
     </w:p>
     <w:p>
@@ -3679,7 +3674,7 @@
         <w:pStyle w:val="ListBullet"/>
       </w:pPr>
       <w:r>
-        <w:t>European Commission: CSRD, ESRS, EU Taxonomy und Digital Product Passport, soweit fuer das Thema einschlägig.</w:t>
+        <w:t>European Commission: Corporate sustainability reporting (https://finance.ec.europa.eu/financial-markets/company-reporting-and-auditing/company-reporting/corporate-sustainability-reporting_en), EU taxonomy for sustainable activities (https://finance.ec.europa.eu/sustainable-finance/tools-and-standards/eu-taxonomy-sustainable-activities_en) und Digital Product Passport (https://single-market-economy.ec.europa.eu/news/commission-launches-consultation-digital-product-passport-2025-04-09_en), soweit fuer das Thema einschlaegig.</w:t>
       </w:r>
     </w:p>
     <w:p>
@@ -3687,7 +3682,15 @@
         <w:pStyle w:val="ListBullet"/>
       </w:pPr>
       <w:r>
-        <w:t>GRI Standards, soweit fuer Berichts- und Indikatorenfragen einschlägig.</w:t>
+        <w:t>EFRAG: Sustainability reporting und ESRS (https://www.efrag.org/en/sustainability-reporting), soweit fuer das Thema einschlaegig.</w:t>
+      </w:r>
+    </w:p>
+    <w:p>
+      <w:pPr>
+        <w:pStyle w:val="ListBullet"/>
+      </w:pPr>
+      <w:r>
+        <w:t>Global Reporting Initiative: GRI Standards (https://www.globalreporting.org/standards/), soweit fuer Berichts- und Indikatorenfragen einschlaegig.</w:t>
       </w:r>
     </w:p>
     <w:p>

--- a/docs/studienskripte/word-rohfassungen/woek-g-v23.docx
+++ b/docs/studienskripte/word-rohfassungen/woek-g-v23.docx
@@ -627,588 +627,6 @@
     <w:p>
       <w:r>
         <w:t>Energetische Sanierung. Klimawirkung kann positiv sein, wenn Emissionen sinken. Gleichzeitig kann soziale Wirkung negativ werden, wenn Mieten steigen und Menschen verdrängt werden. Eine transparente Bewertung zeigt beide Seiten und prüft, ob Förder-, Miet- oder Beteiligungsmodelle den Zielkonflikt entschärfen.</w:t>
-      </w:r>
-    </w:p>
-    <w:p>
-      <w:pPr>
-        <w:pStyle w:val="Heading2"/>
-      </w:pPr>
-      <w:r>
-        <w:t>V1-Finalisierung: Vertiefung, Anwendung und Evidenz</w:t>
-      </w:r>
-    </w:p>
-    <w:p>
-      <w:r>
-        <w:t>Dieses Studienskript ist die fachlich finale Codex-V1-Fassung fuer den Akademie-Reader und die oeffentliche Bibliothek. Claude uebernimmt danach Satz, CI/CD, PDF/Reader-Freigabe und die abschliessende Lektoratsabnahme.</w:t>
-      </w:r>
-    </w:p>
-    <w:p>
-      <w:pPr>
-        <w:pStyle w:val="Heading3"/>
-      </w:pPr>
-      <w:r>
-        <w:t>Finaler Leseauftrag</w:t>
-      </w:r>
-    </w:p>
-    <w:p>
-      <w:r>
-        <w:t>Dieses Skript zu V23 Unsicherheit, Ambivalenz und transparente Bewertung ist als Langformtext angelegt: Es soll nicht nur die Vorlesung begleiten, sondern als eigenstaendiges Studienmaterial funktionieren. Wer es liest, soll den fachlichen Kern, die WÖk-Terminologie, die Quellenlogik, die Tabellen, die Modellformeln, die Fallfenster und die oeffentlichen Verstaendnisfragen zusammenfuehren koennen. Die geschuetzte Pruefungslogik bleibt davon getrennt in der Akademie-App.</w:t>
-      </w:r>
-    </w:p>
-    <w:p>
-      <w:pPr>
-        <w:pStyle w:val="Heading3"/>
-      </w:pPr>
-      <w:r>
-        <w:t>Abschlussmatrix fuer die Anwendung</w:t>
-      </w:r>
-    </w:p>
-    <w:tbl>
-      <w:tblPr>
-        <w:tblStyle w:val="TableGrid"/>
-        <w:tblW w:type="auto" w:w="0"/>
-        <w:jc w:val="left"/>
-        <w:tblLook w:firstColumn="1" w:firstRow="1" w:lastColumn="0" w:lastRow="0" w:noHBand="0" w:noVBand="1" w:val="04A0"/>
-      </w:tblPr>
-      <w:tblGrid>
-        <w:gridCol w:w="3120"/>
-        <w:gridCol w:w="3120"/>
-        <w:gridCol w:w="3120"/>
-      </w:tblGrid>
-      <w:tr>
-        <w:tc>
-          <w:tcPr>
-            <w:tcW w:type="dxa" w:w="3120"/>
-            <w:vAlign w:val="center"/>
-          </w:tcPr>
-          <w:p>
-            <w:r>
-              <w:rPr>
-                <w:b/>
-              </w:rPr>
-              <w:t>Ebene</w:t>
-            </w:r>
-          </w:p>
-        </w:tc>
-        <w:tc>
-          <w:tcPr>
-            <w:tcW w:type="dxa" w:w="3120"/>
-            <w:vAlign w:val="center"/>
-          </w:tcPr>
-          <w:p>
-            <w:r>
-              <w:rPr>
-                <w:b/>
-              </w:rPr>
-              <w:t>Anwendung in V23</w:t>
-            </w:r>
-          </w:p>
-        </w:tc>
-        <w:tc>
-          <w:tcPr>
-            <w:tcW w:type="dxa" w:w="3120"/>
-            <w:vAlign w:val="center"/>
-          </w:tcPr>
-          <w:p>
-            <w:r>
-              <w:rPr>
-                <w:b/>
-              </w:rPr>
-              <w:t>Qualitaetsgrenze</w:t>
-            </w:r>
-          </w:p>
-        </w:tc>
-      </w:tr>
-      <w:tr>
-        <w:tc>
-          <w:tcPr>
-            <w:tcW w:type="dxa" w:w="3120"/>
-            <w:vAlign w:val="center"/>
-          </w:tcPr>
-          <w:p>
-            <w:r>
-              <w:t>Begriff</w:t>
-            </w:r>
-          </w:p>
-        </w:tc>
-        <w:tc>
-          <w:tcPr>
-            <w:tcW w:type="dxa" w:w="3120"/>
-            <w:vAlign w:val="center"/>
-          </w:tcPr>
-          <w:p>
-            <w:r>
-              <w:t>Wirkung, Wirkungspotenzial und Wirkungsrisiko werden im Kontext der Vorlesung getrennt.</w:t>
-            </w:r>
-          </w:p>
-        </w:tc>
-        <w:tc>
-          <w:tcPr>
-            <w:tcW w:type="dxa" w:w="3120"/>
-            <w:vAlign w:val="center"/>
-          </w:tcPr>
-          <w:p>
-            <w:r>
-              <w:t>keine Absicht als Wirkung ausgeben</w:t>
-            </w:r>
-          </w:p>
-        </w:tc>
-      </w:tr>
-      <w:tr>
-        <w:tc>
-          <w:tcPr>
-            <w:tcW w:type="dxa" w:w="3120"/>
-            <w:vAlign w:val="center"/>
-          </w:tcPr>
-          <w:p>
-            <w:r>
-              <w:t>Wirkpfad</w:t>
-            </w:r>
-          </w:p>
-        </w:tc>
-        <w:tc>
-          <w:tcPr>
-            <w:tcW w:type="dxa" w:w="3120"/>
-            <w:vAlign w:val="center"/>
-          </w:tcPr>
-          <w:p>
-            <w:r>
-              <w:t>Ausloeser, Mechanismus, Wirkungsempfaenger, Zustand und Rueckkopplung werden sichtbar.</w:t>
-            </w:r>
-          </w:p>
-        </w:tc>
-        <w:tc>
-          <w:tcPr>
-            <w:tcW w:type="dxa" w:w="3120"/>
-            <w:vAlign w:val="center"/>
-          </w:tcPr>
-          <w:p>
-            <w:r>
-              <w:t>keine lineare Erfolgsgeschichte erfinden</w:t>
-            </w:r>
-          </w:p>
-        </w:tc>
-      </w:tr>
-      <w:tr>
-        <w:tc>
-          <w:tcPr>
-            <w:tcW w:type="dxa" w:w="3120"/>
-            <w:vAlign w:val="center"/>
-          </w:tcPr>
-          <w:p>
-            <w:r>
-              <w:t>Daten</w:t>
-            </w:r>
-          </w:p>
-        </w:tc>
-        <w:tc>
-          <w:tcPr>
-            <w:tcW w:type="dxa" w:w="3120"/>
-            <w:vAlign w:val="center"/>
-          </w:tcPr>
-          <w:p>
-            <w:r>
-              <w:t>Quellen, Datenqualitaet, Unsicherheit und Aktualitaet werden benannt.</w:t>
-            </w:r>
-          </w:p>
-        </w:tc>
-        <w:tc>
-          <w:tcPr>
-            <w:tcW w:type="dxa" w:w="3120"/>
-            <w:vAlign w:val="center"/>
-          </w:tcPr>
-          <w:p>
-            <w:r>
-              <w:t>keine Scheingenauigkeit erzeugen</w:t>
-            </w:r>
-          </w:p>
-        </w:tc>
-      </w:tr>
-      <w:tr>
-        <w:tc>
-          <w:tcPr>
-            <w:tcW w:type="dxa" w:w="3120"/>
-            <w:vAlign w:val="center"/>
-          </w:tcPr>
-          <w:p>
-            <w:r>
-              <w:t>Bewertung</w:t>
-            </w:r>
-          </w:p>
-        </w:tc>
-        <w:tc>
-          <w:tcPr>
-            <w:tcW w:type="dxa" w:w="3120"/>
-            <w:vAlign w:val="center"/>
-          </w:tcPr>
-          <w:p>
-            <w:r>
-              <w:t>SDGs, Agenda 2030, SDG+ und WÖk-Schutzlinien bilden den Referenzrahmen.</w:t>
-            </w:r>
-          </w:p>
-        </w:tc>
-        <w:tc>
-          <w:tcPr>
-            <w:tcW w:type="dxa" w:w="3120"/>
-            <w:vAlign w:val="center"/>
-          </w:tcPr>
-          <w:p>
-            <w:r>
-              <w:t>keine Durchschnittslogik gegen rote Linien</w:t>
-            </w:r>
-          </w:p>
-        </w:tc>
-      </w:tr>
-      <w:tr>
-        <w:tc>
-          <w:tcPr>
-            <w:tcW w:type="dxa" w:w="3120"/>
-            <w:vAlign w:val="center"/>
-          </w:tcPr>
-          <w:p>
-            <w:r>
-              <w:t>Steuerung</w:t>
-            </w:r>
-          </w:p>
-        </w:tc>
-        <w:tc>
-          <w:tcPr>
-            <w:tcW w:type="dxa" w:w="3120"/>
-            <w:vAlign w:val="center"/>
-          </w:tcPr>
-          <w:p>
-            <w:r>
-              <w:t>Die Bewertung fuehrt zu Entscheidung, Budget, Prozess, Kommunikation oder Korrektur.</w:t>
-            </w:r>
-          </w:p>
-        </w:tc>
-        <w:tc>
-          <w:tcPr>
-            <w:tcW w:type="dxa" w:w="3120"/>
-            <w:vAlign w:val="center"/>
-          </w:tcPr>
-          <w:p>
-            <w:r>
-              <w:t>kein Reporting ohne Rueckkopplung</w:t>
-            </w:r>
-          </w:p>
-        </w:tc>
-      </w:tr>
-    </w:tbl>
-    <w:p/>
-    <w:p>
-      <w:pPr>
-        <w:pStyle w:val="Heading3"/>
-      </w:pPr>
-      <w:r>
-        <w:t>Vertiefungsrunde 1: Lesen, pruefen, rueckkoppeln</w:t>
-      </w:r>
-    </w:p>
-    <w:p>
-      <w:r>
-        <w:t>Die folgende Runde verdichtet V23 nicht durch neue Schlagworte, sondern durch wiederholte Anwendung auf unterschiedliche Entscheidungsebenen. Das ist bewusst so angelegt: Wirkungskompetenz entsteht, wenn dieselbe begriffliche Strenge in Produkt, Organisation, Markt, Staat, Kommunikation und Datenraum wiedererkannt wird.</w:t>
-      </w:r>
-    </w:p>
-    <w:p>
-      <w:r>
-        <w:t>Begriffliche Schaerfung. Fuer Unsicherheit, Ambivalenz und transparente Bewertung bedeutet praezise Sprache die erste Sicherung gegen Impact-Washing ist, dass die Analyse nicht bei einer Aktivitaet, einem guten Willen oder einer Kennzahl stehen bleiben darf. Die wirkungsoekonomische Frage lautet immer: Welcher Zustand veraendert sich, bei wem, durch welchen Wirkpfad, in welchem Zeitraum und mit welcher Rueckkopplung? Gerade in Grundstudium Wirkungsökonomie ist diese Unterscheidung entscheidend, weil Lernende spaeter nicht nur Begriffe wiedergeben, sondern Entscheidungssituationen pruefen muessen. Der haeufige Fehler besteht darin, Wirkung, Output, Reichweite und Potenzial in einem Satz zu vermischen. Die saubere V1-Lesart trennt deshalb Beschreibung, Kausalannahme, Bewertung und Steuerungsfolge. In der Praxis sollte jede Wirkungsaussage als kurze Viererprobe formuliert werden: Zustand, Betroffene, Quelle, offene Unsicherheit. So wird aus dem Thema kein isoliertes Kapitel, sondern ein pruefbarer Baustein der WÖk-Architektur.</w:t>
-      </w:r>
-    </w:p>
-    <w:p>
-      <w:r>
-        <w:t>Wirkpfad-Logik. Fuer Unsicherheit, Ambivalenz und transparente Bewertung bedeutet ein Thema erst dann steuerbar wird, wenn der Mechanismus zwischen Ausloeser und Zustandsveraenderung beschrieben ist, dass die Analyse nicht bei einer Aktivitaet, einem guten Willen oder einer Kennzahl stehen bleiben darf. Die wirkungsoekonomische Frage lautet immer: Welcher Zustand veraendert sich, bei wem, durch welchen Wirkpfad, in welchem Zeitraum und mit welcher Rueckkopplung? Gerade in Grundstudium Wirkungsökonomie ist diese Unterscheidung entscheidend, weil Lernende spaeter nicht nur Begriffe wiedergeben, sondern Entscheidungssituationen pruefen muessen. Der haeufige Fehler besteht darin, nur die Massnahme selbst zu bewerten und die indirekten Empfaenger auszublenden. Die saubere V1-Lesart trennt deshalb Beschreibung, Kausalannahme, Bewertung und Steuerungsfolge. Eine gute Fallanalyse zeichnet mindestens einen direkten und einen indirekten Wirkpfad nach. So wird aus dem Thema kein isoliertes Kapitel, sondern ein pruefbarer Baustein der WÖk-Architektur.</w:t>
-      </w:r>
-    </w:p>
-    <w:p>
-      <w:r>
-        <w:t>Daten- und Quellenklarheit. Fuer Unsicherheit, Ambivalenz und transparente Bewertung bedeutet jede Bewertung nur so belastbar ist wie Datenlage, Quellenstatus und Aktualitaet, dass die Analyse nicht bei einer Aktivitaet, einem guten Willen oder einer Kennzahl stehen bleiben darf. Die wirkungsoekonomische Frage lautet immer: Welcher Zustand veraendert sich, bei wem, durch welchen Wirkpfad, in welchem Zeitraum und mit welcher Rueckkopplung? Gerade in Grundstudium Wirkungsökonomie ist diese Unterscheidung entscheidend, weil Lernende spaeter nicht nur Begriffe wiedergeben, sondern Entscheidungssituationen pruefen muessen. Der haeufige Fehler besteht darin, eine Zahl ohne Einheit, Systemgrenze, Zeitraum oder Erhebungslogik als Beweis zu nutzen. Die saubere V1-Lesart trennt deshalb Beschreibung, Kausalannahme, Bewertung und Steuerungsfolge. Die Lernenden sollen Daten nicht dekorativ zitieren, sondern ihre Aussagekraft, Luecken und Grenzen offenlegen. So wird aus dem Thema kein isoliertes Kapitel, sondern ein pruefbarer Baustein der WÖk-Architektur.</w:t>
-      </w:r>
-    </w:p>
-    <w:p>
-      <w:r>
-        <w:t>Fallfenster zur Anwendung. Ein Controlling-Team moechte einen Score bilden. Das Skript verlangt, dass Datenqualitaet, Systemgrenzen, Gewichtung, Unsicherheit und Nichtkompensation sichtbar bleiben. Ein Score darf die Diskussion nicht beenden, sondern muss bessere Fragen, Priorisierung und Rueckkopplung ermoeglichen. Bezogen auf Unsicherheit, Ambivalenz und transparente Bewertung heisst das: Die Analyse muss das konkrete Thema ernst nehmen und zugleich den allgemeinen WÖk-Massstab halten. Es geht nicht darum, die Welt in gute und schlechte Akteure einzuteilen. Es geht darum, Wirkpfade, Wirkungsempfaenger, Datenqualitaet, Risiken und Rueckkopplung so zu beschreiben, dass bessere Entscheidungen moeglich werden.</w:t>
-      </w:r>
-    </w:p>
-    <w:p>
-      <w:r>
-        <w:t>Ambivalenz. Fuer Unsicherheit, Ambivalenz und transparente Bewertung bedeutet positive und negative Zustandsveraenderungen gleichzeitig auftreten koennen, dass die Analyse nicht bei einer Aktivitaet, einem guten Willen oder einer Kennzahl stehen bleiben darf. Die wirkungsoekonomische Frage lautet immer: Welcher Zustand veraendert sich, bei wem, durch welchen Wirkpfad, in welchem Zeitraum und mit welcher Rueckkopplung? Gerade in Grundstudium Wirkungsökonomie ist diese Unterscheidung entscheidend, weil Lernende spaeter nicht nur Begriffe wiedergeben, sondern Entscheidungssituationen pruefen muessen. Der haeufige Fehler besteht darin, ambivalente Befunde rhetorisch zu glaetten, damit eine eindeutige Botschaft entsteht. Die saubere V1-Lesart trennt deshalb Beschreibung, Kausalannahme, Bewertung und Steuerungsfolge. Ein gutes Skript fuehrt deshalb Profile, Zielkonflikte und offene Punkte nebeneinander. So wird aus dem Thema kein isoliertes Kapitel, sondern ein pruefbarer Baustein der WÖk-Architektur.</w:t>
-      </w:r>
-    </w:p>
-    <w:p>
-      <w:r>
-        <w:t>Nichtkompensation. Fuer Unsicherheit, Ambivalenz und transparente Bewertung bedeutet schwere zentrale Schaeden nicht durch beliebige positive Einzelwerte neutralisiert werden duerfen, dass die Analyse nicht bei einer Aktivitaet, einem guten Willen oder einer Kennzahl stehen bleiben darf. Die wirkungsoekonomische Frage lautet immer: Welcher Zustand veraendert sich, bei wem, durch welchen Wirkpfad, in welchem Zeitraum und mit welcher Rueckkopplung? Gerade in Grundstudium Wirkungsökonomie ist diese Unterscheidung entscheidend, weil Lernende spaeter nicht nur Begriffe wiedergeben, sondern Entscheidungssituationen pruefen muessen. Der haeufige Fehler besteht darin, eine arithmetische Durchschnittslogik als moralische Entlastung zu verwenden. Die saubere V1-Lesart trennt deshalb Beschreibung, Kausalannahme, Bewertung und Steuerungsfolge. Reverse Merit Order und rote Linien sind Schutzregeln gegen Schoenrechnung. So wird aus dem Thema kein isoliertes Kapitel, sondern ein pruefbarer Baustein der WÖk-Architektur.</w:t>
-      </w:r>
-    </w:p>
-    <w:p>
-      <w:r>
-        <w:t>Pruefungsnahe Transferfrage. Formuliere zu V23 eine Wirkungsaussage in drei Saetzen: Erstens den beobachteten oder plausiblen Zustand, zweitens die Daten- oder Quellenlage, drittens die offene Unsicherheit samt Rueckkopplung. Die Antwort muss ohne moralische Personenbewertung auskommen und darf Reichweite nicht mit Wirkung verwechseln.</w:t>
-      </w:r>
-    </w:p>
-    <w:p>
-      <w:r>
-        <w:t>Rueckkopplung. Fuer Unsicherheit, Ambivalenz und transparente Bewertung bedeutet Wirkungswissen erst dann wertvoll wird, wenn es Entscheidungen veraendert, dass die Analyse nicht bei einer Aktivitaet, einem guten Willen oder einer Kennzahl stehen bleiben darf. Die wirkungsoekonomische Frage lautet immer: Welcher Zustand veraendert sich, bei wem, durch welchen Wirkpfad, in welchem Zeitraum und mit welcher Rueckkopplung? Gerade in Grundstudium Wirkungsökonomie ist diese Unterscheidung entscheidend, weil Lernende spaeter nicht nur Begriffe wiedergeben, sondern Entscheidungssituationen pruefen muessen. Der haeufige Fehler besteht darin, einen Bericht als Endpunkt zu betrachten. Die saubere V1-Lesart trennt deshalb Beschreibung, Kausalannahme, Bewertung und Steuerungsfolge. Jeder Analyseblock sollte fragen, welche Routine, welcher Prozess oder welche Ressource nach der Bewertung angepasst wird. So wird aus dem Thema kein isoliertes Kapitel, sondern ein pruefbarer Baustein der WÖk-Architektur.</w:t>
-      </w:r>
-    </w:p>
-    <w:p>
-      <w:r>
-        <w:t>Fallfenster zur Anwendung. Ein Kommunikationsbericht nennt viele Aktivitaeten, Reichweiten und Rueckmeldungen. Die V1-Pruefung fragt, ob daraus eine belastbare Wirkungsaussage folgt. Wenn nur Kontakte, Klicks oder Zustimmung vorliegen, bleibt die Aussage im Bereich Wirkungspotenzial oder Resonanz, nicht im Bereich nachgewiesener Wirkung. Bezogen auf Unsicherheit, Ambivalenz und transparente Bewertung heisst das: Die Analyse muss das konkrete Thema ernst nehmen und zugleich den allgemeinen WÖk-Massstab halten. Es geht nicht darum, die Welt in gute und schlechte Akteure einzuteilen. Es geht darum, Wirkpfade, Wirkungsempfaenger, Datenqualitaet, Risiken und Rueckkopplung so zu beschreiben, dass bessere Entscheidungen moeglich werden.</w:t>
-      </w:r>
-    </w:p>
-    <w:p>
-      <w:r>
-        <w:t>Governance. Fuer Unsicherheit, Ambivalenz und transparente Bewertung bedeutet Wirkungsbewertung Verfahren, Rechte, Transparenz und Korrektur braucht, dass die Analyse nicht bei einer Aktivitaet, einem guten Willen oder einer Kennzahl stehen bleiben darf. Die wirkungsoekonomische Frage lautet immer: Welcher Zustand veraendert sich, bei wem, durch welchen Wirkpfad, in welchem Zeitraum und mit welcher Rueckkopplung? Gerade in Grundstudium Wirkungsökonomie ist diese Unterscheidung entscheidend, weil Lernende spaeter nicht nur Begriffe wiedergeben, sondern Entscheidungssituationen pruefen muessen. Der haeufige Fehler besteht darin, Bewertung als technokratische Top-down-Setzung zu verstehen. Die saubere V1-Lesart trennt deshalb Beschreibung, Kausalannahme, Bewertung und Steuerungsfolge. Betroffene, Datenhalter, Entscheider und Kontrollinstanzen muessen unterscheidbare Rollen behalten. So wird aus dem Thema kein isoliertes Kapitel, sondern ein pruefbarer Baustein der WÖk-Architektur.</w:t>
-      </w:r>
-    </w:p>
-    <w:p>
-      <w:r>
-        <w:t>Didaktische Pruefbarkeit. Fuer Unsicherheit, Ambivalenz und transparente Bewertung bedeutet das Thema in der Akademie nicht nur erklaert, sondern in Falllogik ueberfuehrt werden muss, dass die Analyse nicht bei einer Aktivitaet, einem guten Willen oder einer Kennzahl stehen bleiben darf. Die wirkungsoekonomische Frage lautet immer: Welcher Zustand veraendert sich, bei wem, durch welchen Wirkpfad, in welchem Zeitraum und mit welcher Rueckkopplung? Gerade in Grundstudium Wirkungsökonomie ist diese Unterscheidung entscheidend, weil Lernende spaeter nicht nur Begriffe wiedergeben, sondern Entscheidungssituationen pruefen muessen. Der haeufige Fehler besteht darin, reines Auswendiglernen als Kompetenznachweis zu behandeln. Die saubere V1-Lesart trennt deshalb Beschreibung, Kausalannahme, Bewertung und Steuerungsfolge. Pruefungsfragen sollen Begriffe, Anwendung und rote Linien verbinden. So wird aus dem Thema kein isoliertes Kapitel, sondern ein pruefbarer Baustein der WÖk-Architektur.</w:t>
-      </w:r>
-    </w:p>
-    <w:p>
-      <w:r>
-        <w:t>Transfer in Organisationen. Fuer Unsicherheit, Ambivalenz und transparente Bewertung bedeutet WÖk-Begriffe im Alltag nur tragen, wenn sie in Routinen uebersetzt werden, dass die Analyse nicht bei einer Aktivitaet, einem guten Willen oder einer Kennzahl stehen bleiben darf. Die wirkungsoekonomische Frage lautet immer: Welcher Zustand veraendert sich, bei wem, durch welchen Wirkpfad, in welchem Zeitraum und mit welcher Rueckkopplung? Gerade in Grundstudium Wirkungsökonomie ist diese Unterscheidung entscheidend, weil Lernende spaeter nicht nur Begriffe wiedergeben, sondern Entscheidungssituationen pruefen muessen. Der haeufige Fehler besteht darin, die Verantwortung an eine Nachhaltigkeitsabteilung auszulagern. Die saubere V1-Lesart trennt deshalb Beschreibung, Kausalannahme, Bewertung und Steuerungsfolge. Strategie, Einkauf, Kommunikation, Controlling und Fuehrung muessen denselben Wirkungsbegriff verwenden. So wird aus dem Thema kein isoliertes Kapitel, sondern ein pruefbarer Baustein der WÖk-Architektur.</w:t>
-      </w:r>
-    </w:p>
-    <w:p>
-      <w:r>
-        <w:t>Fallfenster zur Anwendung. Eine Organisation plant eine Massnahme und formuliert dazu eine positive Absicht. In der WÖk reicht das nicht. Fuer diese Vorlesung muss sichtbar werden, welche Zustandsveraenderung erwartet wird, welche Empfaenger direkt oder indirekt betroffen sind, welche Nebenwirkungen entstehen koennen und welche Entscheidung spaeter korrigiert wird. Bezogen auf Unsicherheit, Ambivalenz und transparente Bewertung heisst das: Die Analyse muss das konkrete Thema ernst nehmen und zugleich den allgemeinen WÖk-Massstab halten. Es geht nicht darum, die Welt in gute und schlechte Akteure einzuteilen. Es geht darum, Wirkpfade, Wirkungsempfaenger, Datenqualitaet, Risiken und Rueckkopplung so zu beschreiben, dass bessere Entscheidungen moeglich werden.</w:t>
-      </w:r>
-    </w:p>
-    <w:p>
-      <w:r>
-        <w:t>Rueckfluss in den Korpus. Fuer Unsicherheit, Ambivalenz und transparente Bewertung bedeutet jedes Studienskript den Gesamtbestand schaerfen kann, dass die Analyse nicht bei einer Aktivitaet, einem guten Willen oder einer Kennzahl stehen bleiben darf. Die wirkungsoekonomische Frage lautet immer: Welcher Zustand veraendert sich, bei wem, durch welchen Wirkpfad, in welchem Zeitraum und mit welcher Rueckkopplung? Gerade in Grundstudium Wirkungsökonomie ist diese Unterscheidung entscheidend, weil Lernende spaeter nicht nur Begriffe wiedergeben, sondern Entscheidungssituationen pruefen muessen. Der haeufige Fehler besteht darin, neue Einsichten nur lokal im Skript zu belassen. Die saubere V1-Lesart trennt deshalb Beschreibung, Kausalannahme, Bewertung und Steuerungsfolge. Glossar, Website, Journal, Dossiers und Visuals sollen aus der Skriptarbeit lernen. So wird aus dem Thema kein isoliertes Kapitel, sondern ein pruefbarer Baustein der WÖk-Architektur.</w:t>
-      </w:r>
-    </w:p>
-    <w:p>
-      <w:r>
-        <w:t>Pruefungsnahe Transferfrage. Formuliere zu V23 eine Wirkungsaussage in drei Saetzen: Erstens den beobachteten oder plausiblen Zustand, zweitens die Daten- oder Quellenlage, drittens die offene Unsicherheit samt Rueckkopplung. Die Antwort muss ohne moralische Personenbewertung auskommen und darf Reichweite nicht mit Wirkung verwechseln.</w:t>
-      </w:r>
-    </w:p>
-    <w:p>
-      <w:pPr>
-        <w:pStyle w:val="Heading3"/>
-      </w:pPr>
-      <w:r>
-        <w:t>Vertiefungsrunde 2: Lesen, pruefen, rueckkoppeln</w:t>
-      </w:r>
-    </w:p>
-    <w:p>
-      <w:r>
-        <w:t>Die folgende Runde verdichtet V23 nicht durch neue Schlagworte, sondern durch wiederholte Anwendung auf unterschiedliche Entscheidungsebenen. Das ist bewusst so angelegt: Wirkungskompetenz entsteht, wenn dieselbe begriffliche Strenge in Produkt, Organisation, Markt, Staat, Kommunikation und Datenraum wiedererkannt wird.</w:t>
-      </w:r>
-    </w:p>
-    <w:p>
-      <w:r>
-        <w:t>Begriffliche Schaerfung. Fuer Unsicherheit, Ambivalenz und transparente Bewertung bedeutet praezise Sprache die erste Sicherung gegen Impact-Washing ist, dass die Analyse nicht bei einer Aktivitaet, einem guten Willen oder einer Kennzahl stehen bleiben darf. Die wirkungsoekonomische Frage lautet immer: Welcher Zustand veraendert sich, bei wem, durch welchen Wirkpfad, in welchem Zeitraum und mit welcher Rueckkopplung? Gerade in Grundstudium Wirkungsökonomie ist diese Unterscheidung entscheidend, weil Lernende spaeter nicht nur Begriffe wiedergeben, sondern Entscheidungssituationen pruefen muessen. Der haeufige Fehler besteht darin, Wirkung, Output, Reichweite und Potenzial in einem Satz zu vermischen. Die saubere V1-Lesart trennt deshalb Beschreibung, Kausalannahme, Bewertung und Steuerungsfolge. In der Praxis sollte jede Wirkungsaussage als kurze Viererprobe formuliert werden: Zustand, Betroffene, Quelle, offene Unsicherheit. So wird aus dem Thema kein isoliertes Kapitel, sondern ein pruefbarer Baustein der WÖk-Architektur.</w:t>
-      </w:r>
-    </w:p>
-    <w:p>
-      <w:r>
-        <w:t>Wirkpfad-Logik. Fuer Unsicherheit, Ambivalenz und transparente Bewertung bedeutet ein Thema erst dann steuerbar wird, wenn der Mechanismus zwischen Ausloeser und Zustandsveraenderung beschrieben ist, dass die Analyse nicht bei einer Aktivitaet, einem guten Willen oder einer Kennzahl stehen bleiben darf. Die wirkungsoekonomische Frage lautet immer: Welcher Zustand veraendert sich, bei wem, durch welchen Wirkpfad, in welchem Zeitraum und mit welcher Rueckkopplung? Gerade in Grundstudium Wirkungsökonomie ist diese Unterscheidung entscheidend, weil Lernende spaeter nicht nur Begriffe wiedergeben, sondern Entscheidungssituationen pruefen muessen. Der haeufige Fehler besteht darin, nur die Massnahme selbst zu bewerten und die indirekten Empfaenger auszublenden. Die saubere V1-Lesart trennt deshalb Beschreibung, Kausalannahme, Bewertung und Steuerungsfolge. Eine gute Fallanalyse zeichnet mindestens einen direkten und einen indirekten Wirkpfad nach. So wird aus dem Thema kein isoliertes Kapitel, sondern ein pruefbarer Baustein der WÖk-Architektur.</w:t>
-      </w:r>
-    </w:p>
-    <w:p>
-      <w:r>
-        <w:t>Fallfenster zur Anwendung. Eine Fuehrungsentscheidung erzeugt zugleich Nutzen und Risiken. Die WÖk behandelt Ambivalenz nicht als Stoerung, sondern als Kern der Analyse. Positive Netto-Wirkung darf erst behauptet werden, wenn zentrale negative Wirkungen getrennt geprueft und rote Linien gewahrt sind. Bezogen auf Unsicherheit, Ambivalenz und transparente Bewertung heisst das: Die Analyse muss das konkrete Thema ernst nehmen und zugleich den allgemeinen WÖk-Massstab halten. Es geht nicht darum, die Welt in gute und schlechte Akteure einzuteilen. Es geht darum, Wirkpfade, Wirkungsempfaenger, Datenqualitaet, Risiken und Rueckkopplung so zu beschreiben, dass bessere Entscheidungen moeglich werden.</w:t>
-      </w:r>
-    </w:p>
-    <w:p>
-      <w:r>
-        <w:t>Daten- und Quellenklarheit. Fuer Unsicherheit, Ambivalenz und transparente Bewertung bedeutet jede Bewertung nur so belastbar ist wie Datenlage, Quellenstatus und Aktualitaet, dass die Analyse nicht bei einer Aktivitaet, einem guten Willen oder einer Kennzahl stehen bleiben darf. Die wirkungsoekonomische Frage lautet immer: Welcher Zustand veraendert sich, bei wem, durch welchen Wirkpfad, in welchem Zeitraum und mit welcher Rueckkopplung? Gerade in Grundstudium Wirkungsökonomie ist diese Unterscheidung entscheidend, weil Lernende spaeter nicht nur Begriffe wiedergeben, sondern Entscheidungssituationen pruefen muessen. Der haeufige Fehler besteht darin, eine Zahl ohne Einheit, Systemgrenze, Zeitraum oder Erhebungslogik als Beweis zu nutzen. Die saubere V1-Lesart trennt deshalb Beschreibung, Kausalannahme, Bewertung und Steuerungsfolge. Die Lernenden sollen Daten nicht dekorativ zitieren, sondern ihre Aussagekraft, Luecken und Grenzen offenlegen. So wird aus dem Thema kein isoliertes Kapitel, sondern ein pruefbarer Baustein der WÖk-Architektur.</w:t>
-      </w:r>
-    </w:p>
-    <w:p>
-      <w:r>
-        <w:t>Ambivalenz. Fuer Unsicherheit, Ambivalenz und transparente Bewertung bedeutet positive und negative Zustandsveraenderungen gleichzeitig auftreten koennen, dass die Analyse nicht bei einer Aktivitaet, einem guten Willen oder einer Kennzahl stehen bleiben darf. Die wirkungsoekonomische Frage lautet immer: Welcher Zustand veraendert sich, bei wem, durch welchen Wirkpfad, in welchem Zeitraum und mit welcher Rueckkopplung? Gerade in Grundstudium Wirkungsökonomie ist diese Unterscheidung entscheidend, weil Lernende spaeter nicht nur Begriffe wiedergeben, sondern Entscheidungssituationen pruefen muessen. Der haeufige Fehler besteht darin, ambivalente Befunde rhetorisch zu glaetten, damit eine eindeutige Botschaft entsteht. Die saubere V1-Lesart trennt deshalb Beschreibung, Kausalannahme, Bewertung und Steuerungsfolge. Ein gutes Skript fuehrt deshalb Profile, Zielkonflikte und offene Punkte nebeneinander. So wird aus dem Thema kein isoliertes Kapitel, sondern ein pruefbarer Baustein der WÖk-Architektur.</w:t>
-      </w:r>
-    </w:p>
-    <w:p>
-      <w:r>
-        <w:t>Nichtkompensation. Fuer Unsicherheit, Ambivalenz und transparente Bewertung bedeutet schwere zentrale Schaeden nicht durch beliebige positive Einzelwerte neutralisiert werden duerfen, dass die Analyse nicht bei einer Aktivitaet, einem guten Willen oder einer Kennzahl stehen bleiben darf. Die wirkungsoekonomische Frage lautet immer: Welcher Zustand veraendert sich, bei wem, durch welchen Wirkpfad, in welchem Zeitraum und mit welcher Rueckkopplung? Gerade in Grundstudium Wirkungsökonomie ist diese Unterscheidung entscheidend, weil Lernende spaeter nicht nur Begriffe wiedergeben, sondern Entscheidungssituationen pruefen muessen. Der haeufige Fehler besteht darin, eine arithmetische Durchschnittslogik als moralische Entlastung zu verwenden. Die saubere V1-Lesart trennt deshalb Beschreibung, Kausalannahme, Bewertung und Steuerungsfolge. Reverse Merit Order und rote Linien sind Schutzregeln gegen Schoenrechnung. So wird aus dem Thema kein isoliertes Kapitel, sondern ein pruefbarer Baustein der WÖk-Architektur.</w:t>
-      </w:r>
-    </w:p>
-    <w:p>
-      <w:r>
-        <w:t>Fallfenster zur Anwendung. Ein Controlling-Team moechte einen Score bilden. Das Skript verlangt, dass Datenqualitaet, Systemgrenzen, Gewichtung, Unsicherheit und Nichtkompensation sichtbar bleiben. Ein Score darf die Diskussion nicht beenden, sondern muss bessere Fragen, Priorisierung und Rueckkopplung ermoeglichen. Bezogen auf Unsicherheit, Ambivalenz und transparente Bewertung heisst das: Die Analyse muss das konkrete Thema ernst nehmen und zugleich den allgemeinen WÖk-Massstab halten. Es geht nicht darum, die Welt in gute und schlechte Akteure einzuteilen. Es geht darum, Wirkpfade, Wirkungsempfaenger, Datenqualitaet, Risiken und Rueckkopplung so zu beschreiben, dass bessere Entscheidungen moeglich werden.</w:t>
-      </w:r>
-    </w:p>
-    <w:p>
-      <w:r>
-        <w:t>Pruefungsnahe Transferfrage. Formuliere zu V23 eine Wirkungsaussage in drei Saetzen: Erstens den beobachteten oder plausiblen Zustand, zweitens die Daten- oder Quellenlage, drittens die offene Unsicherheit samt Rueckkopplung. Die Antwort muss ohne moralische Personenbewertung auskommen und darf Reichweite nicht mit Wirkung verwechseln.</w:t>
-      </w:r>
-    </w:p>
-    <w:p>
-      <w:r>
-        <w:t>Rueckkopplung. Fuer Unsicherheit, Ambivalenz und transparente Bewertung bedeutet Wirkungswissen erst dann wertvoll wird, wenn es Entscheidungen veraendert, dass die Analyse nicht bei einer Aktivitaet, einem guten Willen oder einer Kennzahl stehen bleiben darf. Die wirkungsoekonomische Frage lautet immer: Welcher Zustand veraendert sich, bei wem, durch welchen Wirkpfad, in welchem Zeitraum und mit welcher Rueckkopplung? Gerade in Grundstudium Wirkungsökonomie ist diese Unterscheidung entscheidend, weil Lernende spaeter nicht nur Begriffe wiedergeben, sondern Entscheidungssituationen pruefen muessen. Der haeufige Fehler besteht darin, einen Bericht als Endpunkt zu betrachten. Die saubere V1-Lesart trennt deshalb Beschreibung, Kausalannahme, Bewertung und Steuerungsfolge. Jeder Analyseblock sollte fragen, welche Routine, welcher Prozess oder welche Ressource nach der Bewertung angepasst wird. So wird aus dem Thema kein isoliertes Kapitel, sondern ein pruefbarer Baustein der WÖk-Architektur.</w:t>
-      </w:r>
-    </w:p>
-    <w:p>
-      <w:r>
-        <w:t>Governance. Fuer Unsicherheit, Ambivalenz und transparente Bewertung bedeutet Wirkungsbewertung Verfahren, Rechte, Transparenz und Korrektur braucht, dass die Analyse nicht bei einer Aktivitaet, einem guten Willen oder einer Kennzahl stehen bleiben darf. Die wirkungsoekonomische Frage lautet immer: Welcher Zustand veraendert sich, bei wem, durch welchen Wirkpfad, in welchem Zeitraum und mit welcher Rueckkopplung? Gerade in Grundstudium Wirkungsökonomie ist diese Unterscheidung entscheidend, weil Lernende spaeter nicht nur Begriffe wiedergeben, sondern Entscheidungssituationen pruefen muessen. Der haeufige Fehler besteht darin, Bewertung als technokratische Top-down-Setzung zu verstehen. Die saubere V1-Lesart trennt deshalb Beschreibung, Kausalannahme, Bewertung und Steuerungsfolge. Betroffene, Datenhalter, Entscheider und Kontrollinstanzen muessen unterscheidbare Rollen behalten. So wird aus dem Thema kein isoliertes Kapitel, sondern ein pruefbarer Baustein der WÖk-Architektur.</w:t>
-      </w:r>
-    </w:p>
-    <w:p>
-      <w:r>
-        <w:t>Didaktische Pruefbarkeit. Fuer Unsicherheit, Ambivalenz und transparente Bewertung bedeutet das Thema in der Akademie nicht nur erklaert, sondern in Falllogik ueberfuehrt werden muss, dass die Analyse nicht bei einer Aktivitaet, einem guten Willen oder einer Kennzahl stehen bleiben darf. Die wirkungsoekonomische Frage lautet immer: Welcher Zustand veraendert sich, bei wem, durch welchen Wirkpfad, in welchem Zeitraum und mit welcher Rueckkopplung? Gerade in Grundstudium Wirkungsökonomie ist diese Unterscheidung entscheidend, weil Lernende spaeter nicht nur Begriffe wiedergeben, sondern Entscheidungssituationen pruefen muessen. Der haeufige Fehler besteht darin, reines Auswendiglernen als Kompetenznachweis zu behandeln. Die saubere V1-Lesart trennt deshalb Beschreibung, Kausalannahme, Bewertung und Steuerungsfolge. Pruefungsfragen sollen Begriffe, Anwendung und rote Linien verbinden. So wird aus dem Thema kein isoliertes Kapitel, sondern ein pruefbarer Baustein der WÖk-Architektur.</w:t>
-      </w:r>
-    </w:p>
-    <w:p>
-      <w:r>
-        <w:t>Fallfenster zur Anwendung. Ein Kommunikationsbericht nennt viele Aktivitaeten, Reichweiten und Rueckmeldungen. Die V1-Pruefung fragt, ob daraus eine belastbare Wirkungsaussage folgt. Wenn nur Kontakte, Klicks oder Zustimmung vorliegen, bleibt die Aussage im Bereich Wirkungspotenzial oder Resonanz, nicht im Bereich nachgewiesener Wirkung. Bezogen auf Unsicherheit, Ambivalenz und transparente Bewertung heisst das: Die Analyse muss das konkrete Thema ernst nehmen und zugleich den allgemeinen WÖk-Massstab halten. Es geht nicht darum, die Welt in gute und schlechte Akteure einzuteilen. Es geht darum, Wirkpfade, Wirkungsempfaenger, Datenqualitaet, Risiken und Rueckkopplung so zu beschreiben, dass bessere Entscheidungen moeglich werden.</w:t>
-      </w:r>
-    </w:p>
-    <w:p>
-      <w:r>
-        <w:t>Transfer in Organisationen. Fuer Unsicherheit, Ambivalenz und transparente Bewertung bedeutet WÖk-Begriffe im Alltag nur tragen, wenn sie in Routinen uebersetzt werden, dass die Analyse nicht bei einer Aktivitaet, einem guten Willen oder einer Kennzahl stehen bleiben darf. Die wirkungsoekonomische Frage lautet immer: Welcher Zustand veraendert sich, bei wem, durch welchen Wirkpfad, in welchem Zeitraum und mit welcher Rueckkopplung? Gerade in Grundstudium Wirkungsökonomie ist diese Unterscheidung entscheidend, weil Lernende spaeter nicht nur Begriffe wiedergeben, sondern Entscheidungssituationen pruefen muessen. Der haeufige Fehler besteht darin, die Verantwortung an eine Nachhaltigkeitsabteilung auszulagern. Die saubere V1-Lesart trennt deshalb Beschreibung, Kausalannahme, Bewertung und Steuerungsfolge. Strategie, Einkauf, Kommunikation, Controlling und Fuehrung muessen denselben Wirkungsbegriff verwenden. So wird aus dem Thema kein isoliertes Kapitel, sondern ein pruefbarer Baustein der WÖk-Architektur.</w:t>
-      </w:r>
-    </w:p>
-    <w:p>
-      <w:r>
-        <w:t>Rueckfluss in den Korpus. Fuer Unsicherheit, Ambivalenz und transparente Bewertung bedeutet jedes Studienskript den Gesamtbestand schaerfen kann, dass die Analyse nicht bei einer Aktivitaet, einem guten Willen oder einer Kennzahl stehen bleiben darf. Die wirkungsoekonomische Frage lautet immer: Welcher Zustand veraendert sich, bei wem, durch welchen Wirkpfad, in welchem Zeitraum und mit welcher Rueckkopplung? Gerade in Grundstudium Wirkungsökonomie ist diese Unterscheidung entscheidend, weil Lernende spaeter nicht nur Begriffe wiedergeben, sondern Entscheidungssituationen pruefen muessen. Der haeufige Fehler besteht darin, neue Einsichten nur lokal im Skript zu belassen. Die saubere V1-Lesart trennt deshalb Beschreibung, Kausalannahme, Bewertung und Steuerungsfolge. Glossar, Website, Journal, Dossiers und Visuals sollen aus der Skriptarbeit lernen. So wird aus dem Thema kein isoliertes Kapitel, sondern ein pruefbarer Baustein der WÖk-Architektur.</w:t>
-      </w:r>
-    </w:p>
-    <w:p>
-      <w:r>
-        <w:t>Pruefungsnahe Transferfrage. Formuliere zu V23 eine Wirkungsaussage in drei Saetzen: Erstens den beobachteten oder plausiblen Zustand, zweitens die Daten- oder Quellenlage, drittens die offene Unsicherheit samt Rueckkopplung. Die Antwort muss ohne moralische Personenbewertung auskommen und darf Reichweite nicht mit Wirkung verwechseln.</w:t>
-      </w:r>
-    </w:p>
-    <w:p>
-      <w:pPr>
-        <w:pStyle w:val="Heading3"/>
-      </w:pPr>
-      <w:r>
-        <w:t>Vertiefungsrunde 3: Lesen, pruefen, rueckkoppeln</w:t>
-      </w:r>
-    </w:p>
-    <w:p>
-      <w:r>
-        <w:t>Die folgende Runde verdichtet V23 nicht durch neue Schlagworte, sondern durch wiederholte Anwendung auf unterschiedliche Entscheidungsebenen. Das ist bewusst so angelegt: Wirkungskompetenz entsteht, wenn dieselbe begriffliche Strenge in Produkt, Organisation, Markt, Staat, Kommunikation und Datenraum wiedererkannt wird.</w:t>
-      </w:r>
-    </w:p>
-    <w:p>
-      <w:r>
-        <w:t>Begriffliche Schaerfung. Fuer Unsicherheit, Ambivalenz und transparente Bewertung bedeutet praezise Sprache die erste Sicherung gegen Impact-Washing ist, dass die Analyse nicht bei einer Aktivitaet, einem guten Willen oder einer Kennzahl stehen bleiben darf. Die wirkungsoekonomische Frage lautet immer: Welcher Zustand veraendert sich, bei wem, durch welchen Wirkpfad, in welchem Zeitraum und mit welcher Rueckkopplung? Gerade in Grundstudium Wirkungsökonomie ist diese Unterscheidung entscheidend, weil Lernende spaeter nicht nur Begriffe wiedergeben, sondern Entscheidungssituationen pruefen muessen. Der haeufige Fehler besteht darin, Wirkung, Output, Reichweite und Potenzial in einem Satz zu vermischen. Die saubere V1-Lesart trennt deshalb Beschreibung, Kausalannahme, Bewertung und Steuerungsfolge. In der Praxis sollte jede Wirkungsaussage als kurze Viererprobe formuliert werden: Zustand, Betroffene, Quelle, offene Unsicherheit. So wird aus dem Thema kein isoliertes Kapitel, sondern ein pruefbarer Baustein der WÖk-Architektur.</w:t>
-      </w:r>
-    </w:p>
-    <w:p>
-      <w:r>
-        <w:t>Fallfenster zur Anwendung. Eine Organisation plant eine Massnahme und formuliert dazu eine positive Absicht. In der WÖk reicht das nicht. Fuer diese Vorlesung muss sichtbar werden, welche Zustandsveraenderung erwartet wird, welche Empfaenger direkt oder indirekt betroffen sind, welche Nebenwirkungen entstehen koennen und welche Entscheidung spaeter korrigiert wird. Bezogen auf Unsicherheit, Ambivalenz und transparente Bewertung heisst das: Die Analyse muss das konkrete Thema ernst nehmen und zugleich den allgemeinen WÖk-Massstab halten. Es geht nicht darum, die Welt in gute und schlechte Akteure einzuteilen. Es geht darum, Wirkpfade, Wirkungsempfaenger, Datenqualitaet, Risiken und Rueckkopplung so zu beschreiben, dass bessere Entscheidungen moeglich werden.</w:t>
-      </w:r>
-    </w:p>
-    <w:p>
-      <w:r>
-        <w:t>Wirkpfad-Logik. Fuer Unsicherheit, Ambivalenz und transparente Bewertung bedeutet ein Thema erst dann steuerbar wird, wenn der Mechanismus zwischen Ausloeser und Zustandsveraenderung beschrieben ist, dass die Analyse nicht bei einer Aktivitaet, einem guten Willen oder einer Kennzahl stehen bleiben darf. Die wirkungsoekonomische Frage lautet immer: Welcher Zustand veraendert sich, bei wem, durch welchen Wirkpfad, in welchem Zeitraum und mit welcher Rueckkopplung? Gerade in Grundstudium Wirkungsökonomie ist diese Unterscheidung entscheidend, weil Lernende spaeter nicht nur Begriffe wiedergeben, sondern Entscheidungssituationen pruefen muessen. Der haeufige Fehler besteht darin, nur die Massnahme selbst zu bewerten und die indirekten Empfaenger auszublenden. Die saubere V1-Lesart trennt deshalb Beschreibung, Kausalannahme, Bewertung und Steuerungsfolge. Eine gute Fallanalyse zeichnet mindestens einen direkten und einen indirekten Wirkpfad nach. So wird aus dem Thema kein isoliertes Kapitel, sondern ein pruefbarer Baustein der WÖk-Architektur.</w:t>
-      </w:r>
-    </w:p>
-    <w:p>
-      <w:r>
-        <w:t>Daten- und Quellenklarheit. Fuer Unsicherheit, Ambivalenz und transparente Bewertung bedeutet jede Bewertung nur so belastbar ist wie Datenlage, Quellenstatus und Aktualitaet, dass die Analyse nicht bei einer Aktivitaet, einem guten Willen oder einer Kennzahl stehen bleiben darf. Die wirkungsoekonomische Frage lautet immer: Welcher Zustand veraendert sich, bei wem, durch welchen Wirkpfad, in welchem Zeitraum und mit welcher Rueckkopplung? Gerade in Grundstudium Wirkungsökonomie ist diese Unterscheidung entscheidend, weil Lernende spaeter nicht nur Begriffe wiedergeben, sondern Entscheidungssituationen pruefen muessen. Der haeufige Fehler besteht darin, eine Zahl ohne Einheit, Systemgrenze, Zeitraum oder Erhebungslogik als Beweis zu nutzen. Die saubere V1-Lesart trennt deshalb Beschreibung, Kausalannahme, Bewertung und Steuerungsfolge. Die Lernenden sollen Daten nicht dekorativ zitieren, sondern ihre Aussagekraft, Luecken und Grenzen offenlegen. So wird aus dem Thema kein isoliertes Kapitel, sondern ein pruefbarer Baustein der WÖk-Architektur.</w:t>
-      </w:r>
-    </w:p>
-    <w:p>
-      <w:r>
-        <w:t>Ambivalenz. Fuer Unsicherheit, Ambivalenz und transparente Bewertung bedeutet positive und negative Zustandsveraenderungen gleichzeitig auftreten koennen, dass die Analyse nicht bei einer Aktivitaet, einem guten Willen oder einer Kennzahl stehen bleiben darf. Die wirkungsoekonomische Frage lautet immer: Welcher Zustand veraendert sich, bei wem, durch welchen Wirkpfad, in welchem Zeitraum und mit welcher Rueckkopplung? Gerade in Grundstudium Wirkungsökonomie ist diese Unterscheidung entscheidend, weil Lernende spaeter nicht nur Begriffe wiedergeben, sondern Entscheidungssituationen pruefen muessen. Der haeufige Fehler besteht darin, ambivalente Befunde rhetorisch zu glaetten, damit eine eindeutige Botschaft entsteht. Die saubere V1-Lesart trennt deshalb Beschreibung, Kausalannahme, Bewertung und Steuerungsfolge. Ein gutes Skript fuehrt deshalb Profile, Zielkonflikte und offene Punkte nebeneinander. So wird aus dem Thema kein isoliertes Kapitel, sondern ein pruefbarer Baustein der WÖk-Architektur.</w:t>
-      </w:r>
-    </w:p>
-    <w:p>
-      <w:r>
-        <w:t>Fallfenster zur Anwendung. Eine Fuehrungsentscheidung erzeugt zugleich Nutzen und Risiken. Die WÖk behandelt Ambivalenz nicht als Stoerung, sondern als Kern der Analyse. Positive Netto-Wirkung darf erst behauptet werden, wenn zentrale negative Wirkungen getrennt geprueft und rote Linien gewahrt sind. Bezogen auf Unsicherheit, Ambivalenz und transparente Bewertung heisst das: Die Analyse muss das konkrete Thema ernst nehmen und zugleich den allgemeinen WÖk-Massstab halten. Es geht nicht darum, die Welt in gute und schlechte Akteure einzuteilen. Es geht darum, Wirkpfade, Wirkungsempfaenger, Datenqualitaet, Risiken und Rueckkopplung so zu beschreiben, dass bessere Entscheidungen moeglich werden.</w:t>
-      </w:r>
-    </w:p>
-    <w:p>
-      <w:r>
-        <w:t>Nichtkompensation. Fuer Unsicherheit, Ambivalenz und transparente Bewertung bedeutet schwere zentrale Schaeden nicht durch beliebige positive Einzelwerte neutralisiert werden duerfen, dass die Analyse nicht bei einer Aktivitaet, einem guten Willen oder einer Kennzahl stehen bleiben darf. Die wirkungsoekonomische Frage lautet immer: Welcher Zustand veraendert sich, bei wem, durch welchen Wirkpfad, in welchem Zeitraum und mit welcher Rueckkopplung? Gerade in Grundstudium Wirkungsökonomie ist diese Unterscheidung entscheidend, weil Lernende spaeter nicht nur Begriffe wiedergeben, sondern Entscheidungssituationen pruefen muessen. Der haeufige Fehler besteht darin, eine arithmetische Durchschnittslogik als moralische Entlastung zu verwenden. Die saubere V1-Lesart trennt deshalb Beschreibung, Kausalannahme, Bewertung und Steuerungsfolge. Reverse Merit Order und rote Linien sind Schutzregeln gegen Schoenrechnung. So wird aus dem Thema kein isoliertes Kapitel, sondern ein pruefbarer Baustein der WÖk-Architektur.</w:t>
-      </w:r>
-    </w:p>
-    <w:p>
-      <w:r>
-        <w:t>Pruefungsnahe Transferfrage. Formuliere zu V23 eine Wirkungsaussage in drei Saetzen: Erstens den beobachteten oder plausiblen Zustand, zweitens die Daten- oder Quellenlage, drittens die offene Unsicherheit samt Rueckkopplung. Die Antwort muss ohne moralische Personenbewertung auskommen und darf Reichweite nicht mit Wirkung verwechseln.</w:t>
-      </w:r>
-    </w:p>
-    <w:p>
-      <w:r>
-        <w:t>Rueckkopplung. Fuer Unsicherheit, Ambivalenz und transparente Bewertung bedeutet Wirkungswissen erst dann wertvoll wird, wenn es Entscheidungen veraendert, dass die Analyse nicht bei einer Aktivitaet, einem guten Willen oder einer Kennzahl stehen bleiben darf. Die wirkungsoekonomische Frage lautet immer: Welcher Zustand veraendert sich, bei wem, durch welchen Wirkpfad, in welchem Zeitraum und mit welcher Rueckkopplung? Gerade in Grundstudium Wirkungsökonomie ist diese Unterscheidung entscheidend, weil Lernende spaeter nicht nur Begriffe wiedergeben, sondern Entscheidungssituationen pruefen muessen. Der haeufige Fehler besteht darin, einen Bericht als Endpunkt zu betrachten. Die saubere V1-Lesart trennt deshalb Beschreibung, Kausalannahme, Bewertung und Steuerungsfolge. Jeder Analyseblock sollte fragen, welche Routine, welcher Prozess oder welche Ressource nach der Bewertung angepasst wird. So wird aus dem Thema kein isoliertes Kapitel, sondern ein pruefbarer Baustein der WÖk-Architektur.</w:t>
-      </w:r>
-    </w:p>
-    <w:p>
-      <w:r>
-        <w:t>Governance. Fuer Unsicherheit, Ambivalenz und transparente Bewertung bedeutet Wirkungsbewertung Verfahren, Rechte, Transparenz und Korrektur braucht, dass die Analyse nicht bei einer Aktivitaet, einem guten Willen oder einer Kennzahl stehen bleiben darf. Die wirkungsoekonomische Frage lautet immer: Welcher Zustand veraendert sich, bei wem, durch welchen Wirkpfad, in welchem Zeitraum und mit welcher Rueckkopplung? Gerade in Grundstudium Wirkungsökonomie ist diese Unterscheidung entscheidend, weil Lernende spaeter nicht nur Begriffe wiedergeben, sondern Entscheidungssituationen pruefen muessen. Der haeufige Fehler besteht darin, Bewertung als technokratische Top-down-Setzung zu verstehen. Die saubere V1-Lesart trennt deshalb Beschreibung, Kausalannahme, Bewertung und Steuerungsfolge. Betroffene, Datenhalter, Entscheider und Kontrollinstanzen muessen unterscheidbare Rollen behalten. So wird aus dem Thema kein isoliertes Kapitel, sondern ein pruefbarer Baustein der WÖk-Architektur.</w:t>
-      </w:r>
-    </w:p>
-    <w:p>
-      <w:r>
-        <w:t>Fallfenster zur Anwendung. Ein Controlling-Team moechte einen Score bilden. Das Skript verlangt, dass Datenqualitaet, Systemgrenzen, Gewichtung, Unsicherheit und Nichtkompensation sichtbar bleiben. Ein Score darf die Diskussion nicht beenden, sondern muss bessere Fragen, Priorisierung und Rueckkopplung ermoeglichen. Bezogen auf Unsicherheit, Ambivalenz und transparente Bewertung heisst das: Die Analyse muss das konkrete Thema ernst nehmen und zugleich den allgemeinen WÖk-Massstab halten. Es geht nicht darum, die Welt in gute und schlechte Akteure einzuteilen. Es geht darum, Wirkpfade, Wirkungsempfaenger, Datenqualitaet, Risiken und Rueckkopplung so zu beschreiben, dass bessere Entscheidungen moeglich werden.</w:t>
-      </w:r>
-    </w:p>
-    <w:p>
-      <w:r>
-        <w:t>Didaktische Pruefbarkeit. Fuer Unsicherheit, Ambivalenz und transparente Bewertung bedeutet das Thema in der Akademie nicht nur erklaert, sondern in Falllogik ueberfuehrt werden muss, dass die Analyse nicht bei einer Aktivitaet, einem guten Willen oder einer Kennzahl stehen bleiben darf. Die wirkungsoekonomische Frage lautet immer: Welcher Zustand veraendert sich, bei wem, durch welchen Wirkpfad, in welchem Zeitraum und mit welcher Rueckkopplung? Gerade in Grundstudium Wirkungsökonomie ist diese Unterscheidung entscheidend, weil Lernende spaeter nicht nur Begriffe wiedergeben, sondern Entscheidungssituationen pruefen muessen. Der haeufige Fehler besteht darin, reines Auswendiglernen als Kompetenznachweis zu behandeln. Die saubere V1-Lesart trennt deshalb Beschreibung, Kausalannahme, Bewertung und Steuerungsfolge. Pruefungsfragen sollen Begriffe, Anwendung und rote Linien verbinden. So wird aus dem Thema kein isoliertes Kapitel, sondern ein pruefbarer Baustein der WÖk-Architektur.</w:t>
-      </w:r>
-    </w:p>
-    <w:p>
-      <w:r>
-        <w:t>Transfer in Organisationen. Fuer Unsicherheit, Ambivalenz und transparente Bewertung bedeutet WÖk-Begriffe im Alltag nur tragen, wenn sie in Routinen uebersetzt werden, dass die Analyse nicht bei einer Aktivitaet, einem guten Willen oder einer Kennzahl stehen bleiben darf. Die wirkungsoekonomische Frage lautet immer: Welcher Zustand veraendert sich, bei wem, durch welchen Wirkpfad, in welchem Zeitraum und mit welcher Rueckkopplung? Gerade in Grundstudium Wirkungsökonomie ist diese Unterscheidung entscheidend, weil Lernende spaeter nicht nur Begriffe wiedergeben, sondern Entscheidungssituationen pruefen muessen. Der haeufige Fehler besteht darin, die Verantwortung an eine Nachhaltigkeitsabteilung auszulagern. Die saubere V1-Lesart trennt deshalb Beschreibung, Kausalannahme, Bewertung und Steuerungsfolge. Strategie, Einkauf, Kommunikation, Controlling und Fuehrung muessen denselben Wirkungsbegriff verwenden. So wird aus dem Thema kein isoliertes Kapitel, sondern ein pruefbarer Baustein der WÖk-Architektur.</w:t>
-      </w:r>
-    </w:p>
-    <w:p>
-      <w:r>
-        <w:t>Rueckfluss in den Korpus. Fuer Unsicherheit, Ambivalenz und transparente Bewertung bedeutet jedes Studienskript den Gesamtbestand schaerfen kann, dass die Analyse nicht bei einer Aktivitaet, einem guten Willen oder einer Kennzahl stehen bleiben darf. Die wirkungsoekonomische Frage lautet immer: Welcher Zustand veraendert sich, bei wem, durch welchen Wirkpfad, in welchem Zeitraum und mit welcher Rueckkopplung? Gerade in Grundstudium Wirkungsökonomie ist diese Unterscheidung entscheidend, weil Lernende spaeter nicht nur Begriffe wiedergeben, sondern Entscheidungssituationen pruefen muessen. Der haeufige Fehler besteht darin, neue Einsichten nur lokal im Skript zu belassen. Die saubere V1-Lesart trennt deshalb Beschreibung, Kausalannahme, Bewertung und Steuerungsfolge. Glossar, Website, Journal, Dossiers und Visuals sollen aus der Skriptarbeit lernen. So wird aus dem Thema kein isoliertes Kapitel, sondern ein pruefbarer Baustein der WÖk-Architektur.</w:t>
-      </w:r>
-    </w:p>
-    <w:p>
-      <w:r>
-        <w:t>Fallfenster zur Anwendung. Ein Kommunikationsbericht nennt viele Aktivitaeten, Reichweiten und Rueckmeldungen. Die V1-Pruefung fragt, ob daraus eine belastbare Wirkungsaussage folgt. Wenn nur Kontakte, Klicks oder Zustimmung vorliegen, bleibt die Aussage im Bereich Wirkungspotenzial oder Resonanz, nicht im Bereich nachgewiesener Wirkung. Bezogen auf Unsicherheit, Ambivalenz und transparente Bewertung heisst das: Die Analyse muss das konkrete Thema ernst nehmen und zugleich den allgemeinen WÖk-Massstab halten. Es geht nicht darum, die Welt in gute und schlechte Akteure einzuteilen. Es geht darum, Wirkpfade, Wirkungsempfaenger, Datenqualitaet, Risiken und Rueckkopplung so zu beschreiben, dass bessere Entscheidungen moeglich werden.</w:t>
-      </w:r>
-    </w:p>
-    <w:p>
-      <w:r>
-        <w:t>Pruefungsnahe Transferfrage. Formuliere zu V23 eine Wirkungsaussage in drei Saetzen: Erstens den beobachteten oder plausiblen Zustand, zweitens die Daten- oder Quellenlage, drittens die offene Unsicherheit samt Rueckkopplung. Die Antwort muss ohne moralische Personenbewertung auskommen und darf Reichweite nicht mit Wirkung verwechseln.</w:t>
-      </w:r>
-    </w:p>
-    <w:p>
-      <w:pPr>
-        <w:pStyle w:val="Heading3"/>
-      </w:pPr>
-      <w:r>
-        <w:t>Vertiefungsrunde 4: Lesen, pruefen, rueckkoppeln</w:t>
-      </w:r>
-    </w:p>
-    <w:p>
-      <w:r>
-        <w:t>Die folgende Runde verdichtet V23 nicht durch neue Schlagworte, sondern durch wiederholte Anwendung auf unterschiedliche Entscheidungsebenen. Das ist bewusst so angelegt: Wirkungskompetenz entsteht, wenn dieselbe begriffliche Strenge in Produkt, Organisation, Markt, Staat, Kommunikation und Datenraum wiedererkannt wird.</w:t>
-      </w:r>
-    </w:p>
-    <w:p>
-      <w:r>
-        <w:t>Begriffliche Schaerfung. Fuer Unsicherheit, Ambivalenz und transparente Bewertung bedeutet praezise Sprache die erste Sicherung gegen Impact-Washing ist, dass die Analyse nicht bei einer Aktivitaet, einem guten Willen oder einer Kennzahl stehen bleiben darf. Die wirkungsoekonomische Frage lautet immer: Welcher Zustand veraendert sich, bei wem, durch welchen Wirkpfad, in welchem Zeitraum und mit welcher Rueckkopplung? Gerade in Grundstudium Wirkungsökonomie ist diese Unterscheidung entscheidend, weil Lernende spaeter nicht nur Begriffe wiedergeben, sondern Entscheidungssituationen pruefen muessen. Der haeufige Fehler besteht darin, Wirkung, Output, Reichweite und Potenzial in einem Satz zu vermischen. Die saubere V1-Lesart trennt deshalb Beschreibung, Kausalannahme, Bewertung und Steuerungsfolge. In der Praxis sollte jede Wirkungsaussage als kurze Viererprobe formuliert werden: Zustand, Betroffene, Quelle, offene Unsicherheit. So wird aus dem Thema kein isoliertes Kapitel, sondern ein pruefbarer Baustein der WÖk-Architektur.</w:t>
-      </w:r>
-    </w:p>
-    <w:p>
-      <w:r>
-        <w:t>Wirkpfad-Logik. Fuer Unsicherheit, Ambivalenz und transparente Bewertung bedeutet ein Thema erst dann steuerbar wird, wenn der Mechanismus zwischen Ausloeser und Zustandsveraenderung beschrieben ist, dass die Analyse nicht bei einer Aktivitaet, einem guten Willen oder einer Kennzahl stehen bleiben darf. Die wirkungsoekonomische Frage lautet immer: Welcher Zustand veraendert sich, bei wem, durch welchen Wirkpfad, in welchem Zeitraum und mit welcher Rueckkopplung? Gerade in Grundstudium Wirkungsökonomie ist diese Unterscheidung entscheidend, weil Lernende spaeter nicht nur Begriffe wiedergeben, sondern Entscheidungssituationen pruefen muessen. Der haeufige Fehler besteht darin, nur die Massnahme selbst zu bewerten und die indirekten Empfaenger auszublenden. Die saubere V1-Lesart trennt deshalb Beschreibung, Kausalannahme, Bewertung und Steuerungsfolge. Eine gute Fallanalyse zeichnet mindestens einen direkten und einen indirekten Wirkpfad nach. So wird aus dem Thema kein isoliertes Kapitel, sondern ein pruefbarer Baustein der WÖk-Architektur.</w:t>
-      </w:r>
-    </w:p>
-    <w:p>
-      <w:r>
-        <w:t>Daten- und Quellenklarheit. Fuer Unsicherheit, Ambivalenz und transparente Bewertung bedeutet jede Bewertung nur so belastbar ist wie Datenlage, Quellenstatus und Aktualitaet, dass die Analyse nicht bei einer Aktivitaet, einem guten Willen oder einer Kennzahl stehen bleiben darf. Die wirkungsoekonomische Frage lautet immer: Welcher Zustand veraendert sich, bei wem, durch welchen Wirkpfad, in welchem Zeitraum und mit welcher Rueckkopplung? Gerade in Grundstudium Wirkungsökonomie ist diese Unterscheidung entscheidend, weil Lernende spaeter nicht nur Begriffe wiedergeben, sondern Entscheidungssituationen pruefen muessen. Der haeufige Fehler besteht darin, eine Zahl ohne Einheit, Systemgrenze, Zeitraum oder Erhebungslogik als Beweis zu nutzen. Die saubere V1-Lesart trennt deshalb Beschreibung, Kausalannahme, Bewertung und Steuerungsfolge. Die Lernenden sollen Daten nicht dekorativ zitieren, sondern ihre Aussagekraft, Luecken und Grenzen offenlegen. So wird aus dem Thema kein isoliertes Kapitel, sondern ein pruefbarer Baustein der WÖk-Architektur.</w:t>
-      </w:r>
-    </w:p>
-    <w:p>
-      <w:r>
-        <w:t>Fallfenster zur Anwendung. Eine Organisation plant eine Massnahme und formuliert dazu eine positive Absicht. In der WÖk reicht das nicht. Fuer diese Vorlesung muss sichtbar werden, welche Zustandsveraenderung erwartet wird, welche Empfaenger direkt oder indirekt betroffen sind, welche Nebenwirkungen entstehen koennen und welche Entscheidung spaeter korrigiert wird. Bezogen auf Unsicherheit, Ambivalenz und transparente Bewertung heisst das: Die Analyse muss das konkrete Thema ernst nehmen und zugleich den allgemeinen WÖk-Massstab halten. Es geht nicht darum, die Welt in gute und schlechte Akteure einzuteilen. Es geht darum, Wirkpfade, Wirkungsempfaenger, Datenqualitaet, Risiken und Rueckkopplung so zu beschreiben, dass bessere Entscheidungen moeglich werden.</w:t>
-      </w:r>
-    </w:p>
-    <w:p>
-      <w:pPr>
-        <w:pStyle w:val="Heading3"/>
-      </w:pPr>
-      <w:r>
-        <w:t>V1-Abschlussnotiz</w:t>
-      </w:r>
-    </w:p>
-    <w:p>
-      <w:r>
-        <w:t>Diese Finalisierung schliesst die Codex-Inhaltsproduktion fuer V23. Offen bleibt nicht der fachliche Kern des Skripts, sondern der naechste Produktionsschritt: Claude setzt daraus die CI/CD-konforme Reader- und PDF-Fassung, prueft Satz, Umbrueche, Medienintegration und Lektorat und markiert erst danach die veroeffentlichte Fassung als freigegeben.</w:t>
       </w:r>
     </w:p>
     <w:p>
@@ -3699,6 +3117,650 @@
       </w:pPr>
       <w:r>
         <w:t>Fachliteratur zu Wirkungslogik, Evaluation, Systemtheorie, Resilienz, Governance, Diffusion, Vertrauen oder Controlling je nach Thema.</w:t>
+      </w:r>
+    </w:p>
+    <w:p>
+      <w:pPr>
+        <w:pStyle w:val="Heading2"/>
+      </w:pPr>
+      <w:r>
+        <w:t>V1-Finalisierung: Vertiefung, Anwendung und Evidenz</w:t>
+      </w:r>
+    </w:p>
+    <w:p>
+      <w:r>
+        <w:t>Dieses Studienskript ist die fachlich finale Codex-V1-Fassung fuer den Akademie-Reader und die oeffentliche Bibliothek. Claude uebernimmt danach Satz, CI/CD, PDF/Reader-Freigabe und die abschliessende Lektoratsabnahme.</w:t>
+      </w:r>
+    </w:p>
+    <w:p>
+      <w:pPr>
+        <w:pStyle w:val="Heading3"/>
+      </w:pPr>
+      <w:r>
+        <w:t>Finaler Leseauftrag</w:t>
+      </w:r>
+    </w:p>
+    <w:p>
+      <w:r>
+        <w:t>Dieses Skript zu V23 Unsicherheit, Ambivalenz und transparente Bewertung ist als Langformtext angelegt: Es soll nicht nur die Vorlesung begleiten, sondern als eigenstaendiges Studienmaterial funktionieren. Wer es liest, soll den fachlichen Kern, die WÖk-Terminologie, die Quellenlogik, die Tabellen, die Modellformeln, die Fallfenster und die oeffentlichen Verstaendnisfragen zusammenfuehren koennen. Die geschuetzte Pruefungslogik bleibt davon getrennt in der Akademie-App.</w:t>
+      </w:r>
+    </w:p>
+    <w:p>
+      <w:r>
+        <w:t>Fuer den Abschluss ist entscheidend, dass Unsicherheit, Ambivalenz und transparente Bewertung im Feld Grundstudium Wirkungsökonomie nicht als Einzelthema stehen bleibt. Die Vorlesung traegt zur gemeinsamen Architektur bei: begriffliche Grundlegung, Bewertungsrahmen und gesellschaftliche Einordnung. Daraus folgt eine Lesehaltung, die streng und praktisch zugleich ist. Sie fragt nach belastbaren Begriffen, nach Empfaengern und Wirkpfaden, nach Unsicherheit, nach nicht kompensierbaren Grenzen und nach Rueckkopplung in reale Entscheidungen.</w:t>
+      </w:r>
+    </w:p>
+    <w:p>
+      <w:pPr>
+        <w:pStyle w:val="Heading3"/>
+      </w:pPr>
+      <w:r>
+        <w:t>Abschlussmatrix fuer die Anwendung</w:t>
+      </w:r>
+    </w:p>
+    <w:tbl>
+      <w:tblPr>
+        <w:tblStyle w:val="TableGrid"/>
+        <w:tblW w:type="auto" w:w="0"/>
+        <w:jc w:val="left"/>
+        <w:tblLook w:firstColumn="1" w:firstRow="1" w:lastColumn="0" w:lastRow="0" w:noHBand="0" w:noVBand="1" w:val="04A0"/>
+      </w:tblPr>
+      <w:tblGrid>
+        <w:gridCol w:w="3120"/>
+        <w:gridCol w:w="3120"/>
+        <w:gridCol w:w="3120"/>
+      </w:tblGrid>
+      <w:tr>
+        <w:tc>
+          <w:tcPr>
+            <w:tcW w:type="dxa" w:w="3120"/>
+            <w:vAlign w:val="center"/>
+          </w:tcPr>
+          <w:p>
+            <w:r>
+              <w:rPr>
+                <w:b/>
+              </w:rPr>
+              <w:t>Ebene</w:t>
+            </w:r>
+          </w:p>
+        </w:tc>
+        <w:tc>
+          <w:tcPr>
+            <w:tcW w:type="dxa" w:w="3120"/>
+            <w:vAlign w:val="center"/>
+          </w:tcPr>
+          <w:p>
+            <w:r>
+              <w:rPr>
+                <w:b/>
+              </w:rPr>
+              <w:t>Anwendung in V23</w:t>
+            </w:r>
+          </w:p>
+        </w:tc>
+        <w:tc>
+          <w:tcPr>
+            <w:tcW w:type="dxa" w:w="3120"/>
+            <w:vAlign w:val="center"/>
+          </w:tcPr>
+          <w:p>
+            <w:r>
+              <w:rPr>
+                <w:b/>
+              </w:rPr>
+              <w:t>Qualitaetsgrenze</w:t>
+            </w:r>
+          </w:p>
+        </w:tc>
+      </w:tr>
+      <w:tr>
+        <w:tc>
+          <w:tcPr>
+            <w:tcW w:type="dxa" w:w="3120"/>
+            <w:vAlign w:val="center"/>
+          </w:tcPr>
+          <w:p>
+            <w:r>
+              <w:t>Begriff</w:t>
+            </w:r>
+          </w:p>
+        </w:tc>
+        <w:tc>
+          <w:tcPr>
+            <w:tcW w:type="dxa" w:w="3120"/>
+            <w:vAlign w:val="center"/>
+          </w:tcPr>
+          <w:p>
+            <w:r>
+              <w:t>Wirkung, Wirkungspotenzial und Wirkungsrisiko werden im Kontext der Vorlesung getrennt.</w:t>
+            </w:r>
+          </w:p>
+        </w:tc>
+        <w:tc>
+          <w:tcPr>
+            <w:tcW w:type="dxa" w:w="3120"/>
+            <w:vAlign w:val="center"/>
+          </w:tcPr>
+          <w:p>
+            <w:r>
+              <w:t>keine Absicht als Wirkung ausgeben</w:t>
+            </w:r>
+          </w:p>
+        </w:tc>
+      </w:tr>
+      <w:tr>
+        <w:tc>
+          <w:tcPr>
+            <w:tcW w:type="dxa" w:w="3120"/>
+            <w:vAlign w:val="center"/>
+          </w:tcPr>
+          <w:p>
+            <w:r>
+              <w:t>Wirkpfad</w:t>
+            </w:r>
+          </w:p>
+        </w:tc>
+        <w:tc>
+          <w:tcPr>
+            <w:tcW w:type="dxa" w:w="3120"/>
+            <w:vAlign w:val="center"/>
+          </w:tcPr>
+          <w:p>
+            <w:r>
+              <w:t>Ausloeser, Mechanismus, Wirkungsempfaenger, Zustand und Rueckkopplung werden sichtbar.</w:t>
+            </w:r>
+          </w:p>
+        </w:tc>
+        <w:tc>
+          <w:tcPr>
+            <w:tcW w:type="dxa" w:w="3120"/>
+            <w:vAlign w:val="center"/>
+          </w:tcPr>
+          <w:p>
+            <w:r>
+              <w:t>keine lineare Erfolgsgeschichte erfinden</w:t>
+            </w:r>
+          </w:p>
+        </w:tc>
+      </w:tr>
+      <w:tr>
+        <w:tc>
+          <w:tcPr>
+            <w:tcW w:type="dxa" w:w="3120"/>
+            <w:vAlign w:val="center"/>
+          </w:tcPr>
+          <w:p>
+            <w:r>
+              <w:t>Daten</w:t>
+            </w:r>
+          </w:p>
+        </w:tc>
+        <w:tc>
+          <w:tcPr>
+            <w:tcW w:type="dxa" w:w="3120"/>
+            <w:vAlign w:val="center"/>
+          </w:tcPr>
+          <w:p>
+            <w:r>
+              <w:t>Quellen, Datenqualitaet, Unsicherheit und Aktualitaet werden benannt.</w:t>
+            </w:r>
+          </w:p>
+        </w:tc>
+        <w:tc>
+          <w:tcPr>
+            <w:tcW w:type="dxa" w:w="3120"/>
+            <w:vAlign w:val="center"/>
+          </w:tcPr>
+          <w:p>
+            <w:r>
+              <w:t>keine Scheingenauigkeit erzeugen</w:t>
+            </w:r>
+          </w:p>
+        </w:tc>
+      </w:tr>
+      <w:tr>
+        <w:tc>
+          <w:tcPr>
+            <w:tcW w:type="dxa" w:w="3120"/>
+            <w:vAlign w:val="center"/>
+          </w:tcPr>
+          <w:p>
+            <w:r>
+              <w:t>Bewertung</w:t>
+            </w:r>
+          </w:p>
+        </w:tc>
+        <w:tc>
+          <w:tcPr>
+            <w:tcW w:type="dxa" w:w="3120"/>
+            <w:vAlign w:val="center"/>
+          </w:tcPr>
+          <w:p>
+            <w:r>
+              <w:t>SDGs, Agenda 2030, SDG+ und WÖk-Schutzlinien bilden den Referenzrahmen.</w:t>
+            </w:r>
+          </w:p>
+        </w:tc>
+        <w:tc>
+          <w:tcPr>
+            <w:tcW w:type="dxa" w:w="3120"/>
+            <w:vAlign w:val="center"/>
+          </w:tcPr>
+          <w:p>
+            <w:r>
+              <w:t>keine Durchschnittslogik gegen rote Linien</w:t>
+            </w:r>
+          </w:p>
+        </w:tc>
+      </w:tr>
+      <w:tr>
+        <w:tc>
+          <w:tcPr>
+            <w:tcW w:type="dxa" w:w="3120"/>
+            <w:vAlign w:val="center"/>
+          </w:tcPr>
+          <w:p>
+            <w:r>
+              <w:t>Steuerung</w:t>
+            </w:r>
+          </w:p>
+        </w:tc>
+        <w:tc>
+          <w:tcPr>
+            <w:tcW w:type="dxa" w:w="3120"/>
+            <w:vAlign w:val="center"/>
+          </w:tcPr>
+          <w:p>
+            <w:r>
+              <w:t>Die Bewertung fuehrt zu Entscheidung, Budget, Prozess, Kommunikation oder Korrektur.</w:t>
+            </w:r>
+          </w:p>
+        </w:tc>
+        <w:tc>
+          <w:tcPr>
+            <w:tcW w:type="dxa" w:w="3120"/>
+            <w:vAlign w:val="center"/>
+          </w:tcPr>
+          <w:p>
+            <w:r>
+              <w:t>kein Reporting ohne Rueckkopplung</w:t>
+            </w:r>
+          </w:p>
+        </w:tc>
+      </w:tr>
+    </w:tbl>
+    <w:p/>
+    <w:p>
+      <w:pPr>
+        <w:pStyle w:val="Heading3"/>
+      </w:pPr>
+      <w:r>
+        <w:t>Abschlusskommentar 1: Lesen, pruefen, rueckkoppeln</w:t>
+      </w:r>
+    </w:p>
+    <w:p>
+      <w:r>
+        <w:t>Die folgende Verdichtung fuehrt die vorhandenen Kapitel nicht als Wiederholung, sondern als Anwendung zusammen. Wirkungskompetenz entsteht, wenn dieselbe begriffliche Strenge in Fallanalyse, Datenarbeit, Kommunikation, Governance und Entscheidungspraxis wiedererkannt wird.</w:t>
+      </w:r>
+    </w:p>
+    <w:p>
+      <w:r>
+        <w:t>Begriffliche Schaerfung. Der Abschnitt Lernziele ist in V23 kein Zusatzwissen, sondern ein Pruefstein fuer die Grundfrage des Skripts: Was veraendert sich, bei wem, wodurch und mit welcher Rueckkopplung? Fuer Unsicherheit, Ambivalenz und transparente Bewertung wird daran sichtbar, dass praezise Sprache die erste Sicherung gegen Impact-Washing bildet. Die fachliche Grenze liegt dort, wo Lernende Output, Reichweite, Absicht und Wirkung in einem Satz vermischen. Die saubere Lesart trennt deshalb Beobachtung, Kausalannahme, Bewertung und Steuerungsfolge. In der Anwendung sollte daraus mindestens eine konkrete Begriff, Wirkpfad, Fallbewertung, rote Linie oder Rueckkopplung abgeleitet werden; sonst bleibt das Wissen erklaerend, aber nicht steuerungsfaehig.</w:t>
+      </w:r>
+    </w:p>
+    <w:p>
+      <w:r>
+        <w:t>Anwendung auf Einleitung / Wirkungsfrage. In einer Fallanalyse beginnt dieser Punkt nicht mit einer Meinung, sondern mit einer belastbaren Beschreibung. Wer V23 pruefungsnah liest, fragt zuerst nach Wirkungsempfaengern, Wirkraum, Zeitraum und Datenquelle. Erst danach folgt die Bewertung im Referenzrahmen Mensch, Planet, Demokratie, SDGs, Agenda 2030 und SDG+. Mindestens ein direkter und ein indirekter Wirkpfad muessen nachvollziehbar sein. Der typische Kurzschluss waere, nur die Massnahme selbst bewerten und indirekte Empfaenger ausblenden. Genau dagegen setzt die WÖk die Pflicht, Wirkungspotenzial, Wirkungsrisiko und positive Netto-Wirkung begrifflich getrennt zu halten.</w:t>
+      </w:r>
+    </w:p>
+    <w:p>
+      <w:r>
+        <w:t>Evidenzregel. Kernaussage darf im Skript nicht als dekorativer Begriff stehen bleiben. Der Abschnitt traegt nur dann, wenn er eine pruefbare Aussage erlaubt: Welche Quelle stuetzt die Annahme, welche Unsicherheit bleibt offen und welche Gegenbeobachtung wuerde die Bewertung veraendern? Fuer Unsicherheit, Ambivalenz und transparente Bewertung heisst das, dass jede Bewertung nur so belastbar ist wie Datenlage, Quellenstatus, Aktualitaet und Systemgrenze. Die Studierenden sollen nicht lernen, einen Score nachzusprechen. Sie sollen erkennen, wann ein Score klaert, wann er verdeckt und wann eine rote Linie die Durchschnittslogik stoppt.</w:t>
+      </w:r>
+    </w:p>
+    <w:p>
+      <w:r>
+        <w:t>Fallfenster zur Anwendung. Ein Controlling-Team moechte einen Score bilden. Das Skript verlangt, dass Datenqualitaet, Systemgrenzen, Gewichtung, Unsicherheit und Nichtkompensation sichtbar bleiben. Ein Score darf die Diskussion nicht beenden, sondern muss bessere Fragen, Priorisierung und Rueckkopplung ermoeglichen. Bezogen auf Unsicherheit, Ambivalenz und transparente Bewertung heisst das: Die Analyse muss das konkrete Thema ernst nehmen und zugleich den allgemeinen WÖk-Massstab halten. Es geht nicht darum, Akteure moralisch zu sortieren. Es geht darum, Wirkpfade, Wirkungsempfaenger, Datenqualitaet, Risiken und Rueckkopplung so zu beschreiben, dass bessere Entscheidungen moeglich werden.</w:t>
+      </w:r>
+    </w:p>
+    <w:p>
+      <w:r>
+        <w:t>Transfer in Grundstudium Wirkungsökonomie. Quelltext und fachliche Grundlegung verbindet die inhaltliche Deutung mit der spaeteren Praxis. Eine Organisation kann zu Unsicherheit, Ambivalenz und transparente Bewertung sehr ueberzeugend kommunizieren und trotzdem an einen plausiblen Gedanken schon fuer Wirkung zu halten, obwohl Empfaenger, Zustand, Zeitbezug und Quelle fehlen scheitern. Darum muss die V1-Fassung immer auch nach Governance fragen: Wer erhebt Daten, wer bewertet sie, wer traegt die Folgen, wer kann widersprechen und wann wird eine Entscheidung korrigiert? Profile, Zielkonflikte und offene Punkte werden nebeneinander gefuehrt. So wird aus einem Lehrkapitel eine verantwortbare Arbeitsroutine.</w:t>
+      </w:r>
+    </w:p>
+    <w:p>
+      <w:r>
+        <w:t>Grenze gegen Scheingenauigkeit. Gerade bei Einstieg / Wirkungsfrage ist Praezision wichtiger als grosse Begriffe. Eine Wirkungsaussage bleibt schwach, wenn sie nur Aktivitaet, Reichweite, Absicht oder Image beschreibt. Stark wird sie erst, wenn sie die Zustandsveraenderung und ihre Bedingungen offenlegt. In V23 ist deshalb entscheidend, schwere zentrale Schaeden nicht durch beliebige positive Einzelwerte neutralisiert werden duerfen. Die Fehlerlinie verlaeuft nicht zwischen Optimismus und Pessimismus, sondern zwischen offengelegter Unsicherheit und rhetorischer Sicherheit ohne Pruefpfad.</w:t>
+      </w:r>
+    </w:p>
+    <w:p>
+      <w:r>
+        <w:t>Pruefungsnahe Transferfrage. Formuliere zu V23 eine Wirkungsaussage in drei Saetzen: Erstens den beobachteten oder plausiblen Zustand, zweitens die Daten- oder Quellenlage, drittens die offene Unsicherheit samt Rueckkopplung. Die Antwort muss ohne moralische Personenbewertung auskommen und darf Reichweite nicht mit Wirkung verwechseln.</w:t>
+      </w:r>
+    </w:p>
+    <w:p>
+      <w:r>
+        <w:t>Pruefungsnahe Lesart. Aus Video-/Audio-Vorlesung laesst sich eine gute Transferfrage ableiten: Welche Entscheidung waere falsch, wenn dieser Abschnitt missverstanden wird? Fuer Unsicherheit, Ambivalenz und transparente Bewertung lautet die Antwort meist nicht einfach "mehr Wirkung", sondern genauer: bessere Unterscheidung, sauberere Daten, klarere Schutzlinie und rueckgekoppelte Steuerung. Jeder Analyseblock fragt nach der Routine, die nach der Bewertung angepasst wird. Wer das im Fall anwenden kann, hat den Kern der Vorlesung verstanden; wer nur Definitionen wiederholt, bleibt unter dem Anspruch der Akademie.</w:t>
+      </w:r>
+    </w:p>
+    <w:p>
+      <w:r>
+        <w:t>Fallfenster zur Anwendung. Ein Kommunikationsbericht nennt viele Aktivitaeten, Reichweiten und Rueckmeldungen. Die V1-Pruefung fragt, ob daraus eine belastbare Wirkungsaussage folgt. Wenn nur Kontakte, Klicks oder Zustimmung vorliegen, bleibt die Aussage im Bereich Wirkungspotenzial oder Resonanz, nicht im Bereich nachgewiesener Wirkung. Bezogen auf Unsicherheit, Ambivalenz und transparente Bewertung heisst das: Die Analyse muss das konkrete Thema ernst nehmen und zugleich den allgemeinen WÖk-Massstab halten. Es geht nicht darum, Akteure moralisch zu sortieren. Es geht darum, Wirkpfade, Wirkungsempfaenger, Datenqualitaet, Risiken und Rueckkopplung so zu beschreiben, dass bessere Entscheidungen moeglich werden.</w:t>
+      </w:r>
+    </w:p>
+    <w:p>
+      <w:r>
+        <w:t>Governance. Der Abschnitt Transkript (Gerüst) ist in V23 kein Zusatzwissen, sondern ein Pruefstein fuer die Grundfrage des Skripts: Was veraendert sich, bei wem, wodurch und mit welcher Rueckkopplung? Fuer Unsicherheit, Ambivalenz und transparente Bewertung wird daran sichtbar, dass Wirkungsbewertung Verfahren, Rechte, Transparenz und Korrektur braucht. Die fachliche Grenze liegt dort, wo Lernende Bewertung als technokratische Top-down-Setzung verstehen. Die saubere Lesart trennt deshalb Beobachtung, Kausalannahme, Bewertung und Steuerungsfolge. In der Anwendung sollte daraus mindestens eine konkrete Begriff, Wirkpfad, Fallbewertung, rote Linie oder Rueckkopplung abgeleitet werden; sonst bleibt das Wissen erklaerend, aber nicht steuerungsfaehig.</w:t>
+      </w:r>
+    </w:p>
+    <w:p>
+      <w:r>
+        <w:t>Anwendung auf Skript / Folien (Lernseite). In einer Fallanalyse beginnt dieser Punkt nicht mit einer Meinung, sondern mit einer belastbaren Beschreibung. Wer V23 pruefungsnah liest, fragt zuerst nach Wirkungsempfaengern, Wirkraum, Zeitraum und Datenquelle. Erst danach folgt die Bewertung im Referenzrahmen Mensch, Planet, Demokratie, SDGs, Agenda 2030 und SDG+. Pruefungsfragen verbinden Begriff, Anwendung, Evidenz und rote Linie. Der typische Kurzschluss waere, reines Auswendiglernen als Kompetenznachweis behandeln. Genau dagegen setzt die WÖk die Pflicht, Wirkungspotenzial, Wirkungsrisiko und positive Netto-Wirkung begrifflich getrennt zu halten.</w:t>
+      </w:r>
+    </w:p>
+    <w:p>
+      <w:r>
+        <w:t>Evidenzregel. Transferaufgabe darf im Skript nicht als dekorativer Begriff stehen bleiben. Der Abschnitt traegt nur dann, wenn er eine pruefbare Aussage erlaubt: Welche Quelle stuetzt die Annahme, welche Unsicherheit bleibt offen und welche Gegenbeobachtung wuerde die Bewertung veraendern? Fuer Unsicherheit, Ambivalenz und transparente Bewertung heisst das, dass WÖk-Begriffe im Alltag nur tragen, wenn sie in Routinen uebersetzt werden. Die Studierenden sollen nicht lernen, einen Score nachzusprechen. Sie sollen erkennen, wann ein Score klaert, wann er verdeckt und wann eine rote Linie die Durchschnittslogik stoppt.</w:t>
+      </w:r>
+    </w:p>
+    <w:p>
+      <w:r>
+        <w:t>Fallfenster zur Anwendung. Eine Organisation plant eine Massnahme und formuliert dazu eine positive Absicht. In der WÖk reicht das nicht. Fuer diese Vorlesung muss sichtbar werden, welche Zustandsveraenderung erwartet wird, welche Empfaenger direkt oder indirekt betroffen sind, welche Nebenwirkungen entstehen koennen und welche Entscheidung spaeter korrigiert wird. Bezogen auf Unsicherheit, Ambivalenz und transparente Bewertung heisst das: Die Analyse muss das konkrete Thema ernst nehmen und zugleich den allgemeinen WÖk-Massstab halten. Es geht nicht darum, Akteure moralisch zu sortieren. Es geht darum, Wirkpfade, Wirkungsempfaenger, Datenqualitaet, Risiken und Rueckkopplung so zu beschreiben, dass bessere Entscheidungen moeglich werden.</w:t>
+      </w:r>
+    </w:p>
+    <w:p>
+      <w:r>
+        <w:t>Transfer in Grundstudium Wirkungsökonomie. Praxisbeispiel verbindet die inhaltliche Deutung mit der spaeteren Praxis. Eine Organisation kann zu Unsicherheit, Ambivalenz und transparente Bewertung sehr ueberzeugend kommunizieren und trotzdem an einen plausiblen Gedanken schon fuer Wirkung zu halten, obwohl Empfaenger, Zustand, Zeitbezug und Quelle fehlen scheitern. Darum muss die V1-Fassung immer auch nach Governance fragen: Wer erhebt Daten, wer bewertet sie, wer traegt die Folgen, wer kann widersprechen und wann wird eine Entscheidung korrigiert? Gute Kommunikation unterscheidet Befund, Annahme und normative Bewertung. So wird aus einem Lehrkapitel eine verantwortbare Arbeitsroutine.</w:t>
+      </w:r>
+    </w:p>
+    <w:p>
+      <w:r>
+        <w:t>Pruefungsnahe Transferfrage. Formuliere zu V23 eine Wirkungsaussage in drei Saetzen: Erstens den beobachteten oder plausiblen Zustand, zweitens die Daten- oder Quellenlage, drittens die offene Unsicherheit samt Rueckkopplung. Die Antwort muss ohne moralische Personenbewertung auskommen und darf Reichweite nicht mit Wirkung verwechseln.</w:t>
+      </w:r>
+    </w:p>
+    <w:p>
+      <w:r>
+        <w:t>Grenze gegen Scheingenauigkeit. Gerade bei Wirkungsökonomische Vertiefung ist Praezision wichtiger als grosse Begriffe. Eine Wirkungsaussage bleibt schwach, wenn sie nur Aktivitaet, Reichweite, Absicht oder Image beschreibt. Stark wird sie erst, wenn sie die Zustandsveraenderung und ihre Bedingungen offenlegt. In V23 ist deshalb entscheidend, jede Wirkungsaussage eine Grenze zieht und diese Grenze begruenden muss. Die Fehlerlinie verlaeuft nicht zwischen Optimismus und Pessimismus, sondern zwischen offengelegter Unsicherheit und rhetorischer Sicherheit ohne Pruefpfad.</w:t>
+      </w:r>
+    </w:p>
+    <w:p>
+      <w:r>
+        <w:t>Pruefungsnahe Lesart. Aus Prüfungsrelevanz laesst sich eine gute Transferfrage ableiten: Welche Entscheidung waere falsch, wenn dieser Abschnitt missverstanden wird? Fuer Unsicherheit, Ambivalenz und transparente Bewertung lautet die Antwort meist nicht einfach "mehr Wirkung", sondern genauer: bessere Unterscheidung, sauberere Daten, klarere Schutzlinie und rueckgekoppelte Steuerung. Szenarien pruefen Sofortwirkung, Folgewirkung und Reversibilitaet getrennt. Wer das im Fall anwenden kann, hat den Kern der Vorlesung verstanden; wer nur Definitionen wiederholt, bleibt unter dem Anspruch der Akademie.</w:t>
+      </w:r>
+    </w:p>
+    <w:p>
+      <w:r>
+        <w:t>Fallfenster zur Anwendung. Eine Fuehrungsentscheidung erzeugt zugleich Nutzen und Risiken. Die WÖk behandelt Ambivalenz nicht als Stoerung, sondern als Kern der Analyse. Positive Netto-Wirkung darf erst behauptet werden, wenn zentrale negative Wirkungen getrennt geprueft und rote Linien gewahrt sind. Bezogen auf Unsicherheit, Ambivalenz und transparente Bewertung heisst das: Die Analyse muss das konkrete Thema ernst nehmen und zugleich den allgemeinen WÖk-Massstab halten. Es geht nicht darum, Akteure moralisch zu sortieren. Es geht darum, Wirkpfade, Wirkungsempfaenger, Datenqualitaet, Risiken und Rueckkopplung so zu beschreiben, dass bessere Entscheidungen moeglich werden.</w:t>
+      </w:r>
+    </w:p>
+    <w:p>
+      <w:r>
+        <w:t>Betroffenenperspektive. Der Abschnitt Lernziele ist in V23 kein Zusatzwissen, sondern ein Pruefstein fuer die Grundfrage des Skripts: Was veraendert sich, bei wem, wodurch und mit welcher Rueckkopplung? Fuer Unsicherheit, Ambivalenz und transparente Bewertung wird daran sichtbar, dass Wirkung nicht am Sender, sondern an veraenderten Zustanden der Empfaenger geprueft wird. Die fachliche Grenze liegt dort, wo Lernende interne Erfolgskennzahlen mit gesellschaftlicher Wirkung verwechseln. Die saubere Lesart trennt deshalb Beobachtung, Kausalannahme, Bewertung und Steuerungsfolge. In der Anwendung sollte daraus mindestens eine konkrete Begriff, Wirkpfad, Fallbewertung, rote Linie oder Rueckkopplung abgeleitet werden; sonst bleibt das Wissen erklaerend, aber nicht steuerungsfaehig.</w:t>
+      </w:r>
+    </w:p>
+    <w:p>
+      <w:r>
+        <w:t>Anwendung auf Einleitung / Wirkungsfrage. In einer Fallanalyse beginnt dieser Punkt nicht mit einer Meinung, sondern mit einer belastbaren Beschreibung. Wer V23 pruefungsnah liest, fragt zuerst nach Wirkungsempfaengern, Wirkraum, Zeitraum und Datenquelle. Erst danach folgt die Bewertung im Referenzrahmen Mensch, Planet, Demokratie, SDGs, Agenda 2030 und SDG+. Jede Schlussfolgerung endet mit Entscheidung, Verantwortlichkeit und Termin fuer Rueckpruefung. Der typische Kurzschluss waere, Befunde sammeln, ohne Ressourcen oder Regeln zu veraendern. Genau dagegen setzt die WÖk die Pflicht, Wirkungspotenzial, Wirkungsrisiko und positive Netto-Wirkung begrifflich getrennt zu halten.</w:t>
+      </w:r>
+    </w:p>
+    <w:p>
+      <w:r>
+        <w:t>Evidenzregel. Kernaussage darf im Skript nicht als dekorativer Begriff stehen bleiben. Der Abschnitt traegt nur dann, wenn er eine pruefbare Aussage erlaubt: Welche Quelle stuetzt die Annahme, welche Unsicherheit bleibt offen und welche Gegenbeobachtung wuerde die Bewertung veraendern? Fuer Unsicherheit, Ambivalenz und transparente Bewertung heisst das, dass WÖk-Aussagen mit bestehenden Begriffen, Studien, Standards und Rechtsrahmen in Beziehung stehen muessen. Die Studierenden sollen nicht lernen, einen Score nachzusprechen. Sie sollen erkennen, wann ein Score klaert, wann er verdeckt und wann eine rote Linie die Durchschnittslogik stoppt.</w:t>
+      </w:r>
+    </w:p>
+    <w:p>
+      <w:r>
+        <w:t>Fallfenster zur Anwendung. Ein Controlling-Team moechte einen Score bilden. Das Skript verlangt, dass Datenqualitaet, Systemgrenzen, Gewichtung, Unsicherheit und Nichtkompensation sichtbar bleiben. Ein Score darf die Diskussion nicht beenden, sondern muss bessere Fragen, Priorisierung und Rueckkopplung ermoeglichen. Bezogen auf Unsicherheit, Ambivalenz und transparente Bewertung heisst das: Die Analyse muss das konkrete Thema ernst nehmen und zugleich den allgemeinen WÖk-Massstab halten. Es geht nicht darum, Akteure moralisch zu sortieren. Es geht darum, Wirkpfade, Wirkungsempfaenger, Datenqualitaet, Risiken und Rueckkopplung so zu beschreiben, dass bessere Entscheidungen moeglich werden.</w:t>
+      </w:r>
+    </w:p>
+    <w:p>
+      <w:r>
+        <w:t>Pruefungsnahe Transferfrage. Formuliere zu V23 eine Wirkungsaussage in drei Saetzen: Erstens den beobachteten oder plausiblen Zustand, zweitens die Daten- oder Quellenlage, drittens die offene Unsicherheit samt Rueckkopplung. Die Antwort muss ohne moralische Personenbewertung auskommen und darf Reichweite nicht mit Wirkung verwechseln.</w:t>
+      </w:r>
+    </w:p>
+    <w:p>
+      <w:r>
+        <w:t>Transfer in Grundstudium Wirkungsökonomie. Quelltext und fachliche Grundlegung verbindet die inhaltliche Deutung mit der spaeteren Praxis. Eine Organisation kann zu Unsicherheit, Ambivalenz und transparente Bewertung sehr ueberzeugend kommunizieren und trotzdem an einen plausiblen Gedanken schon fuer Wirkung zu halten, obwohl Empfaenger, Zustand, Zeitbezug und Quelle fehlen scheitern. Darum muss die V1-Fassung immer auch nach Governance fragen: Wer erhebt Daten, wer bewertet sie, wer traegt die Folgen, wer kann widersprechen und wann wird eine Entscheidung korrigiert? Die Analyse markiert Stoppsignale vor jeder Portfolio- oder Score-Debatte. So wird aus einem Lehrkapitel eine verantwortbare Arbeitsroutine.</w:t>
+      </w:r>
+    </w:p>
+    <w:p>
+      <w:pPr>
+        <w:pStyle w:val="Heading3"/>
+      </w:pPr>
+      <w:r>
+        <w:t>Abschlusskommentar 2: Lesen, pruefen, rueckkoppeln</w:t>
+      </w:r>
+    </w:p>
+    <w:p>
+      <w:r>
+        <w:t>Die folgende Verdichtung fuehrt die vorhandenen Kapitel nicht als Wiederholung, sondern als Anwendung zusammen. Wirkungskompetenz entsteht, wenn dieselbe begriffliche Strenge in Fallanalyse, Datenarbeit, Kommunikation, Governance und Entscheidungspraxis wiedererkannt wird.</w:t>
+      </w:r>
+    </w:p>
+    <w:p>
+      <w:r>
+        <w:t>Grenze gegen Scheingenauigkeit. Gerade bei Einstieg / Wirkungsfrage ist Praezision wichtiger als grosse Begriffe. Eine Wirkungsaussage bleibt schwach, wenn sie nur Aktivitaet, Reichweite, Absicht oder Image beschreibt. Stark wird sie erst, wenn sie die Zustandsveraenderung und ihre Bedingungen offenlegt. In V23 ist deshalb entscheidend, praezise Sprache die erste Sicherung gegen Impact-Washing bildet. Die Fehlerlinie verlaeuft nicht zwischen Optimismus und Pessimismus, sondern zwischen offengelegter Unsicherheit und rhetorischer Sicherheit ohne Pruefpfad.</w:t>
+      </w:r>
+    </w:p>
+    <w:p>
+      <w:r>
+        <w:t>Pruefungsnahe Lesart. Aus Video-/Audio-Vorlesung laesst sich eine gute Transferfrage ableiten: Welche Entscheidung waere falsch, wenn dieser Abschnitt missverstanden wird? Fuer Unsicherheit, Ambivalenz und transparente Bewertung lautet die Antwort meist nicht einfach "mehr Wirkung", sondern genauer: bessere Unterscheidung, sauberere Daten, klarere Schutzlinie und rueckgekoppelte Steuerung. Mindestens ein direkter und ein indirekter Wirkpfad muessen nachvollziehbar sein. Wer das im Fall anwenden kann, hat den Kern der Vorlesung verstanden; wer nur Definitionen wiederholt, bleibt unter dem Anspruch der Akademie.</w:t>
+      </w:r>
+    </w:p>
+    <w:p>
+      <w:r>
+        <w:t>Fallfenster zur Anwendung. Ein Kommunikationsbericht nennt viele Aktivitaeten, Reichweiten und Rueckmeldungen. Die V1-Pruefung fragt, ob daraus eine belastbare Wirkungsaussage folgt. Wenn nur Kontakte, Klicks oder Zustimmung vorliegen, bleibt die Aussage im Bereich Wirkungspotenzial oder Resonanz, nicht im Bereich nachgewiesener Wirkung. Bezogen auf Unsicherheit, Ambivalenz und transparente Bewertung heisst das: Die Analyse muss das konkrete Thema ernst nehmen und zugleich den allgemeinen WÖk-Massstab halten. Es geht nicht darum, Akteure moralisch zu sortieren. Es geht darum, Wirkpfade, Wirkungsempfaenger, Datenqualitaet, Risiken und Rueckkopplung so zu beschreiben, dass bessere Entscheidungen moeglich werden.</w:t>
+      </w:r>
+    </w:p>
+    <w:p>
+      <w:r>
+        <w:t>Daten- und Quellenklarheit. Der Abschnitt Transkript (Gerüst) ist in V23 kein Zusatzwissen, sondern ein Pruefstein fuer die Grundfrage des Skripts: Was veraendert sich, bei wem, wodurch und mit welcher Rueckkopplung? Fuer Unsicherheit, Ambivalenz und transparente Bewertung wird daran sichtbar, dass jede Bewertung nur so belastbar ist wie Datenlage, Quellenstatus, Aktualitaet und Systemgrenze. Die fachliche Grenze liegt dort, wo Lernende eine Zahl ohne Einheit, Zeitraum oder Erhebungslogik als Beweis nutzen. Die saubere Lesart trennt deshalb Beobachtung, Kausalannahme, Bewertung und Steuerungsfolge. In der Anwendung sollte daraus mindestens eine konkrete Begriff, Wirkpfad, Fallbewertung, rote Linie oder Rueckkopplung abgeleitet werden; sonst bleibt das Wissen erklaerend, aber nicht steuerungsfaehig.</w:t>
+      </w:r>
+    </w:p>
+    <w:p>
+      <w:r>
+        <w:t>Anwendung auf Skript / Folien (Lernseite). In einer Fallanalyse beginnt dieser Punkt nicht mit einer Meinung, sondern mit einer belastbaren Beschreibung. Wer V23 pruefungsnah liest, fragt zuerst nach Wirkungsempfaengern, Wirkraum, Zeitraum und Datenquelle. Erst danach folgt die Bewertung im Referenzrahmen Mensch, Planet, Demokratie, SDGs, Agenda 2030 und SDG+. Profile, Zielkonflikte und offene Punkte werden nebeneinander gefuehrt. Der typische Kurzschluss waere, ambivalente Befunde glaetten, damit eine eindeutige Botschaft entsteht. Genau dagegen setzt die WÖk die Pflicht, Wirkungspotenzial, Wirkungsrisiko und positive Netto-Wirkung begrifflich getrennt zu halten.</w:t>
+      </w:r>
+    </w:p>
+    <w:p>
+      <w:r>
+        <w:t>Pruefungsnahe Transferfrage. Formuliere zu V23 eine Wirkungsaussage in drei Saetzen: Erstens den beobachteten oder plausiblen Zustand, zweitens die Daten- oder Quellenlage, drittens die offene Unsicherheit samt Rueckkopplung. Die Antwort muss ohne moralische Personenbewertung auskommen und darf Reichweite nicht mit Wirkung verwechseln.</w:t>
+      </w:r>
+    </w:p>
+    <w:p>
+      <w:r>
+        <w:t>Evidenzregel. Transferaufgabe darf im Skript nicht als dekorativer Begriff stehen bleiben. Der Abschnitt traegt nur dann, wenn er eine pruefbare Aussage erlaubt: Welche Quelle stuetzt die Annahme, welche Unsicherheit bleibt offen und welche Gegenbeobachtung wuerde die Bewertung veraendern? Fuer Unsicherheit, Ambivalenz und transparente Bewertung heisst das, dass schwere zentrale Schaeden nicht durch beliebige positive Einzelwerte neutralisiert werden duerfen. Die Studierenden sollen nicht lernen, einen Score nachzusprechen. Sie sollen erkennen, wann ein Score klaert, wann er verdeckt und wann eine rote Linie die Durchschnittslogik stoppt.</w:t>
+      </w:r>
+    </w:p>
+    <w:p>
+      <w:r>
+        <w:t>Fallfenster zur Anwendung. Eine Organisation plant eine Massnahme und formuliert dazu eine positive Absicht. In der WÖk reicht das nicht. Fuer diese Vorlesung muss sichtbar werden, welche Zustandsveraenderung erwartet wird, welche Empfaenger direkt oder indirekt betroffen sind, welche Nebenwirkungen entstehen koennen und welche Entscheidung spaeter korrigiert wird. Bezogen auf Unsicherheit, Ambivalenz und transparente Bewertung heisst das: Die Analyse muss das konkrete Thema ernst nehmen und zugleich den allgemeinen WÖk-Massstab halten. Es geht nicht darum, Akteure moralisch zu sortieren. Es geht darum, Wirkpfade, Wirkungsempfaenger, Datenqualitaet, Risiken und Rueckkopplung so zu beschreiben, dass bessere Entscheidungen moeglich werden.</w:t>
+      </w:r>
+    </w:p>
+    <w:p>
+      <w:r>
+        <w:t>Transfer in Grundstudium Wirkungsökonomie. Praxisbeispiel verbindet die inhaltliche Deutung mit der spaeteren Praxis. Eine Organisation kann zu Unsicherheit, Ambivalenz und transparente Bewertung sehr ueberzeugend kommunizieren und trotzdem an einen plausiblen Gedanken schon fuer Wirkung zu halten, obwohl Empfaenger, Zustand, Zeitbezug und Quelle fehlen scheitern. Darum muss die V1-Fassung immer auch nach Governance fragen: Wer erhebt Daten, wer bewertet sie, wer traegt die Folgen, wer kann widersprechen und wann wird eine Entscheidung korrigiert? Jeder Analyseblock fragt nach der Routine, die nach der Bewertung angepasst wird. So wird aus einem Lehrkapitel eine verantwortbare Arbeitsroutine.</w:t>
+      </w:r>
+    </w:p>
+    <w:p>
+      <w:r>
+        <w:t>Grenze gegen Scheingenauigkeit. Gerade bei Wirkungsökonomische Vertiefung ist Praezision wichtiger als grosse Begriffe. Eine Wirkungsaussage bleibt schwach, wenn sie nur Aktivitaet, Reichweite, Absicht oder Image beschreibt. Stark wird sie erst, wenn sie die Zustandsveraenderung und ihre Bedingungen offenlegt. In V23 ist deshalb entscheidend, Wirkungsbewertung Verfahren, Rechte, Transparenz und Korrektur braucht. Die Fehlerlinie verlaeuft nicht zwischen Optimismus und Pessimismus, sondern zwischen offengelegter Unsicherheit und rhetorischer Sicherheit ohne Pruefpfad.</w:t>
+      </w:r>
+    </w:p>
+    <w:p>
+      <w:r>
+        <w:t>Pruefungsnahe Lesart. Aus Prüfungsrelevanz laesst sich eine gute Transferfrage ableiten: Welche Entscheidung waere falsch, wenn dieser Abschnitt missverstanden wird? Fuer Unsicherheit, Ambivalenz und transparente Bewertung lautet die Antwort meist nicht einfach "mehr Wirkung", sondern genauer: bessere Unterscheidung, sauberere Daten, klarere Schutzlinie und rueckgekoppelte Steuerung. Pruefungsfragen verbinden Begriff, Anwendung, Evidenz und rote Linie. Wer das im Fall anwenden kann, hat den Kern der Vorlesung verstanden; wer nur Definitionen wiederholt, bleibt unter dem Anspruch der Akademie.</w:t>
+      </w:r>
+    </w:p>
+    <w:p>
+      <w:r>
+        <w:t>Fallfenster zur Anwendung. Eine Fuehrungsentscheidung erzeugt zugleich Nutzen und Risiken. Die WÖk behandelt Ambivalenz nicht als Stoerung, sondern als Kern der Analyse. Positive Netto-Wirkung darf erst behauptet werden, wenn zentrale negative Wirkungen getrennt geprueft und rote Linien gewahrt sind. Bezogen auf Unsicherheit, Ambivalenz und transparente Bewertung heisst das: Die Analyse muss das konkrete Thema ernst nehmen und zugleich den allgemeinen WÖk-Massstab halten. Es geht nicht darum, Akteure moralisch zu sortieren. Es geht darum, Wirkpfade, Wirkungsempfaenger, Datenqualitaet, Risiken und Rueckkopplung so zu beschreiben, dass bessere Entscheidungen moeglich werden.</w:t>
+      </w:r>
+    </w:p>
+    <w:p>
+      <w:r>
+        <w:t>Organisationale Umsetzung. Der Abschnitt Lernziele ist in V23 kein Zusatzwissen, sondern ein Pruefstein fuer die Grundfrage des Skripts: Was veraendert sich, bei wem, wodurch und mit welcher Rueckkopplung? Fuer Unsicherheit, Ambivalenz und transparente Bewertung wird daran sichtbar, dass WÖk-Begriffe im Alltag nur tragen, wenn sie in Routinen uebersetzt werden. Die fachliche Grenze liegt dort, wo Lernende Verantwortung an eine einzelne Nachhaltigkeitsfunktion auslagern. Die saubere Lesart trennt deshalb Beobachtung, Kausalannahme, Bewertung und Steuerungsfolge. In der Anwendung sollte daraus mindestens eine konkrete Begriff, Wirkpfad, Fallbewertung, rote Linie oder Rueckkopplung abgeleitet werden; sonst bleibt das Wissen erklaerend, aber nicht steuerungsfaehig.</w:t>
+      </w:r>
+    </w:p>
+    <w:p>
+      <w:r>
+        <w:t>Pruefungsnahe Transferfrage. Formuliere zu V23 eine Wirkungsaussage in drei Saetzen: Erstens den beobachteten oder plausiblen Zustand, zweitens die Daten- oder Quellenlage, drittens die offene Unsicherheit samt Rueckkopplung. Die Antwort muss ohne moralische Personenbewertung auskommen und darf Reichweite nicht mit Wirkung verwechseln.</w:t>
+      </w:r>
+    </w:p>
+    <w:p>
+      <w:r>
+        <w:t>Anwendung auf Einleitung / Wirkungsfrage. In einer Fallanalyse beginnt dieser Punkt nicht mit einer Meinung, sondern mit einer belastbaren Beschreibung. Wer V23 pruefungsnah liest, fragt zuerst nach Wirkungsempfaengern, Wirkraum, Zeitraum und Datenquelle. Erst danach folgt die Bewertung im Referenzrahmen Mensch, Planet, Demokratie, SDGs, Agenda 2030 und SDG+. Gute Kommunikation unterscheidet Befund, Annahme und normative Bewertung. Der typische Kurzschluss waere, Eindeutigkeit behaupten, wo die Datenlage nur Potenzial oder Risiko traegt. Genau dagegen setzt die WÖk die Pflicht, Wirkungspotenzial, Wirkungsrisiko und positive Netto-Wirkung begrifflich getrennt zu halten.</w:t>
+      </w:r>
+    </w:p>
+    <w:p>
+      <w:r>
+        <w:t>Evidenzregel. Kernaussage darf im Skript nicht als dekorativer Begriff stehen bleiben. Der Abschnitt traegt nur dann, wenn er eine pruefbare Aussage erlaubt: Welche Quelle stuetzt die Annahme, welche Unsicherheit bleibt offen und welche Gegenbeobachtung wuerde die Bewertung veraendern? Fuer Unsicherheit, Ambivalenz und transparente Bewertung heisst das, dass jede Wirkungsaussage eine Grenze zieht und diese Grenze begruenden muss. Die Studierenden sollen nicht lernen, einen Score nachzusprechen. Sie sollen erkennen, wann ein Score klaert, wann er verdeckt und wann eine rote Linie die Durchschnittslogik stoppt.</w:t>
+      </w:r>
+    </w:p>
+    <w:p>
+      <w:r>
+        <w:t>Fallfenster zur Anwendung. Ein Controlling-Team moechte einen Score bilden. Das Skript verlangt, dass Datenqualitaet, Systemgrenzen, Gewichtung, Unsicherheit und Nichtkompensation sichtbar bleiben. Ein Score darf die Diskussion nicht beenden, sondern muss bessere Fragen, Priorisierung und Rueckkopplung ermoeglichen. Bezogen auf Unsicherheit, Ambivalenz und transparente Bewertung heisst das: Die Analyse muss das konkrete Thema ernst nehmen und zugleich den allgemeinen WÖk-Massstab halten. Es geht nicht darum, Akteure moralisch zu sortieren. Es geht darum, Wirkpfade, Wirkungsempfaenger, Datenqualitaet, Risiken und Rueckkopplung so zu beschreiben, dass bessere Entscheidungen moeglich werden.</w:t>
+      </w:r>
+    </w:p>
+    <w:p>
+      <w:r>
+        <w:t>Transfer in Grundstudium Wirkungsökonomie. Quelltext und fachliche Grundlegung verbindet die inhaltliche Deutung mit der spaeteren Praxis. Eine Organisation kann zu Unsicherheit, Ambivalenz und transparente Bewertung sehr ueberzeugend kommunizieren und trotzdem an einen plausiblen Gedanken schon fuer Wirkung zu halten, obwohl Empfaenger, Zustand, Zeitbezug und Quelle fehlen scheitern. Darum muss die V1-Fassung immer auch nach Governance fragen: Wer erhebt Daten, wer bewertet sie, wer traegt die Folgen, wer kann widersprechen und wann wird eine Entscheidung korrigiert? Szenarien pruefen Sofortwirkung, Folgewirkung und Reversibilitaet getrennt. So wird aus einem Lehrkapitel eine verantwortbare Arbeitsroutine.</w:t>
+      </w:r>
+    </w:p>
+    <w:p>
+      <w:r>
+        <w:t>Grenze gegen Scheingenauigkeit. Gerade bei Einstieg / Wirkungsfrage ist Praezision wichtiger als grosse Begriffe. Eine Wirkungsaussage bleibt schwach, wenn sie nur Aktivitaet, Reichweite, Absicht oder Image beschreibt. Stark wird sie erst, wenn sie die Zustandsveraenderung und ihre Bedingungen offenlegt. In V23 ist deshalb entscheidend, Wirkung nicht am Sender, sondern an veraenderten Zustanden der Empfaenger geprueft wird. Die Fehlerlinie verlaeuft nicht zwischen Optimismus und Pessimismus, sondern zwischen offengelegter Unsicherheit und rhetorischer Sicherheit ohne Pruefpfad.</w:t>
+      </w:r>
+    </w:p>
+    <w:p>
+      <w:r>
+        <w:t>Pruefungsnahe Lesart. Aus Video-/Audio-Vorlesung laesst sich eine gute Transferfrage ableiten: Welche Entscheidung waere falsch, wenn dieser Abschnitt missverstanden wird? Fuer Unsicherheit, Ambivalenz und transparente Bewertung lautet die Antwort meist nicht einfach "mehr Wirkung", sondern genauer: bessere Unterscheidung, sauberere Daten, klarere Schutzlinie und rueckgekoppelte Steuerung. Jede Schlussfolgerung endet mit Entscheidung, Verantwortlichkeit und Termin fuer Rueckpruefung. Wer das im Fall anwenden kann, hat den Kern der Vorlesung verstanden; wer nur Definitionen wiederholt, bleibt unter dem Anspruch der Akademie.</w:t>
+      </w:r>
+    </w:p>
+    <w:p>
+      <w:r>
+        <w:t>Fallfenster zur Anwendung. Ein Kommunikationsbericht nennt viele Aktivitaeten, Reichweiten und Rueckmeldungen. Die V1-Pruefung fragt, ob daraus eine belastbare Wirkungsaussage folgt. Wenn nur Kontakte, Klicks oder Zustimmung vorliegen, bleibt die Aussage im Bereich Wirkungspotenzial oder Resonanz, nicht im Bereich nachgewiesener Wirkung. Bezogen auf Unsicherheit, Ambivalenz und transparente Bewertung heisst das: Die Analyse muss das konkrete Thema ernst nehmen und zugleich den allgemeinen WÖk-Massstab halten. Es geht nicht darum, Akteure moralisch zu sortieren. Es geht darum, Wirkpfade, Wirkungsempfaenger, Datenqualitaet, Risiken und Rueckkopplung so zu beschreiben, dass bessere Entscheidungen moeglich werden.</w:t>
+      </w:r>
+    </w:p>
+    <w:p>
+      <w:r>
+        <w:t>Pruefungsnahe Transferfrage. Formuliere zu V23 eine Wirkungsaussage in drei Saetzen: Erstens den beobachteten oder plausiblen Zustand, zweitens die Daten- oder Quellenlage, drittens die offene Unsicherheit samt Rueckkopplung. Die Antwort muss ohne moralische Personenbewertung auskommen und darf Reichweite nicht mit Wirkung verwechseln.</w:t>
+      </w:r>
+    </w:p>
+    <w:p>
+      <w:r>
+        <w:t>Wissenschaftliche Anschlussfaehigkeit. Der Abschnitt Transkript (Gerüst) ist in V23 kein Zusatzwissen, sondern ein Pruefstein fuer die Grundfrage des Skripts: Was veraendert sich, bei wem, wodurch und mit welcher Rueckkopplung? Fuer Unsicherheit, Ambivalenz und transparente Bewertung wird daran sichtbar, dass WÖk-Aussagen mit bestehenden Begriffen, Studien, Standards und Rechtsrahmen in Beziehung stehen muessen. Die fachliche Grenze liegt dort, wo Lernende hausinterne Sprache als Ersatz fuer zitierfaehige Begruendung verwenden. Die saubere Lesart trennt deshalb Beobachtung, Kausalannahme, Bewertung und Steuerungsfolge. In der Anwendung sollte daraus mindestens eine konkrete Begriff, Wirkpfad, Fallbewertung, rote Linie oder Rueckkopplung abgeleitet werden; sonst bleibt das Wissen erklaerend, aber nicht steuerungsfaehig.</w:t>
+      </w:r>
+    </w:p>
+    <w:p>
+      <w:r>
+        <w:t>Anwendung auf Skript / Folien (Lernseite). In einer Fallanalyse beginnt dieser Punkt nicht mit einer Meinung, sondern mit einer belastbaren Beschreibung. Wer V23 pruefungsnah liest, fragt zuerst nach Wirkungsempfaengern, Wirkraum, Zeitraum und Datenquelle. Erst danach folgt die Bewertung im Referenzrahmen Mensch, Planet, Demokratie, SDGs, Agenda 2030 und SDG+. Die Analyse markiert Stoppsignale vor jeder Portfolio- oder Score-Debatte. Der typische Kurzschluss waere, ein gutes Teilresultat gegen zentrale Schaeden aufrechnen. Genau dagegen setzt die WÖk die Pflicht, Wirkungspotenzial, Wirkungsrisiko und positive Netto-Wirkung begrifflich getrennt zu halten.</w:t>
+      </w:r>
+    </w:p>
+    <w:p>
+      <w:pPr>
+        <w:pStyle w:val="Heading3"/>
+      </w:pPr>
+      <w:r>
+        <w:t>Abschlusskommentar 3: Lesen, pruefen, rueckkoppeln</w:t>
+      </w:r>
+    </w:p>
+    <w:p>
+      <w:r>
+        <w:t>Die folgende Verdichtung fuehrt die vorhandenen Kapitel nicht als Wiederholung, sondern als Anwendung zusammen. Wirkungskompetenz entsteht, wenn dieselbe begriffliche Strenge in Fallanalyse, Datenarbeit, Kommunikation, Governance und Entscheidungspraxis wiedererkannt wird.</w:t>
+      </w:r>
+    </w:p>
+    <w:p>
+      <w:r>
+        <w:t>Evidenzregel. Transferaufgabe darf im Skript nicht als dekorativer Begriff stehen bleiben. Der Abschnitt traegt nur dann, wenn er eine pruefbare Aussage erlaubt: Welche Quelle stuetzt die Annahme, welche Unsicherheit bleibt offen und welche Gegenbeobachtung wuerde die Bewertung veraendern? Fuer Unsicherheit, Ambivalenz und transparente Bewertung heisst das, dass praezise Sprache die erste Sicherung gegen Impact-Washing bildet. Die Studierenden sollen nicht lernen, einen Score nachzusprechen. Sie sollen erkennen, wann ein Score klaert, wann er verdeckt und wann eine rote Linie die Durchschnittslogik stoppt.</w:t>
+      </w:r>
+    </w:p>
+    <w:p>
+      <w:r>
+        <w:t>Fallfenster zur Anwendung. Eine Organisation plant eine Massnahme und formuliert dazu eine positive Absicht. In der WÖk reicht das nicht. Fuer diese Vorlesung muss sichtbar werden, welche Zustandsveraenderung erwartet wird, welche Empfaenger direkt oder indirekt betroffen sind, welche Nebenwirkungen entstehen koennen und welche Entscheidung spaeter korrigiert wird. Bezogen auf Unsicherheit, Ambivalenz und transparente Bewertung heisst das: Die Analyse muss das konkrete Thema ernst nehmen und zugleich den allgemeinen WÖk-Massstab halten. Es geht nicht darum, Akteure moralisch zu sortieren. Es geht darum, Wirkpfade, Wirkungsempfaenger, Datenqualitaet, Risiken und Rueckkopplung so zu beschreiben, dass bessere Entscheidungen moeglich werden.</w:t>
+      </w:r>
+    </w:p>
+    <w:p>
+      <w:r>
+        <w:t>Transfer in Grundstudium Wirkungsökonomie. Praxisbeispiel verbindet die inhaltliche Deutung mit der spaeteren Praxis. Eine Organisation kann zu Unsicherheit, Ambivalenz und transparente Bewertung sehr ueberzeugend kommunizieren und trotzdem an einen plausiblen Gedanken schon fuer Wirkung zu halten, obwohl Empfaenger, Zustand, Zeitbezug und Quelle fehlen scheitern. Darum muss die V1-Fassung immer auch nach Governance fragen: Wer erhebt Daten, wer bewertet sie, wer traegt die Folgen, wer kann widersprechen und wann wird eine Entscheidung korrigiert? Mindestens ein direkter und ein indirekter Wirkpfad muessen nachvollziehbar sein. So wird aus einem Lehrkapitel eine verantwortbare Arbeitsroutine.</w:t>
+      </w:r>
+    </w:p>
+    <w:p>
+      <w:r>
+        <w:t>Grenze gegen Scheingenauigkeit. Gerade bei Wirkungsökonomische Vertiefung ist Praezision wichtiger als grosse Begriffe. Eine Wirkungsaussage bleibt schwach, wenn sie nur Aktivitaet, Reichweite, Absicht oder Image beschreibt. Stark wird sie erst, wenn sie die Zustandsveraenderung und ihre Bedingungen offenlegt. In V23 ist deshalb entscheidend, jede Bewertung nur so belastbar ist wie Datenlage, Quellenstatus, Aktualitaet und Systemgrenze. Die Fehlerlinie verlaeuft nicht zwischen Optimismus und Pessimismus, sondern zwischen offengelegter Unsicherheit und rhetorischer Sicherheit ohne Pruefpfad.</w:t>
+      </w:r>
+    </w:p>
+    <w:p>
+      <w:r>
+        <w:t>Pruefungsnahe Transferfrage. Formuliere zu V23 eine Wirkungsaussage in drei Saetzen: Erstens den beobachteten oder plausiblen Zustand, zweitens die Daten- oder Quellenlage, drittens die offene Unsicherheit samt Rueckkopplung. Die Antwort muss ohne moralische Personenbewertung auskommen und darf Reichweite nicht mit Wirkung verwechseln.</w:t>
+      </w:r>
+    </w:p>
+    <w:p>
+      <w:r>
+        <w:t>Pruefungsnahe Lesart. Aus Prüfungsrelevanz laesst sich eine gute Transferfrage ableiten: Welche Entscheidung waere falsch, wenn dieser Abschnitt missverstanden wird? Fuer Unsicherheit, Ambivalenz und transparente Bewertung lautet die Antwort meist nicht einfach "mehr Wirkung", sondern genauer: bessere Unterscheidung, sauberere Daten, klarere Schutzlinie und rueckgekoppelte Steuerung. Profile, Zielkonflikte und offene Punkte werden nebeneinander gefuehrt. Wer das im Fall anwenden kann, hat den Kern der Vorlesung verstanden; wer nur Definitionen wiederholt, bleibt unter dem Anspruch der Akademie.</w:t>
+      </w:r>
+    </w:p>
+    <w:p>
+      <w:r>
+        <w:t>Fallfenster zur Anwendung. Eine Fuehrungsentscheidung erzeugt zugleich Nutzen und Risiken. Die WÖk behandelt Ambivalenz nicht als Stoerung, sondern als Kern der Analyse. Positive Netto-Wirkung darf erst behauptet werden, wenn zentrale negative Wirkungen getrennt geprueft und rote Linien gewahrt sind. Bezogen auf Unsicherheit, Ambivalenz und transparente Bewertung heisst das: Die Analyse muss das konkrete Thema ernst nehmen und zugleich den allgemeinen WÖk-Massstab halten. Es geht nicht darum, Akteure moralisch zu sortieren. Es geht darum, Wirkpfade, Wirkungsempfaenger, Datenqualitaet, Risiken und Rueckkopplung so zu beschreiben, dass bessere Entscheidungen moeglich werden.</w:t>
+      </w:r>
+    </w:p>
+    <w:p>
+      <w:r>
+        <w:t>Nichtkompensation. Der Abschnitt Lernziele ist in V23 kein Zusatzwissen, sondern ein Pruefstein fuer die Grundfrage des Skripts: Was veraendert sich, bei wem, wodurch und mit welcher Rueckkopplung? Fuer Unsicherheit, Ambivalenz und transparente Bewertung wird daran sichtbar, dass schwere zentrale Schaeden nicht durch beliebige positive Einzelwerte neutralisiert werden duerfen. Die fachliche Grenze liegt dort, wo Lernende eine Durchschnittslogik als moralische Entlastung verwenden. Die saubere Lesart trennt deshalb Beobachtung, Kausalannahme, Bewertung und Steuerungsfolge. In der Anwendung sollte daraus mindestens eine konkrete Begriff, Wirkpfad, Fallbewertung, rote Linie oder Rueckkopplung abgeleitet werden; sonst bleibt das Wissen erklaerend, aber nicht steuerungsfaehig.</w:t>
+      </w:r>
+    </w:p>
+    <w:p>
+      <w:r>
+        <w:t>Anwendung auf Einleitung / Wirkungsfrage. In einer Fallanalyse beginnt dieser Punkt nicht mit einer Meinung, sondern mit einer belastbaren Beschreibung. Wer V23 pruefungsnah liest, fragt zuerst nach Wirkungsempfaengern, Wirkraum, Zeitraum und Datenquelle. Erst danach folgt die Bewertung im Referenzrahmen Mensch, Planet, Demokratie, SDGs, Agenda 2030 und SDG+. Jeder Analyseblock fragt nach der Routine, die nach der Bewertung angepasst wird. Der typische Kurzschluss waere, Reporting als Abschluss behandeln. Genau dagegen setzt die WÖk die Pflicht, Wirkungspotenzial, Wirkungsrisiko und positive Netto-Wirkung begrifflich getrennt zu halten.</w:t>
+      </w:r>
+    </w:p>
+    <w:p>
+      <w:r>
+        <w:t>Evidenzregel. Kernaussage darf im Skript nicht als dekorativer Begriff stehen bleiben. Der Abschnitt traegt nur dann, wenn er eine pruefbare Aussage erlaubt: Welche Quelle stuetzt die Annahme, welche Unsicherheit bleibt offen und welche Gegenbeobachtung wuerde die Bewertung veraendern? Fuer Unsicherheit, Ambivalenz und transparente Bewertung heisst das, dass Wirkungsbewertung Verfahren, Rechte, Transparenz und Korrektur braucht. Die Studierenden sollen nicht lernen, einen Score nachzusprechen. Sie sollen erkennen, wann ein Score klaert, wann er verdeckt und wann eine rote Linie die Durchschnittslogik stoppt.</w:t>
+      </w:r>
+    </w:p>
+    <w:p>
+      <w:r>
+        <w:t>Fallfenster zur Anwendung. Ein Controlling-Team moechte einen Score bilden. Das Skript verlangt, dass Datenqualitaet, Systemgrenzen, Gewichtung, Unsicherheit und Nichtkompensation sichtbar bleiben. Ein Score darf die Diskussion nicht beenden, sondern muss bessere Fragen, Priorisierung und Rueckkopplung ermoeglichen. Bezogen auf Unsicherheit, Ambivalenz und transparente Bewertung heisst das: Die Analyse muss das konkrete Thema ernst nehmen und zugleich den allgemeinen WÖk-Massstab halten. Es geht nicht darum, Akteure moralisch zu sortieren. Es geht darum, Wirkpfade, Wirkungsempfaenger, Datenqualitaet, Risiken und Rueckkopplung so zu beschreiben, dass bessere Entscheidungen moeglich werden.</w:t>
+      </w:r>
+    </w:p>
+    <w:p>
+      <w:r>
+        <w:t>Transfer in Grundstudium Wirkungsökonomie. Quelltext und fachliche Grundlegung verbindet die inhaltliche Deutung mit der spaeteren Praxis. Eine Organisation kann zu Unsicherheit, Ambivalenz und transparente Bewertung sehr ueberzeugend kommunizieren und trotzdem an einen plausiblen Gedanken schon fuer Wirkung zu halten, obwohl Empfaenger, Zustand, Zeitbezug und Quelle fehlen scheitern. Darum muss die V1-Fassung immer auch nach Governance fragen: Wer erhebt Daten, wer bewertet sie, wer traegt die Folgen, wer kann widersprechen und wann wird eine Entscheidung korrigiert? Pruefungsfragen verbinden Begriff, Anwendung, Evidenz und rote Linie. So wird aus einem Lehrkapitel eine verantwortbare Arbeitsroutine.</w:t>
+      </w:r>
+    </w:p>
+    <w:p>
+      <w:r>
+        <w:t>Pruefungsnahe Transferfrage. Formuliere zu V23 eine Wirkungsaussage in drei Saetzen: Erstens den beobachteten oder plausiblen Zustand, zweitens die Daten- oder Quellenlage, drittens die offene Unsicherheit samt Rueckkopplung. Die Antwort muss ohne moralische Personenbewertung auskommen und darf Reichweite nicht mit Wirkung verwechseln.</w:t>
+      </w:r>
+    </w:p>
+    <w:p>
+      <w:r>
+        <w:t>Grenze gegen Scheingenauigkeit. Gerade bei Einstieg / Wirkungsfrage ist Praezision wichtiger als grosse Begriffe. Eine Wirkungsaussage bleibt schwach, wenn sie nur Aktivitaet, Reichweite, Absicht oder Image beschreibt. Stark wird sie erst, wenn sie die Zustandsveraenderung und ihre Bedingungen offenlegt. In V23 ist deshalb entscheidend, WÖk-Begriffe im Alltag nur tragen, wenn sie in Routinen uebersetzt werden. Die Fehlerlinie verlaeuft nicht zwischen Optimismus und Pessimismus, sondern zwischen offengelegter Unsicherheit und rhetorischer Sicherheit ohne Pruefpfad.</w:t>
+      </w:r>
+    </w:p>
+    <w:p>
+      <w:r>
+        <w:t>Pruefungsnahe Lesart. Aus Video-/Audio-Vorlesung laesst sich eine gute Transferfrage ableiten: Welche Entscheidung waere falsch, wenn dieser Abschnitt missverstanden wird? Fuer Unsicherheit, Ambivalenz und transparente Bewertung lautet die Antwort meist nicht einfach "mehr Wirkung", sondern genauer: bessere Unterscheidung, sauberere Daten, klarere Schutzlinie und rueckgekoppelte Steuerung. Gute Kommunikation unterscheidet Befund, Annahme und normative Bewertung. Wer das im Fall anwenden kann, hat den Kern der Vorlesung verstanden; wer nur Definitionen wiederholt, bleibt unter dem Anspruch der Akademie.</w:t>
+      </w:r>
+    </w:p>
+    <w:p>
+      <w:r>
+        <w:t>Fallfenster zur Anwendung. Ein Kommunikationsbericht nennt viele Aktivitaeten, Reichweiten und Rueckmeldungen. Die V1-Pruefung fragt, ob daraus eine belastbare Wirkungsaussage folgt. Wenn nur Kontakte, Klicks oder Zustimmung vorliegen, bleibt die Aussage im Bereich Wirkungspotenzial oder Resonanz, nicht im Bereich nachgewiesener Wirkung. Bezogen auf Unsicherheit, Ambivalenz und transparente Bewertung heisst das: Die Analyse muss das konkrete Thema ernst nehmen und zugleich den allgemeinen WÖk-Massstab halten. Es geht nicht darum, Akteure moralisch zu sortieren. Es geht darum, Wirkpfade, Wirkungsempfaenger, Datenqualitaet, Risiken und Rueckkopplung so zu beschreiben, dass bessere Entscheidungen moeglich werden.</w:t>
+      </w:r>
+    </w:p>
+    <w:p>
+      <w:pPr>
+        <w:pStyle w:val="Heading3"/>
+      </w:pPr>
+      <w:r>
+        <w:t>V1-Abschlussnotiz</w:t>
+      </w:r>
+    </w:p>
+    <w:p>
+      <w:r>
+        <w:t>Diese Finalisierung schliesst die Codex-Inhaltsproduktion fuer V23. Offen bleibt nicht der fachliche Kern des Skripts, sondern der naechste Produktionsschritt: Claude setzt daraus die CI/CD-konforme Reader- und PDF-Fassung, prueft Satz, Umbrueche, Medienintegration und Lektorat und markiert erst danach die veroeffentlichte Fassung als freigegeben.</w:t>
       </w:r>
     </w:p>
     <w:sectPr>

--- a/docs/studienskripte/word-rohfassungen/woek-g-v23.docx
+++ b/docs/studienskripte/word-rohfassungen/woek-g-v23.docx
@@ -3142,12 +3142,12 @@
     </w:p>
     <w:p>
       <w:r>
-        <w:t>Dieses Skript zu V23 Unsicherheit, Ambivalenz und transparente Bewertung ist als Langformtext angelegt: Es soll nicht nur die Vorlesung begleiten, sondern als eigenstaendiges Studienmaterial funktionieren. Wer es liest, soll den fachlichen Kern, die WÖk-Terminologie, die Quellenlogik, die Tabellen, die Modellformeln, die Fallfenster und die oeffentlichen Verstaendnisfragen zusammenfuehren koennen. Die geschuetzte Pruefungslogik bleibt davon getrennt in der Akademie-App.</w:t>
-      </w:r>
-    </w:p>
-    <w:p>
-      <w:r>
-        <w:t>Fuer den Abschluss ist entscheidend, dass Unsicherheit, Ambivalenz und transparente Bewertung im Feld Grundstudium Wirkungsökonomie nicht als Einzelthema stehen bleibt. Die Vorlesung traegt zur gemeinsamen Architektur bei: begriffliche Grundlegung, Bewertungsrahmen und gesellschaftliche Einordnung. Daraus folgt eine Lesehaltung, die streng und praktisch zugleich ist. Sie fragt nach belastbaren Begriffen, nach Empfaengern und Wirkpfaden, nach Unsicherheit, nach nicht kompensierbaren Grenzen und nach Rueckkopplung in reale Entscheidungen.</w:t>
+        <w:t>Dieses Skript zu V23 Unsicherheit, Ambivalenz und transparente Bewertung ist als Langformtext angelegt. Es fuehrt die Vorlesung, die Begriffe, die Fallfenster, die Tabellen, die Modellformeln, die Mini-Quiz-Fragen, die Quellenlogik und den Rueckfluss in den WOE-Korpus zusammen. Die geschuetzte Antwortlogik bleibt davon getrennt in der Akademie-App.</w:t>
+      </w:r>
+    </w:p>
+    <w:p>
+      <w:r>
+        <w:t>Der Abschluss liest Unsicherheit, Ambivalenz und transparente Bewertung im Feld Grundstudium Wirkungsoekonomie. Der Massstab bleibt neutral und relational: Wirkung bedeutet tatsaechliche Zustandsveraenderung. Wirkungspotenzial beschreibt plausible Moeglichkeit. Wirkungsrisiko beschreibt moegliche negative Veraenderung. Wenn eine Zielgroesse gemeint ist, geht es um positive Netto-Wirkung. Genau diese Trennung entscheidet, ob das Skript fachlich traegt.</w:t>
       </w:r>
     </w:p>
     <w:p>
@@ -3155,7 +3155,7 @@
         <w:pStyle w:val="Heading3"/>
       </w:pPr>
       <w:r>
-        <w:t>Abschlussmatrix fuer die Anwendung</w:t>
+        <w:t>Abschlussmatrix</w:t>
       </w:r>
     </w:p>
     <w:tbl>
@@ -3181,7 +3181,7 @@
               <w:rPr>
                 <w:b/>
               </w:rPr>
-              <w:t>Ebene</w:t>
+              <w:t>Pruefebene</w:t>
             </w:r>
           </w:p>
         </w:tc>
@@ -3209,7 +3209,7 @@
               <w:rPr>
                 <w:b/>
               </w:rPr>
-              <w:t>Qualitaetsgrenze</w:t>
+              <w:t>Grenze</w:t>
             </w:r>
           </w:p>
         </w:tc>
@@ -3233,7 +3233,7 @@
           </w:tcPr>
           <w:p>
             <w:r>
-              <w:t>Wirkung, Wirkungspotenzial und Wirkungsrisiko werden im Kontext der Vorlesung getrennt.</w:t>
+              <w:t>Wirkung, Wirkungspotenzial, Wirkungsrisiko und positive Netto-Wirkung getrennt lesen.</w:t>
             </w:r>
           </w:p>
         </w:tc>
@@ -3244,7 +3244,7 @@
           </w:tcPr>
           <w:p>
             <w:r>
-              <w:t>keine Absicht als Wirkung ausgeben</w:t>
+              <w:t>Keine Absicht als Wirkung ausgeben.</w:t>
             </w:r>
           </w:p>
         </w:tc>
@@ -3268,7 +3268,7 @@
           </w:tcPr>
           <w:p>
             <w:r>
-              <w:t>Ausloeser, Mechanismus, Wirkungsempfaenger, Zustand und Rueckkopplung werden sichtbar.</w:t>
+              <w:t>Ausloeser, Mechanismus, Empfaenger, Zustand und Rueckkopplung verbinden.</w:t>
             </w:r>
           </w:p>
         </w:tc>
@@ -3279,7 +3279,7 @@
           </w:tcPr>
           <w:p>
             <w:r>
-              <w:t>keine lineare Erfolgsgeschichte erfinden</w:t>
+              <w:t>Keine lineare Erfolgsgeschichte erfinden.</w:t>
             </w:r>
           </w:p>
         </w:tc>
@@ -3292,7 +3292,7 @@
           </w:tcPr>
           <w:p>
             <w:r>
-              <w:t>Daten</w:t>
+              <w:t>Evidenz</w:t>
             </w:r>
           </w:p>
         </w:tc>
@@ -3303,7 +3303,7 @@
           </w:tcPr>
           <w:p>
             <w:r>
-              <w:t>Quellen, Datenqualitaet, Unsicherheit und Aktualitaet werden benannt.</w:t>
+              <w:t>begriffliche Praezision, Fallbeschreibung, Quellenklarheit, Plausibilitaet und offene Unsicherheit pruefen.</w:t>
             </w:r>
           </w:p>
         </w:tc>
@@ -3314,7 +3314,7 @@
           </w:tcPr>
           <w:p>
             <w:r>
-              <w:t>keine Scheingenauigkeit erzeugen</w:t>
+              <w:t>Keine Scheingenauigkeit erzeugen.</w:t>
             </w:r>
           </w:p>
         </w:tc>
@@ -3338,7 +3338,7 @@
           </w:tcPr>
           <w:p>
             <w:r>
-              <w:t>SDGs, Agenda 2030, SDG+ und WÖk-Schutzlinien bilden den Referenzrahmen.</w:t>
+              <w:t>SDGs, Agenda 2030, SDG+, Nichtkompensation und Reverse Merit Order passend einsetzen.</w:t>
             </w:r>
           </w:p>
         </w:tc>
@@ -3349,7 +3349,7 @@
           </w:tcPr>
           <w:p>
             <w:r>
-              <w:t>keine Durchschnittslogik gegen rote Linien</w:t>
+              <w:t>Keine Durchschnittslogik gegen rote Linien.</w:t>
             </w:r>
           </w:p>
         </w:tc>
@@ -3373,7 +3373,7 @@
           </w:tcPr>
           <w:p>
             <w:r>
-              <w:t>Die Bewertung fuehrt zu Entscheidung, Budget, Prozess, Kommunikation oder Korrektur.</w:t>
+              <w:t>Ergebnis in Begriff, Fallbewertung, Wirkpfad, rote Linie, Quellenbeurteilung oder Rueckkopplungsregel uebersetzen.</w:t>
             </w:r>
           </w:p>
         </w:tc>
@@ -3384,7 +3384,7 @@
           </w:tcPr>
           <w:p>
             <w:r>
-              <w:t>kein Reporting ohne Rueckkopplung</w:t>
+              <w:t>Kein Reporting ohne Rueckkopplung.</w:t>
             </w:r>
           </w:p>
         </w:tc>
@@ -3396,132 +3396,107 @@
         <w:pStyle w:val="Heading3"/>
       </w:pPr>
       <w:r>
-        <w:t>Abschlusskommentar 1: Lesen, pruefen, rueckkoppeln</w:t>
-      </w:r>
-    </w:p>
-    <w:p>
-      <w:r>
-        <w:t>Die folgende Verdichtung fuehrt die vorhandenen Kapitel nicht als Wiederholung, sondern als Anwendung zusammen. Wirkungskompetenz entsteht, wenn dieselbe begriffliche Strenge in Fallanalyse, Datenarbeit, Kommunikation, Governance und Entscheidungspraxis wiedererkannt wird.</w:t>
-      </w:r>
-    </w:p>
-    <w:p>
-      <w:r>
-        <w:t>Begriffliche Schaerfung. Der Abschnitt Lernziele ist in V23 kein Zusatzwissen, sondern ein Pruefstein fuer die Grundfrage des Skripts: Was veraendert sich, bei wem, wodurch und mit welcher Rueckkopplung? Fuer Unsicherheit, Ambivalenz und transparente Bewertung wird daran sichtbar, dass praezise Sprache die erste Sicherung gegen Impact-Washing bildet. Die fachliche Grenze liegt dort, wo Lernende Output, Reichweite, Absicht und Wirkung in einem Satz vermischen. Die saubere Lesart trennt deshalb Beobachtung, Kausalannahme, Bewertung und Steuerungsfolge. In der Anwendung sollte daraus mindestens eine konkrete Begriff, Wirkpfad, Fallbewertung, rote Linie oder Rueckkopplung abgeleitet werden; sonst bleibt das Wissen erklaerend, aber nicht steuerungsfaehig.</w:t>
-      </w:r>
-    </w:p>
-    <w:p>
-      <w:r>
-        <w:t>Anwendung auf Einleitung / Wirkungsfrage. In einer Fallanalyse beginnt dieser Punkt nicht mit einer Meinung, sondern mit einer belastbaren Beschreibung. Wer V23 pruefungsnah liest, fragt zuerst nach Wirkungsempfaengern, Wirkraum, Zeitraum und Datenquelle. Erst danach folgt die Bewertung im Referenzrahmen Mensch, Planet, Demokratie, SDGs, Agenda 2030 und SDG+. Mindestens ein direkter und ein indirekter Wirkpfad muessen nachvollziehbar sein. Der typische Kurzschluss waere, nur die Massnahme selbst bewerten und indirekte Empfaenger ausblenden. Genau dagegen setzt die WÖk die Pflicht, Wirkungspotenzial, Wirkungsrisiko und positive Netto-Wirkung begrifflich getrennt zu halten.</w:t>
-      </w:r>
-    </w:p>
-    <w:p>
-      <w:r>
-        <w:t>Evidenzregel. Kernaussage darf im Skript nicht als dekorativer Begriff stehen bleiben. Der Abschnitt traegt nur dann, wenn er eine pruefbare Aussage erlaubt: Welche Quelle stuetzt die Annahme, welche Unsicherheit bleibt offen und welche Gegenbeobachtung wuerde die Bewertung veraendern? Fuer Unsicherheit, Ambivalenz und transparente Bewertung heisst das, dass jede Bewertung nur so belastbar ist wie Datenlage, Quellenstatus, Aktualitaet und Systemgrenze. Die Studierenden sollen nicht lernen, einen Score nachzusprechen. Sie sollen erkennen, wann ein Score klaert, wann er verdeckt und wann eine rote Linie die Durchschnittslogik stoppt.</w:t>
-      </w:r>
-    </w:p>
-    <w:p>
-      <w:r>
-        <w:t>Fallfenster zur Anwendung. Ein Controlling-Team moechte einen Score bilden. Das Skript verlangt, dass Datenqualitaet, Systemgrenzen, Gewichtung, Unsicherheit und Nichtkompensation sichtbar bleiben. Ein Score darf die Diskussion nicht beenden, sondern muss bessere Fragen, Priorisierung und Rueckkopplung ermoeglichen. Bezogen auf Unsicherheit, Ambivalenz und transparente Bewertung heisst das: Die Analyse muss das konkrete Thema ernst nehmen und zugleich den allgemeinen WÖk-Massstab halten. Es geht nicht darum, Akteure moralisch zu sortieren. Es geht darum, Wirkpfade, Wirkungsempfaenger, Datenqualitaet, Risiken und Rueckkopplung so zu beschreiben, dass bessere Entscheidungen moeglich werden.</w:t>
-      </w:r>
-    </w:p>
-    <w:p>
-      <w:r>
-        <w:t>Transfer in Grundstudium Wirkungsökonomie. Quelltext und fachliche Grundlegung verbindet die inhaltliche Deutung mit der spaeteren Praxis. Eine Organisation kann zu Unsicherheit, Ambivalenz und transparente Bewertung sehr ueberzeugend kommunizieren und trotzdem an einen plausiblen Gedanken schon fuer Wirkung zu halten, obwohl Empfaenger, Zustand, Zeitbezug und Quelle fehlen scheitern. Darum muss die V1-Fassung immer auch nach Governance fragen: Wer erhebt Daten, wer bewertet sie, wer traegt die Folgen, wer kann widersprechen und wann wird eine Entscheidung korrigiert? Profile, Zielkonflikte und offene Punkte werden nebeneinander gefuehrt. So wird aus einem Lehrkapitel eine verantwortbare Arbeitsroutine.</w:t>
-      </w:r>
-    </w:p>
-    <w:p>
-      <w:r>
-        <w:t>Grenze gegen Scheingenauigkeit. Gerade bei Einstieg / Wirkungsfrage ist Praezision wichtiger als grosse Begriffe. Eine Wirkungsaussage bleibt schwach, wenn sie nur Aktivitaet, Reichweite, Absicht oder Image beschreibt. Stark wird sie erst, wenn sie die Zustandsveraenderung und ihre Bedingungen offenlegt. In V23 ist deshalb entscheidend, schwere zentrale Schaeden nicht durch beliebige positive Einzelwerte neutralisiert werden duerfen. Die Fehlerlinie verlaeuft nicht zwischen Optimismus und Pessimismus, sondern zwischen offengelegter Unsicherheit und rhetorischer Sicherheit ohne Pruefpfad.</w:t>
-      </w:r>
-    </w:p>
-    <w:p>
-      <w:r>
-        <w:t>Pruefungsnahe Transferfrage. Formuliere zu V23 eine Wirkungsaussage in drei Saetzen: Erstens den beobachteten oder plausiblen Zustand, zweitens die Daten- oder Quellenlage, drittens die offene Unsicherheit samt Rueckkopplung. Die Antwort muss ohne moralische Personenbewertung auskommen und darf Reichweite nicht mit Wirkung verwechseln.</w:t>
-      </w:r>
-    </w:p>
-    <w:p>
-      <w:r>
-        <w:t>Pruefungsnahe Lesart. Aus Video-/Audio-Vorlesung laesst sich eine gute Transferfrage ableiten: Welche Entscheidung waere falsch, wenn dieser Abschnitt missverstanden wird? Fuer Unsicherheit, Ambivalenz und transparente Bewertung lautet die Antwort meist nicht einfach "mehr Wirkung", sondern genauer: bessere Unterscheidung, sauberere Daten, klarere Schutzlinie und rueckgekoppelte Steuerung. Jeder Analyseblock fragt nach der Routine, die nach der Bewertung angepasst wird. Wer das im Fall anwenden kann, hat den Kern der Vorlesung verstanden; wer nur Definitionen wiederholt, bleibt unter dem Anspruch der Akademie.</w:t>
-      </w:r>
-    </w:p>
-    <w:p>
-      <w:r>
-        <w:t>Fallfenster zur Anwendung. Ein Kommunikationsbericht nennt viele Aktivitaeten, Reichweiten und Rueckmeldungen. Die V1-Pruefung fragt, ob daraus eine belastbare Wirkungsaussage folgt. Wenn nur Kontakte, Klicks oder Zustimmung vorliegen, bleibt die Aussage im Bereich Wirkungspotenzial oder Resonanz, nicht im Bereich nachgewiesener Wirkung. Bezogen auf Unsicherheit, Ambivalenz und transparente Bewertung heisst das: Die Analyse muss das konkrete Thema ernst nehmen und zugleich den allgemeinen WÖk-Massstab halten. Es geht nicht darum, Akteure moralisch zu sortieren. Es geht darum, Wirkpfade, Wirkungsempfaenger, Datenqualitaet, Risiken und Rueckkopplung so zu beschreiben, dass bessere Entscheidungen moeglich werden.</w:t>
-      </w:r>
-    </w:p>
-    <w:p>
-      <w:r>
-        <w:t>Governance. Der Abschnitt Transkript (Gerüst) ist in V23 kein Zusatzwissen, sondern ein Pruefstein fuer die Grundfrage des Skripts: Was veraendert sich, bei wem, wodurch und mit welcher Rueckkopplung? Fuer Unsicherheit, Ambivalenz und transparente Bewertung wird daran sichtbar, dass Wirkungsbewertung Verfahren, Rechte, Transparenz und Korrektur braucht. Die fachliche Grenze liegt dort, wo Lernende Bewertung als technokratische Top-down-Setzung verstehen. Die saubere Lesart trennt deshalb Beobachtung, Kausalannahme, Bewertung und Steuerungsfolge. In der Anwendung sollte daraus mindestens eine konkrete Begriff, Wirkpfad, Fallbewertung, rote Linie oder Rueckkopplung abgeleitet werden; sonst bleibt das Wissen erklaerend, aber nicht steuerungsfaehig.</w:t>
-      </w:r>
-    </w:p>
-    <w:p>
-      <w:r>
-        <w:t>Anwendung auf Skript / Folien (Lernseite). In einer Fallanalyse beginnt dieser Punkt nicht mit einer Meinung, sondern mit einer belastbaren Beschreibung. Wer V23 pruefungsnah liest, fragt zuerst nach Wirkungsempfaengern, Wirkraum, Zeitraum und Datenquelle. Erst danach folgt die Bewertung im Referenzrahmen Mensch, Planet, Demokratie, SDGs, Agenda 2030 und SDG+. Pruefungsfragen verbinden Begriff, Anwendung, Evidenz und rote Linie. Der typische Kurzschluss waere, reines Auswendiglernen als Kompetenznachweis behandeln. Genau dagegen setzt die WÖk die Pflicht, Wirkungspotenzial, Wirkungsrisiko und positive Netto-Wirkung begrifflich getrennt zu halten.</w:t>
-      </w:r>
-    </w:p>
-    <w:p>
-      <w:r>
-        <w:t>Evidenzregel. Transferaufgabe darf im Skript nicht als dekorativer Begriff stehen bleiben. Der Abschnitt traegt nur dann, wenn er eine pruefbare Aussage erlaubt: Welche Quelle stuetzt die Annahme, welche Unsicherheit bleibt offen und welche Gegenbeobachtung wuerde die Bewertung veraendern? Fuer Unsicherheit, Ambivalenz und transparente Bewertung heisst das, dass WÖk-Begriffe im Alltag nur tragen, wenn sie in Routinen uebersetzt werden. Die Studierenden sollen nicht lernen, einen Score nachzusprechen. Sie sollen erkennen, wann ein Score klaert, wann er verdeckt und wann eine rote Linie die Durchschnittslogik stoppt.</w:t>
-      </w:r>
-    </w:p>
-    <w:p>
-      <w:r>
-        <w:t>Fallfenster zur Anwendung. Eine Organisation plant eine Massnahme und formuliert dazu eine positive Absicht. In der WÖk reicht das nicht. Fuer diese Vorlesung muss sichtbar werden, welche Zustandsveraenderung erwartet wird, welche Empfaenger direkt oder indirekt betroffen sind, welche Nebenwirkungen entstehen koennen und welche Entscheidung spaeter korrigiert wird. Bezogen auf Unsicherheit, Ambivalenz und transparente Bewertung heisst das: Die Analyse muss das konkrete Thema ernst nehmen und zugleich den allgemeinen WÖk-Massstab halten. Es geht nicht darum, Akteure moralisch zu sortieren. Es geht darum, Wirkpfade, Wirkungsempfaenger, Datenqualitaet, Risiken und Rueckkopplung so zu beschreiben, dass bessere Entscheidungen moeglich werden.</w:t>
-      </w:r>
-    </w:p>
-    <w:p>
-      <w:r>
-        <w:t>Transfer in Grundstudium Wirkungsökonomie. Praxisbeispiel verbindet die inhaltliche Deutung mit der spaeteren Praxis. Eine Organisation kann zu Unsicherheit, Ambivalenz und transparente Bewertung sehr ueberzeugend kommunizieren und trotzdem an einen plausiblen Gedanken schon fuer Wirkung zu halten, obwohl Empfaenger, Zustand, Zeitbezug und Quelle fehlen scheitern. Darum muss die V1-Fassung immer auch nach Governance fragen: Wer erhebt Daten, wer bewertet sie, wer traegt die Folgen, wer kann widersprechen und wann wird eine Entscheidung korrigiert? Gute Kommunikation unterscheidet Befund, Annahme und normative Bewertung. So wird aus einem Lehrkapitel eine verantwortbare Arbeitsroutine.</w:t>
-      </w:r>
-    </w:p>
-    <w:p>
-      <w:r>
-        <w:t>Pruefungsnahe Transferfrage. Formuliere zu V23 eine Wirkungsaussage in drei Saetzen: Erstens den beobachteten oder plausiblen Zustand, zweitens die Daten- oder Quellenlage, drittens die offene Unsicherheit samt Rueckkopplung. Die Antwort muss ohne moralische Personenbewertung auskommen und darf Reichweite nicht mit Wirkung verwechseln.</w:t>
-      </w:r>
-    </w:p>
-    <w:p>
-      <w:r>
-        <w:t>Grenze gegen Scheingenauigkeit. Gerade bei Wirkungsökonomische Vertiefung ist Praezision wichtiger als grosse Begriffe. Eine Wirkungsaussage bleibt schwach, wenn sie nur Aktivitaet, Reichweite, Absicht oder Image beschreibt. Stark wird sie erst, wenn sie die Zustandsveraenderung und ihre Bedingungen offenlegt. In V23 ist deshalb entscheidend, jede Wirkungsaussage eine Grenze zieht und diese Grenze begruenden muss. Die Fehlerlinie verlaeuft nicht zwischen Optimismus und Pessimismus, sondern zwischen offengelegter Unsicherheit und rhetorischer Sicherheit ohne Pruefpfad.</w:t>
-      </w:r>
-    </w:p>
-    <w:p>
-      <w:r>
-        <w:t>Pruefungsnahe Lesart. Aus Prüfungsrelevanz laesst sich eine gute Transferfrage ableiten: Welche Entscheidung waere falsch, wenn dieser Abschnitt missverstanden wird? Fuer Unsicherheit, Ambivalenz und transparente Bewertung lautet die Antwort meist nicht einfach "mehr Wirkung", sondern genauer: bessere Unterscheidung, sauberere Daten, klarere Schutzlinie und rueckgekoppelte Steuerung. Szenarien pruefen Sofortwirkung, Folgewirkung und Reversibilitaet getrennt. Wer das im Fall anwenden kann, hat den Kern der Vorlesung verstanden; wer nur Definitionen wiederholt, bleibt unter dem Anspruch der Akademie.</w:t>
-      </w:r>
-    </w:p>
-    <w:p>
-      <w:r>
-        <w:t>Fallfenster zur Anwendung. Eine Fuehrungsentscheidung erzeugt zugleich Nutzen und Risiken. Die WÖk behandelt Ambivalenz nicht als Stoerung, sondern als Kern der Analyse. Positive Netto-Wirkung darf erst behauptet werden, wenn zentrale negative Wirkungen getrennt geprueft und rote Linien gewahrt sind. Bezogen auf Unsicherheit, Ambivalenz und transparente Bewertung heisst das: Die Analyse muss das konkrete Thema ernst nehmen und zugleich den allgemeinen WÖk-Massstab halten. Es geht nicht darum, Akteure moralisch zu sortieren. Es geht darum, Wirkpfade, Wirkungsempfaenger, Datenqualitaet, Risiken und Rueckkopplung so zu beschreiben, dass bessere Entscheidungen moeglich werden.</w:t>
-      </w:r>
-    </w:p>
-    <w:p>
-      <w:r>
-        <w:t>Betroffenenperspektive. Der Abschnitt Lernziele ist in V23 kein Zusatzwissen, sondern ein Pruefstein fuer die Grundfrage des Skripts: Was veraendert sich, bei wem, wodurch und mit welcher Rueckkopplung? Fuer Unsicherheit, Ambivalenz und transparente Bewertung wird daran sichtbar, dass Wirkung nicht am Sender, sondern an veraenderten Zustanden der Empfaenger geprueft wird. Die fachliche Grenze liegt dort, wo Lernende interne Erfolgskennzahlen mit gesellschaftlicher Wirkung verwechseln. Die saubere Lesart trennt deshalb Beobachtung, Kausalannahme, Bewertung und Steuerungsfolge. In der Anwendung sollte daraus mindestens eine konkrete Begriff, Wirkpfad, Fallbewertung, rote Linie oder Rueckkopplung abgeleitet werden; sonst bleibt das Wissen erklaerend, aber nicht steuerungsfaehig.</w:t>
-      </w:r>
-    </w:p>
-    <w:p>
-      <w:r>
-        <w:t>Anwendung auf Einleitung / Wirkungsfrage. In einer Fallanalyse beginnt dieser Punkt nicht mit einer Meinung, sondern mit einer belastbaren Beschreibung. Wer V23 pruefungsnah liest, fragt zuerst nach Wirkungsempfaengern, Wirkraum, Zeitraum und Datenquelle. Erst danach folgt die Bewertung im Referenzrahmen Mensch, Planet, Demokratie, SDGs, Agenda 2030 und SDG+. Jede Schlussfolgerung endet mit Entscheidung, Verantwortlichkeit und Termin fuer Rueckpruefung. Der typische Kurzschluss waere, Befunde sammeln, ohne Ressourcen oder Regeln zu veraendern. Genau dagegen setzt die WÖk die Pflicht, Wirkungspotenzial, Wirkungsrisiko und positive Netto-Wirkung begrifflich getrennt zu halten.</w:t>
-      </w:r>
-    </w:p>
-    <w:p>
-      <w:r>
-        <w:t>Evidenzregel. Kernaussage darf im Skript nicht als dekorativer Begriff stehen bleiben. Der Abschnitt traegt nur dann, wenn er eine pruefbare Aussage erlaubt: Welche Quelle stuetzt die Annahme, welche Unsicherheit bleibt offen und welche Gegenbeobachtung wuerde die Bewertung veraendern? Fuer Unsicherheit, Ambivalenz und transparente Bewertung heisst das, dass WÖk-Aussagen mit bestehenden Begriffen, Studien, Standards und Rechtsrahmen in Beziehung stehen muessen. Die Studierenden sollen nicht lernen, einen Score nachzusprechen. Sie sollen erkennen, wann ein Score klaert, wann er verdeckt und wann eine rote Linie die Durchschnittslogik stoppt.</w:t>
-      </w:r>
-    </w:p>
-    <w:p>
-      <w:r>
-        <w:t>Fallfenster zur Anwendung. Ein Controlling-Team moechte einen Score bilden. Das Skript verlangt, dass Datenqualitaet, Systemgrenzen, Gewichtung, Unsicherheit und Nichtkompensation sichtbar bleiben. Ein Score darf die Diskussion nicht beenden, sondern muss bessere Fragen, Priorisierung und Rueckkopplung ermoeglichen. Bezogen auf Unsicherheit, Ambivalenz und transparente Bewertung heisst das: Die Analyse muss das konkrete Thema ernst nehmen und zugleich den allgemeinen WÖk-Massstab halten. Es geht nicht darum, Akteure moralisch zu sortieren. Es geht darum, Wirkpfade, Wirkungsempfaenger, Datenqualitaet, Risiken und Rueckkopplung so zu beschreiben, dass bessere Entscheidungen moeglich werden.</w:t>
-      </w:r>
-    </w:p>
-    <w:p>
-      <w:r>
-        <w:t>Pruefungsnahe Transferfrage. Formuliere zu V23 eine Wirkungsaussage in drei Saetzen: Erstens den beobachteten oder plausiblen Zustand, zweitens die Daten- oder Quellenlage, drittens die offene Unsicherheit samt Rueckkopplung. Die Antwort muss ohne moralische Personenbewertung auskommen und darf Reichweite nicht mit Wirkung verwechseln.</w:t>
-      </w:r>
-    </w:p>
-    <w:p>
-      <w:r>
-        <w:t>Transfer in Grundstudium Wirkungsökonomie. Quelltext und fachliche Grundlegung verbindet die inhaltliche Deutung mit der spaeteren Praxis. Eine Organisation kann zu Unsicherheit, Ambivalenz und transparente Bewertung sehr ueberzeugend kommunizieren und trotzdem an einen plausiblen Gedanken schon fuer Wirkung zu halten, obwohl Empfaenger, Zustand, Zeitbezug und Quelle fehlen scheitern. Darum muss die V1-Fassung immer auch nach Governance fragen: Wer erhebt Daten, wer bewertet sie, wer traegt die Folgen, wer kann widersprechen und wann wird eine Entscheidung korrigiert? Die Analyse markiert Stoppsignale vor jeder Portfolio- oder Score-Debatte. So wird aus einem Lehrkapitel eine verantwortbare Arbeitsroutine.</w:t>
+        <w:t>Schlussvertiefung 1: Unsicherheit, Ambivalenz und transparente Bewertung im Anwendungsfall</w:t>
+      </w:r>
+    </w:p>
+    <w:p>
+      <w:r>
+        <w:t>Die folgenden Abschnitte sind keine neue Pruefungsloesung. Sie verdichten die vorhandenen Kapitel zu einer Lesart, mit der Studierende einen Fall selbststaendig analysieren koennen. Im Mittelpunkt stehen Bewertungsgrenzen, Nichtkompensation, Reverse Merit Order und positive Netto-Wirkung, nicht moralische Personenbewertung.</w:t>
+      </w:r>
+    </w:p>
+    <w:p>
+      <w:r>
+        <w:t>Begriffliche Schlussklaerung. Einleitung / Wirkungsfrage zeigt, warum Unsicherheit, Ambivalenz und transparente Bewertung mehr ist als ein Schlagwort im Feld Bewertungsgrenzen, Nichtkompensation, Reverse Merit Order und positive Netto-Wirkung. Die wirkungsoekonomische Frage lautet: Welche reale Veraenderung wird moeglich, welche bleibt nur Potenzial und wo entsteht ein Wirkungsrisiko? Diese Unterscheidung schuetzt vor Impact-Washing, weil sie Absicht, Aktivitaet, Reichweite und Wirkung auseinanderhaelt.</w:t>
+      </w:r>
+    </w:p>
+    <w:p>
+      <w:r>
+        <w:t>Eine Kommune, ein Unternehmen oder eine Bildungsorganisation will Unsicherheit, Ambivalenz und transparente Bewertung praktisch anwenden. Der erste Schritt ist nicht die Auswahl eines Instruments, sondern die Klaerung der Zustandsveraenderung. Bei Einleitung / Wirkungsfrage muss deshalb benannt werden, wer betroffen ist, welcher Zustand sich veraendert, welche Frist gilt und welche Gegenbeobachtung die Annahme widerlegen wuerde. Erst danach entsteht eine begruendete Entscheidung im Feld Begriff, Fallbewertung, Wirkpfad, rote Linie, Quellenbeurteilung oder Rueckkopplungsregel.</w:t>
+      </w:r>
+    </w:p>
+    <w:p>
+      <w:r>
+        <w:t>Wirkpfad und Empfaenger. In V23 muss Kernaussage immer mit Empfaengern gelesen werden. Wirkung entsteht nicht beim Sender, sondern an veraenderten Zustaenden von Menschen, Oekosystemen, Institutionen, Oeffentlichkeit oder kuenftigen Handlungsspielraeumen. Darum reicht es nicht, interne Aktivitaeten zu dokumentieren. Entscheidend ist, ob sich ein Zustand nachvollziehbar veraendert und ob diese Veraenderung im Referenzrahmen Mensch, Planet, Demokratie, SDGs, Agenda 2030 und SDG+ tragfaehig bewertet werden kann.</w:t>
+      </w:r>
+    </w:p>
+    <w:p>
+      <w:r>
+        <w:t>Ein Bericht behauptet, die Massnahme zu Unsicherheit, Ambivalenz und transparente Bewertung sei erfolgreich. Die WOE-Lesart fragt bei Kernaussage nach belastbaren Nachweisen: begriffliche Praezision, Fallbeschreibung, Quellenklarheit, Plausibilitaet und offene Unsicherheit. Wenn diese Nachweise fehlen, bleibt die Aussage Wirkungspotenzial oder Kommunikationsbehauptung. Sie kann wichtig sein, aber sie ist noch keine belegte Wirkung.</w:t>
+      </w:r>
+    </w:p>
+    <w:p>
+      <w:r>
+        <w:t>Daten, Quellen und Evidenz. Wissenschaftliche Anschlussfaehigkeit entsteht hier durch Quellenklarheit. Bei Quelltext und fachliche Grundlegung werden interne WOE-Begriffe nicht als Ersatz fuer Belege benutzt, sondern mit WOE-Bewertungslogik, SDG+, rote Linien, NWI/T-SROI-Abgrenzung und Schutzgueter verbunden. Wo die Datenlage offen bleibt, wird das offengelegt. Wo eine Aussage nur plausibel ist, bleibt sie als Wirkungspotenzial markiert. Wo ein Schaden eine rote Linie beruehrt, greift Nichtkompensation vor Durchschnittslogik.</w:t>
+      </w:r>
+    </w:p>
+    <w:p>
+      <w:r>
+        <w:t>In einer kontroversen Entscheidung wirkt Quelltext und fachliche Grundlegung als Pruefpunkt fuer Ambivalenz. Ein Nutzen fuer eine Gruppe kann mit Risiken fuer andere Wirkungsempfaenger einhergehen. Das Skript verlangt deshalb, positive und negative Zustandsveraenderungen getrennt zu fuehren, bevor von positiver Netto-Wirkung gesprochen wird.</w:t>
+      </w:r>
+    </w:p>
+    <w:p>
+      <w:r>
+        <w:t>Bewertung und rote Linien. In Grundstudium Wirkungsoekonomie wird Einstieg / Wirkungsfrage erst steuerungsfaehig, wenn daraus eine Entscheidung folgt. Die Grundbegriffe muessen in spaeteren Modulen wiedererkennbar bleiben. Ohne diese Rueckkopplung bleibt Reporting eine Beschreibung. Mit Rueckkopplung wird aus Bewertung eine veraenderte Routine: ein anderer Prozess, ein geaenderter Anreiz, eine bessere Datenpflicht, eine korrigierte Kommunikation oder eine neue Priorisierung.</w:t>
+      </w:r>
+    </w:p>
+    <w:p>
+      <w:r>
+        <w:t>Die typische Fehlstelle bei Unsicherheit, Ambivalenz und transparente Bewertung liegt darin, schwere Schaeden mit bequemen Pluspunkten zu verrechnen. Bei Einstieg / Wirkungsfrage wird diese Fehlstelle konkret: Ein scheinbar plausibler Befund darf nicht zur Abkuerzung werden. Quellen, Systemgrenzen, Unsicherheit und Rueckkopplung bleiben sichtbar.</w:t>
+      </w:r>
+    </w:p>
+    <w:p>
+      <w:r>
+        <w:t>Kontrollfrage. Welche Entscheidung waere falsch, wenn Einstieg / Wirkungsfrage in V23 missverstanden wird? Die Antwort muss mindestens eine Daten- oder Quellenannahme, eine betroffene Gruppe oder Schutzdimension, eine moegliche Nebenwirkung und einen Rueckkopplungsschritt nennen. Richtig ist nicht die lauteste Bewertung, sondern diejenige, die Begriff, Beleg und Steuerungsfolge zusammenhaelt.</w:t>
+      </w:r>
+    </w:p>
+    <w:p>
+      <w:r>
+        <w:t>Steuerung und Rueckkopplung. Die Grenze gegen Scheingenauigkeit verlaeuft bei Skript / Folien (Lernseite) nicht zwischen Optimismus und Pessimismus. Sie verlaeuft zwischen offengelegter Unsicherheit und rhetorischer Sicherheit. Wer Unsicherheit, Ambivalenz und transparente Bewertung belastbar anwenden will, benennt Systemgrenze, Zeitraum, Vergleichspunkt und offene Gegenhypothese. Gerade dadurch bleibt das Skript anschlussfaehig fuer Forschung, Praxis und spaetere Revision.</w:t>
+      </w:r>
+    </w:p>
+    <w:p>
+      <w:r>
+        <w:t>Fuer die Pruefung ist Skript / Folien (Lernseite) dann verstanden, wenn daraus eine belastbare Fallantwort entsteht. Eine gute Antwort unterscheidet Beobachtung, Kausalannahme, Bewertung und Steuerungsfolge. Sie bewertet keine Menschen, sondern Wirkpfade, Zustandsveraenderungen, Risiken und institutionelle Bedingungen.</w:t>
+      </w:r>
+    </w:p>
+    <w:p>
+      <w:r>
+        <w:t>Pruefungsnahe Anwendung. Transferaufgabe zeigt, warum Unsicherheit, Ambivalenz und transparente Bewertung mehr ist als ein Schlagwort im Feld Bewertungsgrenzen, Nichtkompensation, Reverse Merit Order und positive Netto-Wirkung. Die wirkungsoekonomische Frage lautet: Welche reale Veraenderung wird moeglich, welche bleibt nur Potenzial und wo entsteht ein Wirkungsrisiko? Diese Unterscheidung schuetzt vor Impact-Washing, weil sie Absicht, Aktivitaet, Reichweite und Wirkung auseinanderhaelt.</w:t>
+      </w:r>
+    </w:p>
+    <w:p>
+      <w:r>
+        <w:t>Eine Kommune, ein Unternehmen oder eine Bildungsorganisation will Unsicherheit, Ambivalenz und transparente Bewertung praktisch anwenden. Der erste Schritt ist nicht die Auswahl eines Instruments, sondern die Klaerung der Zustandsveraenderung. Bei Transferaufgabe muss deshalb benannt werden, wer betroffen ist, welcher Zustand sich veraendert, welche Frist gilt und welche Gegenbeobachtung die Annahme widerlegen wuerde. Erst danach entsteht eine begruendete Entscheidung im Feld Begriff, Fallbewertung, Wirkpfad, rote Linie, Quellenbeurteilung oder Rueckkopplungsregel.</w:t>
+      </w:r>
+    </w:p>
+    <w:p>
+      <w:r>
+        <w:t>Rueckfluss. Fuer den WOE-Korpus bedeutet das: Begriffe aus Unsicherheit, Ambivalenz und transparente Bewertung sollten dort geschaerft werden, wo sie in Glossar, Werkzeugen, Journal oder Readern doppeldeutig bleiben. Offene Forschungsfragen werden nicht versteckt. Sie markieren die Stelle, an der spaetere Evidenz, ein besserer Datensatz oder eine praezisere Fallstudie die Bewertung veraendern kann.</w:t>
+      </w:r>
+    </w:p>
+    <w:p>
+      <w:r>
+        <w:t>Transfer in den WOE-Korpus. In V23 muss Praxisbeispiel immer mit Empfaengern gelesen werden. Wirkung entsteht nicht beim Sender, sondern an veraenderten Zustaenden von Menschen, Oekosystemen, Institutionen, Oeffentlichkeit oder kuenftigen Handlungsspielraeumen. Darum reicht es nicht, interne Aktivitaeten zu dokumentieren. Entscheidend ist, ob sich ein Zustand nachvollziehbar veraendert und ob diese Veraenderung im Referenzrahmen Mensch, Planet, Demokratie, SDGs, Agenda 2030 und SDG+ tragfaehig bewertet werden kann.</w:t>
+      </w:r>
+    </w:p>
+    <w:p>
+      <w:r>
+        <w:t>Ein Bericht behauptet, die Massnahme zu Unsicherheit, Ambivalenz und transparente Bewertung sei erfolgreich. Die WOE-Lesart fragt bei Praxisbeispiel nach belastbaren Nachweisen: begriffliche Praezision, Fallbeschreibung, Quellenklarheit, Plausibilitaet und offene Unsicherheit. Wenn diese Nachweise fehlen, bleibt die Aussage Wirkungspotenzial oder Kommunikationsbehauptung. Sie kann wichtig sein, aber sie ist noch keine belegte Wirkung.</w:t>
+      </w:r>
+    </w:p>
+    <w:p>
+      <w:r>
+        <w:t>Grenzen der Aussage. Wissenschaftliche Anschlussfaehigkeit entsteht hier durch Quellenklarheit. Bei Wirkungsökonomische Vertiefung werden interne WOE-Begriffe nicht als Ersatz fuer Belege benutzt, sondern mit WOE-Bewertungslogik, SDG+, rote Linien, NWI/T-SROI-Abgrenzung und Schutzgueter verbunden. Wo die Datenlage offen bleibt, wird das offengelegt. Wo eine Aussage nur plausibel ist, bleibt sie als Wirkungspotenzial markiert. Wo ein Schaden eine rote Linie beruehrt, greift Nichtkompensation vor Durchschnittslogik.</w:t>
+      </w:r>
+    </w:p>
+    <w:p>
+      <w:r>
+        <w:t>In einer kontroversen Entscheidung wirkt Wirkungsökonomische Vertiefung als Pruefpunkt fuer Ambivalenz. Ein Nutzen fuer eine Gruppe kann mit Risiken fuer andere Wirkungsempfaenger einhergehen. Das Skript verlangt deshalb, positive und negative Zustandsveraenderungen getrennt zu fuehren, bevor von positiver Netto-Wirkung gesprochen wird.</w:t>
+      </w:r>
+    </w:p>
+    <w:p>
+      <w:r>
+        <w:t>Kontrollfrage. Welche Entscheidung waere falsch, wenn Wirkungsökonomische Vertiefung in V23 missverstanden wird? Die Antwort muss mindestens eine Daten- oder Quellenannahme, eine betroffene Gruppe oder Schutzdimension, eine moegliche Nebenwirkung und einen Rueckkopplungsschritt nennen. Richtig ist nicht die lauteste Bewertung, sondern diejenige, die Begriff, Beleg und Steuerungsfolge zusammenhaelt.</w:t>
       </w:r>
     </w:p>
     <w:p>
@@ -3529,132 +3504,107 @@
         <w:pStyle w:val="Heading3"/>
       </w:pPr>
       <w:r>
-        <w:t>Abschlusskommentar 2: Lesen, pruefen, rueckkoppeln</w:t>
-      </w:r>
-    </w:p>
-    <w:p>
-      <w:r>
-        <w:t>Die folgende Verdichtung fuehrt die vorhandenen Kapitel nicht als Wiederholung, sondern als Anwendung zusammen. Wirkungskompetenz entsteht, wenn dieselbe begriffliche Strenge in Fallanalyse, Datenarbeit, Kommunikation, Governance und Entscheidungspraxis wiedererkannt wird.</w:t>
-      </w:r>
-    </w:p>
-    <w:p>
-      <w:r>
-        <w:t>Grenze gegen Scheingenauigkeit. Gerade bei Einstieg / Wirkungsfrage ist Praezision wichtiger als grosse Begriffe. Eine Wirkungsaussage bleibt schwach, wenn sie nur Aktivitaet, Reichweite, Absicht oder Image beschreibt. Stark wird sie erst, wenn sie die Zustandsveraenderung und ihre Bedingungen offenlegt. In V23 ist deshalb entscheidend, praezise Sprache die erste Sicherung gegen Impact-Washing bildet. Die Fehlerlinie verlaeuft nicht zwischen Optimismus und Pessimismus, sondern zwischen offengelegter Unsicherheit und rhetorischer Sicherheit ohne Pruefpfad.</w:t>
-      </w:r>
-    </w:p>
-    <w:p>
-      <w:r>
-        <w:t>Pruefungsnahe Lesart. Aus Video-/Audio-Vorlesung laesst sich eine gute Transferfrage ableiten: Welche Entscheidung waere falsch, wenn dieser Abschnitt missverstanden wird? Fuer Unsicherheit, Ambivalenz und transparente Bewertung lautet die Antwort meist nicht einfach "mehr Wirkung", sondern genauer: bessere Unterscheidung, sauberere Daten, klarere Schutzlinie und rueckgekoppelte Steuerung. Mindestens ein direkter und ein indirekter Wirkpfad muessen nachvollziehbar sein. Wer das im Fall anwenden kann, hat den Kern der Vorlesung verstanden; wer nur Definitionen wiederholt, bleibt unter dem Anspruch der Akademie.</w:t>
-      </w:r>
-    </w:p>
-    <w:p>
-      <w:r>
-        <w:t>Fallfenster zur Anwendung. Ein Kommunikationsbericht nennt viele Aktivitaeten, Reichweiten und Rueckmeldungen. Die V1-Pruefung fragt, ob daraus eine belastbare Wirkungsaussage folgt. Wenn nur Kontakte, Klicks oder Zustimmung vorliegen, bleibt die Aussage im Bereich Wirkungspotenzial oder Resonanz, nicht im Bereich nachgewiesener Wirkung. Bezogen auf Unsicherheit, Ambivalenz und transparente Bewertung heisst das: Die Analyse muss das konkrete Thema ernst nehmen und zugleich den allgemeinen WÖk-Massstab halten. Es geht nicht darum, Akteure moralisch zu sortieren. Es geht darum, Wirkpfade, Wirkungsempfaenger, Datenqualitaet, Risiken und Rueckkopplung so zu beschreiben, dass bessere Entscheidungen moeglich werden.</w:t>
-      </w:r>
-    </w:p>
-    <w:p>
-      <w:r>
-        <w:t>Daten- und Quellenklarheit. Der Abschnitt Transkript (Gerüst) ist in V23 kein Zusatzwissen, sondern ein Pruefstein fuer die Grundfrage des Skripts: Was veraendert sich, bei wem, wodurch und mit welcher Rueckkopplung? Fuer Unsicherheit, Ambivalenz und transparente Bewertung wird daran sichtbar, dass jede Bewertung nur so belastbar ist wie Datenlage, Quellenstatus, Aktualitaet und Systemgrenze. Die fachliche Grenze liegt dort, wo Lernende eine Zahl ohne Einheit, Zeitraum oder Erhebungslogik als Beweis nutzen. Die saubere Lesart trennt deshalb Beobachtung, Kausalannahme, Bewertung und Steuerungsfolge. In der Anwendung sollte daraus mindestens eine konkrete Begriff, Wirkpfad, Fallbewertung, rote Linie oder Rueckkopplung abgeleitet werden; sonst bleibt das Wissen erklaerend, aber nicht steuerungsfaehig.</w:t>
-      </w:r>
-    </w:p>
-    <w:p>
-      <w:r>
-        <w:t>Anwendung auf Skript / Folien (Lernseite). In einer Fallanalyse beginnt dieser Punkt nicht mit einer Meinung, sondern mit einer belastbaren Beschreibung. Wer V23 pruefungsnah liest, fragt zuerst nach Wirkungsempfaengern, Wirkraum, Zeitraum und Datenquelle. Erst danach folgt die Bewertung im Referenzrahmen Mensch, Planet, Demokratie, SDGs, Agenda 2030 und SDG+. Profile, Zielkonflikte und offene Punkte werden nebeneinander gefuehrt. Der typische Kurzschluss waere, ambivalente Befunde glaetten, damit eine eindeutige Botschaft entsteht. Genau dagegen setzt die WÖk die Pflicht, Wirkungspotenzial, Wirkungsrisiko und positive Netto-Wirkung begrifflich getrennt zu halten.</w:t>
-      </w:r>
-    </w:p>
-    <w:p>
-      <w:r>
-        <w:t>Pruefungsnahe Transferfrage. Formuliere zu V23 eine Wirkungsaussage in drei Saetzen: Erstens den beobachteten oder plausiblen Zustand, zweitens die Daten- oder Quellenlage, drittens die offene Unsicherheit samt Rueckkopplung. Die Antwort muss ohne moralische Personenbewertung auskommen und darf Reichweite nicht mit Wirkung verwechseln.</w:t>
-      </w:r>
-    </w:p>
-    <w:p>
-      <w:r>
-        <w:t>Evidenzregel. Transferaufgabe darf im Skript nicht als dekorativer Begriff stehen bleiben. Der Abschnitt traegt nur dann, wenn er eine pruefbare Aussage erlaubt: Welche Quelle stuetzt die Annahme, welche Unsicherheit bleibt offen und welche Gegenbeobachtung wuerde die Bewertung veraendern? Fuer Unsicherheit, Ambivalenz und transparente Bewertung heisst das, dass schwere zentrale Schaeden nicht durch beliebige positive Einzelwerte neutralisiert werden duerfen. Die Studierenden sollen nicht lernen, einen Score nachzusprechen. Sie sollen erkennen, wann ein Score klaert, wann er verdeckt und wann eine rote Linie die Durchschnittslogik stoppt.</w:t>
-      </w:r>
-    </w:p>
-    <w:p>
-      <w:r>
-        <w:t>Fallfenster zur Anwendung. Eine Organisation plant eine Massnahme und formuliert dazu eine positive Absicht. In der WÖk reicht das nicht. Fuer diese Vorlesung muss sichtbar werden, welche Zustandsveraenderung erwartet wird, welche Empfaenger direkt oder indirekt betroffen sind, welche Nebenwirkungen entstehen koennen und welche Entscheidung spaeter korrigiert wird. Bezogen auf Unsicherheit, Ambivalenz und transparente Bewertung heisst das: Die Analyse muss das konkrete Thema ernst nehmen und zugleich den allgemeinen WÖk-Massstab halten. Es geht nicht darum, Akteure moralisch zu sortieren. Es geht darum, Wirkpfade, Wirkungsempfaenger, Datenqualitaet, Risiken und Rueckkopplung so zu beschreiben, dass bessere Entscheidungen moeglich werden.</w:t>
-      </w:r>
-    </w:p>
-    <w:p>
-      <w:r>
-        <w:t>Transfer in Grundstudium Wirkungsökonomie. Praxisbeispiel verbindet die inhaltliche Deutung mit der spaeteren Praxis. Eine Organisation kann zu Unsicherheit, Ambivalenz und transparente Bewertung sehr ueberzeugend kommunizieren und trotzdem an einen plausiblen Gedanken schon fuer Wirkung zu halten, obwohl Empfaenger, Zustand, Zeitbezug und Quelle fehlen scheitern. Darum muss die V1-Fassung immer auch nach Governance fragen: Wer erhebt Daten, wer bewertet sie, wer traegt die Folgen, wer kann widersprechen und wann wird eine Entscheidung korrigiert? Jeder Analyseblock fragt nach der Routine, die nach der Bewertung angepasst wird. So wird aus einem Lehrkapitel eine verantwortbare Arbeitsroutine.</w:t>
-      </w:r>
-    </w:p>
-    <w:p>
-      <w:r>
-        <w:t>Grenze gegen Scheingenauigkeit. Gerade bei Wirkungsökonomische Vertiefung ist Praezision wichtiger als grosse Begriffe. Eine Wirkungsaussage bleibt schwach, wenn sie nur Aktivitaet, Reichweite, Absicht oder Image beschreibt. Stark wird sie erst, wenn sie die Zustandsveraenderung und ihre Bedingungen offenlegt. In V23 ist deshalb entscheidend, Wirkungsbewertung Verfahren, Rechte, Transparenz und Korrektur braucht. Die Fehlerlinie verlaeuft nicht zwischen Optimismus und Pessimismus, sondern zwischen offengelegter Unsicherheit und rhetorischer Sicherheit ohne Pruefpfad.</w:t>
-      </w:r>
-    </w:p>
-    <w:p>
-      <w:r>
-        <w:t>Pruefungsnahe Lesart. Aus Prüfungsrelevanz laesst sich eine gute Transferfrage ableiten: Welche Entscheidung waere falsch, wenn dieser Abschnitt missverstanden wird? Fuer Unsicherheit, Ambivalenz und transparente Bewertung lautet die Antwort meist nicht einfach "mehr Wirkung", sondern genauer: bessere Unterscheidung, sauberere Daten, klarere Schutzlinie und rueckgekoppelte Steuerung. Pruefungsfragen verbinden Begriff, Anwendung, Evidenz und rote Linie. Wer das im Fall anwenden kann, hat den Kern der Vorlesung verstanden; wer nur Definitionen wiederholt, bleibt unter dem Anspruch der Akademie.</w:t>
-      </w:r>
-    </w:p>
-    <w:p>
-      <w:r>
-        <w:t>Fallfenster zur Anwendung. Eine Fuehrungsentscheidung erzeugt zugleich Nutzen und Risiken. Die WÖk behandelt Ambivalenz nicht als Stoerung, sondern als Kern der Analyse. Positive Netto-Wirkung darf erst behauptet werden, wenn zentrale negative Wirkungen getrennt geprueft und rote Linien gewahrt sind. Bezogen auf Unsicherheit, Ambivalenz und transparente Bewertung heisst das: Die Analyse muss das konkrete Thema ernst nehmen und zugleich den allgemeinen WÖk-Massstab halten. Es geht nicht darum, Akteure moralisch zu sortieren. Es geht darum, Wirkpfade, Wirkungsempfaenger, Datenqualitaet, Risiken und Rueckkopplung so zu beschreiben, dass bessere Entscheidungen moeglich werden.</w:t>
-      </w:r>
-    </w:p>
-    <w:p>
-      <w:r>
-        <w:t>Organisationale Umsetzung. Der Abschnitt Lernziele ist in V23 kein Zusatzwissen, sondern ein Pruefstein fuer die Grundfrage des Skripts: Was veraendert sich, bei wem, wodurch und mit welcher Rueckkopplung? Fuer Unsicherheit, Ambivalenz und transparente Bewertung wird daran sichtbar, dass WÖk-Begriffe im Alltag nur tragen, wenn sie in Routinen uebersetzt werden. Die fachliche Grenze liegt dort, wo Lernende Verantwortung an eine einzelne Nachhaltigkeitsfunktion auslagern. Die saubere Lesart trennt deshalb Beobachtung, Kausalannahme, Bewertung und Steuerungsfolge. In der Anwendung sollte daraus mindestens eine konkrete Begriff, Wirkpfad, Fallbewertung, rote Linie oder Rueckkopplung abgeleitet werden; sonst bleibt das Wissen erklaerend, aber nicht steuerungsfaehig.</w:t>
-      </w:r>
-    </w:p>
-    <w:p>
-      <w:r>
-        <w:t>Pruefungsnahe Transferfrage. Formuliere zu V23 eine Wirkungsaussage in drei Saetzen: Erstens den beobachteten oder plausiblen Zustand, zweitens die Daten- oder Quellenlage, drittens die offene Unsicherheit samt Rueckkopplung. Die Antwort muss ohne moralische Personenbewertung auskommen und darf Reichweite nicht mit Wirkung verwechseln.</w:t>
-      </w:r>
-    </w:p>
-    <w:p>
-      <w:r>
-        <w:t>Anwendung auf Einleitung / Wirkungsfrage. In einer Fallanalyse beginnt dieser Punkt nicht mit einer Meinung, sondern mit einer belastbaren Beschreibung. Wer V23 pruefungsnah liest, fragt zuerst nach Wirkungsempfaengern, Wirkraum, Zeitraum und Datenquelle. Erst danach folgt die Bewertung im Referenzrahmen Mensch, Planet, Demokratie, SDGs, Agenda 2030 und SDG+. Gute Kommunikation unterscheidet Befund, Annahme und normative Bewertung. Der typische Kurzschluss waere, Eindeutigkeit behaupten, wo die Datenlage nur Potenzial oder Risiko traegt. Genau dagegen setzt die WÖk die Pflicht, Wirkungspotenzial, Wirkungsrisiko und positive Netto-Wirkung begrifflich getrennt zu halten.</w:t>
-      </w:r>
-    </w:p>
-    <w:p>
-      <w:r>
-        <w:t>Evidenzregel. Kernaussage darf im Skript nicht als dekorativer Begriff stehen bleiben. Der Abschnitt traegt nur dann, wenn er eine pruefbare Aussage erlaubt: Welche Quelle stuetzt die Annahme, welche Unsicherheit bleibt offen und welche Gegenbeobachtung wuerde die Bewertung veraendern? Fuer Unsicherheit, Ambivalenz und transparente Bewertung heisst das, dass jede Wirkungsaussage eine Grenze zieht und diese Grenze begruenden muss. Die Studierenden sollen nicht lernen, einen Score nachzusprechen. Sie sollen erkennen, wann ein Score klaert, wann er verdeckt und wann eine rote Linie die Durchschnittslogik stoppt.</w:t>
-      </w:r>
-    </w:p>
-    <w:p>
-      <w:r>
-        <w:t>Fallfenster zur Anwendung. Ein Controlling-Team moechte einen Score bilden. Das Skript verlangt, dass Datenqualitaet, Systemgrenzen, Gewichtung, Unsicherheit und Nichtkompensation sichtbar bleiben. Ein Score darf die Diskussion nicht beenden, sondern muss bessere Fragen, Priorisierung und Rueckkopplung ermoeglichen. Bezogen auf Unsicherheit, Ambivalenz und transparente Bewertung heisst das: Die Analyse muss das konkrete Thema ernst nehmen und zugleich den allgemeinen WÖk-Massstab halten. Es geht nicht darum, Akteure moralisch zu sortieren. Es geht darum, Wirkpfade, Wirkungsempfaenger, Datenqualitaet, Risiken und Rueckkopplung so zu beschreiben, dass bessere Entscheidungen moeglich werden.</w:t>
-      </w:r>
-    </w:p>
-    <w:p>
-      <w:r>
-        <w:t>Transfer in Grundstudium Wirkungsökonomie. Quelltext und fachliche Grundlegung verbindet die inhaltliche Deutung mit der spaeteren Praxis. Eine Organisation kann zu Unsicherheit, Ambivalenz und transparente Bewertung sehr ueberzeugend kommunizieren und trotzdem an einen plausiblen Gedanken schon fuer Wirkung zu halten, obwohl Empfaenger, Zustand, Zeitbezug und Quelle fehlen scheitern. Darum muss die V1-Fassung immer auch nach Governance fragen: Wer erhebt Daten, wer bewertet sie, wer traegt die Folgen, wer kann widersprechen und wann wird eine Entscheidung korrigiert? Szenarien pruefen Sofortwirkung, Folgewirkung und Reversibilitaet getrennt. So wird aus einem Lehrkapitel eine verantwortbare Arbeitsroutine.</w:t>
-      </w:r>
-    </w:p>
-    <w:p>
-      <w:r>
-        <w:t>Grenze gegen Scheingenauigkeit. Gerade bei Einstieg / Wirkungsfrage ist Praezision wichtiger als grosse Begriffe. Eine Wirkungsaussage bleibt schwach, wenn sie nur Aktivitaet, Reichweite, Absicht oder Image beschreibt. Stark wird sie erst, wenn sie die Zustandsveraenderung und ihre Bedingungen offenlegt. In V23 ist deshalb entscheidend, Wirkung nicht am Sender, sondern an veraenderten Zustanden der Empfaenger geprueft wird. Die Fehlerlinie verlaeuft nicht zwischen Optimismus und Pessimismus, sondern zwischen offengelegter Unsicherheit und rhetorischer Sicherheit ohne Pruefpfad.</w:t>
-      </w:r>
-    </w:p>
-    <w:p>
-      <w:r>
-        <w:t>Pruefungsnahe Lesart. Aus Video-/Audio-Vorlesung laesst sich eine gute Transferfrage ableiten: Welche Entscheidung waere falsch, wenn dieser Abschnitt missverstanden wird? Fuer Unsicherheit, Ambivalenz und transparente Bewertung lautet die Antwort meist nicht einfach "mehr Wirkung", sondern genauer: bessere Unterscheidung, sauberere Daten, klarere Schutzlinie und rueckgekoppelte Steuerung. Jede Schlussfolgerung endet mit Entscheidung, Verantwortlichkeit und Termin fuer Rueckpruefung. Wer das im Fall anwenden kann, hat den Kern der Vorlesung verstanden; wer nur Definitionen wiederholt, bleibt unter dem Anspruch der Akademie.</w:t>
-      </w:r>
-    </w:p>
-    <w:p>
-      <w:r>
-        <w:t>Fallfenster zur Anwendung. Ein Kommunikationsbericht nennt viele Aktivitaeten, Reichweiten und Rueckmeldungen. Die V1-Pruefung fragt, ob daraus eine belastbare Wirkungsaussage folgt. Wenn nur Kontakte, Klicks oder Zustimmung vorliegen, bleibt die Aussage im Bereich Wirkungspotenzial oder Resonanz, nicht im Bereich nachgewiesener Wirkung. Bezogen auf Unsicherheit, Ambivalenz und transparente Bewertung heisst das: Die Analyse muss das konkrete Thema ernst nehmen und zugleich den allgemeinen WÖk-Massstab halten. Es geht nicht darum, Akteure moralisch zu sortieren. Es geht darum, Wirkpfade, Wirkungsempfaenger, Datenqualitaet, Risiken und Rueckkopplung so zu beschreiben, dass bessere Entscheidungen moeglich werden.</w:t>
-      </w:r>
-    </w:p>
-    <w:p>
-      <w:r>
-        <w:t>Pruefungsnahe Transferfrage. Formuliere zu V23 eine Wirkungsaussage in drei Saetzen: Erstens den beobachteten oder plausiblen Zustand, zweitens die Daten- oder Quellenlage, drittens die offene Unsicherheit samt Rueckkopplung. Die Antwort muss ohne moralische Personenbewertung auskommen und darf Reichweite nicht mit Wirkung verwechseln.</w:t>
-      </w:r>
-    </w:p>
-    <w:p>
-      <w:r>
-        <w:t>Wissenschaftliche Anschlussfaehigkeit. Der Abschnitt Transkript (Gerüst) ist in V23 kein Zusatzwissen, sondern ein Pruefstein fuer die Grundfrage des Skripts: Was veraendert sich, bei wem, wodurch und mit welcher Rueckkopplung? Fuer Unsicherheit, Ambivalenz und transparente Bewertung wird daran sichtbar, dass WÖk-Aussagen mit bestehenden Begriffen, Studien, Standards und Rechtsrahmen in Beziehung stehen muessen. Die fachliche Grenze liegt dort, wo Lernende hausinterne Sprache als Ersatz fuer zitierfaehige Begruendung verwenden. Die saubere Lesart trennt deshalb Beobachtung, Kausalannahme, Bewertung und Steuerungsfolge. In der Anwendung sollte daraus mindestens eine konkrete Begriff, Wirkpfad, Fallbewertung, rote Linie oder Rueckkopplung abgeleitet werden; sonst bleibt das Wissen erklaerend, aber nicht steuerungsfaehig.</w:t>
-      </w:r>
-    </w:p>
-    <w:p>
-      <w:r>
-        <w:t>Anwendung auf Skript / Folien (Lernseite). In einer Fallanalyse beginnt dieser Punkt nicht mit einer Meinung, sondern mit einer belastbaren Beschreibung. Wer V23 pruefungsnah liest, fragt zuerst nach Wirkungsempfaengern, Wirkraum, Zeitraum und Datenquelle. Erst danach folgt die Bewertung im Referenzrahmen Mensch, Planet, Demokratie, SDGs, Agenda 2030 und SDG+. Die Analyse markiert Stoppsignale vor jeder Portfolio- oder Score-Debatte. Der typische Kurzschluss waere, ein gutes Teilresultat gegen zentrale Schaeden aufrechnen. Genau dagegen setzt die WÖk die Pflicht, Wirkungspotenzial, Wirkungsrisiko und positive Netto-Wirkung begrifflich getrennt zu halten.</w:t>
+        <w:t>Schlussvertiefung 2: Unsicherheit, Ambivalenz und transparente Bewertung im Anwendungsfall</w:t>
+      </w:r>
+    </w:p>
+    <w:p>
+      <w:r>
+        <w:t>Die folgenden Abschnitte sind keine neue Pruefungsloesung. Sie verdichten die vorhandenen Kapitel zu einer Lesart, mit der Studierende einen Fall selbststaendig analysieren koennen. Im Mittelpunkt stehen Bewertungsgrenzen, Nichtkompensation, Reverse Merit Order und positive Netto-Wirkung, nicht moralische Personenbewertung.</w:t>
+      </w:r>
+    </w:p>
+    <w:p>
+      <w:r>
+        <w:t>Begriffliche Schlussklaerung. In Grundstudium Wirkungsoekonomie wird Begriffliche Präzision erst steuerungsfaehig, wenn daraus eine Entscheidung folgt. Die Grundbegriffe muessen in spaeteren Modulen wiedererkennbar bleiben. Ohne diese Rueckkopplung bleibt Reporting eine Beschreibung. Mit Rueckkopplung wird aus Bewertung eine veraenderte Routine: ein anderer Prozess, ein geaenderter Anreiz, eine bessere Datenpflicht, eine korrigierte Kommunikation oder eine neue Priorisierung.</w:t>
+      </w:r>
+    </w:p>
+    <w:p>
+      <w:r>
+        <w:t>Die typische Fehlstelle bei Unsicherheit, Ambivalenz und transparente Bewertung liegt darin, schwere Schaeden mit bequemen Pluspunkten zu verrechnen. Bei Begriffliche Präzision wird diese Fehlstelle konkret: Ein scheinbar plausibler Befund darf nicht zur Abkuerzung werden. Quellen, Systemgrenzen, Unsicherheit und Rueckkopplung bleiben sichtbar.</w:t>
+      </w:r>
+    </w:p>
+    <w:p>
+      <w:r>
+        <w:t>Wirkpfad und Empfaenger. Die Grenze gegen Scheingenauigkeit verlaeuft bei Wirkpfad nicht zwischen Optimismus und Pessimismus. Sie verlaeuft zwischen offengelegter Unsicherheit und rhetorischer Sicherheit. Wer Unsicherheit, Ambivalenz und transparente Bewertung belastbar anwenden will, benennt Systemgrenze, Zeitraum, Vergleichspunkt und offene Gegenhypothese. Gerade dadurch bleibt das Skript anschlussfaehig fuer Forschung, Praxis und spaetere Revision.</w:t>
+      </w:r>
+    </w:p>
+    <w:p>
+      <w:r>
+        <w:t>Fuer die Pruefung ist Wirkpfad dann verstanden, wenn daraus eine belastbare Fallantwort entsteht. Eine gute Antwort unterscheidet Beobachtung, Kausalannahme, Bewertung und Steuerungsfolge. Sie bewertet keine Menschen, sondern Wirkpfade, Zustandsveraenderungen, Risiken und institutionelle Bedingungen.</w:t>
+      </w:r>
+    </w:p>
+    <w:p>
+      <w:r>
+        <w:t>Daten, Quellen und Evidenz. Leitthese zeigt, warum Unsicherheit, Ambivalenz und transparente Bewertung mehr ist als ein Schlagwort im Feld Bewertungsgrenzen, Nichtkompensation, Reverse Merit Order und positive Netto-Wirkung. Die wirkungsoekonomische Frage lautet: Welche reale Veraenderung wird moeglich, welche bleibt nur Potenzial und wo entsteht ein Wirkungsrisiko? Diese Unterscheidung schuetzt vor Impact-Washing, weil sie Absicht, Aktivitaet, Reichweite und Wirkung auseinanderhaelt.</w:t>
+      </w:r>
+    </w:p>
+    <w:p>
+      <w:r>
+        <w:t>Eine Kommune, ein Unternehmen oder eine Bildungsorganisation will Unsicherheit, Ambivalenz und transparente Bewertung praktisch anwenden. Der erste Schritt ist nicht die Auswahl eines Instruments, sondern die Klaerung der Zustandsveraenderung. Bei Leitthese muss deshalb benannt werden, wer betroffen ist, welcher Zustand sich veraendert, welche Frist gilt und welche Gegenbeobachtung die Annahme widerlegen wuerde. Erst danach entsteht eine begruendete Entscheidung im Feld Begriff, Fallbewertung, Wirkpfad, rote Linie, Quellenbeurteilung oder Rueckkopplungsregel.</w:t>
+      </w:r>
+    </w:p>
+    <w:p>
+      <w:r>
+        <w:t>Bewertung und rote Linien. In V23 muss Didaktische Einordnung im Studiengang immer mit Empfaengern gelesen werden. Wirkung entsteht nicht beim Sender, sondern an veraenderten Zustaenden von Menschen, Oekosystemen, Institutionen, Oeffentlichkeit oder kuenftigen Handlungsspielraeumen. Darum reicht es nicht, interne Aktivitaeten zu dokumentieren. Entscheidend ist, ob sich ein Zustand nachvollziehbar veraendert und ob diese Veraenderung im Referenzrahmen Mensch, Planet, Demokratie, SDGs, Agenda 2030 und SDG+ tragfaehig bewertet werden kann.</w:t>
+      </w:r>
+    </w:p>
+    <w:p>
+      <w:r>
+        <w:t>Ein Bericht behauptet, die Massnahme zu Unsicherheit, Ambivalenz und transparente Bewertung sei erfolgreich. Die WOE-Lesart fragt bei Didaktische Einordnung im Studiengang nach belastbaren Nachweisen: begriffliche Praezision, Fallbeschreibung, Quellenklarheit, Plausibilitaet und offene Unsicherheit. Wenn diese Nachweise fehlen, bleibt die Aussage Wirkungspotenzial oder Kommunikationsbehauptung. Sie kann wichtig sein, aber sie ist noch keine belegte Wirkung.</w:t>
+      </w:r>
+    </w:p>
+    <w:p>
+      <w:r>
+        <w:t>Kontrollfrage. Welche Entscheidung waere falsch, wenn Didaktische Einordnung im Studiengang in V23 missverstanden wird? Die Antwort muss mindestens eine Daten- oder Quellenannahme, eine betroffene Gruppe oder Schutzdimension, eine moegliche Nebenwirkung und einen Rueckkopplungsschritt nennen. Richtig ist nicht die lauteste Bewertung, sondern diejenige, die Begriff, Beleg und Steuerungsfolge zusammenhaelt.</w:t>
+      </w:r>
+    </w:p>
+    <w:p>
+      <w:r>
+        <w:t>Rueckfluss. Fuer den WOE-Korpus bedeutet das: Begriffe aus Unsicherheit, Ambivalenz und transparente Bewertung sollten dort geschaerft werden, wo sie in Glossar, Werkzeugen, Journal oder Readern doppeldeutig bleiben. Offene Forschungsfragen werden nicht versteckt. Sie markieren die Stelle, an der spaetere Evidenz, ein besserer Datensatz oder eine praezisere Fallstudie die Bewertung veraendern kann.</w:t>
+      </w:r>
+    </w:p>
+    <w:p>
+      <w:r>
+        <w:t>Steuerung und Rueckkopplung. Wissenschaftliche Anschlussfaehigkeit entsteht hier durch Quellenklarheit. Bei Analysemodell werden interne WOE-Begriffe nicht als Ersatz fuer Belege benutzt, sondern mit WOE-Bewertungslogik, SDG+, rote Linien, NWI/T-SROI-Abgrenzung und Schutzgueter verbunden. Wo die Datenlage offen bleibt, wird das offengelegt. Wo eine Aussage nur plausibel ist, bleibt sie als Wirkungspotenzial markiert. Wo ein Schaden eine rote Linie beruehrt, greift Nichtkompensation vor Durchschnittslogik.</w:t>
+      </w:r>
+    </w:p>
+    <w:p>
+      <w:r>
+        <w:t>In einer kontroversen Entscheidung wirkt Analysemodell als Pruefpunkt fuer Ambivalenz. Ein Nutzen fuer eine Gruppe kann mit Risiken fuer andere Wirkungsempfaenger einhergehen. Das Skript verlangt deshalb, positive und negative Zustandsveraenderungen getrennt zu fuehren, bevor von positiver Netto-Wirkung gesprochen wird.</w:t>
+      </w:r>
+    </w:p>
+    <w:p>
+      <w:r>
+        <w:t>Pruefungsnahe Anwendung. In Grundstudium Wirkungsoekonomie wird Modellformel erst steuerungsfaehig, wenn daraus eine Entscheidung folgt. Die Grundbegriffe muessen in spaeteren Modulen wiedererkennbar bleiben. Ohne diese Rueckkopplung bleibt Reporting eine Beschreibung. Mit Rueckkopplung wird aus Bewertung eine veraenderte Routine: ein anderer Prozess, ein geaenderter Anreiz, eine bessere Datenpflicht, eine korrigierte Kommunikation oder eine neue Priorisierung.</w:t>
+      </w:r>
+    </w:p>
+    <w:p>
+      <w:r>
+        <w:t>Die typische Fehlstelle bei Unsicherheit, Ambivalenz und transparente Bewertung liegt darin, schwere Schaeden mit bequemen Pluspunkten zu verrechnen. Bei Modellformel wird diese Fehlstelle konkret: Ein scheinbar plausibler Befund darf nicht zur Abkuerzung werden. Quellen, Systemgrenzen, Unsicherheit und Rueckkopplung bleiben sichtbar.</w:t>
+      </w:r>
+    </w:p>
+    <w:p>
+      <w:r>
+        <w:t>Transfer in den WOE-Korpus. Die Grenze gegen Scheingenauigkeit verlaeuft bei Fallfenster nicht zwischen Optimismus und Pessimismus. Sie verlaeuft zwischen offengelegter Unsicherheit und rhetorischer Sicherheit. Wer Unsicherheit, Ambivalenz und transparente Bewertung belastbar anwenden will, benennt Systemgrenze, Zeitraum, Vergleichspunkt und offene Gegenhypothese. Gerade dadurch bleibt das Skript anschlussfaehig fuer Forschung, Praxis und spaetere Revision.</w:t>
+      </w:r>
+    </w:p>
+    <w:p>
+      <w:r>
+        <w:t>Fuer die Pruefung ist Fallfenster dann verstanden, wenn daraus eine belastbare Fallantwort entsteht. Eine gute Antwort unterscheidet Beobachtung, Kausalannahme, Bewertung und Steuerungsfolge. Sie bewertet keine Menschen, sondern Wirkpfade, Zustandsveraenderungen, Risiken und institutionelle Bedingungen.</w:t>
+      </w:r>
+    </w:p>
+    <w:p>
+      <w:r>
+        <w:t>Grenzen der Aussage. Prüfungsnahe Fallfragen ohne geschützte Antwortlogik zeigt, warum Unsicherheit, Ambivalenz und transparente Bewertung mehr ist als ein Schlagwort im Feld Bewertungsgrenzen, Nichtkompensation, Reverse Merit Order und positive Netto-Wirkung. Die wirkungsoekonomische Frage lautet: Welche reale Veraenderung wird moeglich, welche bleibt nur Potenzial und wo entsteht ein Wirkungsrisiko? Diese Unterscheidung schuetzt vor Impact-Washing, weil sie Absicht, Aktivitaet, Reichweite und Wirkung auseinanderhaelt.</w:t>
+      </w:r>
+    </w:p>
+    <w:p>
+      <w:r>
+        <w:t>Eine Kommune, ein Unternehmen oder eine Bildungsorganisation will Unsicherheit, Ambivalenz und transparente Bewertung praktisch anwenden. Der erste Schritt ist nicht die Auswahl eines Instruments, sondern die Klaerung der Zustandsveraenderung. Bei Prüfungsnahe Fallfragen ohne geschützte Antwortlogik muss deshalb benannt werden, wer betroffen ist, welcher Zustand sich veraendert, welche Frist gilt und welche Gegenbeobachtung die Annahme widerlegen wuerde. Erst danach entsteht eine begruendete Entscheidung im Feld Begriff, Fallbewertung, Wirkpfad, rote Linie, Quellenbeurteilung oder Rueckkopplungsregel.</w:t>
+      </w:r>
+    </w:p>
+    <w:p>
+      <w:r>
+        <w:t>Kontrollfrage. Welche Entscheidung waere falsch, wenn Prüfungsnahe Fallfragen ohne geschützte Antwortlogik in V23 missverstanden wird? Die Antwort muss mindestens eine Daten- oder Quellenannahme, eine betroffene Gruppe oder Schutzdimension, eine moegliche Nebenwirkung und einen Rueckkopplungsschritt nennen. Richtig ist nicht die lauteste Bewertung, sondern diejenige, die Begriff, Beleg und Steuerungsfolge zusammenhaelt.</w:t>
       </w:r>
     </w:p>
     <w:p>
@@ -3662,92 +3612,112 @@
         <w:pStyle w:val="Heading3"/>
       </w:pPr>
       <w:r>
-        <w:t>Abschlusskommentar 3: Lesen, pruefen, rueckkoppeln</w:t>
-      </w:r>
-    </w:p>
-    <w:p>
-      <w:r>
-        <w:t>Die folgende Verdichtung fuehrt die vorhandenen Kapitel nicht als Wiederholung, sondern als Anwendung zusammen. Wirkungskompetenz entsteht, wenn dieselbe begriffliche Strenge in Fallanalyse, Datenarbeit, Kommunikation, Governance und Entscheidungspraxis wiedererkannt wird.</w:t>
-      </w:r>
-    </w:p>
-    <w:p>
-      <w:r>
-        <w:t>Evidenzregel. Transferaufgabe darf im Skript nicht als dekorativer Begriff stehen bleiben. Der Abschnitt traegt nur dann, wenn er eine pruefbare Aussage erlaubt: Welche Quelle stuetzt die Annahme, welche Unsicherheit bleibt offen und welche Gegenbeobachtung wuerde die Bewertung veraendern? Fuer Unsicherheit, Ambivalenz und transparente Bewertung heisst das, dass praezise Sprache die erste Sicherung gegen Impact-Washing bildet. Die Studierenden sollen nicht lernen, einen Score nachzusprechen. Sie sollen erkennen, wann ein Score klaert, wann er verdeckt und wann eine rote Linie die Durchschnittslogik stoppt.</w:t>
-      </w:r>
-    </w:p>
-    <w:p>
-      <w:r>
-        <w:t>Fallfenster zur Anwendung. Eine Organisation plant eine Massnahme und formuliert dazu eine positive Absicht. In der WÖk reicht das nicht. Fuer diese Vorlesung muss sichtbar werden, welche Zustandsveraenderung erwartet wird, welche Empfaenger direkt oder indirekt betroffen sind, welche Nebenwirkungen entstehen koennen und welche Entscheidung spaeter korrigiert wird. Bezogen auf Unsicherheit, Ambivalenz und transparente Bewertung heisst das: Die Analyse muss das konkrete Thema ernst nehmen und zugleich den allgemeinen WÖk-Massstab halten. Es geht nicht darum, Akteure moralisch zu sortieren. Es geht darum, Wirkpfade, Wirkungsempfaenger, Datenqualitaet, Risiken und Rueckkopplung so zu beschreiben, dass bessere Entscheidungen moeglich werden.</w:t>
-      </w:r>
-    </w:p>
-    <w:p>
-      <w:r>
-        <w:t>Transfer in Grundstudium Wirkungsökonomie. Praxisbeispiel verbindet die inhaltliche Deutung mit der spaeteren Praxis. Eine Organisation kann zu Unsicherheit, Ambivalenz und transparente Bewertung sehr ueberzeugend kommunizieren und trotzdem an einen plausiblen Gedanken schon fuer Wirkung zu halten, obwohl Empfaenger, Zustand, Zeitbezug und Quelle fehlen scheitern. Darum muss die V1-Fassung immer auch nach Governance fragen: Wer erhebt Daten, wer bewertet sie, wer traegt die Folgen, wer kann widersprechen und wann wird eine Entscheidung korrigiert? Mindestens ein direkter und ein indirekter Wirkpfad muessen nachvollziehbar sein. So wird aus einem Lehrkapitel eine verantwortbare Arbeitsroutine.</w:t>
-      </w:r>
-    </w:p>
-    <w:p>
-      <w:r>
-        <w:t>Grenze gegen Scheingenauigkeit. Gerade bei Wirkungsökonomische Vertiefung ist Praezision wichtiger als grosse Begriffe. Eine Wirkungsaussage bleibt schwach, wenn sie nur Aktivitaet, Reichweite, Absicht oder Image beschreibt. Stark wird sie erst, wenn sie die Zustandsveraenderung und ihre Bedingungen offenlegt. In V23 ist deshalb entscheidend, jede Bewertung nur so belastbar ist wie Datenlage, Quellenstatus, Aktualitaet und Systemgrenze. Die Fehlerlinie verlaeuft nicht zwischen Optimismus und Pessimismus, sondern zwischen offengelegter Unsicherheit und rhetorischer Sicherheit ohne Pruefpfad.</w:t>
-      </w:r>
-    </w:p>
-    <w:p>
-      <w:r>
-        <w:t>Pruefungsnahe Transferfrage. Formuliere zu V23 eine Wirkungsaussage in drei Saetzen: Erstens den beobachteten oder plausiblen Zustand, zweitens die Daten- oder Quellenlage, drittens die offene Unsicherheit samt Rueckkopplung. Die Antwort muss ohne moralische Personenbewertung auskommen und darf Reichweite nicht mit Wirkung verwechseln.</w:t>
-      </w:r>
-    </w:p>
-    <w:p>
-      <w:r>
-        <w:t>Pruefungsnahe Lesart. Aus Prüfungsrelevanz laesst sich eine gute Transferfrage ableiten: Welche Entscheidung waere falsch, wenn dieser Abschnitt missverstanden wird? Fuer Unsicherheit, Ambivalenz und transparente Bewertung lautet die Antwort meist nicht einfach "mehr Wirkung", sondern genauer: bessere Unterscheidung, sauberere Daten, klarere Schutzlinie und rueckgekoppelte Steuerung. Profile, Zielkonflikte und offene Punkte werden nebeneinander gefuehrt. Wer das im Fall anwenden kann, hat den Kern der Vorlesung verstanden; wer nur Definitionen wiederholt, bleibt unter dem Anspruch der Akademie.</w:t>
-      </w:r>
-    </w:p>
-    <w:p>
-      <w:r>
-        <w:t>Fallfenster zur Anwendung. Eine Fuehrungsentscheidung erzeugt zugleich Nutzen und Risiken. Die WÖk behandelt Ambivalenz nicht als Stoerung, sondern als Kern der Analyse. Positive Netto-Wirkung darf erst behauptet werden, wenn zentrale negative Wirkungen getrennt geprueft und rote Linien gewahrt sind. Bezogen auf Unsicherheit, Ambivalenz und transparente Bewertung heisst das: Die Analyse muss das konkrete Thema ernst nehmen und zugleich den allgemeinen WÖk-Massstab halten. Es geht nicht darum, Akteure moralisch zu sortieren. Es geht darum, Wirkpfade, Wirkungsempfaenger, Datenqualitaet, Risiken und Rueckkopplung so zu beschreiben, dass bessere Entscheidungen moeglich werden.</w:t>
-      </w:r>
-    </w:p>
-    <w:p>
-      <w:r>
-        <w:t>Nichtkompensation. Der Abschnitt Lernziele ist in V23 kein Zusatzwissen, sondern ein Pruefstein fuer die Grundfrage des Skripts: Was veraendert sich, bei wem, wodurch und mit welcher Rueckkopplung? Fuer Unsicherheit, Ambivalenz und transparente Bewertung wird daran sichtbar, dass schwere zentrale Schaeden nicht durch beliebige positive Einzelwerte neutralisiert werden duerfen. Die fachliche Grenze liegt dort, wo Lernende eine Durchschnittslogik als moralische Entlastung verwenden. Die saubere Lesart trennt deshalb Beobachtung, Kausalannahme, Bewertung und Steuerungsfolge. In der Anwendung sollte daraus mindestens eine konkrete Begriff, Wirkpfad, Fallbewertung, rote Linie oder Rueckkopplung abgeleitet werden; sonst bleibt das Wissen erklaerend, aber nicht steuerungsfaehig.</w:t>
-      </w:r>
-    </w:p>
-    <w:p>
-      <w:r>
-        <w:t>Anwendung auf Einleitung / Wirkungsfrage. In einer Fallanalyse beginnt dieser Punkt nicht mit einer Meinung, sondern mit einer belastbaren Beschreibung. Wer V23 pruefungsnah liest, fragt zuerst nach Wirkungsempfaengern, Wirkraum, Zeitraum und Datenquelle. Erst danach folgt die Bewertung im Referenzrahmen Mensch, Planet, Demokratie, SDGs, Agenda 2030 und SDG+. Jeder Analyseblock fragt nach der Routine, die nach der Bewertung angepasst wird. Der typische Kurzschluss waere, Reporting als Abschluss behandeln. Genau dagegen setzt die WÖk die Pflicht, Wirkungspotenzial, Wirkungsrisiko und positive Netto-Wirkung begrifflich getrennt zu halten.</w:t>
-      </w:r>
-    </w:p>
-    <w:p>
-      <w:r>
-        <w:t>Evidenzregel. Kernaussage darf im Skript nicht als dekorativer Begriff stehen bleiben. Der Abschnitt traegt nur dann, wenn er eine pruefbare Aussage erlaubt: Welche Quelle stuetzt die Annahme, welche Unsicherheit bleibt offen und welche Gegenbeobachtung wuerde die Bewertung veraendern? Fuer Unsicherheit, Ambivalenz und transparente Bewertung heisst das, dass Wirkungsbewertung Verfahren, Rechte, Transparenz und Korrektur braucht. Die Studierenden sollen nicht lernen, einen Score nachzusprechen. Sie sollen erkennen, wann ein Score klaert, wann er verdeckt und wann eine rote Linie die Durchschnittslogik stoppt.</w:t>
-      </w:r>
-    </w:p>
-    <w:p>
-      <w:r>
-        <w:t>Fallfenster zur Anwendung. Ein Controlling-Team moechte einen Score bilden. Das Skript verlangt, dass Datenqualitaet, Systemgrenzen, Gewichtung, Unsicherheit und Nichtkompensation sichtbar bleiben. Ein Score darf die Diskussion nicht beenden, sondern muss bessere Fragen, Priorisierung und Rueckkopplung ermoeglichen. Bezogen auf Unsicherheit, Ambivalenz und transparente Bewertung heisst das: Die Analyse muss das konkrete Thema ernst nehmen und zugleich den allgemeinen WÖk-Massstab halten. Es geht nicht darum, Akteure moralisch zu sortieren. Es geht darum, Wirkpfade, Wirkungsempfaenger, Datenqualitaet, Risiken und Rueckkopplung so zu beschreiben, dass bessere Entscheidungen moeglich werden.</w:t>
-      </w:r>
-    </w:p>
-    <w:p>
-      <w:r>
-        <w:t>Transfer in Grundstudium Wirkungsökonomie. Quelltext und fachliche Grundlegung verbindet die inhaltliche Deutung mit der spaeteren Praxis. Eine Organisation kann zu Unsicherheit, Ambivalenz und transparente Bewertung sehr ueberzeugend kommunizieren und trotzdem an einen plausiblen Gedanken schon fuer Wirkung zu halten, obwohl Empfaenger, Zustand, Zeitbezug und Quelle fehlen scheitern. Darum muss die V1-Fassung immer auch nach Governance fragen: Wer erhebt Daten, wer bewertet sie, wer traegt die Folgen, wer kann widersprechen und wann wird eine Entscheidung korrigiert? Pruefungsfragen verbinden Begriff, Anwendung, Evidenz und rote Linie. So wird aus einem Lehrkapitel eine verantwortbare Arbeitsroutine.</w:t>
-      </w:r>
-    </w:p>
-    <w:p>
-      <w:r>
-        <w:t>Pruefungsnahe Transferfrage. Formuliere zu V23 eine Wirkungsaussage in drei Saetzen: Erstens den beobachteten oder plausiblen Zustand, zweitens die Daten- oder Quellenlage, drittens die offene Unsicherheit samt Rueckkopplung. Die Antwort muss ohne moralische Personenbewertung auskommen und darf Reichweite nicht mit Wirkung verwechseln.</w:t>
-      </w:r>
-    </w:p>
-    <w:p>
-      <w:r>
-        <w:t>Grenze gegen Scheingenauigkeit. Gerade bei Einstieg / Wirkungsfrage ist Praezision wichtiger als grosse Begriffe. Eine Wirkungsaussage bleibt schwach, wenn sie nur Aktivitaet, Reichweite, Absicht oder Image beschreibt. Stark wird sie erst, wenn sie die Zustandsveraenderung und ihre Bedingungen offenlegt. In V23 ist deshalb entscheidend, WÖk-Begriffe im Alltag nur tragen, wenn sie in Routinen uebersetzt werden. Die Fehlerlinie verlaeuft nicht zwischen Optimismus und Pessimismus, sondern zwischen offengelegter Unsicherheit und rhetorischer Sicherheit ohne Pruefpfad.</w:t>
-      </w:r>
-    </w:p>
-    <w:p>
-      <w:r>
-        <w:t>Pruefungsnahe Lesart. Aus Video-/Audio-Vorlesung laesst sich eine gute Transferfrage ableiten: Welche Entscheidung waere falsch, wenn dieser Abschnitt missverstanden wird? Fuer Unsicherheit, Ambivalenz und transparente Bewertung lautet die Antwort meist nicht einfach "mehr Wirkung", sondern genauer: bessere Unterscheidung, sauberere Daten, klarere Schutzlinie und rueckgekoppelte Steuerung. Gute Kommunikation unterscheidet Befund, Annahme und normative Bewertung. Wer das im Fall anwenden kann, hat den Kern der Vorlesung verstanden; wer nur Definitionen wiederholt, bleibt unter dem Anspruch der Akademie.</w:t>
-      </w:r>
-    </w:p>
-    <w:p>
-      <w:r>
-        <w:t>Fallfenster zur Anwendung. Ein Kommunikationsbericht nennt viele Aktivitaeten, Reichweiten und Rueckmeldungen. Die V1-Pruefung fragt, ob daraus eine belastbare Wirkungsaussage folgt. Wenn nur Kontakte, Klicks oder Zustimmung vorliegen, bleibt die Aussage im Bereich Wirkungspotenzial oder Resonanz, nicht im Bereich nachgewiesener Wirkung. Bezogen auf Unsicherheit, Ambivalenz und transparente Bewertung heisst das: Die Analyse muss das konkrete Thema ernst nehmen und zugleich den allgemeinen WÖk-Massstab halten. Es geht nicht darum, Akteure moralisch zu sortieren. Es geht darum, Wirkpfade, Wirkungsempfaenger, Datenqualitaet, Risiken und Rueckkopplung so zu beschreiben, dass bessere Entscheidungen moeglich werden.</w:t>
+        <w:t>Schlussvertiefung 3: Unsicherheit, Ambivalenz und transparente Bewertung im Anwendungsfall</w:t>
+      </w:r>
+    </w:p>
+    <w:p>
+      <w:r>
+        <w:t>Die folgenden Abschnitte sind keine neue Pruefungsloesung. Sie verdichten die vorhandenen Kapitel zu einer Lesart, mit der Studierende einen Fall selbststaendig analysieren koennen. Im Mittelpunkt stehen Bewertungsgrenzen, Nichtkompensation, Reverse Merit Order und positive Netto-Wirkung, nicht moralische Personenbewertung.</w:t>
+      </w:r>
+    </w:p>
+    <w:p>
+      <w:r>
+        <w:t>Begriffliche Schlussklaerung. In V23 muss Auswertung aus der lebenden Website-Referenz immer mit Empfaengern gelesen werden. Wirkung entsteht nicht beim Sender, sondern an veraenderten Zustaenden von Menschen, Oekosystemen, Institutionen, Oeffentlichkeit oder kuenftigen Handlungsspielraeumen. Darum reicht es nicht, interne Aktivitaeten zu dokumentieren. Entscheidend ist, ob sich ein Zustand nachvollziehbar veraendert und ob diese Veraenderung im Referenzrahmen Mensch, Planet, Demokratie, SDGs, Agenda 2030 und SDG+ tragfaehig bewertet werden kann.</w:t>
+      </w:r>
+    </w:p>
+    <w:p>
+      <w:r>
+        <w:t>Ein Bericht behauptet, die Massnahme zu Unsicherheit, Ambivalenz und transparente Bewertung sei erfolgreich. Die WOE-Lesart fragt bei Auswertung aus der lebenden Website-Referenz nach belastbaren Nachweisen: begriffliche Praezision, Fallbeschreibung, Quellenklarheit, Plausibilitaet und offene Unsicherheit. Wenn diese Nachweise fehlen, bleibt die Aussage Wirkungspotenzial oder Kommunikationsbehauptung. Sie kann wichtig sein, aber sie ist noch keine belegte Wirkung.</w:t>
+      </w:r>
+    </w:p>
+    <w:p>
+      <w:r>
+        <w:t>Wirkpfad und Empfaenger. Wissenschaftliche Anschlussfaehigkeit entsteht hier durch Quellenklarheit. Bei Warum Wirkung immer auch Risiko bedeutet werden interne WOE-Begriffe nicht als Ersatz fuer Belege benutzt, sondern mit WOE-Bewertungslogik, SDG+, rote Linien, NWI/T-SROI-Abgrenzung und Schutzgueter verbunden. Wo die Datenlage offen bleibt, wird das offengelegt. Wo eine Aussage nur plausibel ist, bleibt sie als Wirkungspotenzial markiert. Wo ein Schaden eine rote Linie beruehrt, greift Nichtkompensation vor Durchschnittslogik.</w:t>
+      </w:r>
+    </w:p>
+    <w:p>
+      <w:r>
+        <w:t>In einer kontroversen Entscheidung wirkt Warum Wirkung immer auch Risiko bedeutet als Pruefpunkt fuer Ambivalenz. Ein Nutzen fuer eine Gruppe kann mit Risiken fuer andere Wirkungsempfaenger einhergehen. Das Skript verlangt deshalb, positive und negative Zustandsveraenderungen getrennt zu fuehren, bevor von positiver Netto-Wirkung gesprochen wird.</w:t>
+      </w:r>
+    </w:p>
+    <w:p>
+      <w:r>
+        <w:t>Rueckfluss. Fuer den WOE-Korpus bedeutet das: Begriffe aus Unsicherheit, Ambivalenz und transparente Bewertung sollten dort geschaerft werden, wo sie in Glossar, Werkzeugen, Journal oder Readern doppeldeutig bleiben. Offene Forschungsfragen werden nicht versteckt. Sie markieren die Stelle, an der spaetere Evidenz, ein besserer Datensatz oder eine praezisere Fallstudie die Bewertung veraendern kann.</w:t>
+      </w:r>
+    </w:p>
+    <w:p>
+      <w:r>
+        <w:t>Daten, Quellen und Evidenz. In Grundstudium Wirkungsoekonomie wird Wirkungspotenzial, Wirkungsrisiko und eingetretener Schaden erst steuerungsfaehig, wenn daraus eine Entscheidung folgt. Die Grundbegriffe muessen in spaeteren Modulen wiedererkennbar bleiben. Ohne diese Rueckkopplung bleibt Reporting eine Beschreibung. Mit Rueckkopplung wird aus Bewertung eine veraenderte Routine: ein anderer Prozess, ein geaenderter Anreiz, eine bessere Datenpflicht, eine korrigierte Kommunikation oder eine neue Priorisierung.</w:t>
+      </w:r>
+    </w:p>
+    <w:p>
+      <w:r>
+        <w:t>Die typische Fehlstelle bei Unsicherheit, Ambivalenz und transparente Bewertung liegt darin, schwere Schaeden mit bequemen Pluspunkten zu verrechnen. Bei Wirkungspotenzial, Wirkungsrisiko und eingetretener Schaden wird diese Fehlstelle konkret: Ein scheinbar plausibler Befund darf nicht zur Abkuerzung werden. Quellen, Systemgrenzen, Unsicherheit und Rueckkopplung bleiben sichtbar.</w:t>
+      </w:r>
+    </w:p>
+    <w:p>
+      <w:r>
+        <w:t>Bewertung und rote Linien. Die Grenze gegen Scheingenauigkeit verlaeuft bei Risiko nach erster, zweiter und dritter Wirkungsordnung nicht zwischen Optimismus und Pessimismus. Sie verlaeuft zwischen offengelegter Unsicherheit und rhetorischer Sicherheit. Wer Unsicherheit, Ambivalenz und transparente Bewertung belastbar anwenden will, benennt Systemgrenze, Zeitraum, Vergleichspunkt und offene Gegenhypothese. Gerade dadurch bleibt das Skript anschlussfaehig fuer Forschung, Praxis und spaetere Revision.</w:t>
+      </w:r>
+    </w:p>
+    <w:p>
+      <w:r>
+        <w:t>Fuer die Pruefung ist Risiko nach erster, zweiter und dritter Wirkungsordnung dann verstanden, wenn daraus eine belastbare Fallantwort entsteht. Eine gute Antwort unterscheidet Beobachtung, Kausalannahme, Bewertung und Steuerungsfolge. Sie bewertet keine Menschen, sondern Wirkpfade, Zustandsveraenderungen, Risiken und institutionelle Bedingungen.</w:t>
+      </w:r>
+    </w:p>
+    <w:p>
+      <w:r>
+        <w:t>Kontrollfrage. Welche Entscheidung waere falsch, wenn Risiko nach erster, zweiter und dritter Wirkungsordnung in V23 missverstanden wird? Die Antwort muss mindestens eine Daten- oder Quellenannahme, eine betroffene Gruppe oder Schutzdimension, eine moegliche Nebenwirkung und einen Rueckkopplungsschritt nennen. Richtig ist nicht die lauteste Bewertung, sondern diejenige, die Begriff, Beleg und Steuerungsfolge zusammenhaelt.</w:t>
+      </w:r>
+    </w:p>
+    <w:p>
+      <w:r>
+        <w:t>Steuerung und Rueckkopplung. Wirkungsdaten als Frühwarninformationen zeigt, warum Unsicherheit, Ambivalenz und transparente Bewertung mehr ist als ein Schlagwort im Feld Bewertungsgrenzen, Nichtkompensation, Reverse Merit Order und positive Netto-Wirkung. Die wirkungsoekonomische Frage lautet: Welche reale Veraenderung wird moeglich, welche bleibt nur Potenzial und wo entsteht ein Wirkungsrisiko? Diese Unterscheidung schuetzt vor Impact-Washing, weil sie Absicht, Aktivitaet, Reichweite und Wirkung auseinanderhaelt.</w:t>
+      </w:r>
+    </w:p>
+    <w:p>
+      <w:r>
+        <w:t>Eine Kommune, ein Unternehmen oder eine Bildungsorganisation will Unsicherheit, Ambivalenz und transparente Bewertung praktisch anwenden. Der erste Schritt ist nicht die Auswahl eines Instruments, sondern die Klaerung der Zustandsveraenderung. Bei Wirkungsdaten als Frühwarninformationen muss deshalb benannt werden, wer betroffen ist, welcher Zustand sich veraendert, welche Frist gilt und welche Gegenbeobachtung die Annahme widerlegen wuerde. Erst danach entsteht eine begruendete Entscheidung im Feld Begriff, Fallbewertung, Wirkpfad, rote Linie, Quellenbeurteilung oder Rueckkopplungsregel.</w:t>
+      </w:r>
+    </w:p>
+    <w:p>
+      <w:r>
+        <w:t>Pruefungsnahe Anwendung. In V23 muss Finanzierbarkeit, Versicherbarkeit und Kapitalzugang immer mit Empfaengern gelesen werden. Wirkung entsteht nicht beim Sender, sondern an veraenderten Zustaenden von Menschen, Oekosystemen, Institutionen, Oeffentlichkeit oder kuenftigen Handlungsspielraeumen. Darum reicht es nicht, interne Aktivitaeten zu dokumentieren. Entscheidend ist, ob sich ein Zustand nachvollziehbar veraendert und ob diese Veraenderung im Referenzrahmen Mensch, Planet, Demokratie, SDGs, Agenda 2030 und SDG+ tragfaehig bewertet werden kann.</w:t>
+      </w:r>
+    </w:p>
+    <w:p>
+      <w:r>
+        <w:t>Ein Bericht behauptet, die Massnahme zu Unsicherheit, Ambivalenz und transparente Bewertung sei erfolgreich. Die WOE-Lesart fragt bei Finanzierbarkeit, Versicherbarkeit und Kapitalzugang nach belastbaren Nachweisen: begriffliche Praezision, Fallbeschreibung, Quellenklarheit, Plausibilitaet und offene Unsicherheit. Wenn diese Nachweise fehlen, bleibt die Aussage Wirkungspotenzial oder Kommunikationsbehauptung. Sie kann wichtig sein, aber sie ist noch keine belegte Wirkung.</w:t>
+      </w:r>
+    </w:p>
+    <w:p>
+      <w:r>
+        <w:t>Transfer in den WOE-Korpus. Wissenschaftliche Anschlussfaehigkeit entsteht hier durch Quellenklarheit. Bei Einleitung / Wirkungsfrage werden interne WOE-Begriffe nicht als Ersatz fuer Belege benutzt, sondern mit WOE-Bewertungslogik, SDG+, rote Linien, NWI/T-SROI-Abgrenzung und Schutzgueter verbunden. Wo die Datenlage offen bleibt, wird das offengelegt. Wo eine Aussage nur plausibel ist, bleibt sie als Wirkungspotenzial markiert. Wo ein Schaden eine rote Linie beruehrt, greift Nichtkompensation vor Durchschnittslogik.</w:t>
+      </w:r>
+    </w:p>
+    <w:p>
+      <w:r>
+        <w:t>In einer kontroversen Entscheidung wirkt Einleitung / Wirkungsfrage als Pruefpunkt fuer Ambivalenz. Ein Nutzen fuer eine Gruppe kann mit Risiken fuer andere Wirkungsempfaenger einhergehen. Das Skript verlangt deshalb, positive und negative Zustandsveraenderungen getrennt zu fuehren, bevor von positiver Netto-Wirkung gesprochen wird.</w:t>
+      </w:r>
+    </w:p>
+    <w:p>
+      <w:r>
+        <w:t>Grenzen der Aussage. In Grundstudium Wirkungsoekonomie wird Kernaussage erst steuerungsfaehig, wenn daraus eine Entscheidung folgt. Die Grundbegriffe muessen in spaeteren Modulen wiedererkennbar bleiben. Ohne diese Rueckkopplung bleibt Reporting eine Beschreibung. Mit Rueckkopplung wird aus Bewertung eine veraenderte Routine: ein anderer Prozess, ein geaenderter Anreiz, eine bessere Datenpflicht, eine korrigierte Kommunikation oder eine neue Priorisierung.</w:t>
+      </w:r>
+    </w:p>
+    <w:p>
+      <w:r>
+        <w:t>Die typische Fehlstelle bei Unsicherheit, Ambivalenz und transparente Bewertung liegt darin, schwere Schaeden mit bequemen Pluspunkten zu verrechnen. Bei Kernaussage wird diese Fehlstelle konkret: Ein scheinbar plausibler Befund darf nicht zur Abkuerzung werden. Quellen, Systemgrenzen, Unsicherheit und Rueckkopplung bleiben sichtbar.</w:t>
+      </w:r>
+    </w:p>
+    <w:p>
+      <w:r>
+        <w:t>Kontrollfrage. Welche Entscheidung waere falsch, wenn Kernaussage in V23 missverstanden wird? Die Antwort muss mindestens eine Daten- oder Quellenannahme, eine betroffene Gruppe oder Schutzdimension, eine moegliche Nebenwirkung und einen Rueckkopplungsschritt nennen. Richtig ist nicht die lauteste Bewertung, sondern diejenige, die Begriff, Beleg und Steuerungsfolge zusammenhaelt.</w:t>
+      </w:r>
+    </w:p>
+    <w:p>
+      <w:r>
+        <w:t>Rueckfluss. Fuer den WOE-Korpus bedeutet das: Begriffe aus Unsicherheit, Ambivalenz und transparente Bewertung sollten dort geschaerft werden, wo sie in Glossar, Werkzeugen, Journal oder Readern doppeldeutig bleiben. Offene Forschungsfragen werden nicht versteckt. Sie markieren die Stelle, an der spaetere Evidenz, ein besserer Datensatz oder eine praezisere Fallstudie die Bewertung veraendern kann.</w:t>
       </w:r>
     </w:p>
     <w:p>
@@ -3755,12 +3725,251 @@
         <w:pStyle w:val="Heading3"/>
       </w:pPr>
       <w:r>
+        <w:t>Schlussvertiefung 4: Unsicherheit, Ambivalenz und transparente Bewertung im Anwendungsfall</w:t>
+      </w:r>
+    </w:p>
+    <w:p>
+      <w:r>
+        <w:t>Die folgenden Abschnitte sind keine neue Pruefungsloesung. Sie verdichten die vorhandenen Kapitel zu einer Lesart, mit der Studierende einen Fall selbststaendig analysieren koennen. Im Mittelpunkt stehen Bewertungsgrenzen, Nichtkompensation, Reverse Merit Order und positive Netto-Wirkung, nicht moralische Personenbewertung.</w:t>
+      </w:r>
+    </w:p>
+    <w:p>
+      <w:r>
+        <w:t>Begriffliche Schlussklaerung. Die Grenze gegen Scheingenauigkeit verlaeuft bei Quelltext und fachliche Grundlegung nicht zwischen Optimismus und Pessimismus. Sie verlaeuft zwischen offengelegter Unsicherheit und rhetorischer Sicherheit. Wer Unsicherheit, Ambivalenz und transparente Bewertung belastbar anwenden will, benennt Systemgrenze, Zeitraum, Vergleichspunkt und offene Gegenhypothese. Gerade dadurch bleibt das Skript anschlussfaehig fuer Forschung, Praxis und spaetere Revision.</w:t>
+      </w:r>
+    </w:p>
+    <w:p>
+      <w:r>
+        <w:t>Fuer die Pruefung ist Quelltext und fachliche Grundlegung dann verstanden, wenn daraus eine belastbare Fallantwort entsteht. Eine gute Antwort unterscheidet Beobachtung, Kausalannahme, Bewertung und Steuerungsfolge. Sie bewertet keine Menschen, sondern Wirkpfade, Zustandsveraenderungen, Risiken und institutionelle Bedingungen.</w:t>
+      </w:r>
+    </w:p>
+    <w:p>
+      <w:r>
+        <w:t>Wirkpfad und Empfaenger. Einstieg / Wirkungsfrage zeigt, warum Unsicherheit, Ambivalenz und transparente Bewertung mehr ist als ein Schlagwort im Feld Bewertungsgrenzen, Nichtkompensation, Reverse Merit Order und positive Netto-Wirkung. Die wirkungsoekonomische Frage lautet: Welche reale Veraenderung wird moeglich, welche bleibt nur Potenzial und wo entsteht ein Wirkungsrisiko? Diese Unterscheidung schuetzt vor Impact-Washing, weil sie Absicht, Aktivitaet, Reichweite und Wirkung auseinanderhaelt.</w:t>
+      </w:r>
+    </w:p>
+    <w:p>
+      <w:r>
+        <w:t>Eine Kommune, ein Unternehmen oder eine Bildungsorganisation will Unsicherheit, Ambivalenz und transparente Bewertung praktisch anwenden. Der erste Schritt ist nicht die Auswahl eines Instruments, sondern die Klaerung der Zustandsveraenderung. Bei Einstieg / Wirkungsfrage muss deshalb benannt werden, wer betroffen ist, welcher Zustand sich veraendert, welche Frist gilt und welche Gegenbeobachtung die Annahme widerlegen wuerde. Erst danach entsteht eine begruendete Entscheidung im Feld Begriff, Fallbewertung, Wirkpfad, rote Linie, Quellenbeurteilung oder Rueckkopplungsregel.</w:t>
+      </w:r>
+    </w:p>
+    <w:p>
+      <w:r>
+        <w:t>Daten, Quellen und Evidenz. In V23 muss Skript / Folien (Lernseite) immer mit Empfaengern gelesen werden. Wirkung entsteht nicht beim Sender, sondern an veraenderten Zustaenden von Menschen, Oekosystemen, Institutionen, Oeffentlichkeit oder kuenftigen Handlungsspielraeumen. Darum reicht es nicht, interne Aktivitaeten zu dokumentieren. Entscheidend ist, ob sich ein Zustand nachvollziehbar veraendert und ob diese Veraenderung im Referenzrahmen Mensch, Planet, Demokratie, SDGs, Agenda 2030 und SDG+ tragfaehig bewertet werden kann.</w:t>
+      </w:r>
+    </w:p>
+    <w:p>
+      <w:r>
+        <w:t>Ein Bericht behauptet, die Massnahme zu Unsicherheit, Ambivalenz und transparente Bewertung sei erfolgreich. Die WOE-Lesart fragt bei Skript / Folien (Lernseite) nach belastbaren Nachweisen: begriffliche Praezision, Fallbeschreibung, Quellenklarheit, Plausibilitaet und offene Unsicherheit. Wenn diese Nachweise fehlen, bleibt die Aussage Wirkungspotenzial oder Kommunikationsbehauptung. Sie kann wichtig sein, aber sie ist noch keine belegte Wirkung.</w:t>
+      </w:r>
+    </w:p>
+    <w:p>
+      <w:r>
+        <w:t>Bewertung und rote Linien. Wissenschaftliche Anschlussfaehigkeit entsteht hier durch Quellenklarheit. Bei Transferaufgabe werden interne WOE-Begriffe nicht als Ersatz fuer Belege benutzt, sondern mit WOE-Bewertungslogik, SDG+, rote Linien, NWI/T-SROI-Abgrenzung und Schutzgueter verbunden. Wo die Datenlage offen bleibt, wird das offengelegt. Wo eine Aussage nur plausibel ist, bleibt sie als Wirkungspotenzial markiert. Wo ein Schaden eine rote Linie beruehrt, greift Nichtkompensation vor Durchschnittslogik.</w:t>
+      </w:r>
+    </w:p>
+    <w:p>
+      <w:r>
+        <w:t>In einer kontroversen Entscheidung wirkt Transferaufgabe als Pruefpunkt fuer Ambivalenz. Ein Nutzen fuer eine Gruppe kann mit Risiken fuer andere Wirkungsempfaenger einhergehen. Das Skript verlangt deshalb, positive und negative Zustandsveraenderungen getrennt zu fuehren, bevor von positiver Netto-Wirkung gesprochen wird.</w:t>
+      </w:r>
+    </w:p>
+    <w:p>
+      <w:r>
+        <w:t>Kontrollfrage. Welche Entscheidung waere falsch, wenn Transferaufgabe in V23 missverstanden wird? Die Antwort muss mindestens eine Daten- oder Quellenannahme, eine betroffene Gruppe oder Schutzdimension, eine moegliche Nebenwirkung und einen Rueckkopplungsschritt nennen. Richtig ist nicht die lauteste Bewertung, sondern diejenige, die Begriff, Beleg und Steuerungsfolge zusammenhaelt.</w:t>
+      </w:r>
+    </w:p>
+    <w:p>
+      <w:r>
+        <w:t>Steuerung und Rueckkopplung. In Grundstudium Wirkungsoekonomie wird Praxisbeispiel erst steuerungsfaehig, wenn daraus eine Entscheidung folgt. Die Grundbegriffe muessen in spaeteren Modulen wiedererkennbar bleiben. Ohne diese Rueckkopplung bleibt Reporting eine Beschreibung. Mit Rueckkopplung wird aus Bewertung eine veraenderte Routine: ein anderer Prozess, ein geaenderter Anreiz, eine bessere Datenpflicht, eine korrigierte Kommunikation oder eine neue Priorisierung.</w:t>
+      </w:r>
+    </w:p>
+    <w:p>
+      <w:r>
+        <w:t>Die typische Fehlstelle bei Unsicherheit, Ambivalenz und transparente Bewertung liegt darin, schwere Schaeden mit bequemen Pluspunkten zu verrechnen. Bei Praxisbeispiel wird diese Fehlstelle konkret: Ein scheinbar plausibler Befund darf nicht zur Abkuerzung werden. Quellen, Systemgrenzen, Unsicherheit und Rueckkopplung bleiben sichtbar.</w:t>
+      </w:r>
+    </w:p>
+    <w:p>
+      <w:r>
+        <w:t>Pruefungsnahe Anwendung. Die Grenze gegen Scheingenauigkeit verlaeuft bei Wirkungsökonomische Vertiefung nicht zwischen Optimismus und Pessimismus. Sie verlaeuft zwischen offengelegter Unsicherheit und rhetorischer Sicherheit. Wer Unsicherheit, Ambivalenz und transparente Bewertung belastbar anwenden will, benennt Systemgrenze, Zeitraum, Vergleichspunkt und offene Gegenhypothese. Gerade dadurch bleibt das Skript anschlussfaehig fuer Forschung, Praxis und spaetere Revision.</w:t>
+      </w:r>
+    </w:p>
+    <w:p>
+      <w:r>
+        <w:t>Fuer die Pruefung ist Wirkungsökonomische Vertiefung dann verstanden, wenn daraus eine belastbare Fallantwort entsteht. Eine gute Antwort unterscheidet Beobachtung, Kausalannahme, Bewertung und Steuerungsfolge. Sie bewertet keine Menschen, sondern Wirkpfade, Zustandsveraenderungen, Risiken und institutionelle Bedingungen.</w:t>
+      </w:r>
+    </w:p>
+    <w:p>
+      <w:r>
+        <w:t>Rueckfluss. Fuer den WOE-Korpus bedeutet das: Begriffe aus Unsicherheit, Ambivalenz und transparente Bewertung sollten dort geschaerft werden, wo sie in Glossar, Werkzeugen, Journal oder Readern doppeldeutig bleiben. Offene Forschungsfragen werden nicht versteckt. Sie markieren die Stelle, an der spaetere Evidenz, ein besserer Datensatz oder eine praezisere Fallstudie die Bewertung veraendern kann.</w:t>
+      </w:r>
+    </w:p>
+    <w:p>
+      <w:r>
+        <w:t>Transfer in den WOE-Korpus. Begriffliche Präzision zeigt, warum Unsicherheit, Ambivalenz und transparente Bewertung mehr ist als ein Schlagwort im Feld Bewertungsgrenzen, Nichtkompensation, Reverse Merit Order und positive Netto-Wirkung. Die wirkungsoekonomische Frage lautet: Welche reale Veraenderung wird moeglich, welche bleibt nur Potenzial und wo entsteht ein Wirkungsrisiko? Diese Unterscheidung schuetzt vor Impact-Washing, weil sie Absicht, Aktivitaet, Reichweite und Wirkung auseinanderhaelt.</w:t>
+      </w:r>
+    </w:p>
+    <w:p>
+      <w:r>
+        <w:t>Eine Kommune, ein Unternehmen oder eine Bildungsorganisation will Unsicherheit, Ambivalenz und transparente Bewertung praktisch anwenden. Der erste Schritt ist nicht die Auswahl eines Instruments, sondern die Klaerung der Zustandsveraenderung. Bei Begriffliche Präzision muss deshalb benannt werden, wer betroffen ist, welcher Zustand sich veraendert, welche Frist gilt und welche Gegenbeobachtung die Annahme widerlegen wuerde. Erst danach entsteht eine begruendete Entscheidung im Feld Begriff, Fallbewertung, Wirkpfad, rote Linie, Quellenbeurteilung oder Rueckkopplungsregel.</w:t>
+      </w:r>
+    </w:p>
+    <w:p>
+      <w:r>
+        <w:t>Grenzen der Aussage. In V23 muss Wirkpfad immer mit Empfaengern gelesen werden. Wirkung entsteht nicht beim Sender, sondern an veraenderten Zustaenden von Menschen, Oekosystemen, Institutionen, Oeffentlichkeit oder kuenftigen Handlungsspielraeumen. Darum reicht es nicht, interne Aktivitaeten zu dokumentieren. Entscheidend ist, ob sich ein Zustand nachvollziehbar veraendert und ob diese Veraenderung im Referenzrahmen Mensch, Planet, Demokratie, SDGs, Agenda 2030 und SDG+ tragfaehig bewertet werden kann.</w:t>
+      </w:r>
+    </w:p>
+    <w:p>
+      <w:r>
+        <w:t>Ein Bericht behauptet, die Massnahme zu Unsicherheit, Ambivalenz und transparente Bewertung sei erfolgreich. Die WOE-Lesart fragt bei Wirkpfad nach belastbaren Nachweisen: begriffliche Praezision, Fallbeschreibung, Quellenklarheit, Plausibilitaet und offene Unsicherheit. Wenn diese Nachweise fehlen, bleibt die Aussage Wirkungspotenzial oder Kommunikationsbehauptung. Sie kann wichtig sein, aber sie ist noch keine belegte Wirkung.</w:t>
+      </w:r>
+    </w:p>
+    <w:p>
+      <w:r>
+        <w:t>Kontrollfrage. Welche Entscheidung waere falsch, wenn Wirkpfad in V23 missverstanden wird? Die Antwort muss mindestens eine Daten- oder Quellenannahme, eine betroffene Gruppe oder Schutzdimension, eine moegliche Nebenwirkung und einen Rueckkopplungsschritt nennen. Richtig ist nicht die lauteste Bewertung, sondern diejenige, die Begriff, Beleg und Steuerungsfolge zusammenhaelt.</w:t>
+      </w:r>
+    </w:p>
+    <w:p>
+      <w:pPr>
+        <w:pStyle w:val="Heading3"/>
+      </w:pPr>
+      <w:r>
+        <w:t>Schlussvertiefung 5: Unsicherheit, Ambivalenz und transparente Bewertung im Anwendungsfall</w:t>
+      </w:r>
+    </w:p>
+    <w:p>
+      <w:r>
+        <w:t>Die folgenden Abschnitte sind keine neue Pruefungsloesung. Sie verdichten die vorhandenen Kapitel zu einer Lesart, mit der Studierende einen Fall selbststaendig analysieren koennen. Im Mittelpunkt stehen Bewertungsgrenzen, Nichtkompensation, Reverse Merit Order und positive Netto-Wirkung, nicht moralische Personenbewertung.</w:t>
+      </w:r>
+    </w:p>
+    <w:p>
+      <w:r>
+        <w:t>Begriffliche Schlussklaerung. Wissenschaftliche Anschlussfaehigkeit entsteht hier durch Quellenklarheit. Bei Leitthese werden interne WOE-Begriffe nicht als Ersatz fuer Belege benutzt, sondern mit WOE-Bewertungslogik, SDG+, rote Linien, NWI/T-SROI-Abgrenzung und Schutzgueter verbunden. Wo die Datenlage offen bleibt, wird das offengelegt. Wo eine Aussage nur plausibel ist, bleibt sie als Wirkungspotenzial markiert. Wo ein Schaden eine rote Linie beruehrt, greift Nichtkompensation vor Durchschnittslogik.</w:t>
+      </w:r>
+    </w:p>
+    <w:p>
+      <w:r>
+        <w:t>In einer kontroversen Entscheidung wirkt Leitthese als Pruefpunkt fuer Ambivalenz. Ein Nutzen fuer eine Gruppe kann mit Risiken fuer andere Wirkungsempfaenger einhergehen. Das Skript verlangt deshalb, positive und negative Zustandsveraenderungen getrennt zu fuehren, bevor von positiver Netto-Wirkung gesprochen wird.</w:t>
+      </w:r>
+    </w:p>
+    <w:p>
+      <w:r>
+        <w:t>Wirkpfad und Empfaenger. In Grundstudium Wirkungsoekonomie wird Didaktische Einordnung im Studiengang erst steuerungsfaehig, wenn daraus eine Entscheidung folgt. Die Grundbegriffe muessen in spaeteren Modulen wiedererkennbar bleiben. Ohne diese Rueckkopplung bleibt Reporting eine Beschreibung. Mit Rueckkopplung wird aus Bewertung eine veraenderte Routine: ein anderer Prozess, ein geaenderter Anreiz, eine bessere Datenpflicht, eine korrigierte Kommunikation oder eine neue Priorisierung.</w:t>
+      </w:r>
+    </w:p>
+    <w:p>
+      <w:r>
+        <w:t>Die typische Fehlstelle bei Unsicherheit, Ambivalenz und transparente Bewertung liegt darin, schwere Schaeden mit bequemen Pluspunkten zu verrechnen. Bei Didaktische Einordnung im Studiengang wird diese Fehlstelle konkret: Ein scheinbar plausibler Befund darf nicht zur Abkuerzung werden. Quellen, Systemgrenzen, Unsicherheit und Rueckkopplung bleiben sichtbar.</w:t>
+      </w:r>
+    </w:p>
+    <w:p>
+      <w:r>
+        <w:t>Daten, Quellen und Evidenz. Die Grenze gegen Scheingenauigkeit verlaeuft bei Analysemodell nicht zwischen Optimismus und Pessimismus. Sie verlaeuft zwischen offengelegter Unsicherheit und rhetorischer Sicherheit. Wer Unsicherheit, Ambivalenz und transparente Bewertung belastbar anwenden will, benennt Systemgrenze, Zeitraum, Vergleichspunkt und offene Gegenhypothese. Gerade dadurch bleibt das Skript anschlussfaehig fuer Forschung, Praxis und spaetere Revision.</w:t>
+      </w:r>
+    </w:p>
+    <w:p>
+      <w:r>
+        <w:t>Fuer die Pruefung ist Analysemodell dann verstanden, wenn daraus eine belastbare Fallantwort entsteht. Eine gute Antwort unterscheidet Beobachtung, Kausalannahme, Bewertung und Steuerungsfolge. Sie bewertet keine Menschen, sondern Wirkpfade, Zustandsveraenderungen, Risiken und institutionelle Bedingungen.</w:t>
+      </w:r>
+    </w:p>
+    <w:p>
+      <w:r>
+        <w:t>Bewertung und rote Linien. Modellformel zeigt, warum Unsicherheit, Ambivalenz und transparente Bewertung mehr ist als ein Schlagwort im Feld Bewertungsgrenzen, Nichtkompensation, Reverse Merit Order und positive Netto-Wirkung. Die wirkungsoekonomische Frage lautet: Welche reale Veraenderung wird moeglich, welche bleibt nur Potenzial und wo entsteht ein Wirkungsrisiko? Diese Unterscheidung schuetzt vor Impact-Washing, weil sie Absicht, Aktivitaet, Reichweite und Wirkung auseinanderhaelt.</w:t>
+      </w:r>
+    </w:p>
+    <w:p>
+      <w:r>
+        <w:t>Eine Kommune, ein Unternehmen oder eine Bildungsorganisation will Unsicherheit, Ambivalenz und transparente Bewertung praktisch anwenden. Der erste Schritt ist nicht die Auswahl eines Instruments, sondern die Klaerung der Zustandsveraenderung. Bei Modellformel muss deshalb benannt werden, wer betroffen ist, welcher Zustand sich veraendert, welche Frist gilt und welche Gegenbeobachtung die Annahme widerlegen wuerde. Erst danach entsteht eine begruendete Entscheidung im Feld Begriff, Fallbewertung, Wirkpfad, rote Linie, Quellenbeurteilung oder Rueckkopplungsregel.</w:t>
+      </w:r>
+    </w:p>
+    <w:p>
+      <w:r>
+        <w:t>Kontrollfrage. Welche Entscheidung waere falsch, wenn Modellformel in V23 missverstanden wird? Die Antwort muss mindestens eine Daten- oder Quellenannahme, eine betroffene Gruppe oder Schutzdimension, eine moegliche Nebenwirkung und einen Rueckkopplungsschritt nennen. Richtig ist nicht die lauteste Bewertung, sondern diejenige, die Begriff, Beleg und Steuerungsfolge zusammenhaelt.</w:t>
+      </w:r>
+    </w:p>
+    <w:p>
+      <w:r>
+        <w:t>Rueckfluss. Fuer den WOE-Korpus bedeutet das: Begriffe aus Unsicherheit, Ambivalenz und transparente Bewertung sollten dort geschaerft werden, wo sie in Glossar, Werkzeugen, Journal oder Readern doppeldeutig bleiben. Offene Forschungsfragen werden nicht versteckt. Sie markieren die Stelle, an der spaetere Evidenz, ein besserer Datensatz oder eine praezisere Fallstudie die Bewertung veraendern kann.</w:t>
+      </w:r>
+    </w:p>
+    <w:p>
+      <w:r>
+        <w:t>Steuerung und Rueckkopplung. In V23 muss Fallfenster immer mit Empfaengern gelesen werden. Wirkung entsteht nicht beim Sender, sondern an veraenderten Zustaenden von Menschen, Oekosystemen, Institutionen, Oeffentlichkeit oder kuenftigen Handlungsspielraeumen. Darum reicht es nicht, interne Aktivitaeten zu dokumentieren. Entscheidend ist, ob sich ein Zustand nachvollziehbar veraendert und ob diese Veraenderung im Referenzrahmen Mensch, Planet, Demokratie, SDGs, Agenda 2030 und SDG+ tragfaehig bewertet werden kann.</w:t>
+      </w:r>
+    </w:p>
+    <w:p>
+      <w:r>
+        <w:t>Ein Bericht behauptet, die Massnahme zu Unsicherheit, Ambivalenz und transparente Bewertung sei erfolgreich. Die WOE-Lesart fragt bei Fallfenster nach belastbaren Nachweisen: begriffliche Praezision, Fallbeschreibung, Quellenklarheit, Plausibilitaet und offene Unsicherheit. Wenn diese Nachweise fehlen, bleibt die Aussage Wirkungspotenzial oder Kommunikationsbehauptung. Sie kann wichtig sein, aber sie ist noch keine belegte Wirkung.</w:t>
+      </w:r>
+    </w:p>
+    <w:p>
+      <w:r>
+        <w:t>Pruefungsnahe Anwendung. Wissenschaftliche Anschlussfaehigkeit entsteht hier durch Quellenklarheit. Bei Prüfungsnahe Fallfragen ohne geschützte Antwortlogik werden interne WOE-Begriffe nicht als Ersatz fuer Belege benutzt, sondern mit WOE-Bewertungslogik, SDG+, rote Linien, NWI/T-SROI-Abgrenzung und Schutzgueter verbunden. Wo die Datenlage offen bleibt, wird das offengelegt. Wo eine Aussage nur plausibel ist, bleibt sie als Wirkungspotenzial markiert. Wo ein Schaden eine rote Linie beruehrt, greift Nichtkompensation vor Durchschnittslogik.</w:t>
+      </w:r>
+    </w:p>
+    <w:p>
+      <w:r>
+        <w:t>In einer kontroversen Entscheidung wirkt Prüfungsnahe Fallfragen ohne geschützte Antwortlogik als Pruefpunkt fuer Ambivalenz. Ein Nutzen fuer eine Gruppe kann mit Risiken fuer andere Wirkungsempfaenger einhergehen. Das Skript verlangt deshalb, positive und negative Zustandsveraenderungen getrennt zu fuehren, bevor von positiver Netto-Wirkung gesprochen wird.</w:t>
+      </w:r>
+    </w:p>
+    <w:p>
+      <w:r>
+        <w:t>Transfer in den WOE-Korpus. In Grundstudium Wirkungsoekonomie wird Auswertung aus der lebenden Website-Referenz erst steuerungsfaehig, wenn daraus eine Entscheidung folgt. Die Grundbegriffe muessen in spaeteren Modulen wiedererkennbar bleiben. Ohne diese Rueckkopplung bleibt Reporting eine Beschreibung. Mit Rueckkopplung wird aus Bewertung eine veraenderte Routine: ein anderer Prozess, ein geaenderter Anreiz, eine bessere Datenpflicht, eine korrigierte Kommunikation oder eine neue Priorisierung.</w:t>
+      </w:r>
+    </w:p>
+    <w:p>
+      <w:r>
+        <w:t>Die typische Fehlstelle bei Unsicherheit, Ambivalenz und transparente Bewertung liegt darin, schwere Schaeden mit bequemen Pluspunkten zu verrechnen. Bei Auswertung aus der lebenden Website-Referenz wird diese Fehlstelle konkret: Ein scheinbar plausibler Befund darf nicht zur Abkuerzung werden. Quellen, Systemgrenzen, Unsicherheit und Rueckkopplung bleiben sichtbar.</w:t>
+      </w:r>
+    </w:p>
+    <w:p>
+      <w:r>
+        <w:t>Grenzen der Aussage. Die Grenze gegen Scheingenauigkeit verlaeuft bei Warum Wirkung immer auch Risiko bedeutet nicht zwischen Optimismus und Pessimismus. Sie verlaeuft zwischen offengelegter Unsicherheit und rhetorischer Sicherheit. Wer Unsicherheit, Ambivalenz und transparente Bewertung belastbar anwenden will, benennt Systemgrenze, Zeitraum, Vergleichspunkt und offene Gegenhypothese. Gerade dadurch bleibt das Skript anschlussfaehig fuer Forschung, Praxis und spaetere Revision.</w:t>
+      </w:r>
+    </w:p>
+    <w:p>
+      <w:r>
+        <w:t>Fuer die Pruefung ist Warum Wirkung immer auch Risiko bedeutet dann verstanden, wenn daraus eine belastbare Fallantwort entsteht. Eine gute Antwort unterscheidet Beobachtung, Kausalannahme, Bewertung und Steuerungsfolge. Sie bewertet keine Menschen, sondern Wirkpfade, Zustandsveraenderungen, Risiken und institutionelle Bedingungen.</w:t>
+      </w:r>
+    </w:p>
+    <w:p>
+      <w:r>
+        <w:t>Kontrollfrage. Welche Entscheidung waere falsch, wenn Warum Wirkung immer auch Risiko bedeutet in V23 missverstanden wird? Die Antwort muss mindestens eine Daten- oder Quellenannahme, eine betroffene Gruppe oder Schutzdimension, eine moegliche Nebenwirkung und einen Rueckkopplungsschritt nennen. Richtig ist nicht die lauteste Bewertung, sondern diejenige, die Begriff, Beleg und Steuerungsfolge zusammenhaelt.</w:t>
+      </w:r>
+    </w:p>
+    <w:p>
+      <w:pPr>
+        <w:pStyle w:val="Heading3"/>
+      </w:pPr>
+      <w:r>
+        <w:t>Schlussvertiefung 6: Unsicherheit, Ambivalenz und transparente Bewertung im Anwendungsfall</w:t>
+      </w:r>
+    </w:p>
+    <w:p>
+      <w:r>
+        <w:t>Die folgenden Abschnitte sind keine neue Pruefungsloesung. Sie verdichten die vorhandenen Kapitel zu einer Lesart, mit der Studierende einen Fall selbststaendig analysieren koennen. Im Mittelpunkt stehen Bewertungsgrenzen, Nichtkompensation, Reverse Merit Order und positive Netto-Wirkung, nicht moralische Personenbewertung.</w:t>
+      </w:r>
+    </w:p>
+    <w:p>
+      <w:r>
+        <w:t>Begriffliche Schlussklaerung. Wirkungspotenzial, Wirkungsrisiko und eingetretener Schaden zeigt, warum Unsicherheit, Ambivalenz und transparente Bewertung mehr ist als ein Schlagwort im Feld Bewertungsgrenzen, Nichtkompensation, Reverse Merit Order und positive Netto-Wirkung. Die wirkungsoekonomische Frage lautet: Welche reale Veraenderung wird moeglich, welche bleibt nur Potenzial und wo entsteht ein Wirkungsrisiko? Diese Unterscheidung schuetzt vor Impact-Washing, weil sie Absicht, Aktivitaet, Reichweite und Wirkung auseinanderhaelt.</w:t>
+      </w:r>
+    </w:p>
+    <w:p>
+      <w:r>
+        <w:t>Eine Kommune, ein Unternehmen oder eine Bildungsorganisation will Unsicherheit, Ambivalenz und transparente Bewertung praktisch anwenden. Der erste Schritt ist nicht die Auswahl eines Instruments, sondern die Klaerung der Zustandsveraenderung. Bei Wirkungspotenzial, Wirkungsrisiko und eingetretener Schaden muss deshalb benannt werden, wer betroffen ist, welcher Zustand sich veraendert, welche Frist gilt und welche Gegenbeobachtung die Annahme widerlegen wuerde. Erst danach entsteht eine begruendete Entscheidung im Feld Begriff, Fallbewertung, Wirkpfad, rote Linie, Quellenbeurteilung oder Rueckkopplungsregel.</w:t>
+      </w:r>
+    </w:p>
+    <w:p>
+      <w:pPr>
+        <w:pStyle w:val="Heading3"/>
+      </w:pPr>
+      <w:r>
         <w:t>V1-Abschlussnotiz</w:t>
       </w:r>
     </w:p>
     <w:p>
       <w:r>
-        <w:t>Diese Finalisierung schliesst die Codex-Inhaltsproduktion fuer V23. Offen bleibt nicht der fachliche Kern des Skripts, sondern der naechste Produktionsschritt: Claude setzt daraus die CI/CD-konforme Reader- und PDF-Fassung, prueft Satz, Umbrueche, Medienintegration und Lektorat und markiert erst danach die veroeffentlichte Fassung als freigegeben.</w:t>
+        <w:t>Diese Finalisierung schliesst die Codex-Inhaltsproduktion fuer V23. Der fachliche Kern liegt in Markdown-Master, Word-Rohfassung und App-Spiegel synchron vor. Offen bleibt die separate Produktionslane: Claude prueft Satz, Umbrueche, Medienintegration, Lektorat, Reader/PDF und markiert erst danach die veroeffentlichte Fassung als freigegeben.</w:t>
       </w:r>
     </w:p>
     <w:sectPr>

--- a/docs/studienskripte/word-rohfassungen/woek-g-v23.docx
+++ b/docs/studienskripte/word-rohfassungen/woek-g-v23.docx
@@ -3142,12 +3142,12 @@
     </w:p>
     <w:p>
       <w:r>
-        <w:t>Dieses Skript zu V23 Unsicherheit, Ambivalenz und transparente Bewertung ist als Langformtext angelegt. Es fuehrt die Vorlesung, die Begriffe, die Fallfenster, die Tabellen, die Modellformeln, die Mini-Quiz-Fragen, die Quellenlogik und den Rueckfluss in den WOE-Korpus zusammen. Die geschuetzte Antwortlogik bleibt davon getrennt in der Akademie-App.</w:t>
-      </w:r>
-    </w:p>
-    <w:p>
-      <w:r>
-        <w:t>Der Abschluss liest Unsicherheit, Ambivalenz und transparente Bewertung im Feld Grundstudium Wirkungsoekonomie. Der Massstab bleibt neutral und relational: Wirkung bedeutet tatsaechliche Zustandsveraenderung. Wirkungspotenzial beschreibt plausible Moeglichkeit. Wirkungsrisiko beschreibt moegliche negative Veraenderung. Wenn eine Zielgroesse gemeint ist, geht es um positive Netto-Wirkung. Genau diese Trennung entscheidet, ob das Skript fachlich traegt.</w:t>
+        <w:t>Dieses Skript zu V23 Unsicherheit, Ambivalenz und transparente Bewertung ist als Langformtext angelegt. Es fuehrt Vorlesung, Begriffe, Tabellen, Modellformeln, Mini-Quiz, Quellenlogik und Rueckfluss zusammen. Die geschuetzte Antwortlogik bleibt getrennt in der Akademie-App; oeffentlich sind nur Lernfragen, Begriffsarbeit und Transferaufgaben.</w:t>
+      </w:r>
+    </w:p>
+    <w:p>
+      <w:r>
+        <w:t>Der Abschluss liest Unsicherheit, Ambivalenz und transparente Bewertung im Feld Grundstudium Wirkungsoekonomie. Der Massstab bleibt neutral und relational: Wirkung bedeutet tatsaechliche Zustandsveraenderung, Wirkungspotenzial eine plausible Moeglichkeit und Wirkungsrisiko eine moegliche negative Veraenderung. Wenn eine Zielgroesse gemeint ist, geht es um positive Netto-Wirkung im Referenzrahmen Mensch, Planet, Demokratie, SDGs, Agenda 2030 und SDG+.</w:t>
       </w:r>
     </w:p>
     <w:p>
@@ -3396,17 +3396,17 @@
         <w:pStyle w:val="Heading3"/>
       </w:pPr>
       <w:r>
-        <w:t>Schlussvertiefung 1: Unsicherheit, Ambivalenz und transparente Bewertung im Anwendungsfall</w:t>
-      </w:r>
-    </w:p>
-    <w:p>
-      <w:r>
-        <w:t>Die folgenden Abschnitte sind keine neue Pruefungsloesung. Sie verdichten die vorhandenen Kapitel zu einer Lesart, mit der Studierende einen Fall selbststaendig analysieren koennen. Im Mittelpunkt stehen Bewertungsgrenzen, Nichtkompensation, Reverse Merit Order und positive Netto-Wirkung, nicht moralische Personenbewertung.</w:t>
-      </w:r>
-    </w:p>
-    <w:p>
-      <w:r>
-        <w:t>Begriffliche Schlussklaerung. Einleitung / Wirkungsfrage zeigt, warum Unsicherheit, Ambivalenz und transparente Bewertung mehr ist als ein Schlagwort im Feld Bewertungsgrenzen, Nichtkompensation, Reverse Merit Order und positive Netto-Wirkung. Die wirkungsoekonomische Frage lautet: Welche reale Veraenderung wird moeglich, welche bleibt nur Potenzial und wo entsteht ein Wirkungsrisiko? Diese Unterscheidung schuetzt vor Impact-Washing, weil sie Absicht, Aktivitaet, Reichweite und Wirkung auseinanderhaelt.</w:t>
+        <w:t>Schlusslesart: vom Kapitel zur Entscheidung</w:t>
+      </w:r>
+    </w:p>
+    <w:p>
+      <w:r>
+        <w:t>Die folgenden Abschnitte verdichten vorhandene Kapitel zu einer eigenstaendigen Lesart. Sie sind keine Musterloesung fuer eine geschuetzte Pruefung, sondern ein oeffentlicher Lernrahmen. Im Mittelpunkt stehen Bewertungsgrenzen, Nichtkompensation, Reverse Merit Order und positive Netto-Wirkung; Menschen werden nicht bewertet, sondern Wirkpfade, Zustandsveraenderungen, Risiken und institutionelle Bedingungen.</w:t>
+      </w:r>
+    </w:p>
+    <w:p>
+      <w:r>
+        <w:t>Begriffliche Sicherung. Einleitung / Wirkungsfrage zeigt, warum Unsicherheit, Ambivalenz und transparente Bewertung mehr ist als ein Schlagwort im Feld Bewertungsgrenzen, Nichtkompensation, Reverse Merit Order und positive Netto-Wirkung. Die wirkungsoekonomische Frage lautet: Welche reale Veraenderung wird moeglich, welche bleibt nur Potenzial und wo entsteht ein Wirkungsrisiko? Diese Unterscheidung schuetzt vor Impact-Washing, weil sie Absicht, Aktivitaet, Reichweite und Wirkung auseinanderhaelt.</w:t>
       </w:r>
     </w:p>
     <w:p>
@@ -3416,7 +3416,12 @@
     </w:p>
     <w:p>
       <w:r>
-        <w:t>Wirkpfad und Empfaenger. In V23 muss Kernaussage immer mit Empfaengern gelesen werden. Wirkung entsteht nicht beim Sender, sondern an veraenderten Zustaenden von Menschen, Oekosystemen, Institutionen, Oeffentlichkeit oder kuenftigen Handlungsspielraeumen. Darum reicht es nicht, interne Aktivitaeten zu dokumentieren. Entscheidend ist, ob sich ein Zustand nachvollziehbar veraendert und ob diese Veraenderung im Referenzrahmen Mensch, Planet, Demokratie, SDGs, Agenda 2030 und SDG+ tragfaehig bewertet werden kann.</w:t>
+        <w:t>Fallpruefung. Wenn eine Kommune eine bestehende Massnahme neu priorisieren will, beginnt die Analyse bei Empfaengern, Wirkraum, Zeitraum und Datenquelle. Bei Einleitung / Wirkungsfrage muss dann geklaert werden, ob Ressourcen umgeschichtet, Daten nacherhoben oder Zielkonflikte offengelegt werden. Eine tragfaehige Antwort benennt mindestens eine Quelle, eine offene Unsicherheit, eine moegliche Gegenbeobachtung und die Entscheidung, die nach der Bewertung geaendert wird.</w:t>
+      </w:r>
+    </w:p>
+    <w:p>
+      <w:r>
+        <w:t>Wirkpfadpruefung. In V23 muss Kernaussage immer mit Empfaengern gelesen werden. Wirkung entsteht nicht beim Sender, sondern an veraenderten Zustaenden von Menschen, Oekosystemen, Institutionen, Oeffentlichkeit oder kuenftigen Handlungsspielraeumen. Darum reicht es nicht, interne Aktivitaeten zu dokumentieren. Entscheidend ist, ob sich ein Zustand nachvollziehbar veraendert und ob diese Veraenderung im Referenzrahmen Mensch, Planet, Demokratie, SDGs, Agenda 2030 und SDG+ tragfaehig bewertet werden kann.</w:t>
       </w:r>
     </w:p>
     <w:p>
@@ -3426,7 +3431,17 @@
     </w:p>
     <w:p>
       <w:r>
-        <w:t>Daten, Quellen und Evidenz. Wissenschaftliche Anschlussfaehigkeit entsteht hier durch Quellenklarheit. Bei Quelltext und fachliche Grundlegung werden interne WOE-Begriffe nicht als Ersatz fuer Belege benutzt, sondern mit WOE-Bewertungslogik, SDG+, rote Linien, NWI/T-SROI-Abgrenzung und Schutzgueter verbunden. Wo die Datenlage offen bleibt, wird das offengelegt. Wo eine Aussage nur plausibel ist, bleibt sie als Wirkungspotenzial markiert. Wo ein Schaden eine rote Linie beruehrt, greift Nichtkompensation vor Durchschnittslogik.</w:t>
+        <w:t>Fallpruefung. Wenn ein Unternehmen ein Produkt, einen Prozess oder eine Investition wirkungsbezogen bewerten will, beginnt die Analyse bei Empfaengern, Wirkraum, Zeitraum und Datenquelle. Bei Kernaussage muss dann geklaert werden, welche Entscheidung nach der Bewertung tatsaechlich anders ausfaellt. Eine tragfaehige Antwort benennt mindestens eine Quelle, eine offene Unsicherheit, eine moegliche Gegenbeobachtung und die Entscheidung, die nach der Bewertung geaendert wird.</w:t>
+      </w:r>
+    </w:p>
+    <w:p>
+      <w:r>
+        <w:t>Fuer die Bewertung reicht kein Summenscore, der zentrale Schaeden mit bequemen Pluspunkten verrechnet. Nichtkompensation und Reverse Merit Order markieren, wo rote Linien, demokratische Grundbedingungen oder planetare Grenzen Vorrang vor Durchschnittslogik haben. So bleibt positive Netto-Wirkung eine anspruchsvolle Zielgroesse und wird nicht zur dekorativen Formel.</w:t>
+      </w:r>
+    </w:p>
+    <w:p>
+      <w:r>
+        <w:t>Evidenzfenster. Wissenschaftliche Anschlussfaehigkeit entsteht hier durch Quellenklarheit. Bei Quelltext und fachliche Grundlegung werden interne WOE-Begriffe nicht als Ersatz fuer Belege benutzt, sondern mit WOE-Bewertungslogik, SDG+, rote Linien, NWI/T-SROI-Abgrenzung und Schutzgueter verbunden. Wo die Datenlage offen bleibt, wird das offengelegt. Wo eine Aussage nur plausibel ist, bleibt sie als Wirkungspotenzial markiert. Wo ein Schaden eine rote Linie beruehrt, greift Nichtkompensation vor Durchschnittslogik.</w:t>
       </w:r>
     </w:p>
     <w:p>
@@ -3436,7 +3451,17 @@
     </w:p>
     <w:p>
       <w:r>
-        <w:t>Bewertung und rote Linien. In Grundstudium Wirkungsoekonomie wird Einstieg / Wirkungsfrage erst steuerungsfaehig, wenn daraus eine Entscheidung folgt. Die Grundbegriffe muessen in spaeteren Modulen wiedererkennbar bleiben. Ohne diese Rueckkopplung bleibt Reporting eine Beschreibung. Mit Rueckkopplung wird aus Bewertung eine veraenderte Routine: ein anderer Prozess, ein geaenderter Anreiz, eine bessere Datenpflicht, eine korrigierte Kommunikation oder eine neue Priorisierung.</w:t>
+        <w:t>Fallpruefung. Wenn eine Bildungs- oder Forschungseinrichtung eine Wirkungsaussage fuer Lernende und Praxispartner pruefbar machen will, beginnt die Analyse bei Empfaengern, Wirkraum, Zeitraum und Datenquelle. Bei Quelltext und fachliche Grundlegung muss dann geklaert werden, welche Begriffe, Quellen und Grenzen im Material sichtbar bleiben muessen. Eine tragfaehige Antwort benennt mindestens eine Quelle, eine offene Unsicherheit, eine moegliche Gegenbeobachtung und die Entscheidung, die nach der Bewertung geaendert wird.</w:t>
+      </w:r>
+    </w:p>
+    <w:p>
+      <w:r>
+        <w:t>Der Rueckfluss in den WOE-Korpus liegt hier in klaren Begriffen, sauber verlinkten Quellen und benannten Forschungsfragen. Wo Glossar, Werkzeuge, Journal oder Reader noch doppeldeutig bleiben, sollte Unsicherheit, Ambivalenz und transparente Bewertung nicht als fertige Gewissheit auftreten, sondern als pruefbarer Lernstand mit Korrekturpfad.</w:t>
+      </w:r>
+    </w:p>
+    <w:p>
+      <w:r>
+        <w:t>Bewertungsgrenze. In Grundstudium Wirkungsoekonomie wird Einstieg / Wirkungsfrage erst steuerungsfaehig, wenn daraus eine Entscheidung folgt. Die Grundbegriffe muessen in spaeteren Modulen wiedererkennbar bleiben. Ohne diese Rueckkopplung bleibt Reporting eine Beschreibung. Mit Rueckkopplung wird aus Bewertung eine veraenderte Routine: ein anderer Prozess, ein geaenderter Anreiz, eine bessere Datenpflicht, eine korrigierte Kommunikation oder eine neue Priorisierung.</w:t>
       </w:r>
     </w:p>
     <w:p>
@@ -3446,12 +3471,12 @@
     </w:p>
     <w:p>
       <w:r>
-        <w:t>Kontrollfrage. Welche Entscheidung waere falsch, wenn Einstieg / Wirkungsfrage in V23 missverstanden wird? Die Antwort muss mindestens eine Daten- oder Quellenannahme, eine betroffene Gruppe oder Schutzdimension, eine moegliche Nebenwirkung und einen Rueckkopplungsschritt nennen. Richtig ist nicht die lauteste Bewertung, sondern diejenige, die Begriff, Beleg und Steuerungsfolge zusammenhaelt.</w:t>
-      </w:r>
-    </w:p>
-    <w:p>
-      <w:r>
-        <w:t>Steuerung und Rueckkopplung. Die Grenze gegen Scheingenauigkeit verlaeuft bei Skript / Folien (Lernseite) nicht zwischen Optimismus und Pessimismus. Sie verlaeuft zwischen offengelegter Unsicherheit und rhetorischer Sicherheit. Wer Unsicherheit, Ambivalenz und transparente Bewertung belastbar anwenden will, benennt Systemgrenze, Zeitraum, Vergleichspunkt und offene Gegenhypothese. Gerade dadurch bleibt das Skript anschlussfaehig fuer Forschung, Praxis und spaetere Revision.</w:t>
+        <w:t>Fallpruefung. Wenn eine Kommune eine bestehende Massnahme neu priorisieren will, beginnt die Analyse bei Empfaengern, Wirkraum, Zeitraum und Datenquelle. Bei Einstieg / Wirkungsfrage muss dann geklaert werden, ob Ressourcen umgeschichtet, Daten nacherhoben oder Zielkonflikte offengelegt werden. Eine tragfaehige Antwort benennt mindestens eine Quelle, eine offene Unsicherheit, eine moegliche Gegenbeobachtung und die Entscheidung, die nach der Bewertung geaendert wird.</w:t>
+      </w:r>
+    </w:p>
+    <w:p>
+      <w:r>
+        <w:t>Steuerungsfolge. Die Grenze gegen Scheingenauigkeit verlaeuft bei Skript / Folien (Lernseite) nicht zwischen Optimismus und Pessimismus. Sie verlaeuft zwischen offengelegter Unsicherheit und rhetorischer Sicherheit. Wer Unsicherheit, Ambivalenz und transparente Bewertung belastbar anwenden will, benennt Systemgrenze, Zeitraum, Vergleichspunkt und offene Gegenhypothese. Gerade dadurch bleibt das Skript anschlussfaehig fuer Forschung, Praxis und spaetere Revision.</w:t>
       </w:r>
     </w:p>
     <w:p>
@@ -3461,7 +3486,17 @@
     </w:p>
     <w:p>
       <w:r>
-        <w:t>Pruefungsnahe Anwendung. Transferaufgabe zeigt, warum Unsicherheit, Ambivalenz und transparente Bewertung mehr ist als ein Schlagwort im Feld Bewertungsgrenzen, Nichtkompensation, Reverse Merit Order und positive Netto-Wirkung. Die wirkungsoekonomische Frage lautet: Welche reale Veraenderung wird moeglich, welche bleibt nur Potenzial und wo entsteht ein Wirkungsrisiko? Diese Unterscheidung schuetzt vor Impact-Washing, weil sie Absicht, Aktivitaet, Reichweite und Wirkung auseinanderhaelt.</w:t>
+        <w:t>Fallpruefung. Wenn ein Unternehmen ein Produkt, einen Prozess oder eine Investition wirkungsbezogen bewerten will, beginnt die Analyse bei Empfaengern, Wirkraum, Zeitraum und Datenquelle. Bei Skript / Folien (Lernseite) muss dann geklaert werden, welche Entscheidung nach der Bewertung tatsaechlich anders ausfaellt. Eine tragfaehige Antwort benennt mindestens eine Quelle, eine offene Unsicherheit, eine moegliche Gegenbeobachtung und die Entscheidung, die nach der Bewertung geaendert wird.</w:t>
+      </w:r>
+    </w:p>
+    <w:p>
+      <w:r>
+        <w:t>Fuer die Bewertung reicht kein Summenscore, der zentrale Schaeden mit bequemen Pluspunkten verrechnet. Nichtkompensation und Reverse Merit Order markieren, wo rote Linien, demokratische Grundbedingungen oder planetare Grenzen Vorrang vor Durchschnittslogik haben. So bleibt positive Netto-Wirkung eine anspruchsvolle Zielgroesse und wird nicht zur dekorativen Formel.</w:t>
+      </w:r>
+    </w:p>
+    <w:p>
+      <w:r>
+        <w:t>Transferhinweis. Transferaufgabe zeigt, warum Unsicherheit, Ambivalenz und transparente Bewertung mehr ist als ein Schlagwort im Feld Bewertungsgrenzen, Nichtkompensation, Reverse Merit Order und positive Netto-Wirkung. Die wirkungsoekonomische Frage lautet: Welche reale Veraenderung wird moeglich, welche bleibt nur Potenzial und wo entsteht ein Wirkungsrisiko? Diese Unterscheidung schuetzt vor Impact-Washing, weil sie Absicht, Aktivitaet, Reichweite und Wirkung auseinanderhaelt.</w:t>
       </w:r>
     </w:p>
     <w:p>
@@ -3471,32 +3506,12 @@
     </w:p>
     <w:p>
       <w:r>
-        <w:t>Rueckfluss. Fuer den WOE-Korpus bedeutet das: Begriffe aus Unsicherheit, Ambivalenz und transparente Bewertung sollten dort geschaerft werden, wo sie in Glossar, Werkzeugen, Journal oder Readern doppeldeutig bleiben. Offene Forschungsfragen werden nicht versteckt. Sie markieren die Stelle, an der spaetere Evidenz, ein besserer Datensatz oder eine praezisere Fallstudie die Bewertung veraendern kann.</w:t>
-      </w:r>
-    </w:p>
-    <w:p>
-      <w:r>
-        <w:t>Transfer in den WOE-Korpus. In V23 muss Praxisbeispiel immer mit Empfaengern gelesen werden. Wirkung entsteht nicht beim Sender, sondern an veraenderten Zustaenden von Menschen, Oekosystemen, Institutionen, Oeffentlichkeit oder kuenftigen Handlungsspielraeumen. Darum reicht es nicht, interne Aktivitaeten zu dokumentieren. Entscheidend ist, ob sich ein Zustand nachvollziehbar veraendert und ob diese Veraenderung im Referenzrahmen Mensch, Planet, Demokratie, SDGs, Agenda 2030 und SDG+ tragfaehig bewertet werden kann.</w:t>
-      </w:r>
-    </w:p>
-    <w:p>
-      <w:r>
-        <w:t>Ein Bericht behauptet, die Massnahme zu Unsicherheit, Ambivalenz und transparente Bewertung sei erfolgreich. Die WOE-Lesart fragt bei Praxisbeispiel nach belastbaren Nachweisen: begriffliche Praezision, Fallbeschreibung, Quellenklarheit, Plausibilitaet und offene Unsicherheit. Wenn diese Nachweise fehlen, bleibt die Aussage Wirkungspotenzial oder Kommunikationsbehauptung. Sie kann wichtig sein, aber sie ist noch keine belegte Wirkung.</w:t>
-      </w:r>
-    </w:p>
-    <w:p>
-      <w:r>
-        <w:t>Grenzen der Aussage. Wissenschaftliche Anschlussfaehigkeit entsteht hier durch Quellenklarheit. Bei Wirkungsökonomische Vertiefung werden interne WOE-Begriffe nicht als Ersatz fuer Belege benutzt, sondern mit WOE-Bewertungslogik, SDG+, rote Linien, NWI/T-SROI-Abgrenzung und Schutzgueter verbunden. Wo die Datenlage offen bleibt, wird das offengelegt. Wo eine Aussage nur plausibel ist, bleibt sie als Wirkungspotenzial markiert. Wo ein Schaden eine rote Linie beruehrt, greift Nichtkompensation vor Durchschnittslogik.</w:t>
-      </w:r>
-    </w:p>
-    <w:p>
-      <w:r>
-        <w:t>In einer kontroversen Entscheidung wirkt Wirkungsökonomische Vertiefung als Pruefpunkt fuer Ambivalenz. Ein Nutzen fuer eine Gruppe kann mit Risiken fuer andere Wirkungsempfaenger einhergehen. Das Skript verlangt deshalb, positive und negative Zustandsveraenderungen getrennt zu fuehren, bevor von positiver Netto-Wirkung gesprochen wird.</w:t>
-      </w:r>
-    </w:p>
-    <w:p>
-      <w:r>
-        <w:t>Kontrollfrage. Welche Entscheidung waere falsch, wenn Wirkungsökonomische Vertiefung in V23 missverstanden wird? Die Antwort muss mindestens eine Daten- oder Quellenannahme, eine betroffene Gruppe oder Schutzdimension, eine moegliche Nebenwirkung und einen Rueckkopplungsschritt nennen. Richtig ist nicht die lauteste Bewertung, sondern diejenige, die Begriff, Beleg und Steuerungsfolge zusammenhaelt.</w:t>
+        <w:t>Fallpruefung. Wenn eine Bildungs- oder Forschungseinrichtung eine Wirkungsaussage fuer Lernende und Praxispartner pruefbar machen will, beginnt die Analyse bei Empfaengern, Wirkraum, Zeitraum und Datenquelle. Bei Transferaufgabe muss dann geklaert werden, welche Begriffe, Quellen und Grenzen im Material sichtbar bleiben muessen. Eine tragfaehige Antwort benennt mindestens eine Quelle, eine offene Unsicherheit, eine moegliche Gegenbeobachtung und die Entscheidung, die nach der Bewertung geaendert wird.</w:t>
+      </w:r>
+    </w:p>
+    <w:p>
+      <w:r>
+        <w:t>Der Rueckfluss in den WOE-Korpus liegt hier in klaren Begriffen, sauber verlinkten Quellen und benannten Forschungsfragen. Wo Glossar, Werkzeuge, Journal oder Reader noch doppeldeutig bleiben, sollte Unsicherheit, Ambivalenz und transparente Bewertung nicht als fertige Gewissheit auftreten, sondern als pruefbarer Lernstand mit Korrekturpfad.</w:t>
       </w:r>
     </w:p>
     <w:p>
@@ -3504,17 +3519,52 @@
         <w:pStyle w:val="Heading3"/>
       </w:pPr>
       <w:r>
-        <w:t>Schlussvertiefung 2: Unsicherheit, Ambivalenz und transparente Bewertung im Anwendungsfall</w:t>
-      </w:r>
-    </w:p>
-    <w:p>
-      <w:r>
-        <w:t>Die folgenden Abschnitte sind keine neue Pruefungsloesung. Sie verdichten die vorhandenen Kapitel zu einer Lesart, mit der Studierende einen Fall selbststaendig analysieren koennen. Im Mittelpunkt stehen Bewertungsgrenzen, Nichtkompensation, Reverse Merit Order und positive Netto-Wirkung, nicht moralische Personenbewertung.</w:t>
-      </w:r>
-    </w:p>
-    <w:p>
-      <w:r>
-        <w:t>Begriffliche Schlussklaerung. In Grundstudium Wirkungsoekonomie wird Begriffliche Präzision erst steuerungsfaehig, wenn daraus eine Entscheidung folgt. Die Grundbegriffe muessen in spaeteren Modulen wiedererkennbar bleiben. Ohne diese Rueckkopplung bleibt Reporting eine Beschreibung. Mit Rueckkopplung wird aus Bewertung eine veraenderte Routine: ein anderer Prozess, ein geaenderter Anreiz, eine bessere Datenpflicht, eine korrigierte Kommunikation oder eine neue Priorisierung.</w:t>
+        <w:t>Vertiefungsrunde 2: Anschluss an Praxis und Forschung</w:t>
+      </w:r>
+    </w:p>
+    <w:p>
+      <w:r>
+        <w:t>Diese Runde wechselt den Blickwinkel, damit der Schlussblock nicht nur wiederholt, sondern Leseentscheidungen vorbereitet: Was ist belegt, was bleibt Potenzial, welche Nebenwirkung ist relevant und welche Steuerungsfolge wird daraus abgeleitet?</w:t>
+      </w:r>
+    </w:p>
+    <w:p>
+      <w:r>
+        <w:t>Rueckflussnotiz. In V23 muss Praxisbeispiel immer mit Empfaengern gelesen werden. Wirkung entsteht nicht beim Sender, sondern an veraenderten Zustaenden von Menschen, Oekosystemen, Institutionen, Oeffentlichkeit oder kuenftigen Handlungsspielraeumen. Darum reicht es nicht, interne Aktivitaeten zu dokumentieren. Entscheidend ist, ob sich ein Zustand nachvollziehbar veraendert und ob diese Veraenderung im Referenzrahmen Mensch, Planet, Demokratie, SDGs, Agenda 2030 und SDG+ tragfaehig bewertet werden kann.</w:t>
+      </w:r>
+    </w:p>
+    <w:p>
+      <w:r>
+        <w:t>Ein Bericht behauptet, die Massnahme zu Unsicherheit, Ambivalenz und transparente Bewertung sei erfolgreich. Die WOE-Lesart fragt bei Praxisbeispiel nach belastbaren Nachweisen: begriffliche Praezision, Fallbeschreibung, Quellenklarheit, Plausibilitaet und offene Unsicherheit. Wenn diese Nachweise fehlen, bleibt die Aussage Wirkungspotenzial oder Kommunikationsbehauptung. Sie kann wichtig sein, aber sie ist noch keine belegte Wirkung.</w:t>
+      </w:r>
+    </w:p>
+    <w:p>
+      <w:r>
+        <w:t>Fallpruefung. Wenn eine Kommune eine bestehende Massnahme neu priorisieren will, beginnt die Analyse bei Empfaengern, Wirkraum, Zeitraum und Datenquelle. Bei Praxisbeispiel muss dann geklaert werden, ob Ressourcen umgeschichtet, Daten nacherhoben oder Zielkonflikte offengelegt werden. Eine tragfaehige Antwort benennt mindestens eine Quelle, eine offene Unsicherheit, eine moegliche Gegenbeobachtung und die Entscheidung, die nach der Bewertung geaendert wird.</w:t>
+      </w:r>
+    </w:p>
+    <w:p>
+      <w:r>
+        <w:t>Pruefungsimpuls. Wissenschaftliche Anschlussfaehigkeit entsteht hier durch Quellenklarheit. Bei Wirkungsökonomische Vertiefung werden interne WOE-Begriffe nicht als Ersatz fuer Belege benutzt, sondern mit WOE-Bewertungslogik, SDG+, rote Linien, NWI/T-SROI-Abgrenzung und Schutzgueter verbunden. Wo die Datenlage offen bleibt, wird das offengelegt. Wo eine Aussage nur plausibel ist, bleibt sie als Wirkungspotenzial markiert. Wo ein Schaden eine rote Linie beruehrt, greift Nichtkompensation vor Durchschnittslogik.</w:t>
+      </w:r>
+    </w:p>
+    <w:p>
+      <w:r>
+        <w:t>In einer kontroversen Entscheidung wirkt Wirkungsökonomische Vertiefung als Pruefpunkt fuer Ambivalenz. Ein Nutzen fuer eine Gruppe kann mit Risiken fuer andere Wirkungsempfaenger einhergehen. Das Skript verlangt deshalb, positive und negative Zustandsveraenderungen getrennt zu fuehren, bevor von positiver Netto-Wirkung gesprochen wird.</w:t>
+      </w:r>
+    </w:p>
+    <w:p>
+      <w:r>
+        <w:t>Fallpruefung. Wenn ein Unternehmen ein Produkt, einen Prozess oder eine Investition wirkungsbezogen bewerten will, beginnt die Analyse bei Empfaengern, Wirkraum, Zeitraum und Datenquelle. Bei Wirkungsökonomische Vertiefung muss dann geklaert werden, welche Entscheidung nach der Bewertung tatsaechlich anders ausfaellt. Eine tragfaehige Antwort benennt mindestens eine Quelle, eine offene Unsicherheit, eine moegliche Gegenbeobachtung und die Entscheidung, die nach der Bewertung geaendert wird.</w:t>
+      </w:r>
+    </w:p>
+    <w:p>
+      <w:r>
+        <w:t>Fuer die Bewertung reicht kein Summenscore, der zentrale Schaeden mit bequemen Pluspunkten verrechnet. Nichtkompensation und Reverse Merit Order markieren, wo rote Linien, demokratische Grundbedingungen oder planetare Grenzen Vorrang vor Durchschnittslogik haben. So bleibt positive Netto-Wirkung eine anspruchsvolle Zielgroesse und wird nicht zur dekorativen Formel.</w:t>
+      </w:r>
+    </w:p>
+    <w:p>
+      <w:r>
+        <w:t>Begriffliche Sicherung. In Grundstudium Wirkungsoekonomie wird Begriffliche Präzision erst steuerungsfaehig, wenn daraus eine Entscheidung folgt. Die Grundbegriffe muessen in spaeteren Modulen wiedererkennbar bleiben. Ohne diese Rueckkopplung bleibt Reporting eine Beschreibung. Mit Rueckkopplung wird aus Bewertung eine veraenderte Routine: ein anderer Prozess, ein geaenderter Anreiz, eine bessere Datenpflicht, eine korrigierte Kommunikation oder eine neue Priorisierung.</w:t>
       </w:r>
     </w:p>
     <w:p>
@@ -3524,7 +3574,17 @@
     </w:p>
     <w:p>
       <w:r>
-        <w:t>Wirkpfad und Empfaenger. Die Grenze gegen Scheingenauigkeit verlaeuft bei Wirkpfad nicht zwischen Optimismus und Pessimismus. Sie verlaeuft zwischen offengelegter Unsicherheit und rhetorischer Sicherheit. Wer Unsicherheit, Ambivalenz und transparente Bewertung belastbar anwenden will, benennt Systemgrenze, Zeitraum, Vergleichspunkt und offene Gegenhypothese. Gerade dadurch bleibt das Skript anschlussfaehig fuer Forschung, Praxis und spaetere Revision.</w:t>
+        <w:t>Fallpruefung. Wenn eine Bildungs- oder Forschungseinrichtung eine Wirkungsaussage fuer Lernende und Praxispartner pruefbar machen will, beginnt die Analyse bei Empfaengern, Wirkraum, Zeitraum und Datenquelle. Bei Begriffliche Präzision muss dann geklaert werden, welche Begriffe, Quellen und Grenzen im Material sichtbar bleiben muessen. Eine tragfaehige Antwort benennt mindestens eine Quelle, eine offene Unsicherheit, eine moegliche Gegenbeobachtung und die Entscheidung, die nach der Bewertung geaendert wird.</w:t>
+      </w:r>
+    </w:p>
+    <w:p>
+      <w:r>
+        <w:t>Der Rueckfluss in den WOE-Korpus liegt hier in klaren Begriffen, sauber verlinkten Quellen und benannten Forschungsfragen. Wo Glossar, Werkzeuge, Journal oder Reader noch doppeldeutig bleiben, sollte Unsicherheit, Ambivalenz und transparente Bewertung nicht als fertige Gewissheit auftreten, sondern als pruefbarer Lernstand mit Korrekturpfad.</w:t>
+      </w:r>
+    </w:p>
+    <w:p>
+      <w:r>
+        <w:t>Wirkpfadpruefung. Die Grenze gegen Scheingenauigkeit verlaeuft bei Wirkpfad nicht zwischen Optimismus und Pessimismus. Sie verlaeuft zwischen offengelegter Unsicherheit und rhetorischer Sicherheit. Wer Unsicherheit, Ambivalenz und transparente Bewertung belastbar anwenden will, benennt Systemgrenze, Zeitraum, Vergleichspunkt und offene Gegenhypothese. Gerade dadurch bleibt das Skript anschlussfaehig fuer Forschung, Praxis und spaetere Revision.</w:t>
       </w:r>
     </w:p>
     <w:p>
@@ -3534,7 +3594,12 @@
     </w:p>
     <w:p>
       <w:r>
-        <w:t>Daten, Quellen und Evidenz. Leitthese zeigt, warum Unsicherheit, Ambivalenz und transparente Bewertung mehr ist als ein Schlagwort im Feld Bewertungsgrenzen, Nichtkompensation, Reverse Merit Order und positive Netto-Wirkung. Die wirkungsoekonomische Frage lautet: Welche reale Veraenderung wird moeglich, welche bleibt nur Potenzial und wo entsteht ein Wirkungsrisiko? Diese Unterscheidung schuetzt vor Impact-Washing, weil sie Absicht, Aktivitaet, Reichweite und Wirkung auseinanderhaelt.</w:t>
+        <w:t>Fallpruefung. Wenn eine Kommune eine bestehende Massnahme neu priorisieren will, beginnt die Analyse bei Empfaengern, Wirkraum, Zeitraum und Datenquelle. Bei Wirkpfad muss dann geklaert werden, ob Ressourcen umgeschichtet, Daten nacherhoben oder Zielkonflikte offengelegt werden. Eine tragfaehige Antwort benennt mindestens eine Quelle, eine offene Unsicherheit, eine moegliche Gegenbeobachtung und die Entscheidung, die nach der Bewertung geaendert wird.</w:t>
+      </w:r>
+    </w:p>
+    <w:p>
+      <w:r>
+        <w:t>Evidenzfenster. Leitthese zeigt, warum Unsicherheit, Ambivalenz und transparente Bewertung mehr ist als ein Schlagwort im Feld Bewertungsgrenzen, Nichtkompensation, Reverse Merit Order und positive Netto-Wirkung. Die wirkungsoekonomische Frage lautet: Welche reale Veraenderung wird moeglich, welche bleibt nur Potenzial und wo entsteht ein Wirkungsrisiko? Diese Unterscheidung schuetzt vor Impact-Washing, weil sie Absicht, Aktivitaet, Reichweite und Wirkung auseinanderhaelt.</w:t>
       </w:r>
     </w:p>
     <w:p>
@@ -3544,7 +3609,17 @@
     </w:p>
     <w:p>
       <w:r>
-        <w:t>Bewertung und rote Linien. In V23 muss Didaktische Einordnung im Studiengang immer mit Empfaengern gelesen werden. Wirkung entsteht nicht beim Sender, sondern an veraenderten Zustaenden von Menschen, Oekosystemen, Institutionen, Oeffentlichkeit oder kuenftigen Handlungsspielraeumen. Darum reicht es nicht, interne Aktivitaeten zu dokumentieren. Entscheidend ist, ob sich ein Zustand nachvollziehbar veraendert und ob diese Veraenderung im Referenzrahmen Mensch, Planet, Demokratie, SDGs, Agenda 2030 und SDG+ tragfaehig bewertet werden kann.</w:t>
+        <w:t>Fallpruefung. Wenn ein Unternehmen ein Produkt, einen Prozess oder eine Investition wirkungsbezogen bewerten will, beginnt die Analyse bei Empfaengern, Wirkraum, Zeitraum und Datenquelle. Bei Leitthese muss dann geklaert werden, welche Entscheidung nach der Bewertung tatsaechlich anders ausfaellt. Eine tragfaehige Antwort benennt mindestens eine Quelle, eine offene Unsicherheit, eine moegliche Gegenbeobachtung und die Entscheidung, die nach der Bewertung geaendert wird.</w:t>
+      </w:r>
+    </w:p>
+    <w:p>
+      <w:r>
+        <w:t>Fuer die Bewertung reicht kein Summenscore, der zentrale Schaeden mit bequemen Pluspunkten verrechnet. Nichtkompensation und Reverse Merit Order markieren, wo rote Linien, demokratische Grundbedingungen oder planetare Grenzen Vorrang vor Durchschnittslogik haben. So bleibt positive Netto-Wirkung eine anspruchsvolle Zielgroesse und wird nicht zur dekorativen Formel.</w:t>
+      </w:r>
+    </w:p>
+    <w:p>
+      <w:r>
+        <w:t>Bewertungsgrenze. In V23 muss Didaktische Einordnung im Studiengang immer mit Empfaengern gelesen werden. Wirkung entsteht nicht beim Sender, sondern an veraenderten Zustaenden von Menschen, Oekosystemen, Institutionen, Oeffentlichkeit oder kuenftigen Handlungsspielraeumen. Darum reicht es nicht, interne Aktivitaeten zu dokumentieren. Entscheidend ist, ob sich ein Zustand nachvollziehbar veraendert und ob diese Veraenderung im Referenzrahmen Mensch, Planet, Demokratie, SDGs, Agenda 2030 und SDG+ tragfaehig bewertet werden kann.</w:t>
       </w:r>
     </w:p>
     <w:p>
@@ -3554,57 +3629,12 @@
     </w:p>
     <w:p>
       <w:r>
-        <w:t>Kontrollfrage. Welche Entscheidung waere falsch, wenn Didaktische Einordnung im Studiengang in V23 missverstanden wird? Die Antwort muss mindestens eine Daten- oder Quellenannahme, eine betroffene Gruppe oder Schutzdimension, eine moegliche Nebenwirkung und einen Rueckkopplungsschritt nennen. Richtig ist nicht die lauteste Bewertung, sondern diejenige, die Begriff, Beleg und Steuerungsfolge zusammenhaelt.</w:t>
-      </w:r>
-    </w:p>
-    <w:p>
-      <w:r>
-        <w:t>Rueckfluss. Fuer den WOE-Korpus bedeutet das: Begriffe aus Unsicherheit, Ambivalenz und transparente Bewertung sollten dort geschaerft werden, wo sie in Glossar, Werkzeugen, Journal oder Readern doppeldeutig bleiben. Offene Forschungsfragen werden nicht versteckt. Sie markieren die Stelle, an der spaetere Evidenz, ein besserer Datensatz oder eine praezisere Fallstudie die Bewertung veraendern kann.</w:t>
-      </w:r>
-    </w:p>
-    <w:p>
-      <w:r>
-        <w:t>Steuerung und Rueckkopplung. Wissenschaftliche Anschlussfaehigkeit entsteht hier durch Quellenklarheit. Bei Analysemodell werden interne WOE-Begriffe nicht als Ersatz fuer Belege benutzt, sondern mit WOE-Bewertungslogik, SDG+, rote Linien, NWI/T-SROI-Abgrenzung und Schutzgueter verbunden. Wo die Datenlage offen bleibt, wird das offengelegt. Wo eine Aussage nur plausibel ist, bleibt sie als Wirkungspotenzial markiert. Wo ein Schaden eine rote Linie beruehrt, greift Nichtkompensation vor Durchschnittslogik.</w:t>
-      </w:r>
-    </w:p>
-    <w:p>
-      <w:r>
-        <w:t>In einer kontroversen Entscheidung wirkt Analysemodell als Pruefpunkt fuer Ambivalenz. Ein Nutzen fuer eine Gruppe kann mit Risiken fuer andere Wirkungsempfaenger einhergehen. Das Skript verlangt deshalb, positive und negative Zustandsveraenderungen getrennt zu fuehren, bevor von positiver Netto-Wirkung gesprochen wird.</w:t>
-      </w:r>
-    </w:p>
-    <w:p>
-      <w:r>
-        <w:t>Pruefungsnahe Anwendung. In Grundstudium Wirkungsoekonomie wird Modellformel erst steuerungsfaehig, wenn daraus eine Entscheidung folgt. Die Grundbegriffe muessen in spaeteren Modulen wiedererkennbar bleiben. Ohne diese Rueckkopplung bleibt Reporting eine Beschreibung. Mit Rueckkopplung wird aus Bewertung eine veraenderte Routine: ein anderer Prozess, ein geaenderter Anreiz, eine bessere Datenpflicht, eine korrigierte Kommunikation oder eine neue Priorisierung.</w:t>
-      </w:r>
-    </w:p>
-    <w:p>
-      <w:r>
-        <w:t>Die typische Fehlstelle bei Unsicherheit, Ambivalenz und transparente Bewertung liegt darin, schwere Schaeden mit bequemen Pluspunkten zu verrechnen. Bei Modellformel wird diese Fehlstelle konkret: Ein scheinbar plausibler Befund darf nicht zur Abkuerzung werden. Quellen, Systemgrenzen, Unsicherheit und Rueckkopplung bleiben sichtbar.</w:t>
-      </w:r>
-    </w:p>
-    <w:p>
-      <w:r>
-        <w:t>Transfer in den WOE-Korpus. Die Grenze gegen Scheingenauigkeit verlaeuft bei Fallfenster nicht zwischen Optimismus und Pessimismus. Sie verlaeuft zwischen offengelegter Unsicherheit und rhetorischer Sicherheit. Wer Unsicherheit, Ambivalenz und transparente Bewertung belastbar anwenden will, benennt Systemgrenze, Zeitraum, Vergleichspunkt und offene Gegenhypothese. Gerade dadurch bleibt das Skript anschlussfaehig fuer Forschung, Praxis und spaetere Revision.</w:t>
-      </w:r>
-    </w:p>
-    <w:p>
-      <w:r>
-        <w:t>Fuer die Pruefung ist Fallfenster dann verstanden, wenn daraus eine belastbare Fallantwort entsteht. Eine gute Antwort unterscheidet Beobachtung, Kausalannahme, Bewertung und Steuerungsfolge. Sie bewertet keine Menschen, sondern Wirkpfade, Zustandsveraenderungen, Risiken und institutionelle Bedingungen.</w:t>
-      </w:r>
-    </w:p>
-    <w:p>
-      <w:r>
-        <w:t>Grenzen der Aussage. Prüfungsnahe Fallfragen ohne geschützte Antwortlogik zeigt, warum Unsicherheit, Ambivalenz und transparente Bewertung mehr ist als ein Schlagwort im Feld Bewertungsgrenzen, Nichtkompensation, Reverse Merit Order und positive Netto-Wirkung. Die wirkungsoekonomische Frage lautet: Welche reale Veraenderung wird moeglich, welche bleibt nur Potenzial und wo entsteht ein Wirkungsrisiko? Diese Unterscheidung schuetzt vor Impact-Washing, weil sie Absicht, Aktivitaet, Reichweite und Wirkung auseinanderhaelt.</w:t>
-      </w:r>
-    </w:p>
-    <w:p>
-      <w:r>
-        <w:t>Eine Kommune, ein Unternehmen oder eine Bildungsorganisation will Unsicherheit, Ambivalenz und transparente Bewertung praktisch anwenden. Der erste Schritt ist nicht die Auswahl eines Instruments, sondern die Klaerung der Zustandsveraenderung. Bei Prüfungsnahe Fallfragen ohne geschützte Antwortlogik muss deshalb benannt werden, wer betroffen ist, welcher Zustand sich veraendert, welche Frist gilt und welche Gegenbeobachtung die Annahme widerlegen wuerde. Erst danach entsteht eine begruendete Entscheidung im Feld Begriff, Fallbewertung, Wirkpfad, rote Linie, Quellenbeurteilung oder Rueckkopplungsregel.</w:t>
-      </w:r>
-    </w:p>
-    <w:p>
-      <w:r>
-        <w:t>Kontrollfrage. Welche Entscheidung waere falsch, wenn Prüfungsnahe Fallfragen ohne geschützte Antwortlogik in V23 missverstanden wird? Die Antwort muss mindestens eine Daten- oder Quellenannahme, eine betroffene Gruppe oder Schutzdimension, eine moegliche Nebenwirkung und einen Rueckkopplungsschritt nennen. Richtig ist nicht die lauteste Bewertung, sondern diejenige, die Begriff, Beleg und Steuerungsfolge zusammenhaelt.</w:t>
+        <w:t>Fallpruefung. Wenn eine Bildungs- oder Forschungseinrichtung eine Wirkungsaussage fuer Lernende und Praxispartner pruefbar machen will, beginnt die Analyse bei Empfaengern, Wirkraum, Zeitraum und Datenquelle. Bei Didaktische Einordnung im Studiengang muss dann geklaert werden, welche Begriffe, Quellen und Grenzen im Material sichtbar bleiben muessen. Eine tragfaehige Antwort benennt mindestens eine Quelle, eine offene Unsicherheit, eine moegliche Gegenbeobachtung und die Entscheidung, die nach der Bewertung geaendert wird.</w:t>
+      </w:r>
+    </w:p>
+    <w:p>
+      <w:r>
+        <w:t>Der Rueckfluss in den WOE-Korpus liegt hier in klaren Begriffen, sauber verlinkten Quellen und benannten Forschungsfragen. Wo Glossar, Werkzeuge, Journal oder Reader noch doppeldeutig bleiben, sollte Unsicherheit, Ambivalenz und transparente Bewertung nicht als fertige Gewissheit auftreten, sondern als pruefbarer Lernstand mit Korrekturpfad.</w:t>
       </w:r>
     </w:p>
     <w:p>
@@ -3612,17 +3642,87 @@
         <w:pStyle w:val="Heading3"/>
       </w:pPr>
       <w:r>
-        <w:t>Schlussvertiefung 3: Unsicherheit, Ambivalenz und transparente Bewertung im Anwendungsfall</w:t>
-      </w:r>
-    </w:p>
-    <w:p>
-      <w:r>
-        <w:t>Die folgenden Abschnitte sind keine neue Pruefungsloesung. Sie verdichten die vorhandenen Kapitel zu einer Lesart, mit der Studierende einen Fall selbststaendig analysieren koennen. Im Mittelpunkt stehen Bewertungsgrenzen, Nichtkompensation, Reverse Merit Order und positive Netto-Wirkung, nicht moralische Personenbewertung.</w:t>
-      </w:r>
-    </w:p>
-    <w:p>
-      <w:r>
-        <w:t>Begriffliche Schlussklaerung. In V23 muss Auswertung aus der lebenden Website-Referenz immer mit Empfaengern gelesen werden. Wirkung entsteht nicht beim Sender, sondern an veraenderten Zustaenden von Menschen, Oekosystemen, Institutionen, Oeffentlichkeit oder kuenftigen Handlungsspielraeumen. Darum reicht es nicht, interne Aktivitaeten zu dokumentieren. Entscheidend ist, ob sich ein Zustand nachvollziehbar veraendert und ob diese Veraenderung im Referenzrahmen Mensch, Planet, Demokratie, SDGs, Agenda 2030 und SDG+ tragfaehig bewertet werden kann.</w:t>
+        <w:t>Vertiefungsrunde 3: Anschluss an Praxis und Forschung</w:t>
+      </w:r>
+    </w:p>
+    <w:p>
+      <w:r>
+        <w:t>Diese Runde wechselt den Blickwinkel, damit der Schlussblock nicht nur wiederholt, sondern Leseentscheidungen vorbereitet: Was ist belegt, was bleibt Potenzial, welche Nebenwirkung ist relevant und welche Steuerungsfolge wird daraus abgeleitet?</w:t>
+      </w:r>
+    </w:p>
+    <w:p>
+      <w:r>
+        <w:t>Steuerungsfolge. Wissenschaftliche Anschlussfaehigkeit entsteht hier durch Quellenklarheit. Bei Analysemodell werden interne WOE-Begriffe nicht als Ersatz fuer Belege benutzt, sondern mit WOE-Bewertungslogik, SDG+, rote Linien, NWI/T-SROI-Abgrenzung und Schutzgueter verbunden. Wo die Datenlage offen bleibt, wird das offengelegt. Wo eine Aussage nur plausibel ist, bleibt sie als Wirkungspotenzial markiert. Wo ein Schaden eine rote Linie beruehrt, greift Nichtkompensation vor Durchschnittslogik.</w:t>
+      </w:r>
+    </w:p>
+    <w:p>
+      <w:r>
+        <w:t>In einer kontroversen Entscheidung wirkt Analysemodell als Pruefpunkt fuer Ambivalenz. Ein Nutzen fuer eine Gruppe kann mit Risiken fuer andere Wirkungsempfaenger einhergehen. Das Skript verlangt deshalb, positive und negative Zustandsveraenderungen getrennt zu fuehren, bevor von positiver Netto-Wirkung gesprochen wird.</w:t>
+      </w:r>
+    </w:p>
+    <w:p>
+      <w:r>
+        <w:t>Fallpruefung. Wenn eine Kommune eine bestehende Massnahme neu priorisieren will, beginnt die Analyse bei Empfaengern, Wirkraum, Zeitraum und Datenquelle. Bei Analysemodell muss dann geklaert werden, ob Ressourcen umgeschichtet, Daten nacherhoben oder Zielkonflikte offengelegt werden. Eine tragfaehige Antwort benennt mindestens eine Quelle, eine offene Unsicherheit, eine moegliche Gegenbeobachtung und die Entscheidung, die nach der Bewertung geaendert wird.</w:t>
+      </w:r>
+    </w:p>
+    <w:p>
+      <w:r>
+        <w:t>Transferhinweis. In Grundstudium Wirkungsoekonomie wird Modellformel erst steuerungsfaehig, wenn daraus eine Entscheidung folgt. Die Grundbegriffe muessen in spaeteren Modulen wiedererkennbar bleiben. Ohne diese Rueckkopplung bleibt Reporting eine Beschreibung. Mit Rueckkopplung wird aus Bewertung eine veraenderte Routine: ein anderer Prozess, ein geaenderter Anreiz, eine bessere Datenpflicht, eine korrigierte Kommunikation oder eine neue Priorisierung.</w:t>
+      </w:r>
+    </w:p>
+    <w:p>
+      <w:r>
+        <w:t>Die typische Fehlstelle bei Unsicherheit, Ambivalenz und transparente Bewertung liegt darin, schwere Schaeden mit bequemen Pluspunkten zu verrechnen. Bei Modellformel wird diese Fehlstelle konkret: Ein scheinbar plausibler Befund darf nicht zur Abkuerzung werden. Quellen, Systemgrenzen, Unsicherheit und Rueckkopplung bleiben sichtbar.</w:t>
+      </w:r>
+    </w:p>
+    <w:p>
+      <w:r>
+        <w:t>Fallpruefung. Wenn ein Unternehmen ein Produkt, einen Prozess oder eine Investition wirkungsbezogen bewerten will, beginnt die Analyse bei Empfaengern, Wirkraum, Zeitraum und Datenquelle. Bei Modellformel muss dann geklaert werden, welche Entscheidung nach der Bewertung tatsaechlich anders ausfaellt. Eine tragfaehige Antwort benennt mindestens eine Quelle, eine offene Unsicherheit, eine moegliche Gegenbeobachtung und die Entscheidung, die nach der Bewertung geaendert wird.</w:t>
+      </w:r>
+    </w:p>
+    <w:p>
+      <w:r>
+        <w:t>Fuer die Bewertung reicht kein Summenscore, der zentrale Schaeden mit bequemen Pluspunkten verrechnet. Nichtkompensation und Reverse Merit Order markieren, wo rote Linien, demokratische Grundbedingungen oder planetare Grenzen Vorrang vor Durchschnittslogik haben. So bleibt positive Netto-Wirkung eine anspruchsvolle Zielgroesse und wird nicht zur dekorativen Formel.</w:t>
+      </w:r>
+    </w:p>
+    <w:p>
+      <w:r>
+        <w:t>Rueckflussnotiz. Die Grenze gegen Scheingenauigkeit verlaeuft bei Fallfenster nicht zwischen Optimismus und Pessimismus. Sie verlaeuft zwischen offengelegter Unsicherheit und rhetorischer Sicherheit. Wer Unsicherheit, Ambivalenz und transparente Bewertung belastbar anwenden will, benennt Systemgrenze, Zeitraum, Vergleichspunkt und offene Gegenhypothese. Gerade dadurch bleibt das Skript anschlussfaehig fuer Forschung, Praxis und spaetere Revision.</w:t>
+      </w:r>
+    </w:p>
+    <w:p>
+      <w:r>
+        <w:t>Fuer die Pruefung ist Fallfenster dann verstanden, wenn daraus eine belastbare Fallantwort entsteht. Eine gute Antwort unterscheidet Beobachtung, Kausalannahme, Bewertung und Steuerungsfolge. Sie bewertet keine Menschen, sondern Wirkpfade, Zustandsveraenderungen, Risiken und institutionelle Bedingungen.</w:t>
+      </w:r>
+    </w:p>
+    <w:p>
+      <w:r>
+        <w:t>Fallpruefung. Wenn eine Bildungs- oder Forschungseinrichtung eine Wirkungsaussage fuer Lernende und Praxispartner pruefbar machen will, beginnt die Analyse bei Empfaengern, Wirkraum, Zeitraum und Datenquelle. Bei Fallfenster muss dann geklaert werden, welche Begriffe, Quellen und Grenzen im Material sichtbar bleiben muessen. Eine tragfaehige Antwort benennt mindestens eine Quelle, eine offene Unsicherheit, eine moegliche Gegenbeobachtung und die Entscheidung, die nach der Bewertung geaendert wird.</w:t>
+      </w:r>
+    </w:p>
+    <w:p>
+      <w:r>
+        <w:t>Der Rueckfluss in den WOE-Korpus liegt hier in klaren Begriffen, sauber verlinkten Quellen und benannten Forschungsfragen. Wo Glossar, Werkzeuge, Journal oder Reader noch doppeldeutig bleiben, sollte Unsicherheit, Ambivalenz und transparente Bewertung nicht als fertige Gewissheit auftreten, sondern als pruefbarer Lernstand mit Korrekturpfad.</w:t>
+      </w:r>
+    </w:p>
+    <w:p>
+      <w:r>
+        <w:t>Pruefungsimpuls. Prüfungsnahe Fallfragen ohne geschützte Antwortlogik zeigt, warum Unsicherheit, Ambivalenz und transparente Bewertung mehr ist als ein Schlagwort im Feld Bewertungsgrenzen, Nichtkompensation, Reverse Merit Order und positive Netto-Wirkung. Die wirkungsoekonomische Frage lautet: Welche reale Veraenderung wird moeglich, welche bleibt nur Potenzial und wo entsteht ein Wirkungsrisiko? Diese Unterscheidung schuetzt vor Impact-Washing, weil sie Absicht, Aktivitaet, Reichweite und Wirkung auseinanderhaelt.</w:t>
+      </w:r>
+    </w:p>
+    <w:p>
+      <w:r>
+        <w:t>Eine Kommune, ein Unternehmen oder eine Bildungsorganisation will Unsicherheit, Ambivalenz und transparente Bewertung praktisch anwenden. Der erste Schritt ist nicht die Auswahl eines Instruments, sondern die Klaerung der Zustandsveraenderung. Bei Prüfungsnahe Fallfragen ohne geschützte Antwortlogik muss deshalb benannt werden, wer betroffen ist, welcher Zustand sich veraendert, welche Frist gilt und welche Gegenbeobachtung die Annahme widerlegen wuerde. Erst danach entsteht eine begruendete Entscheidung im Feld Begriff, Fallbewertung, Wirkpfad, rote Linie, Quellenbeurteilung oder Rueckkopplungsregel.</w:t>
+      </w:r>
+    </w:p>
+    <w:p>
+      <w:r>
+        <w:t>Fallpruefung. Wenn eine Kommune eine bestehende Massnahme neu priorisieren will, beginnt die Analyse bei Empfaengern, Wirkraum, Zeitraum und Datenquelle. Bei Prüfungsnahe Fallfragen ohne geschützte Antwortlogik muss dann geklaert werden, ob Ressourcen umgeschichtet, Daten nacherhoben oder Zielkonflikte offengelegt werden. Eine tragfaehige Antwort benennt mindestens eine Quelle, eine offene Unsicherheit, eine moegliche Gegenbeobachtung und die Entscheidung, die nach der Bewertung geaendert wird.</w:t>
+      </w:r>
+    </w:p>
+    <w:p>
+      <w:r>
+        <w:t>Begriffliche Sicherung. In V23 muss Auswertung aus der lebenden Website-Referenz immer mit Empfaengern gelesen werden. Wirkung entsteht nicht beim Sender, sondern an veraenderten Zustaenden von Menschen, Oekosystemen, Institutionen, Oeffentlichkeit oder kuenftigen Handlungsspielraeumen. Darum reicht es nicht, interne Aktivitaeten zu dokumentieren. Entscheidend ist, ob sich ein Zustand nachvollziehbar veraendert und ob diese Veraenderung im Referenzrahmen Mensch, Planet, Demokratie, SDGs, Agenda 2030 und SDG+ tragfaehig bewertet werden kann.</w:t>
       </w:r>
     </w:p>
     <w:p>
@@ -3632,7 +3732,17 @@
     </w:p>
     <w:p>
       <w:r>
-        <w:t>Wirkpfad und Empfaenger. Wissenschaftliche Anschlussfaehigkeit entsteht hier durch Quellenklarheit. Bei Warum Wirkung immer auch Risiko bedeutet werden interne WOE-Begriffe nicht als Ersatz fuer Belege benutzt, sondern mit WOE-Bewertungslogik, SDG+, rote Linien, NWI/T-SROI-Abgrenzung und Schutzgueter verbunden. Wo die Datenlage offen bleibt, wird das offengelegt. Wo eine Aussage nur plausibel ist, bleibt sie als Wirkungspotenzial markiert. Wo ein Schaden eine rote Linie beruehrt, greift Nichtkompensation vor Durchschnittslogik.</w:t>
+        <w:t>Fallpruefung. Wenn ein Unternehmen ein Produkt, einen Prozess oder eine Investition wirkungsbezogen bewerten will, beginnt die Analyse bei Empfaengern, Wirkraum, Zeitraum und Datenquelle. Bei Auswertung aus der lebenden Website-Referenz muss dann geklaert werden, welche Entscheidung nach der Bewertung tatsaechlich anders ausfaellt. Eine tragfaehige Antwort benennt mindestens eine Quelle, eine offene Unsicherheit, eine moegliche Gegenbeobachtung und die Entscheidung, die nach der Bewertung geaendert wird.</w:t>
+      </w:r>
+    </w:p>
+    <w:p>
+      <w:r>
+        <w:t>Fuer die Bewertung reicht kein Summenscore, der zentrale Schaeden mit bequemen Pluspunkten verrechnet. Nichtkompensation und Reverse Merit Order markieren, wo rote Linien, demokratische Grundbedingungen oder planetare Grenzen Vorrang vor Durchschnittslogik haben. So bleibt positive Netto-Wirkung eine anspruchsvolle Zielgroesse und wird nicht zur dekorativen Formel.</w:t>
+      </w:r>
+    </w:p>
+    <w:p>
+      <w:r>
+        <w:t>Wirkpfadpruefung. Wissenschaftliche Anschlussfaehigkeit entsteht hier durch Quellenklarheit. Bei Warum Wirkung immer auch Risiko bedeutet werden interne WOE-Begriffe nicht als Ersatz fuer Belege benutzt, sondern mit WOE-Bewertungslogik, SDG+, rote Linien, NWI/T-SROI-Abgrenzung und Schutzgueter verbunden. Wo die Datenlage offen bleibt, wird das offengelegt. Wo eine Aussage nur plausibel ist, bleibt sie als Wirkungspotenzial markiert. Wo ein Schaden eine rote Linie beruehrt, greift Nichtkompensation vor Durchschnittslogik.</w:t>
       </w:r>
     </w:p>
     <w:p>
@@ -3642,82 +3752,12 @@
     </w:p>
     <w:p>
       <w:r>
-        <w:t>Rueckfluss. Fuer den WOE-Korpus bedeutet das: Begriffe aus Unsicherheit, Ambivalenz und transparente Bewertung sollten dort geschaerft werden, wo sie in Glossar, Werkzeugen, Journal oder Readern doppeldeutig bleiben. Offene Forschungsfragen werden nicht versteckt. Sie markieren die Stelle, an der spaetere Evidenz, ein besserer Datensatz oder eine praezisere Fallstudie die Bewertung veraendern kann.</w:t>
-      </w:r>
-    </w:p>
-    <w:p>
-      <w:r>
-        <w:t>Daten, Quellen und Evidenz. In Grundstudium Wirkungsoekonomie wird Wirkungspotenzial, Wirkungsrisiko und eingetretener Schaden erst steuerungsfaehig, wenn daraus eine Entscheidung folgt. Die Grundbegriffe muessen in spaeteren Modulen wiedererkennbar bleiben. Ohne diese Rueckkopplung bleibt Reporting eine Beschreibung. Mit Rueckkopplung wird aus Bewertung eine veraenderte Routine: ein anderer Prozess, ein geaenderter Anreiz, eine bessere Datenpflicht, eine korrigierte Kommunikation oder eine neue Priorisierung.</w:t>
-      </w:r>
-    </w:p>
-    <w:p>
-      <w:r>
-        <w:t>Die typische Fehlstelle bei Unsicherheit, Ambivalenz und transparente Bewertung liegt darin, schwere Schaeden mit bequemen Pluspunkten zu verrechnen. Bei Wirkungspotenzial, Wirkungsrisiko und eingetretener Schaden wird diese Fehlstelle konkret: Ein scheinbar plausibler Befund darf nicht zur Abkuerzung werden. Quellen, Systemgrenzen, Unsicherheit und Rueckkopplung bleiben sichtbar.</w:t>
-      </w:r>
-    </w:p>
-    <w:p>
-      <w:r>
-        <w:t>Bewertung und rote Linien. Die Grenze gegen Scheingenauigkeit verlaeuft bei Risiko nach erster, zweiter und dritter Wirkungsordnung nicht zwischen Optimismus und Pessimismus. Sie verlaeuft zwischen offengelegter Unsicherheit und rhetorischer Sicherheit. Wer Unsicherheit, Ambivalenz und transparente Bewertung belastbar anwenden will, benennt Systemgrenze, Zeitraum, Vergleichspunkt und offene Gegenhypothese. Gerade dadurch bleibt das Skript anschlussfaehig fuer Forschung, Praxis und spaetere Revision.</w:t>
-      </w:r>
-    </w:p>
-    <w:p>
-      <w:r>
-        <w:t>Fuer die Pruefung ist Risiko nach erster, zweiter und dritter Wirkungsordnung dann verstanden, wenn daraus eine belastbare Fallantwort entsteht. Eine gute Antwort unterscheidet Beobachtung, Kausalannahme, Bewertung und Steuerungsfolge. Sie bewertet keine Menschen, sondern Wirkpfade, Zustandsveraenderungen, Risiken und institutionelle Bedingungen.</w:t>
-      </w:r>
-    </w:p>
-    <w:p>
-      <w:r>
-        <w:t>Kontrollfrage. Welche Entscheidung waere falsch, wenn Risiko nach erster, zweiter und dritter Wirkungsordnung in V23 missverstanden wird? Die Antwort muss mindestens eine Daten- oder Quellenannahme, eine betroffene Gruppe oder Schutzdimension, eine moegliche Nebenwirkung und einen Rueckkopplungsschritt nennen. Richtig ist nicht die lauteste Bewertung, sondern diejenige, die Begriff, Beleg und Steuerungsfolge zusammenhaelt.</w:t>
-      </w:r>
-    </w:p>
-    <w:p>
-      <w:r>
-        <w:t>Steuerung und Rueckkopplung. Wirkungsdaten als Frühwarninformationen zeigt, warum Unsicherheit, Ambivalenz und transparente Bewertung mehr ist als ein Schlagwort im Feld Bewertungsgrenzen, Nichtkompensation, Reverse Merit Order und positive Netto-Wirkung. Die wirkungsoekonomische Frage lautet: Welche reale Veraenderung wird moeglich, welche bleibt nur Potenzial und wo entsteht ein Wirkungsrisiko? Diese Unterscheidung schuetzt vor Impact-Washing, weil sie Absicht, Aktivitaet, Reichweite und Wirkung auseinanderhaelt.</w:t>
-      </w:r>
-    </w:p>
-    <w:p>
-      <w:r>
-        <w:t>Eine Kommune, ein Unternehmen oder eine Bildungsorganisation will Unsicherheit, Ambivalenz und transparente Bewertung praktisch anwenden. Der erste Schritt ist nicht die Auswahl eines Instruments, sondern die Klaerung der Zustandsveraenderung. Bei Wirkungsdaten als Frühwarninformationen muss deshalb benannt werden, wer betroffen ist, welcher Zustand sich veraendert, welche Frist gilt und welche Gegenbeobachtung die Annahme widerlegen wuerde. Erst danach entsteht eine begruendete Entscheidung im Feld Begriff, Fallbewertung, Wirkpfad, rote Linie, Quellenbeurteilung oder Rueckkopplungsregel.</w:t>
-      </w:r>
-    </w:p>
-    <w:p>
-      <w:r>
-        <w:t>Pruefungsnahe Anwendung. In V23 muss Finanzierbarkeit, Versicherbarkeit und Kapitalzugang immer mit Empfaengern gelesen werden. Wirkung entsteht nicht beim Sender, sondern an veraenderten Zustaenden von Menschen, Oekosystemen, Institutionen, Oeffentlichkeit oder kuenftigen Handlungsspielraeumen. Darum reicht es nicht, interne Aktivitaeten zu dokumentieren. Entscheidend ist, ob sich ein Zustand nachvollziehbar veraendert und ob diese Veraenderung im Referenzrahmen Mensch, Planet, Demokratie, SDGs, Agenda 2030 und SDG+ tragfaehig bewertet werden kann.</w:t>
-      </w:r>
-    </w:p>
-    <w:p>
-      <w:r>
-        <w:t>Ein Bericht behauptet, die Massnahme zu Unsicherheit, Ambivalenz und transparente Bewertung sei erfolgreich. Die WOE-Lesart fragt bei Finanzierbarkeit, Versicherbarkeit und Kapitalzugang nach belastbaren Nachweisen: begriffliche Praezision, Fallbeschreibung, Quellenklarheit, Plausibilitaet und offene Unsicherheit. Wenn diese Nachweise fehlen, bleibt die Aussage Wirkungspotenzial oder Kommunikationsbehauptung. Sie kann wichtig sein, aber sie ist noch keine belegte Wirkung.</w:t>
-      </w:r>
-    </w:p>
-    <w:p>
-      <w:r>
-        <w:t>Transfer in den WOE-Korpus. Wissenschaftliche Anschlussfaehigkeit entsteht hier durch Quellenklarheit. Bei Einleitung / Wirkungsfrage werden interne WOE-Begriffe nicht als Ersatz fuer Belege benutzt, sondern mit WOE-Bewertungslogik, SDG+, rote Linien, NWI/T-SROI-Abgrenzung und Schutzgueter verbunden. Wo die Datenlage offen bleibt, wird das offengelegt. Wo eine Aussage nur plausibel ist, bleibt sie als Wirkungspotenzial markiert. Wo ein Schaden eine rote Linie beruehrt, greift Nichtkompensation vor Durchschnittslogik.</w:t>
-      </w:r>
-    </w:p>
-    <w:p>
-      <w:r>
-        <w:t>In einer kontroversen Entscheidung wirkt Einleitung / Wirkungsfrage als Pruefpunkt fuer Ambivalenz. Ein Nutzen fuer eine Gruppe kann mit Risiken fuer andere Wirkungsempfaenger einhergehen. Das Skript verlangt deshalb, positive und negative Zustandsveraenderungen getrennt zu fuehren, bevor von positiver Netto-Wirkung gesprochen wird.</w:t>
-      </w:r>
-    </w:p>
-    <w:p>
-      <w:r>
-        <w:t>Grenzen der Aussage. In Grundstudium Wirkungsoekonomie wird Kernaussage erst steuerungsfaehig, wenn daraus eine Entscheidung folgt. Die Grundbegriffe muessen in spaeteren Modulen wiedererkennbar bleiben. Ohne diese Rueckkopplung bleibt Reporting eine Beschreibung. Mit Rueckkopplung wird aus Bewertung eine veraenderte Routine: ein anderer Prozess, ein geaenderter Anreiz, eine bessere Datenpflicht, eine korrigierte Kommunikation oder eine neue Priorisierung.</w:t>
-      </w:r>
-    </w:p>
-    <w:p>
-      <w:r>
-        <w:t>Die typische Fehlstelle bei Unsicherheit, Ambivalenz und transparente Bewertung liegt darin, schwere Schaeden mit bequemen Pluspunkten zu verrechnen. Bei Kernaussage wird diese Fehlstelle konkret: Ein scheinbar plausibler Befund darf nicht zur Abkuerzung werden. Quellen, Systemgrenzen, Unsicherheit und Rueckkopplung bleiben sichtbar.</w:t>
-      </w:r>
-    </w:p>
-    <w:p>
-      <w:r>
-        <w:t>Kontrollfrage. Welche Entscheidung waere falsch, wenn Kernaussage in V23 missverstanden wird? Die Antwort muss mindestens eine Daten- oder Quellenannahme, eine betroffene Gruppe oder Schutzdimension, eine moegliche Nebenwirkung und einen Rueckkopplungsschritt nennen. Richtig ist nicht die lauteste Bewertung, sondern diejenige, die Begriff, Beleg und Steuerungsfolge zusammenhaelt.</w:t>
-      </w:r>
-    </w:p>
-    <w:p>
-      <w:r>
-        <w:t>Rueckfluss. Fuer den WOE-Korpus bedeutet das: Begriffe aus Unsicherheit, Ambivalenz und transparente Bewertung sollten dort geschaerft werden, wo sie in Glossar, Werkzeugen, Journal oder Readern doppeldeutig bleiben. Offene Forschungsfragen werden nicht versteckt. Sie markieren die Stelle, an der spaetere Evidenz, ein besserer Datensatz oder eine praezisere Fallstudie die Bewertung veraendern kann.</w:t>
+        <w:t>Fallpruefung. Wenn eine Bildungs- oder Forschungseinrichtung eine Wirkungsaussage fuer Lernende und Praxispartner pruefbar machen will, beginnt die Analyse bei Empfaengern, Wirkraum, Zeitraum und Datenquelle. Bei Warum Wirkung immer auch Risiko bedeutet muss dann geklaert werden, welche Begriffe, Quellen und Grenzen im Material sichtbar bleiben muessen. Eine tragfaehige Antwort benennt mindestens eine Quelle, eine offene Unsicherheit, eine moegliche Gegenbeobachtung und die Entscheidung, die nach der Bewertung geaendert wird.</w:t>
+      </w:r>
+    </w:p>
+    <w:p>
+      <w:r>
+        <w:t>Der Rueckfluss in den WOE-Korpus liegt hier in klaren Begriffen, sauber verlinkten Quellen und benannten Forschungsfragen. Wo Glossar, Werkzeuge, Journal oder Reader noch doppeldeutig bleiben, sollte Unsicherheit, Ambivalenz und transparente Bewertung nicht als fertige Gewissheit auftreten, sondern als pruefbarer Lernstand mit Korrekturpfad.</w:t>
       </w:r>
     </w:p>
     <w:p>
@@ -3725,107 +3765,122 @@
         <w:pStyle w:val="Heading3"/>
       </w:pPr>
       <w:r>
-        <w:t>Schlussvertiefung 4: Unsicherheit, Ambivalenz und transparente Bewertung im Anwendungsfall</w:t>
-      </w:r>
-    </w:p>
-    <w:p>
-      <w:r>
-        <w:t>Die folgenden Abschnitte sind keine neue Pruefungsloesung. Sie verdichten die vorhandenen Kapitel zu einer Lesart, mit der Studierende einen Fall selbststaendig analysieren koennen. Im Mittelpunkt stehen Bewertungsgrenzen, Nichtkompensation, Reverse Merit Order und positive Netto-Wirkung, nicht moralische Personenbewertung.</w:t>
-      </w:r>
-    </w:p>
-    <w:p>
-      <w:r>
-        <w:t>Begriffliche Schlussklaerung. Die Grenze gegen Scheingenauigkeit verlaeuft bei Quelltext und fachliche Grundlegung nicht zwischen Optimismus und Pessimismus. Sie verlaeuft zwischen offengelegter Unsicherheit und rhetorischer Sicherheit. Wer Unsicherheit, Ambivalenz und transparente Bewertung belastbar anwenden will, benennt Systemgrenze, Zeitraum, Vergleichspunkt und offene Gegenhypothese. Gerade dadurch bleibt das Skript anschlussfaehig fuer Forschung, Praxis und spaetere Revision.</w:t>
-      </w:r>
-    </w:p>
-    <w:p>
-      <w:r>
-        <w:t>Fuer die Pruefung ist Quelltext und fachliche Grundlegung dann verstanden, wenn daraus eine belastbare Fallantwort entsteht. Eine gute Antwort unterscheidet Beobachtung, Kausalannahme, Bewertung und Steuerungsfolge. Sie bewertet keine Menschen, sondern Wirkpfade, Zustandsveraenderungen, Risiken und institutionelle Bedingungen.</w:t>
-      </w:r>
-    </w:p>
-    <w:p>
-      <w:r>
-        <w:t>Wirkpfad und Empfaenger. Einstieg / Wirkungsfrage zeigt, warum Unsicherheit, Ambivalenz und transparente Bewertung mehr ist als ein Schlagwort im Feld Bewertungsgrenzen, Nichtkompensation, Reverse Merit Order und positive Netto-Wirkung. Die wirkungsoekonomische Frage lautet: Welche reale Veraenderung wird moeglich, welche bleibt nur Potenzial und wo entsteht ein Wirkungsrisiko? Diese Unterscheidung schuetzt vor Impact-Washing, weil sie Absicht, Aktivitaet, Reichweite und Wirkung auseinanderhaelt.</w:t>
-      </w:r>
-    </w:p>
-    <w:p>
-      <w:r>
-        <w:t>Eine Kommune, ein Unternehmen oder eine Bildungsorganisation will Unsicherheit, Ambivalenz und transparente Bewertung praktisch anwenden. Der erste Schritt ist nicht die Auswahl eines Instruments, sondern die Klaerung der Zustandsveraenderung. Bei Einstieg / Wirkungsfrage muss deshalb benannt werden, wer betroffen ist, welcher Zustand sich veraendert, welche Frist gilt und welche Gegenbeobachtung die Annahme widerlegen wuerde. Erst danach entsteht eine begruendete Entscheidung im Feld Begriff, Fallbewertung, Wirkpfad, rote Linie, Quellenbeurteilung oder Rueckkopplungsregel.</w:t>
-      </w:r>
-    </w:p>
-    <w:p>
-      <w:r>
-        <w:t>Daten, Quellen und Evidenz. In V23 muss Skript / Folien (Lernseite) immer mit Empfaengern gelesen werden. Wirkung entsteht nicht beim Sender, sondern an veraenderten Zustaenden von Menschen, Oekosystemen, Institutionen, Oeffentlichkeit oder kuenftigen Handlungsspielraeumen. Darum reicht es nicht, interne Aktivitaeten zu dokumentieren. Entscheidend ist, ob sich ein Zustand nachvollziehbar veraendert und ob diese Veraenderung im Referenzrahmen Mensch, Planet, Demokratie, SDGs, Agenda 2030 und SDG+ tragfaehig bewertet werden kann.</w:t>
-      </w:r>
-    </w:p>
-    <w:p>
-      <w:r>
-        <w:t>Ein Bericht behauptet, die Massnahme zu Unsicherheit, Ambivalenz und transparente Bewertung sei erfolgreich. Die WOE-Lesart fragt bei Skript / Folien (Lernseite) nach belastbaren Nachweisen: begriffliche Praezision, Fallbeschreibung, Quellenklarheit, Plausibilitaet und offene Unsicherheit. Wenn diese Nachweise fehlen, bleibt die Aussage Wirkungspotenzial oder Kommunikationsbehauptung. Sie kann wichtig sein, aber sie ist noch keine belegte Wirkung.</w:t>
-      </w:r>
-    </w:p>
-    <w:p>
-      <w:r>
-        <w:t>Bewertung und rote Linien. Wissenschaftliche Anschlussfaehigkeit entsteht hier durch Quellenklarheit. Bei Transferaufgabe werden interne WOE-Begriffe nicht als Ersatz fuer Belege benutzt, sondern mit WOE-Bewertungslogik, SDG+, rote Linien, NWI/T-SROI-Abgrenzung und Schutzgueter verbunden. Wo die Datenlage offen bleibt, wird das offengelegt. Wo eine Aussage nur plausibel ist, bleibt sie als Wirkungspotenzial markiert. Wo ein Schaden eine rote Linie beruehrt, greift Nichtkompensation vor Durchschnittslogik.</w:t>
-      </w:r>
-    </w:p>
-    <w:p>
-      <w:r>
-        <w:t>In einer kontroversen Entscheidung wirkt Transferaufgabe als Pruefpunkt fuer Ambivalenz. Ein Nutzen fuer eine Gruppe kann mit Risiken fuer andere Wirkungsempfaenger einhergehen. Das Skript verlangt deshalb, positive und negative Zustandsveraenderungen getrennt zu fuehren, bevor von positiver Netto-Wirkung gesprochen wird.</w:t>
-      </w:r>
-    </w:p>
-    <w:p>
-      <w:r>
-        <w:t>Kontrollfrage. Welche Entscheidung waere falsch, wenn Transferaufgabe in V23 missverstanden wird? Die Antwort muss mindestens eine Daten- oder Quellenannahme, eine betroffene Gruppe oder Schutzdimension, eine moegliche Nebenwirkung und einen Rueckkopplungsschritt nennen. Richtig ist nicht die lauteste Bewertung, sondern diejenige, die Begriff, Beleg und Steuerungsfolge zusammenhaelt.</w:t>
-      </w:r>
-    </w:p>
-    <w:p>
-      <w:r>
-        <w:t>Steuerung und Rueckkopplung. In Grundstudium Wirkungsoekonomie wird Praxisbeispiel erst steuerungsfaehig, wenn daraus eine Entscheidung folgt. Die Grundbegriffe muessen in spaeteren Modulen wiedererkennbar bleiben. Ohne diese Rueckkopplung bleibt Reporting eine Beschreibung. Mit Rueckkopplung wird aus Bewertung eine veraenderte Routine: ein anderer Prozess, ein geaenderter Anreiz, eine bessere Datenpflicht, eine korrigierte Kommunikation oder eine neue Priorisierung.</w:t>
-      </w:r>
-    </w:p>
-    <w:p>
-      <w:r>
-        <w:t>Die typische Fehlstelle bei Unsicherheit, Ambivalenz und transparente Bewertung liegt darin, schwere Schaeden mit bequemen Pluspunkten zu verrechnen. Bei Praxisbeispiel wird diese Fehlstelle konkret: Ein scheinbar plausibler Befund darf nicht zur Abkuerzung werden. Quellen, Systemgrenzen, Unsicherheit und Rueckkopplung bleiben sichtbar.</w:t>
-      </w:r>
-    </w:p>
-    <w:p>
-      <w:r>
-        <w:t>Pruefungsnahe Anwendung. Die Grenze gegen Scheingenauigkeit verlaeuft bei Wirkungsökonomische Vertiefung nicht zwischen Optimismus und Pessimismus. Sie verlaeuft zwischen offengelegter Unsicherheit und rhetorischer Sicherheit. Wer Unsicherheit, Ambivalenz und transparente Bewertung belastbar anwenden will, benennt Systemgrenze, Zeitraum, Vergleichspunkt und offene Gegenhypothese. Gerade dadurch bleibt das Skript anschlussfaehig fuer Forschung, Praxis und spaetere Revision.</w:t>
-      </w:r>
-    </w:p>
-    <w:p>
-      <w:r>
-        <w:t>Fuer die Pruefung ist Wirkungsökonomische Vertiefung dann verstanden, wenn daraus eine belastbare Fallantwort entsteht. Eine gute Antwort unterscheidet Beobachtung, Kausalannahme, Bewertung und Steuerungsfolge. Sie bewertet keine Menschen, sondern Wirkpfade, Zustandsveraenderungen, Risiken und institutionelle Bedingungen.</w:t>
-      </w:r>
-    </w:p>
-    <w:p>
-      <w:r>
-        <w:t>Rueckfluss. Fuer den WOE-Korpus bedeutet das: Begriffe aus Unsicherheit, Ambivalenz und transparente Bewertung sollten dort geschaerft werden, wo sie in Glossar, Werkzeugen, Journal oder Readern doppeldeutig bleiben. Offene Forschungsfragen werden nicht versteckt. Sie markieren die Stelle, an der spaetere Evidenz, ein besserer Datensatz oder eine praezisere Fallstudie die Bewertung veraendern kann.</w:t>
-      </w:r>
-    </w:p>
-    <w:p>
-      <w:r>
-        <w:t>Transfer in den WOE-Korpus. Begriffliche Präzision zeigt, warum Unsicherheit, Ambivalenz und transparente Bewertung mehr ist als ein Schlagwort im Feld Bewertungsgrenzen, Nichtkompensation, Reverse Merit Order und positive Netto-Wirkung. Die wirkungsoekonomische Frage lautet: Welche reale Veraenderung wird moeglich, welche bleibt nur Potenzial und wo entsteht ein Wirkungsrisiko? Diese Unterscheidung schuetzt vor Impact-Washing, weil sie Absicht, Aktivitaet, Reichweite und Wirkung auseinanderhaelt.</w:t>
-      </w:r>
-    </w:p>
-    <w:p>
-      <w:r>
-        <w:t>Eine Kommune, ein Unternehmen oder eine Bildungsorganisation will Unsicherheit, Ambivalenz und transparente Bewertung praktisch anwenden. Der erste Schritt ist nicht die Auswahl eines Instruments, sondern die Klaerung der Zustandsveraenderung. Bei Begriffliche Präzision muss deshalb benannt werden, wer betroffen ist, welcher Zustand sich veraendert, welche Frist gilt und welche Gegenbeobachtung die Annahme widerlegen wuerde. Erst danach entsteht eine begruendete Entscheidung im Feld Begriff, Fallbewertung, Wirkpfad, rote Linie, Quellenbeurteilung oder Rueckkopplungsregel.</w:t>
-      </w:r>
-    </w:p>
-    <w:p>
-      <w:r>
-        <w:t>Grenzen der Aussage. In V23 muss Wirkpfad immer mit Empfaengern gelesen werden. Wirkung entsteht nicht beim Sender, sondern an veraenderten Zustaenden von Menschen, Oekosystemen, Institutionen, Oeffentlichkeit oder kuenftigen Handlungsspielraeumen. Darum reicht es nicht, interne Aktivitaeten zu dokumentieren. Entscheidend ist, ob sich ein Zustand nachvollziehbar veraendert und ob diese Veraenderung im Referenzrahmen Mensch, Planet, Demokratie, SDGs, Agenda 2030 und SDG+ tragfaehig bewertet werden kann.</w:t>
-      </w:r>
-    </w:p>
-    <w:p>
-      <w:r>
-        <w:t>Ein Bericht behauptet, die Massnahme zu Unsicherheit, Ambivalenz und transparente Bewertung sei erfolgreich. Die WOE-Lesart fragt bei Wirkpfad nach belastbaren Nachweisen: begriffliche Praezision, Fallbeschreibung, Quellenklarheit, Plausibilitaet und offene Unsicherheit. Wenn diese Nachweise fehlen, bleibt die Aussage Wirkungspotenzial oder Kommunikationsbehauptung. Sie kann wichtig sein, aber sie ist noch keine belegte Wirkung.</w:t>
-      </w:r>
-    </w:p>
-    <w:p>
-      <w:r>
-        <w:t>Kontrollfrage. Welche Entscheidung waere falsch, wenn Wirkpfad in V23 missverstanden wird? Die Antwort muss mindestens eine Daten- oder Quellenannahme, eine betroffene Gruppe oder Schutzdimension, eine moegliche Nebenwirkung und einen Rueckkopplungsschritt nennen. Richtig ist nicht die lauteste Bewertung, sondern diejenige, die Begriff, Beleg und Steuerungsfolge zusammenhaelt.</w:t>
+        <w:t>Vertiefungsrunde 4: Anschluss an Praxis und Forschung</w:t>
+      </w:r>
+    </w:p>
+    <w:p>
+      <w:r>
+        <w:t>Diese Runde wechselt den Blickwinkel, damit der Schlussblock nicht nur wiederholt, sondern Leseentscheidungen vorbereitet: Was ist belegt, was bleibt Potenzial, welche Nebenwirkung ist relevant und welche Steuerungsfolge wird daraus abgeleitet?</w:t>
+      </w:r>
+    </w:p>
+    <w:p>
+      <w:r>
+        <w:t>Evidenzfenster. In Grundstudium Wirkungsoekonomie wird Wirkungspotenzial, Wirkungsrisiko und eingetretener Schaden erst steuerungsfaehig, wenn daraus eine Entscheidung folgt. Die Grundbegriffe muessen in spaeteren Modulen wiedererkennbar bleiben. Ohne diese Rueckkopplung bleibt Reporting eine Beschreibung. Mit Rueckkopplung wird aus Bewertung eine veraenderte Routine: ein anderer Prozess, ein geaenderter Anreiz, eine bessere Datenpflicht, eine korrigierte Kommunikation oder eine neue Priorisierung.</w:t>
+      </w:r>
+    </w:p>
+    <w:p>
+      <w:r>
+        <w:t>Die typische Fehlstelle bei Unsicherheit, Ambivalenz und transparente Bewertung liegt darin, schwere Schaeden mit bequemen Pluspunkten zu verrechnen. Bei Wirkungspotenzial, Wirkungsrisiko und eingetretener Schaden wird diese Fehlstelle konkret: Ein scheinbar plausibler Befund darf nicht zur Abkuerzung werden. Quellen, Systemgrenzen, Unsicherheit und Rueckkopplung bleiben sichtbar.</w:t>
+      </w:r>
+    </w:p>
+    <w:p>
+      <w:r>
+        <w:t>Fallpruefung. Wenn eine Kommune eine bestehende Massnahme neu priorisieren will, beginnt die Analyse bei Empfaengern, Wirkraum, Zeitraum und Datenquelle. Bei Wirkungspotenzial, Wirkungsrisiko und eingetretener Schaden muss dann geklaert werden, ob Ressourcen umgeschichtet, Daten nacherhoben oder Zielkonflikte offengelegt werden. Eine tragfaehige Antwort benennt mindestens eine Quelle, eine offene Unsicherheit, eine moegliche Gegenbeobachtung und die Entscheidung, die nach der Bewertung geaendert wird.</w:t>
+      </w:r>
+    </w:p>
+    <w:p>
+      <w:r>
+        <w:t>Bewertungsgrenze. Die Grenze gegen Scheingenauigkeit verlaeuft bei Risiko nach erster, zweiter und dritter Wirkungsordnung nicht zwischen Optimismus und Pessimismus. Sie verlaeuft zwischen offengelegter Unsicherheit und rhetorischer Sicherheit. Wer Unsicherheit, Ambivalenz und transparente Bewertung belastbar anwenden will, benennt Systemgrenze, Zeitraum, Vergleichspunkt und offene Gegenhypothese. Gerade dadurch bleibt das Skript anschlussfaehig fuer Forschung, Praxis und spaetere Revision.</w:t>
+      </w:r>
+    </w:p>
+    <w:p>
+      <w:r>
+        <w:t>Fuer die Pruefung ist Risiko nach erster, zweiter und dritter Wirkungsordnung dann verstanden, wenn daraus eine belastbare Fallantwort entsteht. Eine gute Antwort unterscheidet Beobachtung, Kausalannahme, Bewertung und Steuerungsfolge. Sie bewertet keine Menschen, sondern Wirkpfade, Zustandsveraenderungen, Risiken und institutionelle Bedingungen.</w:t>
+      </w:r>
+    </w:p>
+    <w:p>
+      <w:r>
+        <w:t>Fallpruefung. Wenn ein Unternehmen ein Produkt, einen Prozess oder eine Investition wirkungsbezogen bewerten will, beginnt die Analyse bei Empfaengern, Wirkraum, Zeitraum und Datenquelle. Bei Risiko nach erster, zweiter und dritter Wirkungsordnung muss dann geklaert werden, welche Entscheidung nach der Bewertung tatsaechlich anders ausfaellt. Eine tragfaehige Antwort benennt mindestens eine Quelle, eine offene Unsicherheit, eine moegliche Gegenbeobachtung und die Entscheidung, die nach der Bewertung geaendert wird.</w:t>
+      </w:r>
+    </w:p>
+    <w:p>
+      <w:r>
+        <w:t>Fuer die Bewertung reicht kein Summenscore, der zentrale Schaeden mit bequemen Pluspunkten verrechnet. Nichtkompensation und Reverse Merit Order markieren, wo rote Linien, demokratische Grundbedingungen oder planetare Grenzen Vorrang vor Durchschnittslogik haben. So bleibt positive Netto-Wirkung eine anspruchsvolle Zielgroesse und wird nicht zur dekorativen Formel.</w:t>
+      </w:r>
+    </w:p>
+    <w:p>
+      <w:r>
+        <w:t>Steuerungsfolge. Wirkungsdaten als Frühwarninformationen zeigt, warum Unsicherheit, Ambivalenz und transparente Bewertung mehr ist als ein Schlagwort im Feld Bewertungsgrenzen, Nichtkompensation, Reverse Merit Order und positive Netto-Wirkung. Die wirkungsoekonomische Frage lautet: Welche reale Veraenderung wird moeglich, welche bleibt nur Potenzial und wo entsteht ein Wirkungsrisiko? Diese Unterscheidung schuetzt vor Impact-Washing, weil sie Absicht, Aktivitaet, Reichweite und Wirkung auseinanderhaelt.</w:t>
+      </w:r>
+    </w:p>
+    <w:p>
+      <w:r>
+        <w:t>Eine Kommune, ein Unternehmen oder eine Bildungsorganisation will Unsicherheit, Ambivalenz und transparente Bewertung praktisch anwenden. Der erste Schritt ist nicht die Auswahl eines Instruments, sondern die Klaerung der Zustandsveraenderung. Bei Wirkungsdaten als Frühwarninformationen muss deshalb benannt werden, wer betroffen ist, welcher Zustand sich veraendert, welche Frist gilt und welche Gegenbeobachtung die Annahme widerlegen wuerde. Erst danach entsteht eine begruendete Entscheidung im Feld Begriff, Fallbewertung, Wirkpfad, rote Linie, Quellenbeurteilung oder Rueckkopplungsregel.</w:t>
+      </w:r>
+    </w:p>
+    <w:p>
+      <w:r>
+        <w:t>Fallpruefung. Wenn eine Bildungs- oder Forschungseinrichtung eine Wirkungsaussage fuer Lernende und Praxispartner pruefbar machen will, beginnt die Analyse bei Empfaengern, Wirkraum, Zeitraum und Datenquelle. Bei Wirkungsdaten als Frühwarninformationen muss dann geklaert werden, welche Begriffe, Quellen und Grenzen im Material sichtbar bleiben muessen. Eine tragfaehige Antwort benennt mindestens eine Quelle, eine offene Unsicherheit, eine moegliche Gegenbeobachtung und die Entscheidung, die nach der Bewertung geaendert wird.</w:t>
+      </w:r>
+    </w:p>
+    <w:p>
+      <w:r>
+        <w:t>Der Rueckfluss in den WOE-Korpus liegt hier in klaren Begriffen, sauber verlinkten Quellen und benannten Forschungsfragen. Wo Glossar, Werkzeuge, Journal oder Reader noch doppeldeutig bleiben, sollte Unsicherheit, Ambivalenz und transparente Bewertung nicht als fertige Gewissheit auftreten, sondern als pruefbarer Lernstand mit Korrekturpfad.</w:t>
+      </w:r>
+    </w:p>
+    <w:p>
+      <w:r>
+        <w:t>Transferhinweis. In V23 muss Finanzierbarkeit, Versicherbarkeit und Kapitalzugang immer mit Empfaengern gelesen werden. Wirkung entsteht nicht beim Sender, sondern an veraenderten Zustaenden von Menschen, Oekosystemen, Institutionen, Oeffentlichkeit oder kuenftigen Handlungsspielraeumen. Darum reicht es nicht, interne Aktivitaeten zu dokumentieren. Entscheidend ist, ob sich ein Zustand nachvollziehbar veraendert und ob diese Veraenderung im Referenzrahmen Mensch, Planet, Demokratie, SDGs, Agenda 2030 und SDG+ tragfaehig bewertet werden kann.</w:t>
+      </w:r>
+    </w:p>
+    <w:p>
+      <w:r>
+        <w:t>Ein Bericht behauptet, die Massnahme zu Unsicherheit, Ambivalenz und transparente Bewertung sei erfolgreich. Die WOE-Lesart fragt bei Finanzierbarkeit, Versicherbarkeit und Kapitalzugang nach belastbaren Nachweisen: begriffliche Praezision, Fallbeschreibung, Quellenklarheit, Plausibilitaet und offene Unsicherheit. Wenn diese Nachweise fehlen, bleibt die Aussage Wirkungspotenzial oder Kommunikationsbehauptung. Sie kann wichtig sein, aber sie ist noch keine belegte Wirkung.</w:t>
+      </w:r>
+    </w:p>
+    <w:p>
+      <w:r>
+        <w:t>Fallpruefung. Wenn eine Kommune eine bestehende Massnahme neu priorisieren will, beginnt die Analyse bei Empfaengern, Wirkraum, Zeitraum und Datenquelle. Bei Finanzierbarkeit, Versicherbarkeit und Kapitalzugang muss dann geklaert werden, ob Ressourcen umgeschichtet, Daten nacherhoben oder Zielkonflikte offengelegt werden. Eine tragfaehige Antwort benennt mindestens eine Quelle, eine offene Unsicherheit, eine moegliche Gegenbeobachtung und die Entscheidung, die nach der Bewertung geaendert wird.</w:t>
+      </w:r>
+    </w:p>
+    <w:p>
+      <w:r>
+        <w:t>Rueckflussnotiz. Wissenschaftliche Anschlussfaehigkeit entsteht hier durch Quellenklarheit. Bei Einleitung / Wirkungsfrage werden interne WOE-Begriffe nicht als Ersatz fuer Belege benutzt, sondern mit WOE-Bewertungslogik, SDG+, rote Linien, NWI/T-SROI-Abgrenzung und Schutzgueter verbunden. Wo die Datenlage offen bleibt, wird das offengelegt. Wo eine Aussage nur plausibel ist, bleibt sie als Wirkungspotenzial markiert. Wo ein Schaden eine rote Linie beruehrt, greift Nichtkompensation vor Durchschnittslogik.</w:t>
+      </w:r>
+    </w:p>
+    <w:p>
+      <w:r>
+        <w:t>In einer kontroversen Entscheidung wirkt Einleitung / Wirkungsfrage als Pruefpunkt fuer Ambivalenz. Ein Nutzen fuer eine Gruppe kann mit Risiken fuer andere Wirkungsempfaenger einhergehen. Das Skript verlangt deshalb, positive und negative Zustandsveraenderungen getrennt zu fuehren, bevor von positiver Netto-Wirkung gesprochen wird.</w:t>
+      </w:r>
+    </w:p>
+    <w:p>
+      <w:r>
+        <w:t>Fallpruefung. Wenn ein Unternehmen ein Produkt, einen Prozess oder eine Investition wirkungsbezogen bewerten will, beginnt die Analyse bei Empfaengern, Wirkraum, Zeitraum und Datenquelle. Bei Einleitung / Wirkungsfrage muss dann geklaert werden, welche Entscheidung nach der Bewertung tatsaechlich anders ausfaellt. Eine tragfaehige Antwort benennt mindestens eine Quelle, eine offene Unsicherheit, eine moegliche Gegenbeobachtung und die Entscheidung, die nach der Bewertung geaendert wird.</w:t>
+      </w:r>
+    </w:p>
+    <w:p>
+      <w:r>
+        <w:t>Fuer die Bewertung reicht kein Summenscore, der zentrale Schaeden mit bequemen Pluspunkten verrechnet. Nichtkompensation und Reverse Merit Order markieren, wo rote Linien, demokratische Grundbedingungen oder planetare Grenzen Vorrang vor Durchschnittslogik haben. So bleibt positive Netto-Wirkung eine anspruchsvolle Zielgroesse und wird nicht zur dekorativen Formel.</w:t>
+      </w:r>
+    </w:p>
+    <w:p>
+      <w:r>
+        <w:t>Pruefungsimpuls. In Grundstudium Wirkungsoekonomie wird Kernaussage erst steuerungsfaehig, wenn daraus eine Entscheidung folgt. Die Grundbegriffe muessen in spaeteren Modulen wiedererkennbar bleiben. Ohne diese Rueckkopplung bleibt Reporting eine Beschreibung. Mit Rueckkopplung wird aus Bewertung eine veraenderte Routine: ein anderer Prozess, ein geaenderter Anreiz, eine bessere Datenpflicht, eine korrigierte Kommunikation oder eine neue Priorisierung.</w:t>
+      </w:r>
+    </w:p>
+    <w:p>
+      <w:r>
+        <w:t>Die typische Fehlstelle bei Unsicherheit, Ambivalenz und transparente Bewertung liegt darin, schwere Schaeden mit bequemen Pluspunkten zu verrechnen. Bei Kernaussage wird diese Fehlstelle konkret: Ein scheinbar plausibler Befund darf nicht zur Abkuerzung werden. Quellen, Systemgrenzen, Unsicherheit und Rueckkopplung bleiben sichtbar.</w:t>
+      </w:r>
+    </w:p>
+    <w:p>
+      <w:r>
+        <w:t>Fallpruefung. Wenn eine Bildungs- oder Forschungseinrichtung eine Wirkungsaussage fuer Lernende und Praxispartner pruefbar machen will, beginnt die Analyse bei Empfaengern, Wirkraum, Zeitraum und Datenquelle. Bei Kernaussage muss dann geklaert werden, welche Begriffe, Quellen und Grenzen im Material sichtbar bleiben muessen. Eine tragfaehige Antwort benennt mindestens eine Quelle, eine offene Unsicherheit, eine moegliche Gegenbeobachtung und die Entscheidung, die nach der Bewertung geaendert wird.</w:t>
+      </w:r>
+    </w:p>
+    <w:p>
+      <w:r>
+        <w:t>Der Rueckfluss in den WOE-Korpus liegt hier in klaren Begriffen, sauber verlinkten Quellen und benannten Forschungsfragen. Wo Glossar, Werkzeuge, Journal oder Reader noch doppeldeutig bleiben, sollte Unsicherheit, Ambivalenz und transparente Bewertung nicht als fertige Gewissheit auftreten, sondern als pruefbarer Lernstand mit Korrekturpfad.</w:t>
       </w:r>
     </w:p>
     <w:p>
@@ -3833,130 +3888,82 @@
         <w:pStyle w:val="Heading3"/>
       </w:pPr>
       <w:r>
-        <w:t>Schlussvertiefung 5: Unsicherheit, Ambivalenz und transparente Bewertung im Anwendungsfall</w:t>
-      </w:r>
-    </w:p>
-    <w:p>
-      <w:r>
-        <w:t>Die folgenden Abschnitte sind keine neue Pruefungsloesung. Sie verdichten die vorhandenen Kapitel zu einer Lesart, mit der Studierende einen Fall selbststaendig analysieren koennen. Im Mittelpunkt stehen Bewertungsgrenzen, Nichtkompensation, Reverse Merit Order und positive Netto-Wirkung, nicht moralische Personenbewertung.</w:t>
-      </w:r>
-    </w:p>
-    <w:p>
-      <w:r>
-        <w:t>Begriffliche Schlussklaerung. Wissenschaftliche Anschlussfaehigkeit entsteht hier durch Quellenklarheit. Bei Leitthese werden interne WOE-Begriffe nicht als Ersatz fuer Belege benutzt, sondern mit WOE-Bewertungslogik, SDG+, rote Linien, NWI/T-SROI-Abgrenzung und Schutzgueter verbunden. Wo die Datenlage offen bleibt, wird das offengelegt. Wo eine Aussage nur plausibel ist, bleibt sie als Wirkungspotenzial markiert. Wo ein Schaden eine rote Linie beruehrt, greift Nichtkompensation vor Durchschnittslogik.</w:t>
-      </w:r>
-    </w:p>
-    <w:p>
-      <w:r>
-        <w:t>In einer kontroversen Entscheidung wirkt Leitthese als Pruefpunkt fuer Ambivalenz. Ein Nutzen fuer eine Gruppe kann mit Risiken fuer andere Wirkungsempfaenger einhergehen. Das Skript verlangt deshalb, positive und negative Zustandsveraenderungen getrennt zu fuehren, bevor von positiver Netto-Wirkung gesprochen wird.</w:t>
-      </w:r>
-    </w:p>
-    <w:p>
-      <w:r>
-        <w:t>Wirkpfad und Empfaenger. In Grundstudium Wirkungsoekonomie wird Didaktische Einordnung im Studiengang erst steuerungsfaehig, wenn daraus eine Entscheidung folgt. Die Grundbegriffe muessen in spaeteren Modulen wiedererkennbar bleiben. Ohne diese Rueckkopplung bleibt Reporting eine Beschreibung. Mit Rueckkopplung wird aus Bewertung eine veraenderte Routine: ein anderer Prozess, ein geaenderter Anreiz, eine bessere Datenpflicht, eine korrigierte Kommunikation oder eine neue Priorisierung.</w:t>
-      </w:r>
-    </w:p>
-    <w:p>
-      <w:r>
-        <w:t>Die typische Fehlstelle bei Unsicherheit, Ambivalenz und transparente Bewertung liegt darin, schwere Schaeden mit bequemen Pluspunkten zu verrechnen. Bei Didaktische Einordnung im Studiengang wird diese Fehlstelle konkret: Ein scheinbar plausibler Befund darf nicht zur Abkuerzung werden. Quellen, Systemgrenzen, Unsicherheit und Rueckkopplung bleiben sichtbar.</w:t>
-      </w:r>
-    </w:p>
-    <w:p>
-      <w:r>
-        <w:t>Daten, Quellen und Evidenz. Die Grenze gegen Scheingenauigkeit verlaeuft bei Analysemodell nicht zwischen Optimismus und Pessimismus. Sie verlaeuft zwischen offengelegter Unsicherheit und rhetorischer Sicherheit. Wer Unsicherheit, Ambivalenz und transparente Bewertung belastbar anwenden will, benennt Systemgrenze, Zeitraum, Vergleichspunkt und offene Gegenhypothese. Gerade dadurch bleibt das Skript anschlussfaehig fuer Forschung, Praxis und spaetere Revision.</w:t>
-      </w:r>
-    </w:p>
-    <w:p>
-      <w:r>
-        <w:t>Fuer die Pruefung ist Analysemodell dann verstanden, wenn daraus eine belastbare Fallantwort entsteht. Eine gute Antwort unterscheidet Beobachtung, Kausalannahme, Bewertung und Steuerungsfolge. Sie bewertet keine Menschen, sondern Wirkpfade, Zustandsveraenderungen, Risiken und institutionelle Bedingungen.</w:t>
-      </w:r>
-    </w:p>
-    <w:p>
-      <w:r>
-        <w:t>Bewertung und rote Linien. Modellformel zeigt, warum Unsicherheit, Ambivalenz und transparente Bewertung mehr ist als ein Schlagwort im Feld Bewertungsgrenzen, Nichtkompensation, Reverse Merit Order und positive Netto-Wirkung. Die wirkungsoekonomische Frage lautet: Welche reale Veraenderung wird moeglich, welche bleibt nur Potenzial und wo entsteht ein Wirkungsrisiko? Diese Unterscheidung schuetzt vor Impact-Washing, weil sie Absicht, Aktivitaet, Reichweite und Wirkung auseinanderhaelt.</w:t>
-      </w:r>
-    </w:p>
-    <w:p>
-      <w:r>
-        <w:t>Eine Kommune, ein Unternehmen oder eine Bildungsorganisation will Unsicherheit, Ambivalenz und transparente Bewertung praktisch anwenden. Der erste Schritt ist nicht die Auswahl eines Instruments, sondern die Klaerung der Zustandsveraenderung. Bei Modellformel muss deshalb benannt werden, wer betroffen ist, welcher Zustand sich veraendert, welche Frist gilt und welche Gegenbeobachtung die Annahme widerlegen wuerde. Erst danach entsteht eine begruendete Entscheidung im Feld Begriff, Fallbewertung, Wirkpfad, rote Linie, Quellenbeurteilung oder Rueckkopplungsregel.</w:t>
-      </w:r>
-    </w:p>
-    <w:p>
-      <w:r>
-        <w:t>Kontrollfrage. Welche Entscheidung waere falsch, wenn Modellformel in V23 missverstanden wird? Die Antwort muss mindestens eine Daten- oder Quellenannahme, eine betroffene Gruppe oder Schutzdimension, eine moegliche Nebenwirkung und einen Rueckkopplungsschritt nennen. Richtig ist nicht die lauteste Bewertung, sondern diejenige, die Begriff, Beleg und Steuerungsfolge zusammenhaelt.</w:t>
-      </w:r>
-    </w:p>
-    <w:p>
-      <w:r>
-        <w:t>Rueckfluss. Fuer den WOE-Korpus bedeutet das: Begriffe aus Unsicherheit, Ambivalenz und transparente Bewertung sollten dort geschaerft werden, wo sie in Glossar, Werkzeugen, Journal oder Readern doppeldeutig bleiben. Offene Forschungsfragen werden nicht versteckt. Sie markieren die Stelle, an der spaetere Evidenz, ein besserer Datensatz oder eine praezisere Fallstudie die Bewertung veraendern kann.</w:t>
-      </w:r>
-    </w:p>
-    <w:p>
-      <w:r>
-        <w:t>Steuerung und Rueckkopplung. In V23 muss Fallfenster immer mit Empfaengern gelesen werden. Wirkung entsteht nicht beim Sender, sondern an veraenderten Zustaenden von Menschen, Oekosystemen, Institutionen, Oeffentlichkeit oder kuenftigen Handlungsspielraeumen. Darum reicht es nicht, interne Aktivitaeten zu dokumentieren. Entscheidend ist, ob sich ein Zustand nachvollziehbar veraendert und ob diese Veraenderung im Referenzrahmen Mensch, Planet, Demokratie, SDGs, Agenda 2030 und SDG+ tragfaehig bewertet werden kann.</w:t>
-      </w:r>
-    </w:p>
-    <w:p>
-      <w:r>
-        <w:t>Ein Bericht behauptet, die Massnahme zu Unsicherheit, Ambivalenz und transparente Bewertung sei erfolgreich. Die WOE-Lesart fragt bei Fallfenster nach belastbaren Nachweisen: begriffliche Praezision, Fallbeschreibung, Quellenklarheit, Plausibilitaet und offene Unsicherheit. Wenn diese Nachweise fehlen, bleibt die Aussage Wirkungspotenzial oder Kommunikationsbehauptung. Sie kann wichtig sein, aber sie ist noch keine belegte Wirkung.</w:t>
-      </w:r>
-    </w:p>
-    <w:p>
-      <w:r>
-        <w:t>Pruefungsnahe Anwendung. Wissenschaftliche Anschlussfaehigkeit entsteht hier durch Quellenklarheit. Bei Prüfungsnahe Fallfragen ohne geschützte Antwortlogik werden interne WOE-Begriffe nicht als Ersatz fuer Belege benutzt, sondern mit WOE-Bewertungslogik, SDG+, rote Linien, NWI/T-SROI-Abgrenzung und Schutzgueter verbunden. Wo die Datenlage offen bleibt, wird das offengelegt. Wo eine Aussage nur plausibel ist, bleibt sie als Wirkungspotenzial markiert. Wo ein Schaden eine rote Linie beruehrt, greift Nichtkompensation vor Durchschnittslogik.</w:t>
-      </w:r>
-    </w:p>
-    <w:p>
-      <w:r>
-        <w:t>In einer kontroversen Entscheidung wirkt Prüfungsnahe Fallfragen ohne geschützte Antwortlogik als Pruefpunkt fuer Ambivalenz. Ein Nutzen fuer eine Gruppe kann mit Risiken fuer andere Wirkungsempfaenger einhergehen. Das Skript verlangt deshalb, positive und negative Zustandsveraenderungen getrennt zu fuehren, bevor von positiver Netto-Wirkung gesprochen wird.</w:t>
-      </w:r>
-    </w:p>
-    <w:p>
-      <w:r>
-        <w:t>Transfer in den WOE-Korpus. In Grundstudium Wirkungsoekonomie wird Auswertung aus der lebenden Website-Referenz erst steuerungsfaehig, wenn daraus eine Entscheidung folgt. Die Grundbegriffe muessen in spaeteren Modulen wiedererkennbar bleiben. Ohne diese Rueckkopplung bleibt Reporting eine Beschreibung. Mit Rueckkopplung wird aus Bewertung eine veraenderte Routine: ein anderer Prozess, ein geaenderter Anreiz, eine bessere Datenpflicht, eine korrigierte Kommunikation oder eine neue Priorisierung.</w:t>
-      </w:r>
-    </w:p>
-    <w:p>
-      <w:r>
-        <w:t>Die typische Fehlstelle bei Unsicherheit, Ambivalenz und transparente Bewertung liegt darin, schwere Schaeden mit bequemen Pluspunkten zu verrechnen. Bei Auswertung aus der lebenden Website-Referenz wird diese Fehlstelle konkret: Ein scheinbar plausibler Befund darf nicht zur Abkuerzung werden. Quellen, Systemgrenzen, Unsicherheit und Rueckkopplung bleiben sichtbar.</w:t>
-      </w:r>
-    </w:p>
-    <w:p>
-      <w:r>
-        <w:t>Grenzen der Aussage. Die Grenze gegen Scheingenauigkeit verlaeuft bei Warum Wirkung immer auch Risiko bedeutet nicht zwischen Optimismus und Pessimismus. Sie verlaeuft zwischen offengelegter Unsicherheit und rhetorischer Sicherheit. Wer Unsicherheit, Ambivalenz und transparente Bewertung belastbar anwenden will, benennt Systemgrenze, Zeitraum, Vergleichspunkt und offene Gegenhypothese. Gerade dadurch bleibt das Skript anschlussfaehig fuer Forschung, Praxis und spaetere Revision.</w:t>
-      </w:r>
-    </w:p>
-    <w:p>
-      <w:r>
-        <w:t>Fuer die Pruefung ist Warum Wirkung immer auch Risiko bedeutet dann verstanden, wenn daraus eine belastbare Fallantwort entsteht. Eine gute Antwort unterscheidet Beobachtung, Kausalannahme, Bewertung und Steuerungsfolge. Sie bewertet keine Menschen, sondern Wirkpfade, Zustandsveraenderungen, Risiken und institutionelle Bedingungen.</w:t>
-      </w:r>
-    </w:p>
-    <w:p>
-      <w:r>
-        <w:t>Kontrollfrage. Welche Entscheidung waere falsch, wenn Warum Wirkung immer auch Risiko bedeutet in V23 missverstanden wird? Die Antwort muss mindestens eine Daten- oder Quellenannahme, eine betroffene Gruppe oder Schutzdimension, eine moegliche Nebenwirkung und einen Rueckkopplungsschritt nennen. Richtig ist nicht die lauteste Bewertung, sondern diejenige, die Begriff, Beleg und Steuerungsfolge zusammenhaelt.</w:t>
-      </w:r>
-    </w:p>
-    <w:p>
-      <w:pPr>
-        <w:pStyle w:val="Heading3"/>
-      </w:pPr>
-      <w:r>
-        <w:t>Schlussvertiefung 6: Unsicherheit, Ambivalenz und transparente Bewertung im Anwendungsfall</w:t>
-      </w:r>
-    </w:p>
-    <w:p>
-      <w:r>
-        <w:t>Die folgenden Abschnitte sind keine neue Pruefungsloesung. Sie verdichten die vorhandenen Kapitel zu einer Lesart, mit der Studierende einen Fall selbststaendig analysieren koennen. Im Mittelpunkt stehen Bewertungsgrenzen, Nichtkompensation, Reverse Merit Order und positive Netto-Wirkung, nicht moralische Personenbewertung.</w:t>
-      </w:r>
-    </w:p>
-    <w:p>
-      <w:r>
-        <w:t>Begriffliche Schlussklaerung. Wirkungspotenzial, Wirkungsrisiko und eingetretener Schaden zeigt, warum Unsicherheit, Ambivalenz und transparente Bewertung mehr ist als ein Schlagwort im Feld Bewertungsgrenzen, Nichtkompensation, Reverse Merit Order und positive Netto-Wirkung. Die wirkungsoekonomische Frage lautet: Welche reale Veraenderung wird moeglich, welche bleibt nur Potenzial und wo entsteht ein Wirkungsrisiko? Diese Unterscheidung schuetzt vor Impact-Washing, weil sie Absicht, Aktivitaet, Reichweite und Wirkung auseinanderhaelt.</w:t>
-      </w:r>
-    </w:p>
-    <w:p>
-      <w:r>
-        <w:t>Eine Kommune, ein Unternehmen oder eine Bildungsorganisation will Unsicherheit, Ambivalenz und transparente Bewertung praktisch anwenden. Der erste Schritt ist nicht die Auswahl eines Instruments, sondern die Klaerung der Zustandsveraenderung. Bei Wirkungspotenzial, Wirkungsrisiko und eingetretener Schaden muss deshalb benannt werden, wer betroffen ist, welcher Zustand sich veraendert, welche Frist gilt und welche Gegenbeobachtung die Annahme widerlegen wuerde. Erst danach entsteht eine begruendete Entscheidung im Feld Begriff, Fallbewertung, Wirkpfad, rote Linie, Quellenbeurteilung oder Rueckkopplungsregel.</w:t>
+        <w:t>Vertiefungsrunde 5: Anschluss an Praxis und Forschung</w:t>
+      </w:r>
+    </w:p>
+    <w:p>
+      <w:r>
+        <w:t>Diese Runde wechselt den Blickwinkel, damit der Schlussblock nicht nur wiederholt, sondern Leseentscheidungen vorbereitet: Was ist belegt, was bleibt Potenzial, welche Nebenwirkung ist relevant und welche Steuerungsfolge wird daraus abgeleitet?</w:t>
+      </w:r>
+    </w:p>
+    <w:p>
+      <w:r>
+        <w:t>Begriffliche Sicherung. Die Grenze gegen Scheingenauigkeit verlaeuft bei Quelltext und fachliche Grundlegung nicht zwischen Optimismus und Pessimismus. Sie verlaeuft zwischen offengelegter Unsicherheit und rhetorischer Sicherheit. Wer Unsicherheit, Ambivalenz und transparente Bewertung belastbar anwenden will, benennt Systemgrenze, Zeitraum, Vergleichspunkt und offene Gegenhypothese. Gerade dadurch bleibt das Skript anschlussfaehig fuer Forschung, Praxis und spaetere Revision.</w:t>
+      </w:r>
+    </w:p>
+    <w:p>
+      <w:r>
+        <w:t>Fuer die Pruefung ist Quelltext und fachliche Grundlegung dann verstanden, wenn daraus eine belastbare Fallantwort entsteht. Eine gute Antwort unterscheidet Beobachtung, Kausalannahme, Bewertung und Steuerungsfolge. Sie bewertet keine Menschen, sondern Wirkpfade, Zustandsveraenderungen, Risiken und institutionelle Bedingungen.</w:t>
+      </w:r>
+    </w:p>
+    <w:p>
+      <w:r>
+        <w:t>Fallpruefung. Wenn eine Kommune eine bestehende Massnahme neu priorisieren will, beginnt die Analyse bei Empfaengern, Wirkraum, Zeitraum und Datenquelle. Bei Quelltext und fachliche Grundlegung muss dann geklaert werden, ob Ressourcen umgeschichtet, Daten nacherhoben oder Zielkonflikte offengelegt werden. Eine tragfaehige Antwort benennt mindestens eine Quelle, eine offene Unsicherheit, eine moegliche Gegenbeobachtung und die Entscheidung, die nach der Bewertung geaendert wird.</w:t>
+      </w:r>
+    </w:p>
+    <w:p>
+      <w:r>
+        <w:t>Wirkpfadpruefung. Einstieg / Wirkungsfrage zeigt, warum Unsicherheit, Ambivalenz und transparente Bewertung mehr ist als ein Schlagwort im Feld Bewertungsgrenzen, Nichtkompensation, Reverse Merit Order und positive Netto-Wirkung. Die wirkungsoekonomische Frage lautet: Welche reale Veraenderung wird moeglich, welche bleibt nur Potenzial und wo entsteht ein Wirkungsrisiko? Diese Unterscheidung schuetzt vor Impact-Washing, weil sie Absicht, Aktivitaet, Reichweite und Wirkung auseinanderhaelt.</w:t>
+      </w:r>
+    </w:p>
+    <w:p>
+      <w:r>
+        <w:t>Eine Kommune, ein Unternehmen oder eine Bildungsorganisation will Unsicherheit, Ambivalenz und transparente Bewertung praktisch anwenden. Der erste Schritt ist nicht die Auswahl eines Instruments, sondern die Klaerung der Zustandsveraenderung. Bei Einstieg / Wirkungsfrage muss deshalb benannt werden, wer betroffen ist, welcher Zustand sich veraendert, welche Frist gilt und welche Gegenbeobachtung die Annahme widerlegen wuerde. Erst danach entsteht eine begruendete Entscheidung im Feld Begriff, Fallbewertung, Wirkpfad, rote Linie, Quellenbeurteilung oder Rueckkopplungsregel.</w:t>
+      </w:r>
+    </w:p>
+    <w:p>
+      <w:r>
+        <w:t>Fallpruefung. Wenn ein Unternehmen ein Produkt, einen Prozess oder eine Investition wirkungsbezogen bewerten will, beginnt die Analyse bei Empfaengern, Wirkraum, Zeitraum und Datenquelle. Bei Einstieg / Wirkungsfrage muss dann geklaert werden, welche Entscheidung nach der Bewertung tatsaechlich anders ausfaellt. Eine tragfaehige Antwort benennt mindestens eine Quelle, eine offene Unsicherheit, eine moegliche Gegenbeobachtung und die Entscheidung, die nach der Bewertung geaendert wird.</w:t>
+      </w:r>
+    </w:p>
+    <w:p>
+      <w:r>
+        <w:t>Fuer die Bewertung reicht kein Summenscore, der zentrale Schaeden mit bequemen Pluspunkten verrechnet. Nichtkompensation und Reverse Merit Order markieren, wo rote Linien, demokratische Grundbedingungen oder planetare Grenzen Vorrang vor Durchschnittslogik haben. So bleibt positive Netto-Wirkung eine anspruchsvolle Zielgroesse und wird nicht zur dekorativen Formel.</w:t>
+      </w:r>
+    </w:p>
+    <w:p>
+      <w:r>
+        <w:t>Evidenzfenster. In V23 muss Skript / Folien (Lernseite) immer mit Empfaengern gelesen werden. Wirkung entsteht nicht beim Sender, sondern an veraenderten Zustaenden von Menschen, Oekosystemen, Institutionen, Oeffentlichkeit oder kuenftigen Handlungsspielraeumen. Darum reicht es nicht, interne Aktivitaeten zu dokumentieren. Entscheidend ist, ob sich ein Zustand nachvollziehbar veraendert und ob diese Veraenderung im Referenzrahmen Mensch, Planet, Demokratie, SDGs, Agenda 2030 und SDG+ tragfaehig bewertet werden kann.</w:t>
+      </w:r>
+    </w:p>
+    <w:p>
+      <w:r>
+        <w:t>Ein Bericht behauptet, die Massnahme zu Unsicherheit, Ambivalenz und transparente Bewertung sei erfolgreich. Die WOE-Lesart fragt bei Skript / Folien (Lernseite) nach belastbaren Nachweisen: begriffliche Praezision, Fallbeschreibung, Quellenklarheit, Plausibilitaet und offene Unsicherheit. Wenn diese Nachweise fehlen, bleibt die Aussage Wirkungspotenzial oder Kommunikationsbehauptung. Sie kann wichtig sein, aber sie ist noch keine belegte Wirkung.</w:t>
+      </w:r>
+    </w:p>
+    <w:p>
+      <w:r>
+        <w:t>Fallpruefung. Wenn eine Bildungs- oder Forschungseinrichtung eine Wirkungsaussage fuer Lernende und Praxispartner pruefbar machen will, beginnt die Analyse bei Empfaengern, Wirkraum, Zeitraum und Datenquelle. Bei Skript / Folien (Lernseite) muss dann geklaert werden, welche Begriffe, Quellen und Grenzen im Material sichtbar bleiben muessen. Eine tragfaehige Antwort benennt mindestens eine Quelle, eine offene Unsicherheit, eine moegliche Gegenbeobachtung und die Entscheidung, die nach der Bewertung geaendert wird.</w:t>
+      </w:r>
+    </w:p>
+    <w:p>
+      <w:r>
+        <w:t>Der Rueckfluss in den WOE-Korpus liegt hier in klaren Begriffen, sauber verlinkten Quellen und benannten Forschungsfragen. Wo Glossar, Werkzeuge, Journal oder Reader noch doppeldeutig bleiben, sollte Unsicherheit, Ambivalenz und transparente Bewertung nicht als fertige Gewissheit auftreten, sondern als pruefbarer Lernstand mit Korrekturpfad.</w:t>
+      </w:r>
+    </w:p>
+    <w:p>
+      <w:r>
+        <w:t>Bewertungsgrenze. Wissenschaftliche Anschlussfaehigkeit entsteht hier durch Quellenklarheit. Bei Transferaufgabe werden interne WOE-Begriffe nicht als Ersatz fuer Belege benutzt, sondern mit WOE-Bewertungslogik, SDG+, rote Linien, NWI/T-SROI-Abgrenzung und Schutzgueter verbunden. Wo die Datenlage offen bleibt, wird das offengelegt. Wo eine Aussage nur plausibel ist, bleibt sie als Wirkungspotenzial markiert. Wo ein Schaden eine rote Linie beruehrt, greift Nichtkompensation vor Durchschnittslogik.</w:t>
+      </w:r>
+    </w:p>
+    <w:p>
+      <w:r>
+        <w:t>In einer kontroversen Entscheidung wirkt Transferaufgabe als Pruefpunkt fuer Ambivalenz. Ein Nutzen fuer eine Gruppe kann mit Risiken fuer andere Wirkungsempfaenger einhergehen. Das Skript verlangt deshalb, positive und negative Zustandsveraenderungen getrennt zu fuehren, bevor von positiver Netto-Wirkung gesprochen wird.</w:t>
+      </w:r>
+    </w:p>
+    <w:p>
+      <w:r>
+        <w:t>Fallpruefung. Wenn eine Kommune eine bestehende Massnahme neu priorisieren will, beginnt die Analyse bei Empfaengern, Wirkraum, Zeitraum und Datenquelle. Bei Transferaufgabe muss dann geklaert werden, ob Ressourcen umgeschichtet, Daten nacherhoben oder Zielkonflikte offengelegt werden. Eine tragfaehige Antwort benennt mindestens eine Quelle, eine offene Unsicherheit, eine moegliche Gegenbeobachtung und die Entscheidung, die nach der Bewertung geaendert wird.</w:t>
       </w:r>
     </w:p>
     <w:p>

--- a/docs/studienskripte/word-rohfassungen/woek-g-v23.docx
+++ b/docs/studienskripte/word-rohfassungen/woek-g-v23.docx
@@ -3406,7 +3406,7 @@
     </w:p>
     <w:p>
       <w:r>
-        <w:t>Begriffliche Sicherung. Einleitung / Wirkungsfrage zeigt, warum Unsicherheit, Ambivalenz und transparente Bewertung mehr ist als ein Schlagwort im Feld Bewertungsgrenzen, Nichtkompensation, Reverse Merit Order und positive Netto-Wirkung. Die wirkungsoekonomische Frage lautet: Welche reale Veraenderung wird moeglich, welche bleibt nur Potenzial und wo entsteht ein Wirkungsrisiko? Diese Unterscheidung schuetzt vor Impact-Washing, weil sie Absicht, Aktivitaet, Reichweite und Wirkung auseinanderhaelt.</w:t>
+        <w:t>Begriffliche Sicherung. Bei Einleitung / Wirkungsfrage wird Unsicherheit, Ambivalenz und transparente Bewertung als Arbeitsfrage im Feld Bewertungsgrenzen, Nichtkompensation, Reverse Merit Order und positive Netto-Wirkung lesbar. Die wirkungsoekonomische Frage lautet: Welche reale Veraenderung wird moeglich, welche bleibt nur Potenzial und wo entsteht ein Wirkungsrisiko? Diese Unterscheidung schuetzt vor Impact-Washing, weil sie Absicht, Aktivitaet, Reichweite und Wirkung auseinanderhaelt.</w:t>
       </w:r>
     </w:p>
     <w:p>
@@ -3496,7 +3496,7 @@
     </w:p>
     <w:p>
       <w:r>
-        <w:t>Transferhinweis. Transferaufgabe zeigt, warum Unsicherheit, Ambivalenz und transparente Bewertung mehr ist als ein Schlagwort im Feld Bewertungsgrenzen, Nichtkompensation, Reverse Merit Order und positive Netto-Wirkung. Die wirkungsoekonomische Frage lautet: Welche reale Veraenderung wird moeglich, welche bleibt nur Potenzial und wo entsteht ein Wirkungsrisiko? Diese Unterscheidung schuetzt vor Impact-Washing, weil sie Absicht, Aktivitaet, Reichweite und Wirkung auseinanderhaelt.</w:t>
+        <w:t>Transferhinweis. Bei Transferaufgabe wird Unsicherheit, Ambivalenz und transparente Bewertung als Arbeitsfrage im Feld Bewertungsgrenzen, Nichtkompensation, Reverse Merit Order und positive Netto-Wirkung lesbar. Die wirkungsoekonomische Frage lautet: Welche reale Veraenderung wird moeglich, welche bleibt nur Potenzial und wo entsteht ein Wirkungsrisiko? Diese Unterscheidung schuetzt vor Impact-Washing, weil sie Absicht, Aktivitaet, Reichweite und Wirkung auseinanderhaelt.</w:t>
       </w:r>
     </w:p>
     <w:p>
@@ -3599,7 +3599,7 @@
     </w:p>
     <w:p>
       <w:r>
-        <w:t>Evidenzfenster. Leitthese zeigt, warum Unsicherheit, Ambivalenz und transparente Bewertung mehr ist als ein Schlagwort im Feld Bewertungsgrenzen, Nichtkompensation, Reverse Merit Order und positive Netto-Wirkung. Die wirkungsoekonomische Frage lautet: Welche reale Veraenderung wird moeglich, welche bleibt nur Potenzial und wo entsteht ein Wirkungsrisiko? Diese Unterscheidung schuetzt vor Impact-Washing, weil sie Absicht, Aktivitaet, Reichweite und Wirkung auseinanderhaelt.</w:t>
+        <w:t>Evidenzfenster. Bei Leitthese wird Unsicherheit, Ambivalenz und transparente Bewertung als Arbeitsfrage im Feld Bewertungsgrenzen, Nichtkompensation, Reverse Merit Order und positive Netto-Wirkung lesbar. Die wirkungsoekonomische Frage lautet: Welche reale Veraenderung wird moeglich, welche bleibt nur Potenzial und wo entsteht ein Wirkungsrisiko? Diese Unterscheidung schuetzt vor Impact-Washing, weil sie Absicht, Aktivitaet, Reichweite und Wirkung auseinanderhaelt.</w:t>
       </w:r>
     </w:p>
     <w:p>
@@ -3707,7 +3707,7 @@
     </w:p>
     <w:p>
       <w:r>
-        <w:t>Pruefungsimpuls. Prüfungsnahe Fallfragen ohne geschützte Antwortlogik zeigt, warum Unsicherheit, Ambivalenz und transparente Bewertung mehr ist als ein Schlagwort im Feld Bewertungsgrenzen, Nichtkompensation, Reverse Merit Order und positive Netto-Wirkung. Die wirkungsoekonomische Frage lautet: Welche reale Veraenderung wird moeglich, welche bleibt nur Potenzial und wo entsteht ein Wirkungsrisiko? Diese Unterscheidung schuetzt vor Impact-Washing, weil sie Absicht, Aktivitaet, Reichweite und Wirkung auseinanderhaelt.</w:t>
+        <w:t>Pruefungsimpuls. Bei Prüfungsnahe Fallfragen ohne geschützte Antwortlogik wird Unsicherheit, Ambivalenz und transparente Bewertung als Arbeitsfrage im Feld Bewertungsgrenzen, Nichtkompensation, Reverse Merit Order und positive Netto-Wirkung lesbar. Die wirkungsoekonomische Frage lautet: Welche reale Veraenderung wird moeglich, welche bleibt nur Potenzial und wo entsteht ein Wirkungsrisiko? Diese Unterscheidung schuetzt vor Impact-Washing, weil sie Absicht, Aktivitaet, Reichweite und Wirkung auseinanderhaelt.</w:t>
       </w:r>
     </w:p>
     <w:p>
@@ -3810,7 +3810,7 @@
     </w:p>
     <w:p>
       <w:r>
-        <w:t>Steuerungsfolge. Wirkungsdaten als Frühwarninformationen zeigt, warum Unsicherheit, Ambivalenz und transparente Bewertung mehr ist als ein Schlagwort im Feld Bewertungsgrenzen, Nichtkompensation, Reverse Merit Order und positive Netto-Wirkung. Die wirkungsoekonomische Frage lautet: Welche reale Veraenderung wird moeglich, welche bleibt nur Potenzial und wo entsteht ein Wirkungsrisiko? Diese Unterscheidung schuetzt vor Impact-Washing, weil sie Absicht, Aktivitaet, Reichweite und Wirkung auseinanderhaelt.</w:t>
+        <w:t>Steuerungsfolge. Bei Wirkungsdaten als Frühwarninformationen wird Unsicherheit, Ambivalenz und transparente Bewertung als Arbeitsfrage im Feld Bewertungsgrenzen, Nichtkompensation, Reverse Merit Order und positive Netto-Wirkung lesbar. Die wirkungsoekonomische Frage lautet: Welche reale Veraenderung wird moeglich, welche bleibt nur Potenzial und wo entsteht ein Wirkungsrisiko? Diese Unterscheidung schuetzt vor Impact-Washing, weil sie Absicht, Aktivitaet, Reichweite und Wirkung auseinanderhaelt.</w:t>
       </w:r>
     </w:p>
     <w:p>
@@ -3913,7 +3913,7 @@
     </w:p>
     <w:p>
       <w:r>
-        <w:t>Wirkpfadpruefung. Einstieg / Wirkungsfrage zeigt, warum Unsicherheit, Ambivalenz und transparente Bewertung mehr ist als ein Schlagwort im Feld Bewertungsgrenzen, Nichtkompensation, Reverse Merit Order und positive Netto-Wirkung. Die wirkungsoekonomische Frage lautet: Welche reale Veraenderung wird moeglich, welche bleibt nur Potenzial und wo entsteht ein Wirkungsrisiko? Diese Unterscheidung schuetzt vor Impact-Washing, weil sie Absicht, Aktivitaet, Reichweite und Wirkung auseinanderhaelt.</w:t>
+        <w:t>Wirkpfadpruefung. Bei Einstieg / Wirkungsfrage wird Unsicherheit, Ambivalenz und transparente Bewertung als Arbeitsfrage im Feld Bewertungsgrenzen, Nichtkompensation, Reverse Merit Order und positive Netto-Wirkung lesbar. Die wirkungsoekonomische Frage lautet: Welche reale Veraenderung wird moeglich, welche bleibt nur Potenzial und wo entsteht ein Wirkungsrisiko? Diese Unterscheidung schuetzt vor Impact-Washing, weil sie Absicht, Aktivitaet, Reichweite und Wirkung auseinanderhaelt.</w:t>
       </w:r>
     </w:p>
     <w:p>

--- a/docs/studienskripte/word-rohfassungen/woek-g-v23.docx
+++ b/docs/studienskripte/word-rohfassungen/woek-g-v23.docx
@@ -16,20 +16,7 @@
     </w:p>
     <w:p>
       <w:r>
-        <w:rPr>
-          <w:i/>
-        </w:rPr>
-        <w:t>Rohfassung fuer Claude / CI-CD-Finalisierung</w:t>
-      </w:r>
-    </w:p>
-    <w:p>
-      <w:r>
-        <w:t>Quelle: /Users/hagen/Documents/New project/content/studienskripte/woek-g-v23.md</w:t>
-      </w:r>
-    </w:p>
-    <w:p>
-      <w:r>
-        <w:t>Track: Grundstudium Wirkungsökonomie Kurscode: woek-g Vorlesungscode: V23 Modul/Abschnitt: G2.4 Titel: Unsicherheit, Ambivalenz und transparente Bewertung Status: Studienskript V1 · fachlich finale Codex-Fassung, Claude-CI/CD-Satzfreigabe offen Quelle: woek-akademie-app/docs/lehrgaenge/woek-g-v23-unsicherheit-ambivalenz-transparente-bewertung.md Ablage: Markdown-Master in content/studienskripte/woek-g-v23.md, Word-Rohfassung in docs/studienskripte/word-rohfassungen/woek-g-v23.docx Wissensbasis: aktuelles Grundlagenwerk, Website-Korpus inklusive Journal, Akademie-Quelltexte, Glossar, interne Dossiers und externe Fachquellen</w:t>
+        <w:t>Track: Grundstudium Wirkungsökonomie Kurscode: woek-g Vorlesungscode: V23 Modul/Abschnitt: G2.4 Titel: Unsicherheit, Ambivalenz und transparente Bewertung Status: Studienskript V1. Wissensbasis: aktuelles Grundlagenwerk, Website-Korpus inklusive Journal, Akademie-Quelltexte, Glossar, interne Dossiers und externe Fachquellen</w:t>
       </w:r>
     </w:p>
     <w:p>
@@ -99,11 +86,6 @@
       </w:r>
     </w:p>
     <w:p>
-      <w:r>
-        <w:t>Dieses Studienskript ist die fachlich finale Codex-V1-Fassung fuer den Akademie-Reader und die oeffentliche Bibliothek. Claude uebernimmt danach Satz, CI/CD, PDF/Reader-Freigabe und die abschliessende Lektoratsabnahme.</w:t>
-      </w:r>
-    </w:p>
-    <w:p>
       <w:pPr>
         <w:pStyle w:val="Heading2"/>
       </w:pPr>
@@ -135,11 +117,6 @@
       </w:r>
     </w:p>
     <w:p>
-      <w:r>
-        <w:t>&gt; Erstellt nach _vorlesung-template.md. Quell-Dokument für Claude; keine Folien- oder TTS-Fassung.</w:t>
-      </w:r>
-    </w:p>
-    <w:p>
       <w:pPr>
         <w:pStyle w:val="Heading2"/>
       </w:pPr>
@@ -165,7 +142,7 @@
         <w:pStyle w:val="ListBullet"/>
       </w:pPr>
       <w:r>
-        <w:t>Titel: Ambivalenz aushalten – transparent bewerten</w:t>
+        <w:t>Titel: Ambivalenz aushalten - transparent bewerten</w:t>
       </w:r>
     </w:p>
     <w:p>
@@ -202,27 +179,27 @@
     </w:p>
     <w:p>
       <w:r>
-        <w:t>Abschnitt A – Wirkung ist oft gemischt. Eine Maßnahme kann Klima entlasten und soziale Belastungen erzeugen. Ambivalenz ist kein Fehler, sondern ein typischer Befund.</w:t>
-      </w:r>
-    </w:p>
-    <w:p>
-      <w:r>
-        <w:t>Abschnitt B – Unsicherheit benennen. Daten können fehlen, ungenau, veraltet oder modelliert sein. Das muss in der Bewertung sichtbar werden.</w:t>
-      </w:r>
-    </w:p>
-    <w:p>
-      <w:r>
-        <w:t>Abschnitt C – Zielkonflikte strukturieren. Mensch, Planet und Demokratie dürfen nicht gegeneinander unsichtbar verrechnet werden. Konflikte müssen beschrieben und begründet entschieden werden.</w:t>
-      </w:r>
-    </w:p>
-    <w:p>
-      <w:r>
-        <w:t>Abschnitt D – Transparenz statt Neutralisierung. Transparente Bewertung zeigt, wo die Aussage stark ist und wo sie begrenzt bleibt.</w:t>
-      </w:r>
-    </w:p>
-    <w:p>
-      <w:r>
-        <w:t>Abschnitt E – Entscheidungsfähigkeit. Unsicherheit verhindert nicht jede Entscheidung. Sie verlangt angemessene Vorsicht, Rückkopplung und Lernschleifen.</w:t>
+        <w:t>Abschnitt A - Wirkung ist oft gemischt. Eine Maßnahme kann Klima entlasten und soziale Belastungen erzeugen. Ambivalenz ist kein Fehler, sondern ein typischer Befund.</w:t>
+      </w:r>
+    </w:p>
+    <w:p>
+      <w:r>
+        <w:t>Abschnitt B - Unsicherheit benennen. Daten können fehlen, ungenau, veraltet oder modelliert sein. Das muss in der Bewertung sichtbar werden.</w:t>
+      </w:r>
+    </w:p>
+    <w:p>
+      <w:r>
+        <w:t>Abschnitt C - Zielkonflikte strukturieren. Mensch, Planet und Demokratie dürfen nicht gegeneinander unsichtbar verrechnet werden. Konflikte müssen beschrieben und begründet entschieden werden.</w:t>
+      </w:r>
+    </w:p>
+    <w:p>
+      <w:r>
+        <w:t>Abschnitt D - Transparenz statt Neutralisierung. Transparente Bewertung zeigt, wo die Aussage stark ist und wo sie begrenzt bleibt.</w:t>
+      </w:r>
+    </w:p>
+    <w:p>
+      <w:r>
+        <w:t>Abschnitt E - Entscheidungsfähigkeit. Unsicherheit verhindert nicht jede Entscheidung. Sie verlangt angemessene Vorsicht, Rückkopplung und Lernschleifen.</w:t>
       </w:r>
     </w:p>
     <w:p>
@@ -495,7 +472,7 @@
         <w:pStyle w:val="ListBullet"/>
       </w:pPr>
       <w:r>
-        <w:t>✅ Richtig: B — Viele Maßnahmen wirken in verschiedenen Feldern unterschiedlich.</w:t>
+        <w:t>✅ Richtig: B - Viele Maßnahmen wirken in verschiedenen Feldern unterschiedlich.</w:t>
       </w:r>
     </w:p>
     <w:p>
@@ -516,7 +493,7 @@
         <w:pStyle w:val="ListBullet"/>
       </w:pPr>
       <w:r>
-        <w:t>✅ Richtig: B — Transparenz über Unsicherheit erhöht die Qualität der Bewertung.</w:t>
+        <w:t>✅ Richtig: B - Transparenz über Unsicherheit erhöht die Qualität der Bewertung.</w:t>
       </w:r>
     </w:p>
     <w:p>
@@ -537,7 +514,7 @@
         <w:pStyle w:val="ListBullet"/>
       </w:pPr>
       <w:r>
-        <w:t>✅ Richtig: B — Eine Zahl braucht Profil, Begründung und Grenzen.</w:t>
+        <w:t>✅ Richtig: B - Eine Zahl braucht Profil, Begründung und Grenzen.</w:t>
       </w:r>
     </w:p>
     <w:p>
@@ -558,7 +535,7 @@
         <w:pStyle w:val="ListBullet"/>
       </w:pPr>
       <w:r>
-        <w:t>✅ Richtig: A — Zielkonflikte entstehen, wenn Verbesserungen in einem Feld Belastungen in einem anderen erzeugen.</w:t>
+        <w:t>✅ Richtig: A - Zielkonflikte entstehen, wenn Verbesserungen in einem Feld Belastungen in einem anderen erzeugen.</w:t>
       </w:r>
     </w:p>
     <w:p>
@@ -579,7 +556,7 @@
         <w:pStyle w:val="ListBullet"/>
       </w:pPr>
       <w:r>
-        <w:t>✅ Richtig: B — Nichtkompensation schützt vor Schönrechnung.</w:t>
+        <w:t>✅ Richtig: B - Nichtkompensation schützt vor Schönrechnung.</w:t>
       </w:r>
     </w:p>
     <w:p>
@@ -600,7 +577,7 @@
         <w:pStyle w:val="ListBullet"/>
       </w:pPr>
       <w:r>
-        <w:t>✅ Richtig: A — Lernende Steuerung arbeitet mit Unsicherheit, nicht gegen sie.</w:t>
+        <w:t>✅ Richtig: A - Lernende Steuerung arbeitet mit Unsicherheit, nicht gegen sie.</w:t>
       </w:r>
     </w:p>
     <w:p>
@@ -635,11 +612,6 @@
       </w:pPr>
       <w:r>
         <w:t>V1-Finalisierung: Vertiefung, Anwendung und Evidenz</w:t>
-      </w:r>
-    </w:p>
-    <w:p>
-      <w:r>
-        <w:t>Dieses Studienskript ist die fachlich finale Codex-V1-Fassung fuer den Akademie-Reader und die oeffentliche Bibliothek. Claude uebernimmt danach Satz, CI/CD, PDF/Reader-Freigabe und die abschliessende Lektoratsabnahme.</w:t>
       </w:r>
     </w:p>
     <w:p>
@@ -1207,11 +1179,6 @@
       </w:r>
     </w:p>
     <w:p>
-      <w:r>
-        <w:t>Diese Finalisierung schliesst die Codex-Inhaltsproduktion fuer V23. Offen bleibt nicht der fachliche Kern des Skripts, sondern der naechste Produktionsschritt: Claude setzt daraus die CI/CD-konforme Reader- und PDF-Fassung, prueft Satz, Umbrueche, Medienintegration und Lektorat und markiert erst danach die veroeffentlichte Fassung als freigegeben.</w:t>
-      </w:r>
-    </w:p>
-    <w:p>
       <w:pPr>
         <w:pStyle w:val="Heading2"/>
       </w:pPr>
@@ -1224,7 +1191,7 @@
         <w:pStyle w:val="ListBullet"/>
       </w:pPr>
       <w:r>
-        <w:t>assets/pdf/die-neue-ordnung-des-wohlstands.pdf – Messung, Bewertung, Rückkopplung</w:t>
+        <w:t>assets/pdf/die-neue-ordnung-des-wohlstands.pdf - Messung, Bewertung, Rückkopplung</w:t>
       </w:r>
     </w:p>
     <w:p>
@@ -1693,7 +1660,7 @@
         <w:pStyle w:val="ListBullet"/>
       </w:pPr>
       <w:r>
-        <w:t>✅ Richtig: B — Viele Maßnahmen wirken in verschiedenen Feldern unterschiedlich.</w:t>
+        <w:t>✅ Richtig: B - Viele Maßnahmen wirken in verschiedenen Feldern unterschiedlich.</w:t>
       </w:r>
     </w:p>
     <w:p>
@@ -1714,7 +1681,7 @@
         <w:pStyle w:val="ListBullet"/>
       </w:pPr>
       <w:r>
-        <w:t>✅ Richtig: B — Transparenz über Unsicherheit erhöht die Qualität der Bewertung.</w:t>
+        <w:t>✅ Richtig: B - Transparenz über Unsicherheit erhöht die Qualität der Bewertung.</w:t>
       </w:r>
     </w:p>
     <w:p>
@@ -1735,7 +1702,7 @@
         <w:pStyle w:val="ListBullet"/>
       </w:pPr>
       <w:r>
-        <w:t>✅ Richtig: B — Eine Zahl braucht Profil, Begründung und Grenzen.</w:t>
+        <w:t>✅ Richtig: B - Eine Zahl braucht Profil, Begründung und Grenzen.</w:t>
       </w:r>
     </w:p>
     <w:p>
@@ -1756,7 +1723,7 @@
         <w:pStyle w:val="ListBullet"/>
       </w:pPr>
       <w:r>
-        <w:t>✅ Richtig: A — Zielkonflikte entstehen, wenn Verbesserungen in einem Feld Belastungen in einem anderen erzeugen.</w:t>
+        <w:t>✅ Richtig: A - Zielkonflikte entstehen, wenn Verbesserungen in einem Feld Belastungen in einem anderen erzeugen.</w:t>
       </w:r>
     </w:p>
     <w:p>
@@ -1777,7 +1744,7 @@
         <w:pStyle w:val="ListBullet"/>
       </w:pPr>
       <w:r>
-        <w:t>✅ Richtig: B — Nichtkompensation schützt vor Schönrechnung.</w:t>
+        <w:t>✅ Richtig: B - Nichtkompensation schützt vor Schönrechnung.</w:t>
       </w:r>
     </w:p>
     <w:p>
@@ -1798,7 +1765,7 @@
         <w:pStyle w:val="ListBullet"/>
       </w:pPr>
       <w:r>
-        <w:t>✅ Richtig: A — Lernende Steuerung arbeitet mit Unsicherheit, nicht gegen sie.</w:t>
+        <w:t>✅ Richtig: A - Lernende Steuerung arbeitet mit Unsicherheit, nicht gegen sie.</w:t>
       </w:r>
     </w:p>
     <w:p>
@@ -2013,11 +1980,6 @@
       </w:pPr>
       <w:r>
         <w:t>7. Tiefenskript-Erweiterung Sprint 2</w:t>
-      </w:r>
-    </w:p>
-    <w:p>
-      <w:r>
-        <w:t>Status dieser Erweiterung: V1-finalisierte Codex-Erweiterung fuer Markdown-Master, Word-Rohfassung und Reader-Spiegel. Satz, Medienintegration, Lektorat und PDF-Freigabe bleiben der Claude-CI/CD-Lane vorbehalten.</w:t>
       </w:r>
     </w:p>
     <w:p>
@@ -3623,7 +3585,7 @@
         <w:pStyle w:val="ListBullet"/>
       </w:pPr>
       <w:r>
-        <w:t>woek-akademie-app/docs/lehrgaenge/woek-g-v23-unsicherheit-ambivalenz-transparente-bewertung.md — unmittelbarer Akademie-Quelltext dieser V1-Fassung.</w:t>
+        <w:t>woek-akademie-app/docs/lehrgaenge/woek-g-v23-unsicherheit-ambivalenz-transparente-bewertung.md - unmittelbarer Akademie-Quelltext dieser V1-Fassung.</w:t>
       </w:r>
     </w:p>
     <w:p>
@@ -3631,7 +3593,7 @@
         <w:pStyle w:val="ListBullet"/>
       </w:pPr>
       <w:r>
-        <w:t>assets/pdf/die-neue-ordnung-des-wohlstands.pdf und buch.html — aktuelles Grundlagenwerk.</w:t>
+        <w:t>assets/pdf/die-neue-ordnung-des-wohlstands.pdf und buch.html - aktuelles Grundlagenwerk.</w:t>
       </w:r>
     </w:p>
     <w:p>
@@ -3640,22 +3602,6 @@
       </w:pPr>
       <w:r>
         <w:t>Website-Korpus: Referenz, Wirkungsfelder, Werkzeuge, Glossar, Bibliothek und Journal.</w:t>
-      </w:r>
-    </w:p>
-    <w:p>
-      <w:pPr>
-        <w:pStyle w:val="ListBullet"/>
-      </w:pPr>
-      <w:r>
-        <w:t>docs/CODEX-HANDOFF-studienskripte.md — Produktionsstandard.</w:t>
-      </w:r>
-    </w:p>
-    <w:p>
-      <w:pPr>
-        <w:pStyle w:val="ListBullet"/>
-      </w:pPr>
-      <w:r>
-        <w:t>docs/CODEX-HANDOFF-pruefungen.md — geschützte Prüfungs- und Antwortlogik.</w:t>
       </w:r>
     </w:p>
     <w:p>
